--- a/docs/Relatorio_Sprint3_DevSecOps_RIVA.docx
+++ b/docs/Relatorio_Sprint3_DevSecOps_RIVA.docx
@@ -923,7 +923,7 @@
         </w:rPr>
         <w:t xml:space="preserve">Código-fonte do backend: </w:t>
       </w:r>
-      <w:hyperlink w:history="1" r:id="rIdpfa_mb2adpk5srksif8uz">
+      <w:hyperlink w:history="1" r:id="rIdp-scnyj_fwjyzgf9p4cad">
         <w:r>
           <w:rPr>
             <w:rStyle w:val="Hyperlink"/>
@@ -2370,7 +2370,7 @@
                 <w:sz w:val="18"/>
                 <w:szCs w:val="18"/>
               </w:rPr>
-              <w:t xml:space="preserve">Alerta + SARIF (entra na triagem; não bloqueia merge)</w:t>
+              <w:t xml:space="preserve">Relatório + SARIF (entra na triagem; não bloqueia merge)</w:t>
             </w:r>
           </w:p>
         </w:tc>
@@ -2426,7 +2426,7 @@
                 <w:sz w:val="18"/>
                 <w:szCs w:val="18"/>
               </w:rPr>
-              <w:t xml:space="preserve">OWASP Dependency-Check + Trivy fs</w:t>
+              <w:t xml:space="preserve">Trivy fs (CLI) + OWASP Dependency-Check</w:t>
             </w:r>
           </w:p>
         </w:tc>
@@ -2507,7 +2507,7 @@
                 <w:sz w:val="18"/>
                 <w:szCs w:val="18"/>
               </w:rPr>
-              <w:t xml:space="preserve">Dependency-Check com --failOnCVSS 7 (falha o job em CVE alta)</w:t>
+              <w:t xml:space="preserve">Relatório + SARIF (CRITICAL/HIGH); triagem humana</w:t>
             </w:r>
           </w:p>
         </w:tc>
@@ -2563,7 +2563,7 @@
                 <w:sz w:val="18"/>
                 <w:szCs w:val="18"/>
               </w:rPr>
-              <w:t xml:space="preserve">Trivy config + Trivy image</w:t>
+              <w:t xml:space="preserve">Trivy config + Trivy image (CLI)</w:t>
             </w:r>
           </w:p>
         </w:tc>
@@ -2644,7 +2644,7 @@
                 <w:sz w:val="18"/>
                 <w:szCs w:val="18"/>
               </w:rPr>
-              <w:t xml:space="preserve">Alerta + SARIF; revisão obrigatória em CRITICAL</w:t>
+              <w:t xml:space="preserve">Relatório + SARIF; revisão obrigatória em CRITICAL</w:t>
             </w:r>
           </w:p>
         </w:tc>
@@ -2700,7 +2700,7 @@
                 <w:sz w:val="18"/>
                 <w:szCs w:val="18"/>
               </w:rPr>
-              <w:t xml:space="preserve">actions/dependency-review-action</w:t>
+              <w:t xml:space="preserve">actions/dependency-review-action (warn-only)</w:t>
             </w:r>
           </w:p>
         </w:tc>
@@ -2781,7 +2781,7 @@
                 <w:sz w:val="18"/>
                 <w:szCs w:val="18"/>
               </w:rPr>
-              <w:t xml:space="preserve">Bloqueia PR em fail-on-severity: high</w:t>
+              <w:t xml:space="preserve">Comentário/resumo no PR (requer Dependency graph habilitado)</w:t>
             </w:r>
           </w:p>
         </w:tc>
@@ -2924,6 +2924,29 @@
         </w:tc>
       </w:tr>
     </w:tbl>
+    <w:p>
+      <w:pPr>
+        <w:spacing w:after="120" w:line="276"/>
+      </w:pPr>
+      <w:r>
+        <w:rPr>
+          <w:rFonts w:ascii="Calibri" w:cs="Calibri" w:eastAsia="Calibri" w:hAnsi="Calibri"/>
+          <w:b/>
+          <w:bCs/>
+          <w:sz w:val="22"/>
+          <w:szCs w:val="22"/>
+        </w:rPr>
+        <w:t xml:space="preserve">Modo de operação: </w:t>
+      </w:r>
+      <w:r>
+        <w:rPr>
+          <w:rFonts w:ascii="Calibri" w:cs="Calibri" w:eastAsia="Calibri" w:hAnsi="Calibri"/>
+          <w:sz w:val="22"/>
+          <w:szCs w:val="22"/>
+        </w:rPr>
+        <w:t xml:space="preserve">o Secret Scanning bloqueia (segredo no repositório é parada obrigatória). Os demais scanners rodam em modo informativo nesta entrega — publicam achados (artifacts + aba Security) e o gate é a revisão humana. Para virar gate automático, remover os continue-on-error / exit-code 0 dos jobs desejados e habilitar Dependency graph + Code scanning nas configurações do repositório.</w:t>
+      </w:r>
+    </w:p>
     <w:p>
       <w:pPr>
         <w:pStyle w:val="Heading2"/>
@@ -3158,7 +3181,7 @@
           <w:sz w:val="22"/>
           <w:szCs w:val="22"/>
         </w:rPr>
-        <w:t xml:space="preserve">print da aba Actions com os cinco jobs verdes; print da aba Security → Code scanning; print de um PR bloqueado pelo Dependency Review; screenshot dos artifacts (gitleaks-report, semgrep-report, sca-reports, trivy-reports).</w:t>
+        <w:t xml:space="preserve">print da aba Actions com os cinco jobs verdes; print da aba Security → Code scanning; print do resumo do Dependency Review no PR; screenshot dos artifacts (gitleaks-report, semgrep-report, sca-reports, trivy-reports) e de um relatorio Trivy (*.txt).</w:t>
       </w:r>
     </w:p>
     <w:p>
@@ -12327,7 +12350,7 @@
                 <w:sz w:val="18"/>
                 <w:szCs w:val="18"/>
               </w:rPr>
-              <w:t xml:space="preserve">Dependency Review bloqueia dependência vulnerável nova</w:t>
+              <w:t xml:space="preserve">Dependency Review comenta dependência vulnerável nova (warn-only)</w:t>
             </w:r>
           </w:p>
         </w:tc>
@@ -14471,7 +14494,7 @@
                 <w:sz w:val="18"/>
                 <w:szCs w:val="18"/>
               </w:rPr>
-              <w:t xml:space="preserve">PR bloqueia dependência vulnerável</w:t>
+              <w:t xml:space="preserve">PR sinaliza dependência vulnerável nova</w:t>
             </w:r>
           </w:p>
         </w:tc>
@@ -14525,7 +14548,7 @@
                 <w:sz w:val="18"/>
                 <w:szCs w:val="18"/>
               </w:rPr>
-              <w:t xml:space="preserve">job dependency-review</w:t>
+              <w:t xml:space="preserve">job dependency-review (warn-only)</w:t>
             </w:r>
           </w:p>
         </w:tc>

--- a/docs/Relatorio_Sprint3_DevSecOps_RIVA.docx
+++ b/docs/Relatorio_Sprint3_DevSecOps_RIVA.docx
@@ -923,7 +923,7 @@
         </w:rPr>
         <w:t xml:space="preserve">Código-fonte do backend: </w:t>
       </w:r>
-      <w:hyperlink w:history="1" r:id="rIdp-scnyj_fwjyzgf9p4cad">
+      <w:hyperlink w:history="1" r:id="rIdta3uzayd61o-wva9zinaa">
         <w:r>
           <w:rPr>
             <w:rStyle w:val="Hyperlink"/>
@@ -3181,7 +3181,7 @@
           <w:sz w:val="22"/>
           <w:szCs w:val="22"/>
         </w:rPr>
-        <w:t xml:space="preserve">print da aba Actions com os cinco jobs verdes; print da aba Security → Code scanning; print do resumo do Dependency Review no PR; screenshot dos artifacts (gitleaks-report, semgrep-report, sca-reports, trivy-reports) e de um relatorio Trivy (*.txt).</w:t>
+        <w:t xml:space="preserve">print da aba Actions com os jobs verdes (Secret Scan, SAST, SCA, IaC/Container); print da aba Security → Code scanning; screenshot dos artifacts (gitleaks-report, semgrep-report, sca-reports, trivy-reports) e de um relatorio Trivy (*.txt).</w:t>
       </w:r>
     </w:p>
     <w:p>

--- a/docs/Relatorio_Sprint3_DevSecOps_RIVA.docx
+++ b/docs/Relatorio_Sprint3_DevSecOps_RIVA.docx
@@ -923,7 +923,7 @@
         </w:rPr>
         <w:t xml:space="preserve">Código-fonte do backend: </w:t>
       </w:r>
-      <w:hyperlink w:history="1" r:id="rIdta3uzayd61o-wva9zinaa">
+      <w:hyperlink w:history="1" r:id="rIdhpvcxtuasv6tah0fi7ea1">
         <w:r>
           <w:rPr>
             <w:rStyle w:val="Hyperlink"/>
@@ -4366,7 +4366,1076 @@
           </w:p>
         </w:tc>
       </w:tr>
+      <w:tr>
+        <w:tc>
+          <w:tcPr>
+            <w:tcW w:type="dxa" w:w="1504"/>
+            <w:tcMar>
+              <w:top w:type="dxa" w:w="60"/>
+              <w:left w:type="dxa" w:w="80"/>
+              <w:bottom w:type="dxa" w:w="60"/>
+              <w:right w:type="dxa" w:w="80"/>
+            </w:tcMar>
+          </w:tcPr>
+          <w:p>
+            <w:pPr>
+              <w:spacing w:after="0" w:line="260"/>
+            </w:pPr>
+            <w:r>
+              <w:rPr>
+                <w:rFonts w:ascii="Calibri" w:cs="Calibri" w:eastAsia="Calibri" w:hAnsi="Calibri"/>
+                <w:b w:val="false"/>
+                <w:bCs w:val="false"/>
+                <w:color w:val="000000"/>
+                <w:sz w:val="18"/>
+                <w:szCs w:val="18"/>
+              </w:rPr>
+              <w:t xml:space="preserve">Atualização de dependências  [novo]</w:t>
+            </w:r>
+          </w:p>
+        </w:tc>
+        <w:tc>
+          <w:tcPr>
+            <w:tcW w:type="dxa" w:w="4012"/>
+            <w:tcMar>
+              <w:top w:type="dxa" w:w="60"/>
+              <w:left w:type="dxa" w:w="80"/>
+              <w:bottom w:type="dxa" w:w="60"/>
+              <w:right w:type="dxa" w:w="80"/>
+            </w:tcMar>
+          </w:tcPr>
+          <w:p>
+            <w:pPr>
+              <w:spacing w:after="0" w:line="260"/>
+            </w:pPr>
+            <w:r>
+              <w:rPr>
+                <w:rFonts w:ascii="Calibri" w:cs="Calibri" w:eastAsia="Calibri" w:hAnsi="Calibri"/>
+                <w:b w:val="false"/>
+                <w:bCs w:val="false"/>
+                <w:color w:val="000000"/>
+                <w:sz w:val="18"/>
+                <w:szCs w:val="18"/>
+              </w:rPr>
+              <w:t xml:space="preserve">Correção guiada pelo SCA — ver 2.4</w:t>
+            </w:r>
+          </w:p>
+        </w:tc>
+        <w:tc>
+          <w:tcPr>
+            <w:tcW w:type="dxa" w:w="2507"/>
+            <w:tcMar>
+              <w:top w:type="dxa" w:w="60"/>
+              <w:left w:type="dxa" w:w="80"/>
+              <w:bottom w:type="dxa" w:w="60"/>
+              <w:right w:type="dxa" w:w="80"/>
+            </w:tcMar>
+          </w:tcPr>
+          <w:p>
+            <w:pPr>
+              <w:spacing w:after="0" w:line="260"/>
+            </w:pPr>
+            <w:r>
+              <w:rPr>
+                <w:rFonts w:ascii="Calibri" w:cs="Calibri" w:eastAsia="Calibri" w:hAnsi="Calibri"/>
+                <w:b w:val="false"/>
+                <w:bCs w:val="false"/>
+                <w:color w:val="000000"/>
+                <w:sz w:val="18"/>
+                <w:szCs w:val="18"/>
+              </w:rPr>
+              <w:t xml:space="preserve">pom.xml</w:t>
+            </w:r>
+          </w:p>
+        </w:tc>
+        <w:tc>
+          <w:tcPr>
+            <w:tcW w:type="dxa" w:w="1003"/>
+            <w:tcMar>
+              <w:top w:type="dxa" w:w="60"/>
+              <w:left w:type="dxa" w:w="80"/>
+              <w:bottom w:type="dxa" w:w="60"/>
+              <w:right w:type="dxa" w:w="80"/>
+            </w:tcMar>
+          </w:tcPr>
+          <w:p>
+            <w:pPr>
+              <w:spacing w:after="0" w:line="260"/>
+            </w:pPr>
+            <w:r>
+              <w:rPr>
+                <w:rFonts w:ascii="Calibri" w:cs="Calibri" w:eastAsia="Calibri" w:hAnsi="Calibri"/>
+                <w:b w:val="false"/>
+                <w:bCs w:val="false"/>
+                <w:color w:val="000000"/>
+                <w:sz w:val="18"/>
+                <w:szCs w:val="18"/>
+              </w:rPr>
+              <w:t xml:space="preserve">esta sprint</w:t>
+            </w:r>
+          </w:p>
+        </w:tc>
+      </w:tr>
     </w:tbl>
+    <w:p>
+      <w:pPr>
+        <w:pStyle w:val="Heading3"/>
+        <w:spacing w:after="120" w:before="240"/>
+      </w:pPr>
+      <w:r>
+        <w:rPr>
+          <w:rFonts w:ascii="Calibri" w:cs="Calibri" w:eastAsia="Calibri" w:hAnsi="Calibri"/>
+          <w:b/>
+          <w:bCs/>
+          <w:color w:val="1F3864"/>
+          <w:sz w:val="24"/>
+          <w:szCs w:val="24"/>
+        </w:rPr>
+        <w:t xml:space="preserve">2.4 Correção guiada pelo SCA — atualização de dependências</w:t>
+      </w:r>
+    </w:p>
+    <w:p>
+      <w:pPr>
+        <w:spacing w:after="120" w:line="276"/>
+      </w:pPr>
+      <w:r>
+        <w:rPr>
+          <w:rFonts w:ascii="Calibri" w:cs="Calibri" w:eastAsia="Calibri" w:hAnsi="Calibri"/>
+          <w:sz w:val="22"/>
+          <w:szCs w:val="22"/>
+        </w:rPr>
+        <w:t xml:space="preserve">Na primeira execução do pipeline, a etapa de SCA (Trivy) reprovou o PR com ~30 CVEs HIGH/CRITICAL em dependências transitivas do Spring Boot 3.3.5 (Spring Framework, Spring Security, Tomcat embed, driver PostgreSQL, Spring Data Commons). Correção aplicada no pom.xml:</w:t>
+      </w:r>
+    </w:p>
+    <w:tbl>
+      <w:tblPr>
+        <w:tblW w:type="dxa" w:w="9026"/>
+        <w:tblBorders>
+          <w:top w:val="single" w:color="AAAAAA" w:sz="4"/>
+          <w:left w:val="single" w:color="AAAAAA" w:sz="4"/>
+          <w:bottom w:val="single" w:color="AAAAAA" w:sz="4"/>
+          <w:right w:val="single" w:color="AAAAAA" w:sz="4"/>
+          <w:insideH w:val="single" w:color="CCCCCC" w:sz="4"/>
+          <w:insideV w:val="single" w:color="CCCCCC" w:sz="4"/>
+        </w:tblBorders>
+      </w:tblPr>
+      <w:tblGrid>
+        <w:gridCol w:w="2515"/>
+        <w:gridCol w:w="1036"/>
+        <w:gridCol w:w="1036"/>
+        <w:gridCol w:w="4439"/>
+      </w:tblGrid>
+      <w:tr>
+        <w:trPr>
+          <w:tblHeader/>
+        </w:trPr>
+        <w:tc>
+          <w:tcPr>
+            <w:tcW w:type="dxa" w:w="2515"/>
+            <w:shd w:fill="1F3864" w:val="clear"/>
+            <w:tcMar>
+              <w:top w:type="dxa" w:w="60"/>
+              <w:left w:type="dxa" w:w="80"/>
+              <w:bottom w:type="dxa" w:w="60"/>
+              <w:right w:type="dxa" w:w="80"/>
+            </w:tcMar>
+          </w:tcPr>
+          <w:p>
+            <w:pPr>
+              <w:spacing w:after="0" w:line="260"/>
+            </w:pPr>
+            <w:r>
+              <w:rPr>
+                <w:rFonts w:ascii="Calibri" w:cs="Calibri" w:eastAsia="Calibri" w:hAnsi="Calibri"/>
+                <w:b/>
+                <w:bCs/>
+                <w:color w:val="FFFFFF"/>
+                <w:sz w:val="18"/>
+                <w:szCs w:val="18"/>
+              </w:rPr>
+              <w:t xml:space="preserve">Componente</w:t>
+            </w:r>
+          </w:p>
+        </w:tc>
+        <w:tc>
+          <w:tcPr>
+            <w:tcW w:type="dxa" w:w="1036"/>
+            <w:shd w:fill="1F3864" w:val="clear"/>
+            <w:tcMar>
+              <w:top w:type="dxa" w:w="60"/>
+              <w:left w:type="dxa" w:w="80"/>
+              <w:bottom w:type="dxa" w:w="60"/>
+              <w:right w:type="dxa" w:w="80"/>
+            </w:tcMar>
+          </w:tcPr>
+          <w:p>
+            <w:pPr>
+              <w:spacing w:after="0" w:line="260"/>
+            </w:pPr>
+            <w:r>
+              <w:rPr>
+                <w:rFonts w:ascii="Calibri" w:cs="Calibri" w:eastAsia="Calibri" w:hAnsi="Calibri"/>
+                <w:b/>
+                <w:bCs/>
+                <w:color w:val="FFFFFF"/>
+                <w:sz w:val="18"/>
+                <w:szCs w:val="18"/>
+              </w:rPr>
+              <w:t xml:space="preserve">Antes</w:t>
+            </w:r>
+          </w:p>
+        </w:tc>
+        <w:tc>
+          <w:tcPr>
+            <w:tcW w:type="dxa" w:w="1036"/>
+            <w:shd w:fill="1F3864" w:val="clear"/>
+            <w:tcMar>
+              <w:top w:type="dxa" w:w="60"/>
+              <w:left w:type="dxa" w:w="80"/>
+              <w:bottom w:type="dxa" w:w="60"/>
+              <w:right w:type="dxa" w:w="80"/>
+            </w:tcMar>
+          </w:tcPr>
+          <w:p>
+            <w:pPr>
+              <w:spacing w:after="0" w:line="260"/>
+            </w:pPr>
+            <w:r>
+              <w:rPr>
+                <w:rFonts w:ascii="Calibri" w:cs="Calibri" w:eastAsia="Calibri" w:hAnsi="Calibri"/>
+                <w:b/>
+                <w:bCs/>
+                <w:color w:val="FFFFFF"/>
+                <w:sz w:val="18"/>
+                <w:szCs w:val="18"/>
+              </w:rPr>
+              <w:t xml:space="preserve">Depois</w:t>
+            </w:r>
+          </w:p>
+        </w:tc>
+        <w:tc>
+          <w:tcPr>
+            <w:tcW w:type="dxa" w:w="4439"/>
+            <w:shd w:fill="1F3864" w:val="clear"/>
+            <w:tcMar>
+              <w:top w:type="dxa" w:w="60"/>
+              <w:left w:type="dxa" w:w="80"/>
+              <w:bottom w:type="dxa" w:w="60"/>
+              <w:right w:type="dxa" w:w="80"/>
+            </w:tcMar>
+          </w:tcPr>
+          <w:p>
+            <w:pPr>
+              <w:spacing w:after="0" w:line="260"/>
+            </w:pPr>
+            <w:r>
+              <w:rPr>
+                <w:rFonts w:ascii="Calibri" w:cs="Calibri" w:eastAsia="Calibri" w:hAnsi="Calibri"/>
+                <w:b/>
+                <w:bCs/>
+                <w:color w:val="FFFFFF"/>
+                <w:sz w:val="18"/>
+                <w:szCs w:val="18"/>
+              </w:rPr>
+              <w:t xml:space="preserve">CVEs resolvidas (exemplos)</w:t>
+            </w:r>
+          </w:p>
+        </w:tc>
+      </w:tr>
+      <w:tr>
+        <w:tc>
+          <w:tcPr>
+            <w:tcW w:type="dxa" w:w="2515"/>
+            <w:tcMar>
+              <w:top w:type="dxa" w:w="60"/>
+              <w:left w:type="dxa" w:w="80"/>
+              <w:bottom w:type="dxa" w:w="60"/>
+              <w:right w:type="dxa" w:w="80"/>
+            </w:tcMar>
+          </w:tcPr>
+          <w:p>
+            <w:pPr>
+              <w:spacing w:after="0" w:line="260"/>
+            </w:pPr>
+            <w:r>
+              <w:rPr>
+                <w:rFonts w:ascii="Calibri" w:cs="Calibri" w:eastAsia="Calibri" w:hAnsi="Calibri"/>
+                <w:b w:val="false"/>
+                <w:bCs w:val="false"/>
+                <w:color w:val="000000"/>
+                <w:sz w:val="18"/>
+                <w:szCs w:val="18"/>
+              </w:rPr>
+              <w:t xml:space="preserve">spring-boot-starter-parent</w:t>
+            </w:r>
+          </w:p>
+        </w:tc>
+        <w:tc>
+          <w:tcPr>
+            <w:tcW w:type="dxa" w:w="1036"/>
+            <w:tcMar>
+              <w:top w:type="dxa" w:w="60"/>
+              <w:left w:type="dxa" w:w="80"/>
+              <w:bottom w:type="dxa" w:w="60"/>
+              <w:right w:type="dxa" w:w="80"/>
+            </w:tcMar>
+          </w:tcPr>
+          <w:p>
+            <w:pPr>
+              <w:spacing w:after="0" w:line="260"/>
+            </w:pPr>
+            <w:r>
+              <w:rPr>
+                <w:rFonts w:ascii="Calibri" w:cs="Calibri" w:eastAsia="Calibri" w:hAnsi="Calibri"/>
+                <w:b w:val="false"/>
+                <w:bCs w:val="false"/>
+                <w:color w:val="000000"/>
+                <w:sz w:val="18"/>
+                <w:szCs w:val="18"/>
+              </w:rPr>
+              <w:t xml:space="preserve">3.3.5</w:t>
+            </w:r>
+          </w:p>
+        </w:tc>
+        <w:tc>
+          <w:tcPr>
+            <w:tcW w:type="dxa" w:w="1036"/>
+            <w:tcMar>
+              <w:top w:type="dxa" w:w="60"/>
+              <w:left w:type="dxa" w:w="80"/>
+              <w:bottom w:type="dxa" w:w="60"/>
+              <w:right w:type="dxa" w:w="80"/>
+            </w:tcMar>
+          </w:tcPr>
+          <w:p>
+            <w:pPr>
+              <w:spacing w:after="0" w:line="260"/>
+            </w:pPr>
+            <w:r>
+              <w:rPr>
+                <w:rFonts w:ascii="Calibri" w:cs="Calibri" w:eastAsia="Calibri" w:hAnsi="Calibri"/>
+                <w:b w:val="false"/>
+                <w:bCs w:val="false"/>
+                <w:color w:val="000000"/>
+                <w:sz w:val="18"/>
+                <w:szCs w:val="18"/>
+              </w:rPr>
+              <w:t xml:space="preserve">3.5.16</w:t>
+            </w:r>
+          </w:p>
+        </w:tc>
+        <w:tc>
+          <w:tcPr>
+            <w:tcW w:type="dxa" w:w="4439"/>
+            <w:tcMar>
+              <w:top w:type="dxa" w:w="60"/>
+              <w:left w:type="dxa" w:w="80"/>
+              <w:bottom w:type="dxa" w:w="60"/>
+              <w:right w:type="dxa" w:w="80"/>
+            </w:tcMar>
+          </w:tcPr>
+          <w:p>
+            <w:pPr>
+              <w:spacing w:after="0" w:line="260"/>
+            </w:pPr>
+            <w:r>
+              <w:rPr>
+                <w:rFonts w:ascii="Calibri" w:cs="Calibri" w:eastAsia="Calibri" w:hAnsi="Calibri"/>
+                <w:b w:val="false"/>
+                <w:bCs w:val="false"/>
+                <w:color w:val="000000"/>
+                <w:sz w:val="18"/>
+                <w:szCs w:val="18"/>
+              </w:rPr>
+              <w:t xml:space="preserve">CVE-2026-40973 (RCE via tmp dir), CVE-2025-22235</w:t>
+            </w:r>
+          </w:p>
+        </w:tc>
+      </w:tr>
+      <w:tr>
+        <w:tc>
+          <w:tcPr>
+            <w:tcW w:type="dxa" w:w="2515"/>
+            <w:tcMar>
+              <w:top w:type="dxa" w:w="60"/>
+              <w:left w:type="dxa" w:w="80"/>
+              <w:bottom w:type="dxa" w:w="60"/>
+              <w:right w:type="dxa" w:w="80"/>
+            </w:tcMar>
+          </w:tcPr>
+          <w:p>
+            <w:pPr>
+              <w:spacing w:after="0" w:line="260"/>
+            </w:pPr>
+            <w:r>
+              <w:rPr>
+                <w:rFonts w:ascii="Calibri" w:cs="Calibri" w:eastAsia="Calibri" w:hAnsi="Calibri"/>
+                <w:b w:val="false"/>
+                <w:bCs w:val="false"/>
+                <w:color w:val="000000"/>
+                <w:sz w:val="18"/>
+                <w:szCs w:val="18"/>
+              </w:rPr>
+              <w:t xml:space="preserve">spring-webmvc / expression / core (via BOM)</w:t>
+            </w:r>
+          </w:p>
+        </w:tc>
+        <w:tc>
+          <w:tcPr>
+            <w:tcW w:type="dxa" w:w="1036"/>
+            <w:tcMar>
+              <w:top w:type="dxa" w:w="60"/>
+              <w:left w:type="dxa" w:w="80"/>
+              <w:bottom w:type="dxa" w:w="60"/>
+              <w:right w:type="dxa" w:w="80"/>
+            </w:tcMar>
+          </w:tcPr>
+          <w:p>
+            <w:pPr>
+              <w:spacing w:after="0" w:line="260"/>
+            </w:pPr>
+            <w:r>
+              <w:rPr>
+                <w:rFonts w:ascii="Calibri" w:cs="Calibri" w:eastAsia="Calibri" w:hAnsi="Calibri"/>
+                <w:b w:val="false"/>
+                <w:bCs w:val="false"/>
+                <w:color w:val="000000"/>
+                <w:sz w:val="18"/>
+                <w:szCs w:val="18"/>
+              </w:rPr>
+              <w:t xml:space="preserve">6.1.14</w:t>
+            </w:r>
+          </w:p>
+        </w:tc>
+        <w:tc>
+          <w:tcPr>
+            <w:tcW w:type="dxa" w:w="1036"/>
+            <w:tcMar>
+              <w:top w:type="dxa" w:w="60"/>
+              <w:left w:type="dxa" w:w="80"/>
+              <w:bottom w:type="dxa" w:w="60"/>
+              <w:right w:type="dxa" w:w="80"/>
+            </w:tcMar>
+          </w:tcPr>
+          <w:p>
+            <w:pPr>
+              <w:spacing w:after="0" w:line="260"/>
+            </w:pPr>
+            <w:r>
+              <w:rPr>
+                <w:rFonts w:ascii="Calibri" w:cs="Calibri" w:eastAsia="Calibri" w:hAnsi="Calibri"/>
+                <w:b w:val="false"/>
+                <w:bCs w:val="false"/>
+                <w:color w:val="000000"/>
+                <w:sz w:val="18"/>
+                <w:szCs w:val="18"/>
+              </w:rPr>
+              <w:t xml:space="preserve">6.2.19</w:t>
+            </w:r>
+          </w:p>
+        </w:tc>
+        <w:tc>
+          <w:tcPr>
+            <w:tcW w:type="dxa" w:w="4439"/>
+            <w:tcMar>
+              <w:top w:type="dxa" w:w="60"/>
+              <w:left w:type="dxa" w:w="80"/>
+              <w:bottom w:type="dxa" w:w="60"/>
+              <w:right w:type="dxa" w:w="80"/>
+            </w:tcMar>
+          </w:tcPr>
+          <w:p>
+            <w:pPr>
+              <w:spacing w:after="0" w:line="260"/>
+            </w:pPr>
+            <w:r>
+              <w:rPr>
+                <w:rFonts w:ascii="Calibri" w:cs="Calibri" w:eastAsia="Calibri" w:hAnsi="Calibri"/>
+                <w:b w:val="false"/>
+                <w:bCs w:val="false"/>
+                <w:color w:val="000000"/>
+                <w:sz w:val="18"/>
+                <w:szCs w:val="18"/>
+              </w:rPr>
+              <w:t xml:space="preserve">CVE-2026-41845 (XSS), CVE-2026-41842/41850 (DoS), CVE-2025-41249</w:t>
+            </w:r>
+          </w:p>
+        </w:tc>
+      </w:tr>
+      <w:tr>
+        <w:tc>
+          <w:tcPr>
+            <w:tcW w:type="dxa" w:w="2515"/>
+            <w:tcMar>
+              <w:top w:type="dxa" w:w="60"/>
+              <w:left w:type="dxa" w:w="80"/>
+              <w:bottom w:type="dxa" w:w="60"/>
+              <w:right w:type="dxa" w:w="80"/>
+            </w:tcMar>
+          </w:tcPr>
+          <w:p>
+            <w:pPr>
+              <w:spacing w:after="0" w:line="260"/>
+            </w:pPr>
+            <w:r>
+              <w:rPr>
+                <w:rFonts w:ascii="Calibri" w:cs="Calibri" w:eastAsia="Calibri" w:hAnsi="Calibri"/>
+                <w:b w:val="false"/>
+                <w:bCs w:val="false"/>
+                <w:color w:val="000000"/>
+                <w:sz w:val="18"/>
+                <w:szCs w:val="18"/>
+              </w:rPr>
+              <w:t xml:space="preserve">spring-security-web / -crypto (via BOM)</w:t>
+            </w:r>
+          </w:p>
+        </w:tc>
+        <w:tc>
+          <w:tcPr>
+            <w:tcW w:type="dxa" w:w="1036"/>
+            <w:tcMar>
+              <w:top w:type="dxa" w:w="60"/>
+              <w:left w:type="dxa" w:w="80"/>
+              <w:bottom w:type="dxa" w:w="60"/>
+              <w:right w:type="dxa" w:w="80"/>
+            </w:tcMar>
+          </w:tcPr>
+          <w:p>
+            <w:pPr>
+              <w:spacing w:after="0" w:line="260"/>
+            </w:pPr>
+            <w:r>
+              <w:rPr>
+                <w:rFonts w:ascii="Calibri" w:cs="Calibri" w:eastAsia="Calibri" w:hAnsi="Calibri"/>
+                <w:b w:val="false"/>
+                <w:bCs w:val="false"/>
+                <w:color w:val="000000"/>
+                <w:sz w:val="18"/>
+                <w:szCs w:val="18"/>
+              </w:rPr>
+              <w:t xml:space="preserve">6.3.4</w:t>
+            </w:r>
+          </w:p>
+        </w:tc>
+        <w:tc>
+          <w:tcPr>
+            <w:tcW w:type="dxa" w:w="1036"/>
+            <w:tcMar>
+              <w:top w:type="dxa" w:w="60"/>
+              <w:left w:type="dxa" w:w="80"/>
+              <w:bottom w:type="dxa" w:w="60"/>
+              <w:right w:type="dxa" w:w="80"/>
+            </w:tcMar>
+          </w:tcPr>
+          <w:p>
+            <w:pPr>
+              <w:spacing w:after="0" w:line="260"/>
+            </w:pPr>
+            <w:r>
+              <w:rPr>
+                <w:rFonts w:ascii="Calibri" w:cs="Calibri" w:eastAsia="Calibri" w:hAnsi="Calibri"/>
+                <w:b w:val="false"/>
+                <w:bCs w:val="false"/>
+                <w:color w:val="000000"/>
+                <w:sz w:val="18"/>
+                <w:szCs w:val="18"/>
+              </w:rPr>
+              <w:t xml:space="preserve">6.5.11</w:t>
+            </w:r>
+          </w:p>
+        </w:tc>
+        <w:tc>
+          <w:tcPr>
+            <w:tcW w:type="dxa" w:w="4439"/>
+            <w:tcMar>
+              <w:top w:type="dxa" w:w="60"/>
+              <w:left w:type="dxa" w:w="80"/>
+              <w:bottom w:type="dxa" w:w="60"/>
+              <w:right w:type="dxa" w:w="80"/>
+            </w:tcMar>
+          </w:tcPr>
+          <w:p>
+            <w:pPr>
+              <w:spacing w:after="0" w:line="260"/>
+            </w:pPr>
+            <w:r>
+              <w:rPr>
+                <w:rFonts w:ascii="Calibri" w:cs="Calibri" w:eastAsia="Calibri" w:hAnsi="Calibri"/>
+                <w:b w:val="false"/>
+                <w:bCs w:val="false"/>
+                <w:color w:val="000000"/>
+                <w:sz w:val="18"/>
+                <w:szCs w:val="18"/>
+              </w:rPr>
+              <w:t xml:space="preserve">CVE-2026-22732 (CRITICAL — bypass de política de segurança), CVE-2025-22228</w:t>
+            </w:r>
+          </w:p>
+        </w:tc>
+      </w:tr>
+      <w:tr>
+        <w:tc>
+          <w:tcPr>
+            <w:tcW w:type="dxa" w:w="2515"/>
+            <w:tcMar>
+              <w:top w:type="dxa" w:w="60"/>
+              <w:left w:type="dxa" w:w="80"/>
+              <w:bottom w:type="dxa" w:w="60"/>
+              <w:right w:type="dxa" w:w="80"/>
+            </w:tcMar>
+          </w:tcPr>
+          <w:p>
+            <w:pPr>
+              <w:spacing w:after="0" w:line="260"/>
+            </w:pPr>
+            <w:r>
+              <w:rPr>
+                <w:rFonts w:ascii="Calibri" w:cs="Calibri" w:eastAsia="Calibri" w:hAnsi="Calibri"/>
+                <w:b w:val="false"/>
+                <w:bCs w:val="false"/>
+                <w:color w:val="000000"/>
+                <w:sz w:val="18"/>
+                <w:szCs w:val="18"/>
+              </w:rPr>
+              <w:t xml:space="preserve">spring-data-commons (via BOM)</w:t>
+            </w:r>
+          </w:p>
+        </w:tc>
+        <w:tc>
+          <w:tcPr>
+            <w:tcW w:type="dxa" w:w="1036"/>
+            <w:tcMar>
+              <w:top w:type="dxa" w:w="60"/>
+              <w:left w:type="dxa" w:w="80"/>
+              <w:bottom w:type="dxa" w:w="60"/>
+              <w:right w:type="dxa" w:w="80"/>
+            </w:tcMar>
+          </w:tcPr>
+          <w:p>
+            <w:pPr>
+              <w:spacing w:after="0" w:line="260"/>
+            </w:pPr>
+            <w:r>
+              <w:rPr>
+                <w:rFonts w:ascii="Calibri" w:cs="Calibri" w:eastAsia="Calibri" w:hAnsi="Calibri"/>
+                <w:b w:val="false"/>
+                <w:bCs w:val="false"/>
+                <w:color w:val="000000"/>
+                <w:sz w:val="18"/>
+                <w:szCs w:val="18"/>
+              </w:rPr>
+              <w:t xml:space="preserve">3.3.5</w:t>
+            </w:r>
+          </w:p>
+        </w:tc>
+        <w:tc>
+          <w:tcPr>
+            <w:tcW w:type="dxa" w:w="1036"/>
+            <w:tcMar>
+              <w:top w:type="dxa" w:w="60"/>
+              <w:left w:type="dxa" w:w="80"/>
+              <w:bottom w:type="dxa" w:w="60"/>
+              <w:right w:type="dxa" w:w="80"/>
+            </w:tcMar>
+          </w:tcPr>
+          <w:p>
+            <w:pPr>
+              <w:spacing w:after="0" w:line="260"/>
+            </w:pPr>
+            <w:r>
+              <w:rPr>
+                <w:rFonts w:ascii="Calibri" w:cs="Calibri" w:eastAsia="Calibri" w:hAnsi="Calibri"/>
+                <w:b w:val="false"/>
+                <w:bCs w:val="false"/>
+                <w:color w:val="000000"/>
+                <w:sz w:val="18"/>
+                <w:szCs w:val="18"/>
+              </w:rPr>
+              <w:t xml:space="preserve">3.5.13</w:t>
+            </w:r>
+          </w:p>
+        </w:tc>
+        <w:tc>
+          <w:tcPr>
+            <w:tcW w:type="dxa" w:w="4439"/>
+            <w:tcMar>
+              <w:top w:type="dxa" w:w="60"/>
+              <w:left w:type="dxa" w:w="80"/>
+              <w:bottom w:type="dxa" w:w="60"/>
+              <w:right w:type="dxa" w:w="80"/>
+            </w:tcMar>
+          </w:tcPr>
+          <w:p>
+            <w:pPr>
+              <w:spacing w:after="0" w:line="260"/>
+            </w:pPr>
+            <w:r>
+              <w:rPr>
+                <w:rFonts w:ascii="Calibri" w:cs="Calibri" w:eastAsia="Calibri" w:hAnsi="Calibri"/>
+                <w:b w:val="false"/>
+                <w:bCs w:val="false"/>
+                <w:color w:val="000000"/>
+                <w:sz w:val="18"/>
+                <w:szCs w:val="18"/>
+              </w:rPr>
+              <w:t xml:space="preserve">CVE-2026-41716 (DoS por exaustão de cache)</w:t>
+            </w:r>
+          </w:p>
+        </w:tc>
+      </w:tr>
+      <w:tr>
+        <w:tc>
+          <w:tcPr>
+            <w:tcW w:type="dxa" w:w="2515"/>
+            <w:tcMar>
+              <w:top w:type="dxa" w:w="60"/>
+              <w:left w:type="dxa" w:w="80"/>
+              <w:bottom w:type="dxa" w:w="60"/>
+              <w:right w:type="dxa" w:w="80"/>
+            </w:tcMar>
+          </w:tcPr>
+          <w:p>
+            <w:pPr>
+              <w:spacing w:after="0" w:line="260"/>
+            </w:pPr>
+            <w:r>
+              <w:rPr>
+                <w:rFonts w:ascii="Calibri" w:cs="Calibri" w:eastAsia="Calibri" w:hAnsi="Calibri"/>
+                <w:b w:val="false"/>
+                <w:bCs w:val="false"/>
+                <w:color w:val="000000"/>
+                <w:sz w:val="18"/>
+                <w:szCs w:val="18"/>
+              </w:rPr>
+              <w:t xml:space="preserve">tomcat-embed-core (tomcat.version)</w:t>
+            </w:r>
+          </w:p>
+        </w:tc>
+        <w:tc>
+          <w:tcPr>
+            <w:tcW w:type="dxa" w:w="1036"/>
+            <w:tcMar>
+              <w:top w:type="dxa" w:w="60"/>
+              <w:left w:type="dxa" w:w="80"/>
+              <w:bottom w:type="dxa" w:w="60"/>
+              <w:right w:type="dxa" w:w="80"/>
+            </w:tcMar>
+          </w:tcPr>
+          <w:p>
+            <w:pPr>
+              <w:spacing w:after="0" w:line="260"/>
+            </w:pPr>
+            <w:r>
+              <w:rPr>
+                <w:rFonts w:ascii="Calibri" w:cs="Calibri" w:eastAsia="Calibri" w:hAnsi="Calibri"/>
+                <w:b w:val="false"/>
+                <w:bCs w:val="false"/>
+                <w:color w:val="000000"/>
+                <w:sz w:val="18"/>
+                <w:szCs w:val="18"/>
+              </w:rPr>
+              <w:t xml:space="preserve">10.1.31</w:t>
+            </w:r>
+          </w:p>
+        </w:tc>
+        <w:tc>
+          <w:tcPr>
+            <w:tcW w:type="dxa" w:w="1036"/>
+            <w:tcMar>
+              <w:top w:type="dxa" w:w="60"/>
+              <w:left w:type="dxa" w:w="80"/>
+              <w:bottom w:type="dxa" w:w="60"/>
+              <w:right w:type="dxa" w:w="80"/>
+            </w:tcMar>
+          </w:tcPr>
+          <w:p>
+            <w:pPr>
+              <w:spacing w:after="0" w:line="260"/>
+            </w:pPr>
+            <w:r>
+              <w:rPr>
+                <w:rFonts w:ascii="Calibri" w:cs="Calibri" w:eastAsia="Calibri" w:hAnsi="Calibri"/>
+                <w:b w:val="false"/>
+                <w:bCs w:val="false"/>
+                <w:color w:val="000000"/>
+                <w:sz w:val="18"/>
+                <w:szCs w:val="18"/>
+              </w:rPr>
+              <w:t xml:space="preserve">10.1.59</w:t>
+            </w:r>
+          </w:p>
+        </w:tc>
+        <w:tc>
+          <w:tcPr>
+            <w:tcW w:type="dxa" w:w="4439"/>
+            <w:tcMar>
+              <w:top w:type="dxa" w:w="60"/>
+              <w:left w:type="dxa" w:w="80"/>
+              <w:bottom w:type="dxa" w:w="60"/>
+              <w:right w:type="dxa" w:w="80"/>
+            </w:tcMar>
+          </w:tcPr>
+          <w:p>
+            <w:pPr>
+              <w:spacing w:after="0" w:line="260"/>
+            </w:pPr>
+            <w:r>
+              <w:rPr>
+                <w:rFonts w:ascii="Calibri" w:cs="Calibri" w:eastAsia="Calibri" w:hAnsi="Calibri"/>
+                <w:b w:val="false"/>
+                <w:bCs w:val="false"/>
+                <w:color w:val="000000"/>
+                <w:sz w:val="18"/>
+                <w:szCs w:val="18"/>
+              </w:rPr>
+              <w:t xml:space="preserve">CVE-2024-50379 / CVE-2026-43515 / -65182 / -65905 / -68525 (CRITICAL), CVE-2025-55752 (dir traversal → RCE) e ~15 DoS/inf-disclosure</w:t>
+            </w:r>
+          </w:p>
+        </w:tc>
+      </w:tr>
+      <w:tr>
+        <w:tc>
+          <w:tcPr>
+            <w:tcW w:type="dxa" w:w="2515"/>
+            <w:tcMar>
+              <w:top w:type="dxa" w:w="60"/>
+              <w:left w:type="dxa" w:w="80"/>
+              <w:bottom w:type="dxa" w:w="60"/>
+              <w:right w:type="dxa" w:w="80"/>
+            </w:tcMar>
+          </w:tcPr>
+          <w:p>
+            <w:pPr>
+              <w:spacing w:after="0" w:line="260"/>
+            </w:pPr>
+            <w:r>
+              <w:rPr>
+                <w:rFonts w:ascii="Calibri" w:cs="Calibri" w:eastAsia="Calibri" w:hAnsi="Calibri"/>
+                <w:b w:val="false"/>
+                <w:bCs w:val="false"/>
+                <w:color w:val="000000"/>
+                <w:sz w:val="18"/>
+                <w:szCs w:val="18"/>
+              </w:rPr>
+              <w:t xml:space="preserve">postgresql (postgresql.version)</w:t>
+            </w:r>
+          </w:p>
+        </w:tc>
+        <w:tc>
+          <w:tcPr>
+            <w:tcW w:type="dxa" w:w="1036"/>
+            <w:tcMar>
+              <w:top w:type="dxa" w:w="60"/>
+              <w:left w:type="dxa" w:w="80"/>
+              <w:bottom w:type="dxa" w:w="60"/>
+              <w:right w:type="dxa" w:w="80"/>
+            </w:tcMar>
+          </w:tcPr>
+          <w:p>
+            <w:pPr>
+              <w:spacing w:after="0" w:line="260"/>
+            </w:pPr>
+            <w:r>
+              <w:rPr>
+                <w:rFonts w:ascii="Calibri" w:cs="Calibri" w:eastAsia="Calibri" w:hAnsi="Calibri"/>
+                <w:b w:val="false"/>
+                <w:bCs w:val="false"/>
+                <w:color w:val="000000"/>
+                <w:sz w:val="18"/>
+                <w:szCs w:val="18"/>
+              </w:rPr>
+              <w:t xml:space="preserve">42.7.4</w:t>
+            </w:r>
+          </w:p>
+        </w:tc>
+        <w:tc>
+          <w:tcPr>
+            <w:tcW w:type="dxa" w:w="1036"/>
+            <w:tcMar>
+              <w:top w:type="dxa" w:w="60"/>
+              <w:left w:type="dxa" w:w="80"/>
+              <w:bottom w:type="dxa" w:w="60"/>
+              <w:right w:type="dxa" w:w="80"/>
+            </w:tcMar>
+          </w:tcPr>
+          <w:p>
+            <w:pPr>
+              <w:spacing w:after="0" w:line="260"/>
+            </w:pPr>
+            <w:r>
+              <w:rPr>
+                <w:rFonts w:ascii="Calibri" w:cs="Calibri" w:eastAsia="Calibri" w:hAnsi="Calibri"/>
+                <w:b w:val="false"/>
+                <w:bCs w:val="false"/>
+                <w:color w:val="000000"/>
+                <w:sz w:val="18"/>
+                <w:szCs w:val="18"/>
+              </w:rPr>
+              <w:t xml:space="preserve">42.7.12</w:t>
+            </w:r>
+          </w:p>
+        </w:tc>
+        <w:tc>
+          <w:tcPr>
+            <w:tcW w:type="dxa" w:w="4439"/>
+            <w:tcMar>
+              <w:top w:type="dxa" w:w="60"/>
+              <w:left w:type="dxa" w:w="80"/>
+              <w:bottom w:type="dxa" w:w="60"/>
+              <w:right w:type="dxa" w:w="80"/>
+            </w:tcMar>
+          </w:tcPr>
+          <w:p>
+            <w:pPr>
+              <w:spacing w:after="0" w:line="260"/>
+            </w:pPr>
+            <w:r>
+              <w:rPr>
+                <w:rFonts w:ascii="Calibri" w:cs="Calibri" w:eastAsia="Calibri" w:hAnsi="Calibri"/>
+                <w:b w:val="false"/>
+                <w:bCs w:val="false"/>
+                <w:color w:val="000000"/>
+                <w:sz w:val="18"/>
+                <w:szCs w:val="18"/>
+              </w:rPr>
+              <w:t xml:space="preserve">CVE-2026-54291 (MITM via downgrade SCRAM), CVE-2025-49146, CVE-2026-42198</w:t>
+            </w:r>
+          </w:p>
+        </w:tc>
+      </w:tr>
+      <w:tr>
+        <w:tc>
+          <w:tcPr>
+            <w:tcW w:type="dxa" w:w="2515"/>
+            <w:tcMar>
+              <w:top w:type="dxa" w:w="60"/>
+              <w:left w:type="dxa" w:w="80"/>
+              <w:bottom w:type="dxa" w:w="60"/>
+              <w:right w:type="dxa" w:w="80"/>
+            </w:tcMar>
+          </w:tcPr>
+          <w:p>
+            <w:pPr>
+              <w:spacing w:after="0" w:line="260"/>
+            </w:pPr>
+            <w:r>
+              <w:rPr>
+                <w:rFonts w:ascii="Calibri" w:cs="Calibri" w:eastAsia="Calibri" w:hAnsi="Calibri"/>
+                <w:b w:val="false"/>
+                <w:bCs w:val="false"/>
+                <w:color w:val="000000"/>
+                <w:sz w:val="18"/>
+                <w:szCs w:val="18"/>
+              </w:rPr>
+              <w:t xml:space="preserve">springdoc-openapi-starter-webmvc-ui</w:t>
+            </w:r>
+          </w:p>
+        </w:tc>
+        <w:tc>
+          <w:tcPr>
+            <w:tcW w:type="dxa" w:w="1036"/>
+            <w:tcMar>
+              <w:top w:type="dxa" w:w="60"/>
+              <w:left w:type="dxa" w:w="80"/>
+              <w:bottom w:type="dxa" w:w="60"/>
+              <w:right w:type="dxa" w:w="80"/>
+            </w:tcMar>
+          </w:tcPr>
+          <w:p>
+            <w:pPr>
+              <w:spacing w:after="0" w:line="260"/>
+            </w:pPr>
+            <w:r>
+              <w:rPr>
+                <w:rFonts w:ascii="Calibri" w:cs="Calibri" w:eastAsia="Calibri" w:hAnsi="Calibri"/>
+                <w:b w:val="false"/>
+                <w:bCs w:val="false"/>
+                <w:color w:val="000000"/>
+                <w:sz w:val="18"/>
+                <w:szCs w:val="18"/>
+              </w:rPr>
+              <w:t xml:space="preserve">2.6.0</w:t>
+            </w:r>
+          </w:p>
+        </w:tc>
+        <w:tc>
+          <w:tcPr>
+            <w:tcW w:type="dxa" w:w="1036"/>
+            <w:tcMar>
+              <w:top w:type="dxa" w:w="60"/>
+              <w:left w:type="dxa" w:w="80"/>
+              <w:bottom w:type="dxa" w:w="60"/>
+              <w:right w:type="dxa" w:w="80"/>
+            </w:tcMar>
+          </w:tcPr>
+          <w:p>
+            <w:pPr>
+              <w:spacing w:after="0" w:line="260"/>
+            </w:pPr>
+            <w:r>
+              <w:rPr>
+                <w:rFonts w:ascii="Calibri" w:cs="Calibri" w:eastAsia="Calibri" w:hAnsi="Calibri"/>
+                <w:b w:val="false"/>
+                <w:bCs w:val="false"/>
+                <w:color w:val="000000"/>
+                <w:sz w:val="18"/>
+                <w:szCs w:val="18"/>
+              </w:rPr>
+              <w:t xml:space="preserve">2.8.9</w:t>
+            </w:r>
+          </w:p>
+        </w:tc>
+        <w:tc>
+          <w:tcPr>
+            <w:tcW w:type="dxa" w:w="4439"/>
+            <w:tcMar>
+              <w:top w:type="dxa" w:w="60"/>
+              <w:left w:type="dxa" w:w="80"/>
+              <w:bottom w:type="dxa" w:w="60"/>
+              <w:right w:type="dxa" w:w="80"/>
+            </w:tcMar>
+          </w:tcPr>
+          <w:p>
+            <w:pPr>
+              <w:spacing w:after="0" w:line="260"/>
+            </w:pPr>
+            <w:r>
+              <w:rPr>
+                <w:rFonts w:ascii="Calibri" w:cs="Calibri" w:eastAsia="Calibri" w:hAnsi="Calibri"/>
+                <w:b w:val="false"/>
+                <w:bCs w:val="false"/>
+                <w:color w:val="000000"/>
+                <w:sz w:val="18"/>
+                <w:szCs w:val="18"/>
+              </w:rPr>
+              <w:t xml:space="preserve">compatibilidade com Spring Boot 3.5</w:t>
+            </w:r>
+          </w:p>
+        </w:tc>
+      </w:tr>
+    </w:tbl>
+    <w:p>
+      <w:pPr>
+        <w:spacing w:after="120" w:line="276"/>
+      </w:pPr>
+      <w:r>
+        <w:rPr>
+          <w:rFonts w:ascii="Calibri" w:cs="Calibri" w:eastAsia="Calibri" w:hAnsi="Calibri"/>
+          <w:b/>
+          <w:bCs/>
+          <w:sz w:val="22"/>
+          <w:szCs w:val="22"/>
+        </w:rPr>
+        <w:t xml:space="preserve">Validação: </w:t>
+      </w:r>
+      <w:r>
+        <w:rPr>
+          <w:rFonts w:ascii="Calibri" w:cs="Calibri" w:eastAsia="Calibri" w:hAnsi="Calibri"/>
+          <w:sz w:val="22"/>
+          <w:szCs w:val="22"/>
+        </w:rPr>
+        <w:t xml:space="preserve">./mvnw clean test → 145/145 testes passando após o upgrade, sem mudança de código de aplicação. O overlay de versões de tomcat e postgresql fica em &lt;properties&gt; do pom.xml, comentado como override de segurança, para o caso de o BOM ainda não ter alcançado a versão corrigida.</w:t>
+      </w:r>
+    </w:p>
     <w:p>
       <w:pPr>
         <w:pStyle w:val="Heading3"/>
@@ -7096,7 +8165,7 @@
                 <w:sz w:val="18"/>
                 <w:szCs w:val="18"/>
               </w:rPr>
-              <w:t xml:space="preserve">—</w:t>
+              <w:t xml:space="preserve">Upgrade Spring Boot 3.3.5 → 3.5.16 + overrides (ver 2.4)</w:t>
             </w:r>
           </w:p>
         </w:tc>
@@ -7123,7 +8192,7 @@
                 <w:sz w:val="18"/>
                 <w:szCs w:val="18"/>
               </w:rPr>
-              <w:t xml:space="preserve">SCA (Dependency-Check + Trivy) + Dependabot</w:t>
+              <w:t xml:space="preserve">SCA (Trivy + Dependency-Check) + Dependabot</w:t>
             </w:r>
           </w:p>
         </w:tc>
@@ -7150,7 +8219,7 @@
                 <w:sz w:val="18"/>
                 <w:szCs w:val="18"/>
               </w:rPr>
-              <w:t xml:space="preserve">Contínuo</w:t>
+              <w:t xml:space="preserve">1º ciclo aplicado; contínuo</w:t>
             </w:r>
           </w:p>
         </w:tc>

--- a/docs/Relatorio_Sprint3_DevSecOps_RIVA.docx
+++ b/docs/Relatorio_Sprint3_DevSecOps_RIVA.docx
@@ -923,7 +923,7 @@
         </w:rPr>
         <w:t xml:space="preserve">Código-fonte do backend: </w:t>
       </w:r>
-      <w:hyperlink w:history="1" r:id="rIdhpvcxtuasv6tah0fi7ea1">
+      <w:hyperlink w:history="1" r:id="rId6lmgktzy91maenyu4k-sz">
         <w:r>
           <w:rPr>
             <w:rStyle w:val="Hyperlink"/>
@@ -3086,7 +3086,7 @@
           <w:sz w:val="22"/>
           <w:szCs w:val="22"/>
         </w:rPr>
-        <w:t xml:space="preserve">Gitleaks e Dependency Review barram o PR se houver segredo ou dependência vulnerável nova.</w:t>
+        <w:t xml:space="preserve">Gitleaks sinaliza segredos (bloqueia o job); Semgrep, SCA e Trivy publicam achados para triagem.</w:t>
       </w:r>
     </w:p>
     <w:p>
@@ -3104,7 +3104,25 @@
           <w:sz w:val="22"/>
           <w:szCs w:val="22"/>
         </w:rPr>
-        <w:t xml:space="preserve">Semgrep / SCA / Trivy publicam achados; o revisor tria (corrige agora / cria issue / risco aceito).</w:t>
+        <w:t xml:space="preserve">Dependency Review comenta dependências vulneráveis novas no PR (warn-only, dormente até habilitar Dependency graph).</w:t>
+      </w:r>
+    </w:p>
+    <w:p>
+      <w:pPr>
+        <w:pStyle w:val="ListParagraph"/>
+        <w:numPr>
+          <w:ilvl w:val="0"/>
+          <w:numId w:val="1"/>
+        </w:numPr>
+        <w:spacing w:after="60" w:line="276"/>
+      </w:pPr>
+      <w:r>
+        <w:rPr>
+          <w:rFonts w:ascii="Calibri" w:cs="Calibri" w:eastAsia="Calibri" w:hAnsi="Calibri"/>
+          <w:sz w:val="22"/>
+          <w:szCs w:val="22"/>
+        </w:rPr>
+        <w:t xml:space="preserve">O revisor tria os achados: corrige agora, cria issue de acompanhamento, ou registra risco aceito.</w:t>
       </w:r>
     </w:p>
     <w:p>
@@ -3186,6 +3204,213 @@
     </w:p>
     <w:p>
       <w:pPr>
+        <w:pBdr>
+          <w:top w:val="single" w:color="CCCCCC" w:sz="4"/>
+          <w:bottom w:val="single" w:color="CCCCCC" w:sz="4"/>
+          <w:left w:val="single" w:color="CCCCCC" w:sz="4"/>
+          <w:right w:val="single" w:color="CCCCCC" w:sz="4"/>
+        </w:pBdr>
+        <w:spacing w:after="40" w:before="120"/>
+        <w:jc w:val="center"/>
+      </w:pPr>
+      <w:r>
+        <w:drawing>
+          <wp:inline distT="0" distB="0" distL="0" distR="0">
+            <wp:extent cx="47625000" cy="28479750"/>
+            <wp:effectExtent t="0" r="0" b="0" l="0"/>
+            <wp:docPr id="1" name="" descr="" title=""/>
+            <wp:cNvGraphicFramePr>
+              <a:graphicFrameLocks xmlns:a="http://schemas.openxmlformats.org/drawingml/2006/main" noChangeAspect="1"/>
+            </wp:cNvGraphicFramePr>
+            <a:graphic xmlns:a="http://schemas.openxmlformats.org/drawingml/2006/main">
+              <a:graphicData uri="http://schemas.openxmlformats.org/drawingml/2006/picture">
+                <pic:pic xmlns:pic="http://schemas.openxmlformats.org/drawingml/2006/picture">
+                  <pic:nvPicPr>
+                    <pic:cNvPr id="0" name="" descr=""/>
+                    <pic:cNvPicPr>
+                      <a:picLocks noChangeAspect="1" noChangeArrowheads="1"/>
+                    </pic:cNvPicPr>
+                  </pic:nvPicPr>
+                  <pic:blipFill>
+                    <a:blip r:embed="rId8" cstate="none"/>
+                    <a:srcRect/>
+                    <a:stretch>
+                      <a:fillRect/>
+                    </a:stretch>
+                  </pic:blipFill>
+                  <pic:spPr bwMode="auto">
+                    <a:xfrm>
+                      <a:off x="0" y="0"/>
+                      <a:ext cx="47625000" cy="28479750"/>
+                    </a:xfrm>
+                    <a:prstGeom prst="rect">
+                      <a:avLst/>
+                    </a:prstGeom>
+                  </pic:spPr>
+                </pic:pic>
+              </a:graphicData>
+            </a:graphic>
+          </wp:inline>
+        </w:drawing>
+      </w:r>
+    </w:p>
+    <w:p>
+      <w:pPr>
+        <w:spacing w:after="200"/>
+        <w:jc w:val="center"/>
+      </w:pPr>
+      <w:r>
+        <w:rPr>
+          <w:rFonts w:ascii="Calibri" w:cs="Calibri" w:eastAsia="Calibri" w:hAnsi="Calibri"/>
+          <w:i/>
+          <w:iCs/>
+          <w:color w:val="595959"/>
+          <w:sz w:val="18"/>
+          <w:szCs w:val="18"/>
+        </w:rPr>
+        <w:t xml:space="preserve">Evidência — PR #24: todos os checks do pipeline de segurança passando (Secret Scanning, SAST, SCA, IaC &amp; Container Scan).</w:t>
+      </w:r>
+    </w:p>
+    <w:p>
+      <w:pPr>
+        <w:pBdr>
+          <w:top w:val="single" w:color="CCCCCC" w:sz="4"/>
+          <w:bottom w:val="single" w:color="CCCCCC" w:sz="4"/>
+          <w:left w:val="single" w:color="CCCCCC" w:sz="4"/>
+          <w:right w:val="single" w:color="CCCCCC" w:sz="4"/>
+        </w:pBdr>
+        <w:spacing w:after="40" w:before="120"/>
+        <w:jc w:val="center"/>
+      </w:pPr>
+      <w:r>
+        <w:drawing>
+          <wp:inline distT="0" distB="0" distL="0" distR="0">
+            <wp:extent cx="53340000" cy="34175700"/>
+            <wp:effectExtent t="0" r="0" b="0" l="0"/>
+            <wp:docPr id="1" name="" descr="" title=""/>
+            <wp:cNvGraphicFramePr>
+              <a:graphicFrameLocks xmlns:a="http://schemas.openxmlformats.org/drawingml/2006/main" noChangeAspect="1"/>
+            </wp:cNvGraphicFramePr>
+            <a:graphic xmlns:a="http://schemas.openxmlformats.org/drawingml/2006/main">
+              <a:graphicData uri="http://schemas.openxmlformats.org/drawingml/2006/picture">
+                <pic:pic xmlns:pic="http://schemas.openxmlformats.org/drawingml/2006/picture">
+                  <pic:nvPicPr>
+                    <pic:cNvPr id="0" name="" descr=""/>
+                    <pic:cNvPicPr>
+                      <a:picLocks noChangeAspect="1" noChangeArrowheads="1"/>
+                    </pic:cNvPicPr>
+                  </pic:nvPicPr>
+                  <pic:blipFill>
+                    <a:blip r:embed="rId9" cstate="none"/>
+                    <a:srcRect/>
+                    <a:stretch>
+                      <a:fillRect/>
+                    </a:stretch>
+                  </pic:blipFill>
+                  <pic:spPr bwMode="auto">
+                    <a:xfrm>
+                      <a:off x="0" y="0"/>
+                      <a:ext cx="53340000" cy="34175700"/>
+                    </a:xfrm>
+                    <a:prstGeom prst="rect">
+                      <a:avLst/>
+                    </a:prstGeom>
+                  </pic:spPr>
+                </pic:pic>
+              </a:graphicData>
+            </a:graphic>
+          </wp:inline>
+        </w:drawing>
+      </w:r>
+    </w:p>
+    <w:p>
+      <w:pPr>
+        <w:spacing w:after="200"/>
+        <w:jc w:val="center"/>
+      </w:pPr>
+      <w:r>
+        <w:rPr>
+          <w:rFonts w:ascii="Calibri" w:cs="Calibri" w:eastAsia="Calibri" w:hAnsi="Calibri"/>
+          <w:i/>
+          <w:iCs/>
+          <w:color w:val="595959"/>
+          <w:sz w:val="18"/>
+          <w:szCs w:val="18"/>
+        </w:rPr>
+        <w:t xml:space="preserve">Evidência — Code scanning do PR #24: 75 vulnerabilidades encontradas pelo Trivy (Tomcat, Spring Security, Spring Framework, Spring Data, Spring Boot), todas fechadas como corrigidas após o upgrade de dependências (§2.4).</w:t>
+      </w:r>
+    </w:p>
+    <w:p>
+      <w:pPr>
+        <w:pBdr>
+          <w:top w:val="single" w:color="CCCCCC" w:sz="4"/>
+          <w:bottom w:val="single" w:color="CCCCCC" w:sz="4"/>
+          <w:left w:val="single" w:color="CCCCCC" w:sz="4"/>
+          <w:right w:val="single" w:color="CCCCCC" w:sz="4"/>
+        </w:pBdr>
+        <w:spacing w:after="40" w:before="120"/>
+        <w:jc w:val="center"/>
+      </w:pPr>
+      <w:r>
+        <w:drawing>
+          <wp:inline distT="0" distB="0" distL="0" distR="0">
+            <wp:extent cx="53340000" cy="39357300"/>
+            <wp:effectExtent t="0" r="0" b="0" l="0"/>
+            <wp:docPr id="1" name="" descr="" title=""/>
+            <wp:cNvGraphicFramePr>
+              <a:graphicFrameLocks xmlns:a="http://schemas.openxmlformats.org/drawingml/2006/main" noChangeAspect="1"/>
+            </wp:cNvGraphicFramePr>
+            <a:graphic xmlns:a="http://schemas.openxmlformats.org/drawingml/2006/main">
+              <a:graphicData uri="http://schemas.openxmlformats.org/drawingml/2006/picture">
+                <pic:pic xmlns:pic="http://schemas.openxmlformats.org/drawingml/2006/picture">
+                  <pic:nvPicPr>
+                    <pic:cNvPr id="0" name="" descr=""/>
+                    <pic:cNvPicPr>
+                      <a:picLocks noChangeAspect="1" noChangeArrowheads="1"/>
+                    </pic:cNvPicPr>
+                  </pic:nvPicPr>
+                  <pic:blipFill>
+                    <a:blip r:embed="rId10" cstate="none"/>
+                    <a:srcRect/>
+                    <a:stretch>
+                      <a:fillRect/>
+                    </a:stretch>
+                  </pic:blipFill>
+                  <pic:spPr bwMode="auto">
+                    <a:xfrm>
+                      <a:off x="0" y="0"/>
+                      <a:ext cx="53340000" cy="39357300"/>
+                    </a:xfrm>
+                    <a:prstGeom prst="rect">
+                      <a:avLst/>
+                    </a:prstGeom>
+                  </pic:spPr>
+                </pic:pic>
+              </a:graphicData>
+            </a:graphic>
+          </wp:inline>
+        </w:drawing>
+      </w:r>
+    </w:p>
+    <w:p>
+      <w:pPr>
+        <w:spacing w:after="200"/>
+        <w:jc w:val="center"/>
+      </w:pPr>
+      <w:r>
+        <w:rPr>
+          <w:rFonts w:ascii="Calibri" w:cs="Calibri" w:eastAsia="Calibri" w:hAnsi="Calibri"/>
+          <w:i/>
+          <w:iCs/>
+          <w:color w:val="595959"/>
+          <w:sz w:val="18"/>
+          <w:szCs w:val="18"/>
+        </w:rPr>
+        <w:t xml:space="preserve">Continuação da lista de achados corrigidos.</w:t>
+      </w:r>
+    </w:p>
+    <w:p>
+      <w:pPr>
         <w:pStyle w:val="Heading1"/>
         <w:spacing w:after="120" w:before="360"/>
       </w:pPr>
@@ -5434,6 +5659,29 @@
           <w:szCs w:val="22"/>
         </w:rPr>
         <w:t xml:space="preserve">./mvnw clean test → 145/145 testes passando após o upgrade, sem mudança de código de aplicação. O overlay de versões de tomcat e postgresql fica em &lt;properties&gt; do pom.xml, comentado como override de segurança, para o caso de o BOM ainda não ter alcançado a versão corrigida.</w:t>
+      </w:r>
+    </w:p>
+    <w:p>
+      <w:pPr>
+        <w:spacing w:after="120" w:line="276"/>
+      </w:pPr>
+      <w:r>
+        <w:rPr>
+          <w:rFonts w:ascii="Calibri" w:cs="Calibri" w:eastAsia="Calibri" w:hAnsi="Calibri"/>
+          <w:b/>
+          <w:bCs/>
+          <w:sz w:val="22"/>
+          <w:szCs w:val="22"/>
+        </w:rPr>
+        <w:t xml:space="preserve">Evidência: </w:t>
+      </w:r>
+      <w:r>
+        <w:rPr>
+          <w:rFonts w:ascii="Calibri" w:cs="Calibri" w:eastAsia="Calibri" w:hAnsi="Calibri"/>
+          <w:sz w:val="22"/>
+          <w:szCs w:val="22"/>
+        </w:rPr>
+        <w:t xml:space="preserve">as 75 vulnerabilidades listadas no Code Scanning do PR #24, todas fechadas como “fixed” após este upgrade — ver os prints na seção 1.4.</w:t>
       </w:r>
     </w:p>
     <w:p>

--- a/docs/Relatorio_Sprint3_DevSecOps_RIVA.docx
+++ b/docs/Relatorio_Sprint3_DevSecOps_RIVA.docx
@@ -923,7 +923,7 @@
         </w:rPr>
         <w:t xml:space="preserve">Código-fonte do backend: </w:t>
       </w:r>
-      <w:hyperlink w:history="1" r:id="rId6lmgktzy91maenyu4k-sz">
+      <w:hyperlink w:history="1" r:id="rIdcb0zk4a_nqs08v3irc8j_">
         <w:r>
           <w:rPr>
             <w:rStyle w:val="Hyperlink"/>
@@ -955,6 +955,30 @@
         </w:rPr>
         <w:t xml:space="preserve">feature/sprint3-devsecops</w:t>
       </w:r>
+    </w:p>
+    <w:p>
+      <w:pPr>
+        <w:spacing w:after="120" w:line="276"/>
+      </w:pPr>
+      <w:r>
+        <w:rPr>
+          <w:rFonts w:ascii="Calibri" w:cs="Calibri" w:eastAsia="Calibri" w:hAnsi="Calibri"/>
+          <w:sz w:val="22"/>
+          <w:szCs w:val="22"/>
+        </w:rPr>
+        <w:t xml:space="preserve">Pull Request desta entrega (pipeline + evidências): </w:t>
+      </w:r>
+      <w:hyperlink w:history="1" r:id="rIdbzdyqs2ssrd9phtdr3ia2">
+        <w:r>
+          <w:rPr>
+            <w:rStyle w:val="Hyperlink"/>
+            <w:rFonts w:ascii="Calibri" w:cs="Calibri" w:eastAsia="Calibri" w:hAnsi="Calibri"/>
+            <w:sz w:val="22"/>
+            <w:szCs w:val="22"/>
+          </w:rPr>
+          <w:t xml:space="preserve">github.com/FORD-FIAP/rivaIA-backend/pull/24</w:t>
+        </w:r>
+      </w:hyperlink>
     </w:p>
     <w:p>
       <w:pPr>

--- a/docs/Relatorio_Sprint3_DevSecOps_RIVA.docx
+++ b/docs/Relatorio_Sprint3_DevSecOps_RIVA.docx
@@ -923,7 +923,7 @@
         </w:rPr>
         <w:t xml:space="preserve">Código-fonte do backend: </w:t>
       </w:r>
-      <w:hyperlink w:history="1" r:id="rIdcb0zk4a_nqs08v3irc8j_">
+      <w:hyperlink w:history="1" r:id="rIdczbq8sppabamtyv6aimky">
         <w:r>
           <w:rPr>
             <w:rStyle w:val="Hyperlink"/>
@@ -968,7 +968,7 @@
         </w:rPr>
         <w:t xml:space="preserve">Pull Request desta entrega (pipeline + evidências): </w:t>
       </w:r>
-      <w:hyperlink w:history="1" r:id="rIdbzdyqs2ssrd9phtdr3ia2">
+      <w:hyperlink w:history="1" r:id="rIdubutzyldej_8wwwa5fjbn">
         <w:r>
           <w:rPr>
             <w:rStyle w:val="Hyperlink"/>
@@ -21441,17 +21441,12 @@
           <w:sz w:val="26"/>
           <w:szCs w:val="26"/>
         </w:rPr>
-        <w:t xml:space="preserve">4.3 Evidências a anexar</w:t>
+        <w:t xml:space="preserve">4.3 Evidências coletadas</w:t>
       </w:r>
     </w:p>
     <w:p>
       <w:pPr>
-        <w:pStyle w:val="ListParagraph"/>
-        <w:numPr>
-          <w:ilvl w:val="0"/>
-          <w:numId w:val="1"/>
-        </w:numPr>
-        <w:spacing w:after="60" w:line="276"/>
+        <w:spacing w:after="120" w:line="276"/>
       </w:pPr>
       <w:r>
         <w:rPr>
@@ -21459,61 +21454,559 @@
           <w:sz w:val="22"/>
           <w:szCs w:val="22"/>
         </w:rPr>
-        <w:t xml:space="preserve">Screenshot do dashboard Grafana com dados (gerar carga: rodar a app no profile obs, fazer logins válidos e uma rajada de logins inválidos para acender o painel de brute force).</w:t>
+        <w:t xml:space="preserve">Stack de observabilidade executado localmente (Postgres + Prometheus + Alertmanager + Loki + Promtail + Grafana), com carga de teste gerada manualmente (logins inválidos e rajada de requisições) para validar a coleta de métricas e as regras de alerta ponta a ponta.</w:t>
       </w:r>
     </w:p>
     <w:p>
       <w:pPr>
-        <w:pStyle w:val="ListParagraph"/>
-        <w:numPr>
-          <w:ilvl w:val="0"/>
-          <w:numId w:val="1"/>
-        </w:numPr>
-        <w:spacing w:after="60" w:line="276"/>
+        <w:spacing w:after="120" w:line="276"/>
       </w:pPr>
+      <w:r>
+        <w:rPr>
+          <w:rFonts w:ascii="Calibri" w:cs="Calibri" w:eastAsia="Calibri" w:hAnsi="Calibri"/>
+          <w:b/>
+          <w:bCs/>
+          <w:sz w:val="22"/>
+          <w:szCs w:val="22"/>
+        </w:rPr>
+        <w:t xml:space="preserve">Infraestrutura no ar: </w:t>
+      </w:r>
       <w:r>
         <w:rPr>
           <w:rFonts w:ascii="Calibri" w:cs="Calibri" w:eastAsia="Calibri" w:hAnsi="Calibri"/>
           <w:sz w:val="22"/>
           <w:szCs w:val="22"/>
         </w:rPr>
-        <w:t xml:space="preserve">Trecho do logs/riva-backend.json mostrando um evento ERROR “Possível brute force detectado” com trace_id / client_ip (e confirmando ausência de senha/token).</w:t>
+        <w:t xml:space="preserve">docker compose up — todos os containers do stack (Prometheus, Grafana, Loki, Promtail, Alertmanager) e o Postgres de desenvolvimento saudáveis.</w:t>
       </w:r>
     </w:p>
     <w:p>
       <w:pPr>
-        <w:pStyle w:val="ListParagraph"/>
-        <w:numPr>
-          <w:ilvl w:val="0"/>
-          <w:numId w:val="1"/>
-        </w:numPr>
-        <w:spacing w:after="60" w:line="276"/>
+        <w:pBdr>
+          <w:top w:val="single" w:color="CCCCCC" w:sz="4"/>
+          <w:bottom w:val="single" w:color="CCCCCC" w:sz="4"/>
+          <w:left w:val="single" w:color="CCCCCC" w:sz="4"/>
+          <w:right w:val="single" w:color="CCCCCC" w:sz="4"/>
+        </w:pBdr>
+        <w:spacing w:after="40" w:before="120"/>
+        <w:jc w:val="center"/>
       </w:pPr>
+      <w:r>
+        <w:drawing>
+          <wp:inline distT="0" distB="0" distL="0" distR="0">
+            <wp:extent cx="57150000" cy="28860750"/>
+            <wp:effectExtent t="0" r="0" b="0" l="0"/>
+            <wp:docPr id="1" name="" descr="" title=""/>
+            <wp:cNvGraphicFramePr>
+              <a:graphicFrameLocks xmlns:a="http://schemas.openxmlformats.org/drawingml/2006/main" noChangeAspect="1"/>
+            </wp:cNvGraphicFramePr>
+            <a:graphic xmlns:a="http://schemas.openxmlformats.org/drawingml/2006/main">
+              <a:graphicData uri="http://schemas.openxmlformats.org/drawingml/2006/picture">
+                <pic:pic xmlns:pic="http://schemas.openxmlformats.org/drawingml/2006/picture">
+                  <pic:nvPicPr>
+                    <pic:cNvPr id="0" name="" descr=""/>
+                    <pic:cNvPicPr>
+                      <a:picLocks noChangeAspect="1" noChangeArrowheads="1"/>
+                    </pic:cNvPicPr>
+                  </pic:nvPicPr>
+                  <pic:blipFill>
+                    <a:blip r:embed="rId11" cstate="none"/>
+                    <a:srcRect/>
+                    <a:stretch>
+                      <a:fillRect/>
+                    </a:stretch>
+                  </pic:blipFill>
+                  <pic:spPr bwMode="auto">
+                    <a:xfrm>
+                      <a:off x="0" y="0"/>
+                      <a:ext cx="57150000" cy="28860750"/>
+                    </a:xfrm>
+                    <a:prstGeom prst="rect">
+                      <a:avLst/>
+                    </a:prstGeom>
+                  </pic:spPr>
+                </pic:pic>
+              </a:graphicData>
+            </a:graphic>
+          </wp:inline>
+        </w:drawing>
+      </w:r>
+    </w:p>
+    <w:p>
+      <w:pPr>
+        <w:spacing w:after="200"/>
+        <w:jc w:val="center"/>
+      </w:pPr>
+      <w:r>
+        <w:rPr>
+          <w:rFonts w:ascii="Calibri" w:cs="Calibri" w:eastAsia="Calibri" w:hAnsi="Calibri"/>
+          <w:i/>
+          <w:iCs/>
+          <w:color w:val="595959"/>
+          <w:sz w:val="18"/>
+          <w:szCs w:val="18"/>
+        </w:rPr>
+        <w:t xml:space="preserve">Evidência — containers do stack de observabilidade no ar (docker compose ps).</w:t>
+      </w:r>
+    </w:p>
+    <w:p>
+      <w:pPr>
+        <w:spacing w:after="120" w:line="276"/>
+      </w:pPr>
+      <w:r>
+        <w:rPr>
+          <w:rFonts w:ascii="Calibri" w:cs="Calibri" w:eastAsia="Calibri" w:hAnsi="Calibri"/>
+          <w:b/>
+          <w:bCs/>
+          <w:sz w:val="22"/>
+          <w:szCs w:val="22"/>
+        </w:rPr>
+        <w:t xml:space="preserve">Scrape do Actuator funcionando: </w:t>
+      </w:r>
       <w:r>
         <w:rPr>
           <w:rFonts w:ascii="Calibri" w:cs="Calibri" w:eastAsia="Calibri" w:hAnsi="Calibri"/>
           <w:sz w:val="22"/>
           <w:szCs w:val="22"/>
         </w:rPr>
-        <w:t xml:space="preserve">Screenshot do Prometheus → Alerts com uma regra em PENDING / FIRING durante o teste.</w:t>
+        <w:t xml:space="preserve">o alvo riva-backend passou de DOWN (porta 9090, incorreta em ambiente local) para UP na porta 8080, correção aplicada durante a validação.</w:t>
       </w:r>
     </w:p>
     <w:p>
       <w:pPr>
-        <w:pStyle w:val="ListParagraph"/>
-        <w:numPr>
-          <w:ilvl w:val="0"/>
-          <w:numId w:val="1"/>
-        </w:numPr>
-        <w:spacing w:after="60" w:line="276"/>
+        <w:pBdr>
+          <w:top w:val="single" w:color="CCCCCC" w:sz="4"/>
+          <w:bottom w:val="single" w:color="CCCCCC" w:sz="4"/>
+          <w:left w:val="single" w:color="CCCCCC" w:sz="4"/>
+          <w:right w:val="single" w:color="CCCCCC" w:sz="4"/>
+        </w:pBdr>
+        <w:spacing w:after="40" w:before="120"/>
+        <w:jc w:val="center"/>
       </w:pPr>
+      <w:r>
+        <w:drawing>
+          <wp:inline distT="0" distB="0" distL="0" distR="0">
+            <wp:extent cx="57150000" cy="28860750"/>
+            <wp:effectExtent t="0" r="0" b="0" l="0"/>
+            <wp:docPr id="1" name="" descr="" title=""/>
+            <wp:cNvGraphicFramePr>
+              <a:graphicFrameLocks xmlns:a="http://schemas.openxmlformats.org/drawingml/2006/main" noChangeAspect="1"/>
+            </wp:cNvGraphicFramePr>
+            <a:graphic xmlns:a="http://schemas.openxmlformats.org/drawingml/2006/main">
+              <a:graphicData uri="http://schemas.openxmlformats.org/drawingml/2006/picture">
+                <pic:pic xmlns:pic="http://schemas.openxmlformats.org/drawingml/2006/picture">
+                  <pic:nvPicPr>
+                    <pic:cNvPr id="0" name="" descr=""/>
+                    <pic:cNvPicPr>
+                      <a:picLocks noChangeAspect="1" noChangeArrowheads="1"/>
+                    </pic:cNvPicPr>
+                  </pic:nvPicPr>
+                  <pic:blipFill>
+                    <a:blip r:embed="rId12" cstate="none"/>
+                    <a:srcRect/>
+                    <a:stretch>
+                      <a:fillRect/>
+                    </a:stretch>
+                  </pic:blipFill>
+                  <pic:spPr bwMode="auto">
+                    <a:xfrm>
+                      <a:off x="0" y="0"/>
+                      <a:ext cx="57150000" cy="28860750"/>
+                    </a:xfrm>
+                    <a:prstGeom prst="rect">
+                      <a:avLst/>
+                    </a:prstGeom>
+                  </pic:spPr>
+                </pic:pic>
+              </a:graphicData>
+            </a:graphic>
+          </wp:inline>
+        </w:drawing>
+      </w:r>
+    </w:p>
+    <w:p>
+      <w:pPr>
+        <w:spacing w:after="200"/>
+        <w:jc w:val="center"/>
+      </w:pPr>
+      <w:r>
+        <w:rPr>
+          <w:rFonts w:ascii="Calibri" w:cs="Calibri" w:eastAsia="Calibri" w:hAnsi="Calibri"/>
+          <w:i/>
+          <w:iCs/>
+          <w:color w:val="595959"/>
+          <w:sz w:val="18"/>
+          <w:szCs w:val="18"/>
+        </w:rPr>
+        <w:t xml:space="preserve">Evidência — Prometheus coletando métricas reais do riva-backend (/actuator/prometheus).</w:t>
+      </w:r>
+    </w:p>
+    <w:p>
+      <w:pPr>
+        <w:spacing w:after="120" w:line="276"/>
+      </w:pPr>
+      <w:r>
+        <w:rPr>
+          <w:rFonts w:ascii="Calibri" w:cs="Calibri" w:eastAsia="Calibri" w:hAnsi="Calibri"/>
+          <w:b/>
+          <w:bCs/>
+          <w:sz w:val="22"/>
+          <w:szCs w:val="22"/>
+        </w:rPr>
+        <w:t xml:space="preserve">Dashboard Grafana com dados reais: </w:t>
+      </w:r>
       <w:r>
         <w:rPr>
           <w:rFonts w:ascii="Calibri" w:cs="Calibri" w:eastAsia="Calibri" w:hAnsi="Calibri"/>
           <w:sz w:val="22"/>
           <w:szCs w:val="22"/>
         </w:rPr>
-        <w:t xml:space="preserve">Print do docker compose ps do stack de observabilidade.</w:t>
+        <w:t xml:space="preserve">requisições/s, latência p99, uso de recursos (heap, CPU, threads) refletindo o tráfego gerado nos testes.</w:t>
+      </w:r>
+    </w:p>
+    <w:p>
+      <w:pPr>
+        <w:pBdr>
+          <w:top w:val="single" w:color="CCCCCC" w:sz="4"/>
+          <w:bottom w:val="single" w:color="CCCCCC" w:sz="4"/>
+          <w:left w:val="single" w:color="CCCCCC" w:sz="4"/>
+          <w:right w:val="single" w:color="CCCCCC" w:sz="4"/>
+        </w:pBdr>
+        <w:spacing w:after="40" w:before="120"/>
+        <w:jc w:val="center"/>
+      </w:pPr>
+      <w:r>
+        <w:drawing>
+          <wp:inline distT="0" distB="0" distL="0" distR="0">
+            <wp:extent cx="57150000" cy="28860750"/>
+            <wp:effectExtent t="0" r="0" b="0" l="0"/>
+            <wp:docPr id="1" name="" descr="" title=""/>
+            <wp:cNvGraphicFramePr>
+              <a:graphicFrameLocks xmlns:a="http://schemas.openxmlformats.org/drawingml/2006/main" noChangeAspect="1"/>
+            </wp:cNvGraphicFramePr>
+            <a:graphic xmlns:a="http://schemas.openxmlformats.org/drawingml/2006/main">
+              <a:graphicData uri="http://schemas.openxmlformats.org/drawingml/2006/picture">
+                <pic:pic xmlns:pic="http://schemas.openxmlformats.org/drawingml/2006/picture">
+                  <pic:nvPicPr>
+                    <pic:cNvPr id="0" name="" descr=""/>
+                    <pic:cNvPicPr>
+                      <a:picLocks noChangeAspect="1" noChangeArrowheads="1"/>
+                    </pic:cNvPicPr>
+                  </pic:nvPicPr>
+                  <pic:blipFill>
+                    <a:blip r:embed="rId13" cstate="none"/>
+                    <a:srcRect/>
+                    <a:stretch>
+                      <a:fillRect/>
+                    </a:stretch>
+                  </pic:blipFill>
+                  <pic:spPr bwMode="auto">
+                    <a:xfrm>
+                      <a:off x="0" y="0"/>
+                      <a:ext cx="57150000" cy="28860750"/>
+                    </a:xfrm>
+                    <a:prstGeom prst="rect">
+                      <a:avLst/>
+                    </a:prstGeom>
+                  </pic:spPr>
+                </pic:pic>
+              </a:graphicData>
+            </a:graphic>
+          </wp:inline>
+        </w:drawing>
+      </w:r>
+    </w:p>
+    <w:p>
+      <w:pPr>
+        <w:spacing w:after="200"/>
+        <w:jc w:val="center"/>
+      </w:pPr>
+      <w:r>
+        <w:rPr>
+          <w:rFonts w:ascii="Calibri" w:cs="Calibri" w:eastAsia="Calibri" w:hAnsi="Calibri"/>
+          <w:i/>
+          <w:iCs/>
+          <w:color w:val="595959"/>
+          <w:sz w:val="18"/>
+          <w:szCs w:val="18"/>
+        </w:rPr>
+        <w:t xml:space="preserve">Evidência — painel “Visão geral” do dashboard RIVA - Segurança &amp; Observabilidade, com métricas reais coletadas.</w:t>
+      </w:r>
+    </w:p>
+    <w:p>
+      <w:pPr>
+        <w:spacing w:after="120" w:line="276"/>
+      </w:pPr>
+      <w:r>
+        <w:rPr>
+          <w:rFonts w:ascii="Calibri" w:cs="Calibri" w:eastAsia="Calibri" w:hAnsi="Calibri"/>
+          <w:b/>
+          <w:bCs/>
+          <w:sz w:val="22"/>
+          <w:szCs w:val="22"/>
+        </w:rPr>
+        <w:t xml:space="preserve">Painel de segurança: </w:t>
+      </w:r>
+      <w:r>
+        <w:rPr>
+          <w:rFonts w:ascii="Calibri" w:cs="Calibri" w:eastAsia="Calibri" w:hAnsi="Calibri"/>
+          <w:sz w:val="22"/>
+          <w:szCs w:val="22"/>
+        </w:rPr>
+        <w:t xml:space="preserve">pico real registrado no gráfico “Rate limit 429/min” após a rajada de requisições de teste, confirmando que o RateLimitFilter e a métrica correspondente estão instrumentados corretamente.</w:t>
+      </w:r>
+    </w:p>
+    <w:p>
+      <w:pPr>
+        <w:pBdr>
+          <w:top w:val="single" w:color="CCCCCC" w:sz="4"/>
+          <w:bottom w:val="single" w:color="CCCCCC" w:sz="4"/>
+          <w:left w:val="single" w:color="CCCCCC" w:sz="4"/>
+          <w:right w:val="single" w:color="CCCCCC" w:sz="4"/>
+        </w:pBdr>
+        <w:spacing w:after="40" w:before="120"/>
+        <w:jc w:val="center"/>
+      </w:pPr>
+      <w:r>
+        <w:drawing>
+          <wp:inline distT="0" distB="0" distL="0" distR="0">
+            <wp:extent cx="57150000" cy="28860750"/>
+            <wp:effectExtent t="0" r="0" b="0" l="0"/>
+            <wp:docPr id="1" name="" descr="" title=""/>
+            <wp:cNvGraphicFramePr>
+              <a:graphicFrameLocks xmlns:a="http://schemas.openxmlformats.org/drawingml/2006/main" noChangeAspect="1"/>
+            </wp:cNvGraphicFramePr>
+            <a:graphic xmlns:a="http://schemas.openxmlformats.org/drawingml/2006/main">
+              <a:graphicData uri="http://schemas.openxmlformats.org/drawingml/2006/picture">
+                <pic:pic xmlns:pic="http://schemas.openxmlformats.org/drawingml/2006/picture">
+                  <pic:nvPicPr>
+                    <pic:cNvPr id="0" name="" descr=""/>
+                    <pic:cNvPicPr>
+                      <a:picLocks noChangeAspect="1" noChangeArrowheads="1"/>
+                    </pic:cNvPicPr>
+                  </pic:nvPicPr>
+                  <pic:blipFill>
+                    <a:blip r:embed="rId14" cstate="none"/>
+                    <a:srcRect/>
+                    <a:stretch>
+                      <a:fillRect/>
+                    </a:stretch>
+                  </pic:blipFill>
+                  <pic:spPr bwMode="auto">
+                    <a:xfrm>
+                      <a:off x="0" y="0"/>
+                      <a:ext cx="57150000" cy="28860750"/>
+                    </a:xfrm>
+                    <a:prstGeom prst="rect">
+                      <a:avLst/>
+                    </a:prstGeom>
+                  </pic:spPr>
+                </pic:pic>
+              </a:graphicData>
+            </a:graphic>
+          </wp:inline>
+        </w:drawing>
+      </w:r>
+    </w:p>
+    <w:p>
+      <w:pPr>
+        <w:spacing w:after="200"/>
+        <w:jc w:val="center"/>
+      </w:pPr>
+      <w:r>
+        <w:rPr>
+          <w:rFonts w:ascii="Calibri" w:cs="Calibri" w:eastAsia="Calibri" w:hAnsi="Calibri"/>
+          <w:i/>
+          <w:iCs/>
+          <w:color w:val="595959"/>
+          <w:sz w:val="18"/>
+          <w:szCs w:val="18"/>
+        </w:rPr>
+        <w:t xml:space="preserve">Evidência — painel “Segurança”: pico de respostas 429 (rate limit) capturado durante o teste de carga.</w:t>
+      </w:r>
+    </w:p>
+    <w:p>
+      <w:pPr>
+        <w:spacing w:after="120" w:line="276"/>
+      </w:pPr>
+      <w:r>
+        <w:rPr>
+          <w:rFonts w:ascii="Calibri" w:cs="Calibri" w:eastAsia="Calibri" w:hAnsi="Calibri"/>
+          <w:b/>
+          <w:bCs/>
+          <w:sz w:val="22"/>
+          <w:szCs w:val="22"/>
+        </w:rPr>
+        <w:t xml:space="preserve">Regras de alerta carregadas: </w:t>
+      </w:r>
+      <w:r>
+        <w:rPr>
+          <w:rFonts w:ascii="Calibri" w:cs="Calibri" w:eastAsia="Calibri" w:hAnsi="Calibri"/>
+          <w:sz w:val="22"/>
+          <w:szCs w:val="22"/>
+        </w:rPr>
+        <w:t xml:space="preserve">as 11 regras definidas em alert.rules.yml (disponibilidade, erros, performance e segurança) ativas e sendo avaliadas continuamente pelo Prometheus. Nenhuma em Firing no momento do print — a carga de teste (rajada de segundos) não sustentou a janela mínima ("for") exigida por essas regras, o que é o comportamento esperado e correto de um alerta bem calibrado contra ruído.</w:t>
+      </w:r>
+    </w:p>
+    <w:p>
+      <w:pPr>
+        <w:pBdr>
+          <w:top w:val="single" w:color="CCCCCC" w:sz="4"/>
+          <w:bottom w:val="single" w:color="CCCCCC" w:sz="4"/>
+          <w:left w:val="single" w:color="CCCCCC" w:sz="4"/>
+          <w:right w:val="single" w:color="CCCCCC" w:sz="4"/>
+        </w:pBdr>
+        <w:spacing w:after="40" w:before="120"/>
+        <w:jc w:val="center"/>
+      </w:pPr>
+      <w:r>
+        <w:drawing>
+          <wp:inline distT="0" distB="0" distL="0" distR="0">
+            <wp:extent cx="57150000" cy="28860750"/>
+            <wp:effectExtent t="0" r="0" b="0" l="0"/>
+            <wp:docPr id="1" name="" descr="" title=""/>
+            <wp:cNvGraphicFramePr>
+              <a:graphicFrameLocks xmlns:a="http://schemas.openxmlformats.org/drawingml/2006/main" noChangeAspect="1"/>
+            </wp:cNvGraphicFramePr>
+            <a:graphic xmlns:a="http://schemas.openxmlformats.org/drawingml/2006/main">
+              <a:graphicData uri="http://schemas.openxmlformats.org/drawingml/2006/picture">
+                <pic:pic xmlns:pic="http://schemas.openxmlformats.org/drawingml/2006/picture">
+                  <pic:nvPicPr>
+                    <pic:cNvPr id="0" name="" descr=""/>
+                    <pic:cNvPicPr>
+                      <a:picLocks noChangeAspect="1" noChangeArrowheads="1"/>
+                    </pic:cNvPicPr>
+                  </pic:nvPicPr>
+                  <pic:blipFill>
+                    <a:blip r:embed="rId15" cstate="none"/>
+                    <a:srcRect/>
+                    <a:stretch>
+                      <a:fillRect/>
+                    </a:stretch>
+                  </pic:blipFill>
+                  <pic:spPr bwMode="auto">
+                    <a:xfrm>
+                      <a:off x="0" y="0"/>
+                      <a:ext cx="57150000" cy="28860750"/>
+                    </a:xfrm>
+                    <a:prstGeom prst="rect">
+                      <a:avLst/>
+                    </a:prstGeom>
+                  </pic:spPr>
+                </pic:pic>
+              </a:graphicData>
+            </a:graphic>
+          </wp:inline>
+        </w:drawing>
+      </w:r>
+    </w:p>
+    <w:p>
+      <w:pPr>
+        <w:spacing w:after="200"/>
+        <w:jc w:val="center"/>
+      </w:pPr>
+      <w:r>
+        <w:rPr>
+          <w:rFonts w:ascii="Calibri" w:cs="Calibri" w:eastAsia="Calibri" w:hAnsi="Calibri"/>
+          <w:i/>
+          <w:iCs/>
+          <w:color w:val="595959"/>
+          <w:sz w:val="18"/>
+          <w:szCs w:val="18"/>
+        </w:rPr>
+        <w:t xml:space="preserve">Evidência — as 11 regras de alerta carregadas no Prometheus (Alerts), todas avaliadas e Inactive no momento do teste.</w:t>
+      </w:r>
+    </w:p>
+    <w:p>
+      <w:pPr>
+        <w:spacing w:after="120" w:line="276"/>
+      </w:pPr>
+      <w:r>
+        <w:rPr>
+          <w:rFonts w:ascii="Calibri" w:cs="Calibri" w:eastAsia="Calibri" w:hAnsi="Calibri"/>
+          <w:b/>
+          <w:bCs/>
+          <w:sz w:val="22"/>
+          <w:szCs w:val="22"/>
+        </w:rPr>
+        <w:t xml:space="preserve">Exemplo de log estruturado (JSON): </w:t>
+      </w:r>
+      <w:r>
+        <w:rPr>
+          <w:rFonts w:ascii="Calibri" w:cs="Calibri" w:eastAsia="Calibri" w:hAnsi="Calibri"/>
+          <w:sz w:val="22"/>
+          <w:szCs w:val="22"/>
+        </w:rPr>
+        <w:t xml:space="preserve">saída real da aplicação durante o teste de rate limit, evidenciando o formato JSON, o trace_id de correlação e a ausência de dados sensíveis (senha/token) no log.</w:t>
+      </w:r>
+    </w:p>
+    <w:p>
+      <w:pPr>
+        <w:pBdr>
+          <w:top w:val="single" w:color="CCCCCC" w:sz="4"/>
+          <w:bottom w:val="single" w:color="CCCCCC" w:sz="4"/>
+          <w:left w:val="single" w:color="CCCCCC" w:sz="4"/>
+          <w:right w:val="single" w:color="CCCCCC" w:sz="4"/>
+        </w:pBdr>
+        <w:spacing w:after="40" w:before="120"/>
+        <w:jc w:val="center"/>
+      </w:pPr>
+      <w:r>
+        <w:drawing>
+          <wp:inline distT="0" distB="0" distL="0" distR="0">
+            <wp:extent cx="57150000" cy="28860750"/>
+            <wp:effectExtent t="0" r="0" b="0" l="0"/>
+            <wp:docPr id="1" name="" descr="" title=""/>
+            <wp:cNvGraphicFramePr>
+              <a:graphicFrameLocks xmlns:a="http://schemas.openxmlformats.org/drawingml/2006/main" noChangeAspect="1"/>
+            </wp:cNvGraphicFramePr>
+            <a:graphic xmlns:a="http://schemas.openxmlformats.org/drawingml/2006/main">
+              <a:graphicData uri="http://schemas.openxmlformats.org/drawingml/2006/picture">
+                <pic:pic xmlns:pic="http://schemas.openxmlformats.org/drawingml/2006/picture">
+                  <pic:nvPicPr>
+                    <pic:cNvPr id="0" name="" descr=""/>
+                    <pic:cNvPicPr>
+                      <a:picLocks noChangeAspect="1" noChangeArrowheads="1"/>
+                    </pic:cNvPicPr>
+                  </pic:nvPicPr>
+                  <pic:blipFill>
+                    <a:blip r:embed="rId16" cstate="none"/>
+                    <a:srcRect/>
+                    <a:stretch>
+                      <a:fillRect/>
+                    </a:stretch>
+                  </pic:blipFill>
+                  <pic:spPr bwMode="auto">
+                    <a:xfrm>
+                      <a:off x="0" y="0"/>
+                      <a:ext cx="57150000" cy="28860750"/>
+                    </a:xfrm>
+                    <a:prstGeom prst="rect">
+                      <a:avLst/>
+                    </a:prstGeom>
+                  </pic:spPr>
+                </pic:pic>
+              </a:graphicData>
+            </a:graphic>
+          </wp:inline>
+        </w:drawing>
+      </w:r>
+    </w:p>
+    <w:p>
+      <w:pPr>
+        <w:spacing w:after="200"/>
+        <w:jc w:val="center"/>
+      </w:pPr>
+      <w:r>
+        <w:rPr>
+          <w:rFonts w:ascii="Calibri" w:cs="Calibri" w:eastAsia="Calibri" w:hAnsi="Calibri"/>
+          <w:i/>
+          <w:iCs/>
+          <w:color w:val="595959"/>
+          <w:sz w:val="18"/>
+          <w:szCs w:val="18"/>
+        </w:rPr>
+        <w:t xml:space="preserve">Evidência — log JSON estruturado do RateLimitFilter (nível WARN) durante a rajada de teste.</w:t>
       </w:r>
     </w:p>
     <w:p>

--- a/docs/Relatorio_Sprint3_DevSecOps_RIVA.docx
+++ b/docs/Relatorio_Sprint3_DevSecOps_RIVA.docx
@@ -494,6 +494,7 @@
         <w:pStyle w:val="Heading1"/>
         <w:spacing w:after="120" w:before="360"/>
       </w:pPr>
+      <w:bookmarkStart w:name="bm_identificacao" w:id="100"/>
       <w:r>
         <w:rPr>
           <w:rFonts w:ascii="Calibri" w:cs="Calibri" w:eastAsia="Calibri" w:hAnsi="Calibri"/>
@@ -505,12 +506,14 @@
         </w:rPr>
         <w:t xml:space="preserve">Identificação</w:t>
       </w:r>
+      <w:bookmarkEnd w:id="100"/>
     </w:p>
     <w:p>
       <w:pPr>
         <w:pStyle w:val="Heading2"/>
         <w:spacing w:after="120" w:before="240"/>
       </w:pPr>
+      <w:bookmarkStart w:name="bm_integrantes_do_grupo" w:id="101"/>
       <w:r>
         <w:rPr>
           <w:rFonts w:ascii="Calibri" w:cs="Calibri" w:eastAsia="Calibri" w:hAnsi="Calibri"/>
@@ -522,6 +525,7 @@
         </w:rPr>
         <w:t xml:space="preserve">Integrantes do grupo</w:t>
       </w:r>
+      <w:bookmarkEnd w:id="101"/>
     </w:p>
     <w:tbl>
       <w:tblPr>
@@ -899,6 +903,7 @@
         <w:pStyle w:val="Heading2"/>
         <w:spacing w:after="120" w:before="240"/>
       </w:pPr>
+      <w:bookmarkStart w:name="bm_repositorio" w:id="102"/>
       <w:r>
         <w:rPr>
           <w:rFonts w:ascii="Calibri" w:cs="Calibri" w:eastAsia="Calibri" w:hAnsi="Calibri"/>
@@ -910,6 +915,7 @@
         </w:rPr>
         <w:t xml:space="preserve">Repositório</w:t>
       </w:r>
+      <w:bookmarkEnd w:id="102"/>
     </w:p>
     <w:p>
       <w:pPr>
@@ -923,7 +929,7 @@
         </w:rPr>
         <w:t xml:space="preserve">Código-fonte do backend: </w:t>
       </w:r>
-      <w:hyperlink w:history="1" r:id="rIdczbq8sppabamtyv6aimky">
+      <w:hyperlink w:history="1" r:id="rIdz7_izkdvwogjy92ogwoj3">
         <w:r>
           <w:rPr>
             <w:rStyle w:val="Hyperlink"/>
@@ -968,7 +974,7 @@
         </w:rPr>
         <w:t xml:space="preserve">Pull Request desta entrega (pipeline + evidências): </w:t>
       </w:r>
-      <w:hyperlink w:history="1" r:id="rIdubutzyldej_8wwwa5fjbn">
+      <w:hyperlink w:history="1" r:id="rIdxgu7lsqxsemwy37sindxe">
         <w:r>
           <w:rPr>
             <w:rStyle w:val="Hyperlink"/>
@@ -998,6 +1004,7 @@
         <w:pStyle w:val="Heading2"/>
         <w:spacing w:after="120" w:before="240"/>
       </w:pPr>
+      <w:bookmarkStart w:name="bm_sumario" w:id="103"/>
       <w:r>
         <w:rPr>
           <w:rFonts w:ascii="Calibri" w:cs="Calibri" w:eastAsia="Calibri" w:hAnsi="Calibri"/>
@@ -1009,26 +1016,483 @@
         </w:rPr>
         <w:t xml:space="preserve">Sumário</w:t>
       </w:r>
+      <w:bookmarkEnd w:id="103"/>
     </w:p>
-    <w:sdt>
-      <w:sdtPr>
-        <w:alias w:val="Sumário"/>
-      </w:sdtPr>
-      <w:sdtContent>
-        <w:p>
-          <w:r>
-            <w:fldChar w:fldCharType="begin" w:dirty="true"/>
-            <w:instrText xml:space="preserve">TOC \h \o "1-2"</w:instrText>
-            <w:fldChar w:fldCharType="separate"/>
-          </w:r>
-        </w:p>
-        <w:p>
-          <w:r>
-            <w:fldChar w:fldCharType="end"/>
-          </w:r>
-        </w:p>
-      </w:sdtContent>
-    </w:sdt>
+    <w:p>
+      <w:pPr>
+        <w:spacing w:after="80"/>
+        <w:ind w:left="0"/>
+      </w:pPr>
+      <w:hyperlink w:history="1" w:anchor="bm_identificacao">
+        <w:r>
+          <w:rPr>
+            <w:rStyle w:val="Hyperlink"/>
+            <w:rFonts w:ascii="Calibri" w:cs="Calibri" w:eastAsia="Calibri" w:hAnsi="Calibri"/>
+            <w:b/>
+            <w:bCs/>
+            <w:sz w:val="22"/>
+            <w:szCs w:val="22"/>
+          </w:rPr>
+          <w:t xml:space="preserve">Identificação</w:t>
+        </w:r>
+      </w:hyperlink>
+    </w:p>
+    <w:p>
+      <w:pPr>
+        <w:spacing w:after="40"/>
+        <w:ind w:left="360"/>
+      </w:pPr>
+      <w:hyperlink w:history="1" w:anchor="bm_integrantes_do_grupo">
+        <w:r>
+          <w:rPr>
+            <w:rStyle w:val="Hyperlink"/>
+            <w:rFonts w:ascii="Calibri" w:cs="Calibri" w:eastAsia="Calibri" w:hAnsi="Calibri"/>
+            <w:b w:val="false"/>
+            <w:bCs w:val="false"/>
+            <w:sz w:val="20"/>
+            <w:szCs w:val="20"/>
+          </w:rPr>
+          <w:t xml:space="preserve">Integrantes do grupo</w:t>
+        </w:r>
+      </w:hyperlink>
+    </w:p>
+    <w:p>
+      <w:pPr>
+        <w:spacing w:after="40"/>
+        <w:ind w:left="360"/>
+      </w:pPr>
+      <w:hyperlink w:history="1" w:anchor="bm_repositorio">
+        <w:r>
+          <w:rPr>
+            <w:rStyle w:val="Hyperlink"/>
+            <w:rFonts w:ascii="Calibri" w:cs="Calibri" w:eastAsia="Calibri" w:hAnsi="Calibri"/>
+            <w:b w:val="false"/>
+            <w:bCs w:val="false"/>
+            <w:sz w:val="20"/>
+            <w:szCs w:val="20"/>
+          </w:rPr>
+          <w:t xml:space="preserve">Repositório</w:t>
+        </w:r>
+      </w:hyperlink>
+    </w:p>
+    <w:p>
+      <w:pPr>
+        <w:spacing w:after="80"/>
+        <w:ind w:left="0"/>
+      </w:pPr>
+      <w:hyperlink w:history="1" w:anchor="bm_contexto_evolucao_das_sprints_anteri">
+        <w:r>
+          <w:rPr>
+            <w:rStyle w:val="Hyperlink"/>
+            <w:rFonts w:ascii="Calibri" w:cs="Calibri" w:eastAsia="Calibri" w:hAnsi="Calibri"/>
+            <w:b/>
+            <w:bCs/>
+            <w:sz w:val="22"/>
+            <w:szCs w:val="22"/>
+          </w:rPr>
+          <w:t xml:space="preserve">Contexto — evolução das sprints anteriores</w:t>
+        </w:r>
+      </w:hyperlink>
+    </w:p>
+    <w:p>
+      <w:pPr>
+        <w:spacing w:after="80"/>
+        <w:ind w:left="0"/>
+      </w:pPr>
+      <w:hyperlink w:history="1" w:anchor="bm_atividade_1_pipeline_devsecops_integ">
+        <w:r>
+          <w:rPr>
+            <w:rStyle w:val="Hyperlink"/>
+            <w:rFonts w:ascii="Calibri" w:cs="Calibri" w:eastAsia="Calibri" w:hAnsi="Calibri"/>
+            <w:b/>
+            <w:bCs/>
+            <w:sz w:val="22"/>
+            <w:szCs w:val="22"/>
+          </w:rPr>
+          <w:t xml:space="preserve">Atividade 1 — Pipeline DevSecOps Integrado (Peso 3,0)</w:t>
+        </w:r>
+      </w:hyperlink>
+    </w:p>
+    <w:p>
+      <w:pPr>
+        <w:spacing w:after="40"/>
+        <w:ind w:left="360"/>
+      </w:pPr>
+      <w:hyperlink w:history="1" w:anchor="bm_1_1_desenho_do_pipeline">
+        <w:r>
+          <w:rPr>
+            <w:rStyle w:val="Hyperlink"/>
+            <w:rFonts w:ascii="Calibri" w:cs="Calibri" w:eastAsia="Calibri" w:hAnsi="Calibri"/>
+            <w:b w:val="false"/>
+            <w:bCs w:val="false"/>
+            <w:sz w:val="20"/>
+            <w:szCs w:val="20"/>
+          </w:rPr>
+          <w:t xml:space="preserve">1.1 Desenho do pipeline</w:t>
+        </w:r>
+      </w:hyperlink>
+    </w:p>
+    <w:p>
+      <w:pPr>
+        <w:spacing w:after="40"/>
+        <w:ind w:left="360"/>
+      </w:pPr>
+      <w:hyperlink w:history="1" w:anchor="bm_1_2_etapas_e_o_risco_que_cada_uma_re">
+        <w:r>
+          <w:rPr>
+            <w:rStyle w:val="Hyperlink"/>
+            <w:rFonts w:ascii="Calibri" w:cs="Calibri" w:eastAsia="Calibri" w:hAnsi="Calibri"/>
+            <w:b w:val="false"/>
+            <w:bCs w:val="false"/>
+            <w:sz w:val="20"/>
+            <w:szCs w:val="20"/>
+          </w:rPr>
+          <w:t xml:space="preserve">1.2 Etapas e o risco que cada uma reduz</w:t>
+        </w:r>
+      </w:hyperlink>
+    </w:p>
+    <w:p>
+      <w:pPr>
+        <w:spacing w:after="40"/>
+        <w:ind w:left="360"/>
+      </w:pPr>
+      <w:hyperlink w:history="1" w:anchor="bm_1_3_gatilhos_saidas_e_integracao">
+        <w:r>
+          <w:rPr>
+            <w:rStyle w:val="Hyperlink"/>
+            <w:rFonts w:ascii="Calibri" w:cs="Calibri" w:eastAsia="Calibri" w:hAnsi="Calibri"/>
+            <w:b w:val="false"/>
+            <w:bCs w:val="false"/>
+            <w:sz w:val="20"/>
+            <w:szCs w:val="20"/>
+          </w:rPr>
+          <w:t xml:space="preserve">1.3 Gatilhos, saídas e integração</w:t>
+        </w:r>
+      </w:hyperlink>
+    </w:p>
+    <w:p>
+      <w:pPr>
+        <w:spacing w:after="40"/>
+        <w:ind w:left="360"/>
+      </w:pPr>
+      <w:hyperlink w:history="1" w:anchor="bm_1_4_como_seria_executado_no_projeto_">
+        <w:r>
+          <w:rPr>
+            <w:rStyle w:val="Hyperlink"/>
+            <w:rFonts w:ascii="Calibri" w:cs="Calibri" w:eastAsia="Calibri" w:hAnsi="Calibri"/>
+            <w:b w:val="false"/>
+            <w:bCs w:val="false"/>
+            <w:sz w:val="20"/>
+            <w:szCs w:val="20"/>
+          </w:rPr>
+          <w:t xml:space="preserve">1.4 Como seria executado no projeto Ford</w:t>
+        </w:r>
+      </w:hyperlink>
+    </w:p>
+    <w:p>
+      <w:pPr>
+        <w:spacing w:after="80"/>
+        <w:ind w:left="0"/>
+      </w:pPr>
+      <w:hyperlink w:history="1" w:anchor="bm_atividade_2_seguranca_em_codigo_e_in">
+        <w:r>
+          <w:rPr>
+            <w:rStyle w:val="Hyperlink"/>
+            <w:rFonts w:ascii="Calibri" w:cs="Calibri" w:eastAsia="Calibri" w:hAnsi="Calibri"/>
+            <w:b/>
+            <w:bCs/>
+            <w:sz w:val="22"/>
+            <w:szCs w:val="22"/>
+          </w:rPr>
+          <w:t xml:space="preserve">Atividade 2 — Segurança em Código e Infraestrutura (Peso 2,5)</w:t>
+        </w:r>
+      </w:hyperlink>
+    </w:p>
+    <w:p>
+      <w:pPr>
+        <w:spacing w:after="40"/>
+        <w:ind w:left="360"/>
+      </w:pPr>
+      <w:hyperlink w:history="1" w:anchor="bm_2_1_seguranca_no_codigo_o_que_ja_exi">
+        <w:r>
+          <w:rPr>
+            <w:rStyle w:val="Hyperlink"/>
+            <w:rFonts w:ascii="Calibri" w:cs="Calibri" w:eastAsia="Calibri" w:hAnsi="Calibri"/>
+            <w:b w:val="false"/>
+            <w:bCs w:val="false"/>
+            <w:sz w:val="20"/>
+            <w:szCs w:val="20"/>
+          </w:rPr>
+          <w:t xml:space="preserve">2.1 Segurança no código — o que já existe e o que foi reforçado nesta sprint</w:t>
+        </w:r>
+      </w:hyperlink>
+    </w:p>
+    <w:p>
+      <w:pPr>
+        <w:spacing w:after="40"/>
+        <w:ind w:left="360"/>
+      </w:pPr>
+      <w:hyperlink w:history="1" w:anchor="bm_2_2_seguranca_mqtt_tls_para_iot_desi">
+        <w:r>
+          <w:rPr>
+            <w:rStyle w:val="Hyperlink"/>
+            <w:rFonts w:ascii="Calibri" w:cs="Calibri" w:eastAsia="Calibri" w:hAnsi="Calibri"/>
+            <w:b w:val="false"/>
+            <w:bCs w:val="false"/>
+            <w:sz w:val="20"/>
+            <w:szCs w:val="20"/>
+          </w:rPr>
+          <w:t xml:space="preserve">2.2 Segurança MQTT/TLS para IoT — design de referência</w:t>
+        </w:r>
+      </w:hyperlink>
+    </w:p>
+    <w:p>
+      <w:pPr>
+        <w:spacing w:after="40"/>
+        <w:ind w:left="360"/>
+      </w:pPr>
+      <w:hyperlink w:history="1" w:anchor="bm_2_3_iac_security">
+        <w:r>
+          <w:rPr>
+            <w:rStyle w:val="Hyperlink"/>
+            <w:rFonts w:ascii="Calibri" w:cs="Calibri" w:eastAsia="Calibri" w:hAnsi="Calibri"/>
+            <w:b w:val="false"/>
+            <w:bCs w:val="false"/>
+            <w:sz w:val="20"/>
+            <w:szCs w:val="20"/>
+          </w:rPr>
+          <w:t xml:space="preserve">2.3 IaC Security</w:t>
+        </w:r>
+      </w:hyperlink>
+    </w:p>
+    <w:p>
+      <w:pPr>
+        <w:spacing w:after="80"/>
+        <w:ind w:left="0"/>
+      </w:pPr>
+      <w:hyperlink w:history="1" w:anchor="bm_atividade_3_compliance_riscos_e_segu">
+        <w:r>
+          <w:rPr>
+            <w:rStyle w:val="Hyperlink"/>
+            <w:rFonts w:ascii="Calibri" w:cs="Calibri" w:eastAsia="Calibri" w:hAnsi="Calibri"/>
+            <w:b/>
+            <w:bCs/>
+            <w:sz w:val="22"/>
+            <w:szCs w:val="22"/>
+          </w:rPr>
+          <w:t xml:space="preserve">Atividade 3 — Compliance, Riscos e Segurança Contínua (Peso 2,5)</w:t>
+        </w:r>
+      </w:hyperlink>
+    </w:p>
+    <w:p>
+      <w:pPr>
+        <w:spacing w:after="40"/>
+        <w:ind w:left="360"/>
+      </w:pPr>
+      <w:hyperlink w:history="1" w:anchor="bm_3_1_revisao_final_de_riscos_stride_d">
+        <w:r>
+          <w:rPr>
+            <w:rStyle w:val="Hyperlink"/>
+            <w:rFonts w:ascii="Calibri" w:cs="Calibri" w:eastAsia="Calibri" w:hAnsi="Calibri"/>
+            <w:b w:val="false"/>
+            <w:bCs w:val="false"/>
+            <w:sz w:val="20"/>
+            <w:szCs w:val="20"/>
+          </w:rPr>
+          <w:t xml:space="preserve">3.1 Revisão final de riscos — STRIDE + DevSecOps</w:t>
+        </w:r>
+      </w:hyperlink>
+    </w:p>
+    <w:p>
+      <w:pPr>
+        <w:spacing w:after="40"/>
+        <w:ind w:left="360"/>
+      </w:pPr>
+      <w:hyperlink w:history="1" w:anchor="bm_3_2_mapeamento_com_normas_e_boas_pra">
+        <w:r>
+          <w:rPr>
+            <w:rStyle w:val="Hyperlink"/>
+            <w:rFonts w:ascii="Calibri" w:cs="Calibri" w:eastAsia="Calibri" w:hAnsi="Calibri"/>
+            <w:b w:val="false"/>
+            <w:bCs w:val="false"/>
+            <w:sz w:val="20"/>
+            <w:szCs w:val="20"/>
+          </w:rPr>
+          <w:t xml:space="preserve">3.2 Mapeamento com normas e boas práticas</w:t>
+        </w:r>
+      </w:hyperlink>
+    </w:p>
+    <w:p>
+      <w:pPr>
+        <w:spacing w:after="40"/>
+        <w:ind w:left="360"/>
+      </w:pPr>
+      <w:hyperlink w:history="1" w:anchor="bm_3_3_plano_de_seguranca_continua">
+        <w:r>
+          <w:rPr>
+            <w:rStyle w:val="Hyperlink"/>
+            <w:rFonts w:ascii="Calibri" w:cs="Calibri" w:eastAsia="Calibri" w:hAnsi="Calibri"/>
+            <w:b w:val="false"/>
+            <w:bCs w:val="false"/>
+            <w:sz w:val="20"/>
+            <w:szCs w:val="20"/>
+          </w:rPr>
+          <w:t xml:space="preserve">3.3 Plano de segurança contínua</w:t>
+        </w:r>
+      </w:hyperlink>
+    </w:p>
+    <w:p>
+      <w:pPr>
+        <w:spacing w:after="40"/>
+        <w:ind w:left="360"/>
+      </w:pPr>
+      <w:hyperlink w:history="1" w:anchor="bm_3_4_checklist_de_conformidade_consol">
+        <w:r>
+          <w:rPr>
+            <w:rStyle w:val="Hyperlink"/>
+            <w:rFonts w:ascii="Calibri" w:cs="Calibri" w:eastAsia="Calibri" w:hAnsi="Calibri"/>
+            <w:b w:val="false"/>
+            <w:bCs w:val="false"/>
+            <w:sz w:val="20"/>
+            <w:szCs w:val="20"/>
+          </w:rPr>
+          <w:t xml:space="preserve">3.4 Checklist de conformidade consolidado</w:t>
+        </w:r>
+      </w:hyperlink>
+    </w:p>
+    <w:p>
+      <w:pPr>
+        <w:spacing w:after="80"/>
+        <w:ind w:left="0"/>
+      </w:pPr>
+      <w:hyperlink w:history="1" w:anchor="bm_atividade_4_observabilidade_monitora">
+        <w:r>
+          <w:rPr>
+            <w:rStyle w:val="Hyperlink"/>
+            <w:rFonts w:ascii="Calibri" w:cs="Calibri" w:eastAsia="Calibri" w:hAnsi="Calibri"/>
+            <w:b/>
+            <w:bCs/>
+            <w:sz w:val="22"/>
+            <w:szCs w:val="22"/>
+          </w:rPr>
+          <w:t xml:space="preserve">Atividade 4 — Observabilidade, Monitoramento e Resposta (Peso 2,0)</w:t>
+        </w:r>
+      </w:hyperlink>
+    </w:p>
+    <w:p>
+      <w:pPr>
+        <w:spacing w:after="40"/>
+        <w:ind w:left="360"/>
+      </w:pPr>
+      <w:hyperlink w:history="1" w:anchor="bm_4_1_plano_de_monitoramento">
+        <w:r>
+          <w:rPr>
+            <w:rStyle w:val="Hyperlink"/>
+            <w:rFonts w:ascii="Calibri" w:cs="Calibri" w:eastAsia="Calibri" w:hAnsi="Calibri"/>
+            <w:b w:val="false"/>
+            <w:bCs w:val="false"/>
+            <w:sz w:val="20"/>
+            <w:szCs w:val="20"/>
+          </w:rPr>
+          <w:t xml:space="preserve">4.1 Plano de monitoramento</w:t>
+        </w:r>
+      </w:hyperlink>
+    </w:p>
+    <w:p>
+      <w:pPr>
+        <w:spacing w:after="40"/>
+        <w:ind w:left="360"/>
+      </w:pPr>
+      <w:hyperlink w:history="1" w:anchor="bm_4_2_plano_de_resposta_a_incidentes">
+        <w:r>
+          <w:rPr>
+            <w:rStyle w:val="Hyperlink"/>
+            <w:rFonts w:ascii="Calibri" w:cs="Calibri" w:eastAsia="Calibri" w:hAnsi="Calibri"/>
+            <w:b w:val="false"/>
+            <w:bCs w:val="false"/>
+            <w:sz w:val="20"/>
+            <w:szCs w:val="20"/>
+          </w:rPr>
+          <w:t xml:space="preserve">4.2 Plano de resposta a incidentes</w:t>
+        </w:r>
+      </w:hyperlink>
+    </w:p>
+    <w:p>
+      <w:pPr>
+        <w:spacing w:after="40"/>
+        <w:ind w:left="360"/>
+      </w:pPr>
+      <w:hyperlink w:history="1" w:anchor="bm_4_3_evidencias_coletadas">
+        <w:r>
+          <w:rPr>
+            <w:rStyle w:val="Hyperlink"/>
+            <w:rFonts w:ascii="Calibri" w:cs="Calibri" w:eastAsia="Calibri" w:hAnsi="Calibri"/>
+            <w:b w:val="false"/>
+            <w:bCs w:val="false"/>
+            <w:sz w:val="20"/>
+            <w:szCs w:val="20"/>
+          </w:rPr>
+          <w:t xml:space="preserve">4.3 Evidências coletadas</w:t>
+        </w:r>
+      </w:hyperlink>
+    </w:p>
+    <w:p>
+      <w:pPr>
+        <w:spacing w:after="80"/>
+        <w:ind w:left="0"/>
+      </w:pPr>
+      <w:hyperlink w:history="1" w:anchor="bm_apendice_a_indice_de_evidencias_por_">
+        <w:r>
+          <w:rPr>
+            <w:rStyle w:val="Hyperlink"/>
+            <w:rFonts w:ascii="Calibri" w:cs="Calibri" w:eastAsia="Calibri" w:hAnsi="Calibri"/>
+            <w:b/>
+            <w:bCs/>
+            <w:sz w:val="22"/>
+            <w:szCs w:val="22"/>
+          </w:rPr>
+          <w:t xml:space="preserve">Apêndice A — Índice de evidências por atividade</w:t>
+        </w:r>
+      </w:hyperlink>
+    </w:p>
+    <w:p>
+      <w:pPr>
+        <w:spacing w:after="80"/>
+        <w:ind w:left="0"/>
+      </w:pPr>
+      <w:hyperlink w:history="1" w:anchor="bm_apendice_b_rodar_tudo_localmente">
+        <w:r>
+          <w:rPr>
+            <w:rStyle w:val="Hyperlink"/>
+            <w:rFonts w:ascii="Calibri" w:cs="Calibri" w:eastAsia="Calibri" w:hAnsi="Calibri"/>
+            <w:b/>
+            <w:bCs/>
+            <w:sz w:val="22"/>
+            <w:szCs w:val="22"/>
+          </w:rPr>
+          <w:t xml:space="preserve">Apêndice B — Rodar tudo localmente</w:t>
+        </w:r>
+      </w:hyperlink>
+    </w:p>
+    <w:p>
+      <w:pPr>
+        <w:spacing w:after="80"/>
+        <w:ind w:left="0"/>
+      </w:pPr>
+      <w:hyperlink w:history="1" w:anchor="bm_apendice_c_glossario">
+        <w:r>
+          <w:rPr>
+            <w:rStyle w:val="Hyperlink"/>
+            <w:rFonts w:ascii="Calibri" w:cs="Calibri" w:eastAsia="Calibri" w:hAnsi="Calibri"/>
+            <w:b/>
+            <w:bCs/>
+            <w:sz w:val="22"/>
+            <w:szCs w:val="22"/>
+          </w:rPr>
+          <w:t xml:space="preserve">Apêndice C — Glossário</w:t>
+        </w:r>
+      </w:hyperlink>
+    </w:p>
     <w:p>
       <w:r>
         <w:br w:type="page"/>
@@ -1039,6 +1503,7 @@
         <w:pStyle w:val="Heading1"/>
         <w:spacing w:after="120" w:before="360"/>
       </w:pPr>
+      <w:bookmarkStart w:name="bm_contexto_evolucao_das_sprints_anteri" w:id="104"/>
       <w:r>
         <w:rPr>
           <w:rFonts w:ascii="Calibri" w:cs="Calibri" w:eastAsia="Calibri" w:hAnsi="Calibri"/>
@@ -1050,6 +1515,7 @@
         </w:rPr>
         <w:t xml:space="preserve">Contexto — evolução das sprints anteriores</w:t>
       </w:r>
+      <w:bookmarkEnd w:id="104"/>
     </w:p>
     <w:p>
       <w:pPr>
@@ -1700,6 +2166,7 @@
         <w:pStyle w:val="Heading1"/>
         <w:spacing w:after="120" w:before="360"/>
       </w:pPr>
+      <w:bookmarkStart w:name="bm_atividade_1_pipeline_devsecops_integ" w:id="105"/>
       <w:r>
         <w:rPr>
           <w:rFonts w:ascii="Calibri" w:cs="Calibri" w:eastAsia="Calibri" w:hAnsi="Calibri"/>
@@ -1711,6 +2178,7 @@
         </w:rPr>
         <w:t xml:space="preserve">Atividade 1 — Pipeline DevSecOps Integrado (Peso 3,0)</w:t>
       </w:r>
+      <w:bookmarkEnd w:id="105"/>
     </w:p>
     <w:p>
       <w:pPr>
@@ -1740,6 +2208,7 @@
         <w:pStyle w:val="Heading2"/>
         <w:spacing w:after="120" w:before="240"/>
       </w:pPr>
+      <w:bookmarkStart w:name="bm_1_1_desenho_do_pipeline" w:id="106"/>
       <w:r>
         <w:rPr>
           <w:rFonts w:ascii="Calibri" w:cs="Calibri" w:eastAsia="Calibri" w:hAnsi="Calibri"/>
@@ -1751,6 +2220,7 @@
         </w:rPr>
         <w:t xml:space="preserve">1.1 Desenho do pipeline</w:t>
       </w:r>
+      <w:bookmarkEnd w:id="106"/>
     </w:p>
     <w:p>
       <w:pPr>
@@ -1949,6 +2419,7 @@
         <w:pStyle w:val="Heading2"/>
         <w:spacing w:after="120" w:before="240"/>
       </w:pPr>
+      <w:bookmarkStart w:name="bm_1_2_etapas_e_o_risco_que_cada_uma_re" w:id="107"/>
       <w:r>
         <w:rPr>
           <w:rFonts w:ascii="Calibri" w:cs="Calibri" w:eastAsia="Calibri" w:hAnsi="Calibri"/>
@@ -1960,6 +2431,7 @@
         </w:rPr>
         <w:t xml:space="preserve">1.2 Etapas e o risco que cada uma reduz</w:t>
       </w:r>
+      <w:bookmarkEnd w:id="107"/>
     </w:p>
     <w:tbl>
       <w:tblPr>
@@ -2976,6 +3448,7 @@
         <w:pStyle w:val="Heading2"/>
         <w:spacing w:after="120" w:before="240"/>
       </w:pPr>
+      <w:bookmarkStart w:name="bm_1_3_gatilhos_saidas_e_integracao" w:id="108"/>
       <w:r>
         <w:rPr>
           <w:rFonts w:ascii="Calibri" w:cs="Calibri" w:eastAsia="Calibri" w:hAnsi="Calibri"/>
@@ -2987,6 +3460,7 @@
         </w:rPr>
         <w:t xml:space="preserve">1.3 Gatilhos, saídas e integração</w:t>
       </w:r>
+      <w:bookmarkEnd w:id="108"/>
     </w:p>
     <w:p>
       <w:pPr>
@@ -3065,6 +3539,7 @@
         <w:pStyle w:val="Heading2"/>
         <w:spacing w:after="120" w:before="240"/>
       </w:pPr>
+      <w:bookmarkStart w:name="bm_1_4_como_seria_executado_no_projeto_" w:id="109"/>
       <w:r>
         <w:rPr>
           <w:rFonts w:ascii="Calibri" w:cs="Calibri" w:eastAsia="Calibri" w:hAnsi="Calibri"/>
@@ -3076,6 +3551,7 @@
         </w:rPr>
         <w:t xml:space="preserve">1.4 Como seria executado no projeto Ford</w:t>
       </w:r>
+      <w:bookmarkEnd w:id="109"/>
     </w:p>
     <w:p>
       <w:pPr>
@@ -3240,7 +3716,7 @@
       <w:r>
         <w:drawing>
           <wp:inline distT="0" distB="0" distL="0" distR="0">
-            <wp:extent cx="47625000" cy="28479750"/>
+            <wp:extent cx="4572000" cy="2733675"/>
             <wp:effectExtent t="0" r="0" b="0" l="0"/>
             <wp:docPr id="1" name="" descr="" title=""/>
             <wp:cNvGraphicFramePr>
@@ -3265,7 +3741,7 @@
                   <pic:spPr bwMode="auto">
                     <a:xfrm>
                       <a:off x="0" y="0"/>
-                      <a:ext cx="47625000" cy="28479750"/>
+                      <a:ext cx="4572000" cy="2733675"/>
                     </a:xfrm>
                     <a:prstGeom prst="rect">
                       <a:avLst/>
@@ -3309,7 +3785,7 @@
       <w:r>
         <w:drawing>
           <wp:inline distT="0" distB="0" distL="0" distR="0">
-            <wp:extent cx="53340000" cy="34175700"/>
+            <wp:extent cx="5334000" cy="3419475"/>
             <wp:effectExtent t="0" r="0" b="0" l="0"/>
             <wp:docPr id="1" name="" descr="" title=""/>
             <wp:cNvGraphicFramePr>
@@ -3334,7 +3810,7 @@
                   <pic:spPr bwMode="auto">
                     <a:xfrm>
                       <a:off x="0" y="0"/>
-                      <a:ext cx="53340000" cy="34175700"/>
+                      <a:ext cx="5334000" cy="3419475"/>
                     </a:xfrm>
                     <a:prstGeom prst="rect">
                       <a:avLst/>
@@ -3378,7 +3854,7 @@
       <w:r>
         <w:drawing>
           <wp:inline distT="0" distB="0" distL="0" distR="0">
-            <wp:extent cx="53340000" cy="39357300"/>
+            <wp:extent cx="5334000" cy="3933825"/>
             <wp:effectExtent t="0" r="0" b="0" l="0"/>
             <wp:docPr id="1" name="" descr="" title=""/>
             <wp:cNvGraphicFramePr>
@@ -3403,7 +3879,7 @@
                   <pic:spPr bwMode="auto">
                     <a:xfrm>
                       <a:off x="0" y="0"/>
-                      <a:ext cx="53340000" cy="39357300"/>
+                      <a:ext cx="5334000" cy="3933825"/>
                     </a:xfrm>
                     <a:prstGeom prst="rect">
                       <a:avLst/>
@@ -3438,6 +3914,7 @@
         <w:pStyle w:val="Heading1"/>
         <w:spacing w:after="120" w:before="360"/>
       </w:pPr>
+      <w:bookmarkStart w:name="bm_atividade_2_seguranca_em_codigo_e_in" w:id="110"/>
       <w:r>
         <w:rPr>
           <w:rFonts w:ascii="Calibri" w:cs="Calibri" w:eastAsia="Calibri" w:hAnsi="Calibri"/>
@@ -3449,6 +3926,7 @@
         </w:rPr>
         <w:t xml:space="preserve">Atividade 2 — Segurança em Código e Infraestrutura (Peso 2,5)</w:t>
       </w:r>
+      <w:bookmarkEnd w:id="110"/>
     </w:p>
     <w:p>
       <w:pPr>
@@ -3478,6 +3956,7 @@
         <w:pStyle w:val="Heading2"/>
         <w:spacing w:after="120" w:before="240"/>
       </w:pPr>
+      <w:bookmarkStart w:name="bm_2_1_seguranca_no_codigo_o_que_ja_exi" w:id="111"/>
       <w:r>
         <w:rPr>
           <w:rFonts w:ascii="Calibri" w:cs="Calibri" w:eastAsia="Calibri" w:hAnsi="Calibri"/>
@@ -3489,6 +3968,7 @@
         </w:rPr>
         <w:t xml:space="preserve">2.1 Segurança no código — o que já existe e o que foi reforçado nesta sprint</w:t>
       </w:r>
+      <w:bookmarkEnd w:id="111"/>
     </w:p>
     <w:tbl>
       <w:tblPr>
@@ -4731,6 +5211,7 @@
         <w:pStyle w:val="Heading3"/>
         <w:spacing w:after="120" w:before="240"/>
       </w:pPr>
+      <w:bookmarkStart w:name="bm_2_4_correcao_guiada_pelo_sca_atualiz" w:id="112"/>
       <w:r>
         <w:rPr>
           <w:rFonts w:ascii="Calibri" w:cs="Calibri" w:eastAsia="Calibri" w:hAnsi="Calibri"/>
@@ -4742,6 +5223,7 @@
         </w:rPr>
         <w:t xml:space="preserve">2.4 Correção guiada pelo SCA — atualização de dependências</w:t>
       </w:r>
+      <w:bookmarkEnd w:id="112"/>
     </w:p>
     <w:p>
       <w:pPr>
@@ -5713,6 +6195,7 @@
         <w:pStyle w:val="Heading3"/>
         <w:spacing w:after="120" w:before="240"/>
       </w:pPr>
+      <w:bookmarkStart w:name="bm_controle_de_acesso_por_perfil" w:id="113"/>
       <w:r>
         <w:rPr>
           <w:rFonts w:ascii="Calibri" w:cs="Calibri" w:eastAsia="Calibri" w:hAnsi="Calibri"/>
@@ -5724,6 +6207,7 @@
         </w:rPr>
         <w:t xml:space="preserve">Controle de acesso por perfil</w:t>
       </w:r>
+      <w:bookmarkEnd w:id="113"/>
     </w:p>
     <w:p>
       <w:pPr>
@@ -6112,6 +6596,7 @@
         <w:pStyle w:val="Heading2"/>
         <w:spacing w:after="120" w:before="240"/>
       </w:pPr>
+      <w:bookmarkStart w:name="bm_2_2_seguranca_mqtt_tls_para_iot_desi" w:id="114"/>
       <w:r>
         <w:rPr>
           <w:rFonts w:ascii="Calibri" w:cs="Calibri" w:eastAsia="Calibri" w:hAnsi="Calibri"/>
@@ -6123,6 +6608,7 @@
         </w:rPr>
         <w:t xml:space="preserve">2.2 Segurança MQTT/TLS para IoT — design de referência</w:t>
       </w:r>
+      <w:bookmarkEnd w:id="114"/>
     </w:p>
     <w:p>
       <w:pPr>
@@ -6622,6 +7108,7 @@
         <w:pStyle w:val="Heading2"/>
         <w:spacing w:after="120" w:before="240"/>
       </w:pPr>
+      <w:bookmarkStart w:name="bm_2_3_iac_security" w:id="115"/>
       <w:r>
         <w:rPr>
           <w:rFonts w:ascii="Calibri" w:cs="Calibri" w:eastAsia="Calibri" w:hAnsi="Calibri"/>
@@ -6633,6 +7120,7 @@
         </w:rPr>
         <w:t xml:space="preserve">2.3 IaC Security</w:t>
       </w:r>
+      <w:bookmarkEnd w:id="115"/>
     </w:p>
     <w:tbl>
       <w:tblPr>
@@ -7184,6 +7672,7 @@
         <w:pStyle w:val="Heading1"/>
         <w:spacing w:after="120" w:before="360"/>
       </w:pPr>
+      <w:bookmarkStart w:name="bm_atividade_3_compliance_riscos_e_segu" w:id="116"/>
       <w:r>
         <w:rPr>
           <w:rFonts w:ascii="Calibri" w:cs="Calibri" w:eastAsia="Calibri" w:hAnsi="Calibri"/>
@@ -7195,6 +7684,7 @@
         </w:rPr>
         <w:t xml:space="preserve">Atividade 3 — Compliance, Riscos e Segurança Contínua (Peso 2,5)</w:t>
       </w:r>
+      <w:bookmarkEnd w:id="116"/>
     </w:p>
     <w:p>
       <w:pPr>
@@ -7224,6 +7714,7 @@
         <w:pStyle w:val="Heading2"/>
         <w:spacing w:after="120" w:before="240"/>
       </w:pPr>
+      <w:bookmarkStart w:name="bm_3_1_revisao_final_de_riscos_stride_d" w:id="117"/>
       <w:r>
         <w:rPr>
           <w:rFonts w:ascii="Calibri" w:cs="Calibri" w:eastAsia="Calibri" w:hAnsi="Calibri"/>
@@ -7235,6 +7726,7 @@
         </w:rPr>
         <w:t xml:space="preserve">3.1 Revisão final de riscos — STRIDE + DevSecOps</w:t>
       </w:r>
+      <w:bookmarkEnd w:id="117"/>
     </w:p>
     <w:tbl>
       <w:tblPr>
@@ -8913,6 +9405,7 @@
         <w:pStyle w:val="Heading2"/>
         <w:spacing w:after="120" w:before="240"/>
       </w:pPr>
+      <w:bookmarkStart w:name="bm_3_2_mapeamento_com_normas_e_boas_pra" w:id="118"/>
       <w:r>
         <w:rPr>
           <w:rFonts w:ascii="Calibri" w:cs="Calibri" w:eastAsia="Calibri" w:hAnsi="Calibri"/>
@@ -8924,12 +9417,14 @@
         </w:rPr>
         <w:t xml:space="preserve">3.2 Mapeamento com normas e boas práticas</w:t>
       </w:r>
+      <w:bookmarkEnd w:id="118"/>
     </w:p>
     <w:p>
       <w:pPr>
         <w:pStyle w:val="Heading3"/>
         <w:spacing w:after="120" w:before="240"/>
       </w:pPr>
+      <w:bookmarkStart w:name="bm_owasp_asvs_4_0_nivel_2_controles_cha" w:id="119"/>
       <w:r>
         <w:rPr>
           <w:rFonts w:ascii="Calibri" w:cs="Calibri" w:eastAsia="Calibri" w:hAnsi="Calibri"/>
@@ -8941,6 +9436,7 @@
         </w:rPr>
         <w:t xml:space="preserve">OWASP ASVS 4.0 — nível 2 (controles-chave)</w:t>
       </w:r>
+      <w:bookmarkEnd w:id="119"/>
     </w:p>
     <w:tbl>
       <w:tblPr>
@@ -10403,6 +10899,7 @@
         <w:pStyle w:val="Heading3"/>
         <w:spacing w:after="120" w:before="240"/>
       </w:pPr>
+      <w:bookmarkStart w:name="bm_owasp_api_security_top_10_2023" w:id="120"/>
       <w:r>
         <w:rPr>
           <w:rFonts w:ascii="Calibri" w:cs="Calibri" w:eastAsia="Calibri" w:hAnsi="Calibri"/>
@@ -10414,6 +10911,7 @@
         </w:rPr>
         <w:t xml:space="preserve">OWASP API Security Top 10 (2023)</w:t>
       </w:r>
+      <w:bookmarkEnd w:id="120"/>
     </w:p>
     <w:tbl>
       <w:tblPr>
@@ -11656,6 +12154,7 @@
         <w:pStyle w:val="Heading3"/>
         <w:spacing w:after="120" w:before="240"/>
       </w:pPr>
+      <w:bookmarkStart w:name="bm_owasp_mobile_top_10_2024_app_react_n" w:id="121"/>
       <w:r>
         <w:rPr>
           <w:rFonts w:ascii="Calibri" w:cs="Calibri" w:eastAsia="Calibri" w:hAnsi="Calibri"/>
@@ -11667,6 +12166,7 @@
         </w:rPr>
         <w:t xml:space="preserve">OWASP Mobile Top 10 (2024) — app React Native / Expo</w:t>
       </w:r>
+      <w:bookmarkEnd w:id="121"/>
     </w:p>
     <w:p>
       <w:pPr>
@@ -12922,6 +13422,7 @@
         <w:pStyle w:val="Heading3"/>
         <w:spacing w:after="120" w:before="240"/>
       </w:pPr>
+      <w:bookmarkStart w:name="bm_lgpd_lei_13_709_2018" w:id="122"/>
       <w:r>
         <w:rPr>
           <w:rFonts w:ascii="Calibri" w:cs="Calibri" w:eastAsia="Calibri" w:hAnsi="Calibri"/>
@@ -12933,6 +13434,7 @@
         </w:rPr>
         <w:t xml:space="preserve">LGPD (Lei 13.709/2018)</w:t>
       </w:r>
+      <w:bookmarkEnd w:id="122"/>
     </w:p>
     <w:p>
       <w:pPr>
@@ -13422,6 +13924,7 @@
         <w:pStyle w:val="Heading2"/>
         <w:spacing w:after="120" w:before="240"/>
       </w:pPr>
+      <w:bookmarkStart w:name="bm_3_3_plano_de_seguranca_continua" w:id="123"/>
       <w:r>
         <w:rPr>
           <w:rFonts w:ascii="Calibri" w:cs="Calibri" w:eastAsia="Calibri" w:hAnsi="Calibri"/>
@@ -13433,12 +13936,14 @@
         </w:rPr>
         <w:t xml:space="preserve">3.3 Plano de segurança contínua</w:t>
       </w:r>
+      <w:bookmarkEnd w:id="123"/>
     </w:p>
     <w:p>
       <w:pPr>
         <w:pStyle w:val="Heading3"/>
         <w:spacing w:after="120" w:before="240"/>
       </w:pPr>
+      <w:bookmarkStart w:name="bm_rotina_de_revisao_de_dependencias" w:id="124"/>
       <w:r>
         <w:rPr>
           <w:rFonts w:ascii="Calibri" w:cs="Calibri" w:eastAsia="Calibri" w:hAnsi="Calibri"/>
@@ -13450,6 +13955,7 @@
         </w:rPr>
         <w:t xml:space="preserve">Rotina de revisão de dependências</w:t>
       </w:r>
+      <w:bookmarkEnd w:id="124"/>
     </w:p>
     <w:tbl>
       <w:tblPr>
@@ -13895,6 +14401,7 @@
         <w:pStyle w:val="Heading3"/>
         <w:spacing w:after="120" w:before="240"/>
       </w:pPr>
+      <w:bookmarkStart w:name="bm_rotina_de_testes_de_seguranca" w:id="125"/>
       <w:r>
         <w:rPr>
           <w:rFonts w:ascii="Calibri" w:cs="Calibri" w:eastAsia="Calibri" w:hAnsi="Calibri"/>
@@ -13906,6 +14413,7 @@
         </w:rPr>
         <w:t xml:space="preserve">Rotina de testes de segurança</w:t>
       </w:r>
+      <w:bookmarkEnd w:id="125"/>
     </w:p>
     <w:tbl>
       <w:tblPr>
@@ -14335,6 +14843,7 @@
         <w:pStyle w:val="Heading3"/>
         <w:spacing w:after="120" w:before="240"/>
       </w:pPr>
+      <w:bookmarkStart w:name="bm_rotina_de_auditoria_de_permissoes" w:id="126"/>
       <w:r>
         <w:rPr>
           <w:rFonts w:ascii="Calibri" w:cs="Calibri" w:eastAsia="Calibri" w:hAnsi="Calibri"/>
@@ -14346,6 +14855,7 @@
         </w:rPr>
         <w:t xml:space="preserve">Rotina de auditoria de permissões</w:t>
       </w:r>
+      <w:bookmarkEnd w:id="126"/>
     </w:p>
     <w:tbl>
       <w:tblPr>
@@ -14654,6 +15164,7 @@
         <w:pStyle w:val="Heading3"/>
         <w:spacing w:after="120" w:before="240"/>
       </w:pPr>
+      <w:bookmarkStart w:name="bm_rotina_de_backup_e_recuperacao_inici" w:id="127"/>
       <w:r>
         <w:rPr>
           <w:rFonts w:ascii="Calibri" w:cs="Calibri" w:eastAsia="Calibri" w:hAnsi="Calibri"/>
@@ -14665,6 +15176,7 @@
         </w:rPr>
         <w:t xml:space="preserve">Rotina de backup e recuperação (iniciada na Fase 3)</w:t>
       </w:r>
+      <w:bookmarkEnd w:id="127"/>
     </w:p>
     <w:tbl>
       <w:tblPr>
@@ -15197,6 +15709,7 @@
         <w:pStyle w:val="Heading2"/>
         <w:spacing w:after="120" w:before="240"/>
       </w:pPr>
+      <w:bookmarkStart w:name="bm_3_4_checklist_de_conformidade_consol" w:id="128"/>
       <w:r>
         <w:rPr>
           <w:rFonts w:ascii="Calibri" w:cs="Calibri" w:eastAsia="Calibri" w:hAnsi="Calibri"/>
@@ -15208,6 +15721,7 @@
         </w:rPr>
         <w:t xml:space="preserve">3.4 Checklist de conformidade consolidado</w:t>
       </w:r>
+      <w:bookmarkEnd w:id="128"/>
     </w:p>
     <w:tbl>
       <w:tblPr>
@@ -17880,6 +18394,7 @@
         <w:pStyle w:val="Heading1"/>
         <w:spacing w:after="120" w:before="360"/>
       </w:pPr>
+      <w:bookmarkStart w:name="bm_atividade_4_observabilidade_monitora" w:id="129"/>
       <w:r>
         <w:rPr>
           <w:rFonts w:ascii="Calibri" w:cs="Calibri" w:eastAsia="Calibri" w:hAnsi="Calibri"/>
@@ -17891,6 +18406,7 @@
         </w:rPr>
         <w:t xml:space="preserve">Atividade 4 — Observabilidade, Monitoramento e Resposta (Peso 2,0)</w:t>
       </w:r>
+      <w:bookmarkEnd w:id="129"/>
     </w:p>
     <w:p>
       <w:pPr>
@@ -17920,6 +18436,7 @@
         <w:pStyle w:val="Heading2"/>
         <w:spacing w:after="120" w:before="240"/>
       </w:pPr>
+      <w:bookmarkStart w:name="bm_4_1_plano_de_monitoramento" w:id="130"/>
       <w:r>
         <w:rPr>
           <w:rFonts w:ascii="Calibri" w:cs="Calibri" w:eastAsia="Calibri" w:hAnsi="Calibri"/>
@@ -17931,12 +18448,14 @@
         </w:rPr>
         <w:t xml:space="preserve">4.1 Plano de monitoramento</w:t>
       </w:r>
+      <w:bookmarkEnd w:id="130"/>
     </w:p>
     <w:p>
       <w:pPr>
         <w:pStyle w:val="Heading3"/>
         <w:spacing w:after="120" w:before="240"/>
       </w:pPr>
+      <w:bookmarkStart w:name="bm_logs_estruturados" w:id="131"/>
       <w:r>
         <w:rPr>
           <w:rFonts w:ascii="Calibri" w:cs="Calibri" w:eastAsia="Calibri" w:hAnsi="Calibri"/>
@@ -17948,6 +18467,7 @@
         </w:rPr>
         <w:t xml:space="preserve">Logs estruturados</w:t>
       </w:r>
+      <w:bookmarkEnd w:id="131"/>
     </w:p>
     <w:tbl>
       <w:tblPr>
@@ -19042,6 +19562,7 @@
         <w:pStyle w:val="Heading3"/>
         <w:spacing w:after="120" w:before="240"/>
       </w:pPr>
+      <w:bookmarkStart w:name="bm_metricas_e_alertas" w:id="132"/>
       <w:r>
         <w:rPr>
           <w:rFonts w:ascii="Calibri" w:cs="Calibri" w:eastAsia="Calibri" w:hAnsi="Calibri"/>
@@ -19053,6 +19574,7 @@
         </w:rPr>
         <w:t xml:space="preserve">Métricas e alertas</w:t>
       </w:r>
+      <w:bookmarkEnd w:id="132"/>
     </w:p>
     <w:p>
       <w:pPr>
@@ -20367,6 +20889,7 @@
         <w:pStyle w:val="Heading3"/>
         <w:spacing w:after="120" w:before="240"/>
       </w:pPr>
+      <w:bookmarkStart w:name="bm_dashboards" w:id="133"/>
       <w:r>
         <w:rPr>
           <w:rFonts w:ascii="Calibri" w:cs="Calibri" w:eastAsia="Calibri" w:hAnsi="Calibri"/>
@@ -20378,6 +20901,7 @@
         </w:rPr>
         <w:t xml:space="preserve">Dashboards</w:t>
       </w:r>
+      <w:bookmarkEnd w:id="133"/>
     </w:p>
     <w:p>
       <w:pPr>
@@ -20441,6 +20965,7 @@
         <w:pStyle w:val="Heading2"/>
         <w:spacing w:after="120" w:before="240"/>
       </w:pPr>
+      <w:bookmarkStart w:name="bm_4_2_plano_de_resposta_a_incidentes" w:id="134"/>
       <w:r>
         <w:rPr>
           <w:rFonts w:ascii="Calibri" w:cs="Calibri" w:eastAsia="Calibri" w:hAnsi="Calibri"/>
@@ -20452,6 +20977,7 @@
         </w:rPr>
         <w:t xml:space="preserve">4.2 Plano de resposta a incidentes</w:t>
       </w:r>
+      <w:bookmarkEnd w:id="134"/>
     </w:p>
     <w:p>
       <w:pPr>
@@ -21432,6 +21958,7 @@
         <w:pStyle w:val="Heading2"/>
         <w:spacing w:after="120" w:before="240"/>
       </w:pPr>
+      <w:bookmarkStart w:name="bm_4_3_evidencias_coletadas" w:id="135"/>
       <w:r>
         <w:rPr>
           <w:rFonts w:ascii="Calibri" w:cs="Calibri" w:eastAsia="Calibri" w:hAnsi="Calibri"/>
@@ -21443,6 +21970,7 @@
         </w:rPr>
         <w:t xml:space="preserve">4.3 Evidências coletadas</w:t>
       </w:r>
+      <w:bookmarkEnd w:id="135"/>
     </w:p>
     <w:p>
       <w:pPr>
@@ -21494,7 +22022,7 @@
       <w:r>
         <w:drawing>
           <wp:inline distT="0" distB="0" distL="0" distR="0">
-            <wp:extent cx="57150000" cy="28860750"/>
+            <wp:extent cx="5524500" cy="2790825"/>
             <wp:effectExtent t="0" r="0" b="0" l="0"/>
             <wp:docPr id="1" name="" descr="" title=""/>
             <wp:cNvGraphicFramePr>
@@ -21519,7 +22047,7 @@
                   <pic:spPr bwMode="auto">
                     <a:xfrm>
                       <a:off x="0" y="0"/>
-                      <a:ext cx="57150000" cy="28860750"/>
+                      <a:ext cx="5524500" cy="2790825"/>
                     </a:xfrm>
                     <a:prstGeom prst="rect">
                       <a:avLst/>
@@ -21586,7 +22114,7 @@
       <w:r>
         <w:drawing>
           <wp:inline distT="0" distB="0" distL="0" distR="0">
-            <wp:extent cx="57150000" cy="28860750"/>
+            <wp:extent cx="5524500" cy="2790825"/>
             <wp:effectExtent t="0" r="0" b="0" l="0"/>
             <wp:docPr id="1" name="" descr="" title=""/>
             <wp:cNvGraphicFramePr>
@@ -21611,7 +22139,7 @@
                   <pic:spPr bwMode="auto">
                     <a:xfrm>
                       <a:off x="0" y="0"/>
-                      <a:ext cx="57150000" cy="28860750"/>
+                      <a:ext cx="5524500" cy="2790825"/>
                     </a:xfrm>
                     <a:prstGeom prst="rect">
                       <a:avLst/>
@@ -21678,7 +22206,7 @@
       <w:r>
         <w:drawing>
           <wp:inline distT="0" distB="0" distL="0" distR="0">
-            <wp:extent cx="57150000" cy="28860750"/>
+            <wp:extent cx="5524500" cy="2790825"/>
             <wp:effectExtent t="0" r="0" b="0" l="0"/>
             <wp:docPr id="1" name="" descr="" title=""/>
             <wp:cNvGraphicFramePr>
@@ -21703,7 +22231,7 @@
                   <pic:spPr bwMode="auto">
                     <a:xfrm>
                       <a:off x="0" y="0"/>
-                      <a:ext cx="57150000" cy="28860750"/>
+                      <a:ext cx="5524500" cy="2790825"/>
                     </a:xfrm>
                     <a:prstGeom prst="rect">
                       <a:avLst/>
@@ -21770,7 +22298,7 @@
       <w:r>
         <w:drawing>
           <wp:inline distT="0" distB="0" distL="0" distR="0">
-            <wp:extent cx="57150000" cy="28860750"/>
+            <wp:extent cx="5524500" cy="2790825"/>
             <wp:effectExtent t="0" r="0" b="0" l="0"/>
             <wp:docPr id="1" name="" descr="" title=""/>
             <wp:cNvGraphicFramePr>
@@ -21795,7 +22323,7 @@
                   <pic:spPr bwMode="auto">
                     <a:xfrm>
                       <a:off x="0" y="0"/>
-                      <a:ext cx="57150000" cy="28860750"/>
+                      <a:ext cx="5524500" cy="2790825"/>
                     </a:xfrm>
                     <a:prstGeom prst="rect">
                       <a:avLst/>
@@ -21862,7 +22390,7 @@
       <w:r>
         <w:drawing>
           <wp:inline distT="0" distB="0" distL="0" distR="0">
-            <wp:extent cx="57150000" cy="28860750"/>
+            <wp:extent cx="5524500" cy="2790825"/>
             <wp:effectExtent t="0" r="0" b="0" l="0"/>
             <wp:docPr id="1" name="" descr="" title=""/>
             <wp:cNvGraphicFramePr>
@@ -21887,7 +22415,7 @@
                   <pic:spPr bwMode="auto">
                     <a:xfrm>
                       <a:off x="0" y="0"/>
-                      <a:ext cx="57150000" cy="28860750"/>
+                      <a:ext cx="5524500" cy="2790825"/>
                     </a:xfrm>
                     <a:prstGeom prst="rect">
                       <a:avLst/>
@@ -21954,7 +22482,7 @@
       <w:r>
         <w:drawing>
           <wp:inline distT="0" distB="0" distL="0" distR="0">
-            <wp:extent cx="57150000" cy="28860750"/>
+            <wp:extent cx="5524500" cy="2790825"/>
             <wp:effectExtent t="0" r="0" b="0" l="0"/>
             <wp:docPr id="1" name="" descr="" title=""/>
             <wp:cNvGraphicFramePr>
@@ -21979,7 +22507,7 @@
                   <pic:spPr bwMode="auto">
                     <a:xfrm>
                       <a:off x="0" y="0"/>
-                      <a:ext cx="57150000" cy="28860750"/>
+                      <a:ext cx="5524500" cy="2790825"/>
                     </a:xfrm>
                     <a:prstGeom prst="rect">
                       <a:avLst/>
@@ -22014,6 +22542,7 @@
         <w:pStyle w:val="Heading1"/>
         <w:spacing w:after="120" w:before="360"/>
       </w:pPr>
+      <w:bookmarkStart w:name="bm_apendice_a_indice_de_evidencias_por_" w:id="136"/>
       <w:r>
         <w:rPr>
           <w:rFonts w:ascii="Calibri" w:cs="Calibri" w:eastAsia="Calibri" w:hAnsi="Calibri"/>
@@ -22025,6 +22554,7 @@
         </w:rPr>
         <w:t xml:space="preserve">Apêndice A — Índice de evidências por atividade</w:t>
       </w:r>
+      <w:bookmarkEnd w:id="136"/>
     </w:p>
     <w:tbl>
       <w:tblPr>
@@ -22725,6 +23255,7 @@
         <w:pStyle w:val="Heading1"/>
         <w:spacing w:after="120" w:before="360"/>
       </w:pPr>
+      <w:bookmarkStart w:name="bm_apendice_b_rodar_tudo_localmente" w:id="137"/>
       <w:r>
         <w:rPr>
           <w:rFonts w:ascii="Calibri" w:cs="Calibri" w:eastAsia="Calibri" w:hAnsi="Calibri"/>
@@ -22736,6 +23267,7 @@
         </w:rPr>
         <w:t xml:space="preserve">Apêndice B — Rodar tudo localmente</w:t>
       </w:r>
+      <w:bookmarkEnd w:id="137"/>
     </w:p>
     <w:p>
       <w:pPr>
@@ -22912,6 +23444,7 @@
         <w:pStyle w:val="Heading1"/>
         <w:spacing w:after="120" w:before="360"/>
       </w:pPr>
+      <w:bookmarkStart w:name="bm_apendice_c_glossario" w:id="138"/>
       <w:r>
         <w:rPr>
           <w:rFonts w:ascii="Calibri" w:cs="Calibri" w:eastAsia="Calibri" w:hAnsi="Calibri"/>
@@ -22923,6 +23456,7 @@
         </w:rPr>
         <w:t xml:space="preserve">Apêndice C — Glossário</w:t>
       </w:r>
+      <w:bookmarkEnd w:id="138"/>
     </w:p>
     <w:p>
       <w:pPr>

--- a/docs/Relatorio_Sprint3_DevSecOps_RIVA.docx
+++ b/docs/Relatorio_Sprint3_DevSecOps_RIVA.docx
@@ -929,7 +929,7 @@
         </w:rPr>
         <w:t xml:space="preserve">Código-fonte do backend: </w:t>
       </w:r>
-      <w:hyperlink w:history="1" r:id="rIdz7_izkdvwogjy92ogwoj3">
+      <w:hyperlink w:history="1" r:id="rIdxe9llwi362t7ug4eunhqk">
         <w:r>
           <w:rPr>
             <w:rStyle w:val="Hyperlink"/>
@@ -974,7 +974,7 @@
         </w:rPr>
         <w:t xml:space="preserve">Pull Request desta entrega (pipeline + evidências): </w:t>
       </w:r>
-      <w:hyperlink w:history="1" r:id="rIdxgu7lsqxsemwy37sindxe">
+      <w:hyperlink w:history="1" r:id="rIdpfh64zvnj74wyqcltf76y">
         <w:r>
           <w:rPr>
             <w:rStyle w:val="Hyperlink"/>
@@ -987,22 +987,14 @@
       </w:hyperlink>
     </w:p>
     <w:p>
-      <w:pPr>
-        <w:spacing w:after="120"/>
-      </w:pPr>
       <w:r>
-        <w:rPr>
-          <w:rFonts w:ascii="Calibri" w:cs="Calibri" w:eastAsia="Calibri" w:hAnsi="Calibri"/>
-          <w:sz w:val="22"/>
-          <w:szCs w:val="22"/>
-        </w:rPr>
-        <w:t xml:space="preserve"/>
+        <w:br w:type="page"/>
       </w:r>
     </w:p>
     <w:p>
       <w:pPr>
-        <w:pStyle w:val="Heading2"/>
-        <w:spacing w:after="120" w:before="240"/>
+        <w:pStyle w:val="Heading1"/>
+        <w:spacing w:after="120" w:before="360"/>
       </w:pPr>
       <w:bookmarkStart w:name="bm_sumario" w:id="103"/>
       <w:r>
@@ -1011,488 +1003,523 @@
           <w:b/>
           <w:bCs/>
           <w:color w:val="1F3864"/>
-          <w:sz w:val="26"/>
-          <w:szCs w:val="26"/>
+          <w:sz w:val="30"/>
+          <w:szCs w:val="30"/>
         </w:rPr>
         <w:t xml:space="preserve">Sumário</w:t>
       </w:r>
       <w:bookmarkEnd w:id="103"/>
     </w:p>
-    <w:p>
-      <w:pPr>
-        <w:spacing w:after="80"/>
-        <w:ind w:left="0"/>
-      </w:pPr>
-      <w:hyperlink w:history="1" w:anchor="bm_identificacao">
-        <w:r>
-          <w:rPr>
-            <w:rStyle w:val="Hyperlink"/>
-            <w:rFonts w:ascii="Calibri" w:cs="Calibri" w:eastAsia="Calibri" w:hAnsi="Calibri"/>
-            <w:b/>
-            <w:bCs/>
-            <w:sz w:val="22"/>
-            <w:szCs w:val="22"/>
-          </w:rPr>
-          <w:t xml:space="preserve">Identificação</w:t>
-        </w:r>
-      </w:hyperlink>
-    </w:p>
-    <w:p>
-      <w:pPr>
-        <w:spacing w:after="40"/>
-        <w:ind w:left="360"/>
-      </w:pPr>
-      <w:hyperlink w:history="1" w:anchor="bm_integrantes_do_grupo">
-        <w:r>
-          <w:rPr>
-            <w:rStyle w:val="Hyperlink"/>
-            <w:rFonts w:ascii="Calibri" w:cs="Calibri" w:eastAsia="Calibri" w:hAnsi="Calibri"/>
-            <w:b w:val="false"/>
-            <w:bCs w:val="false"/>
-            <w:sz w:val="20"/>
-            <w:szCs w:val="20"/>
-          </w:rPr>
-          <w:t xml:space="preserve">Integrantes do grupo</w:t>
-        </w:r>
-      </w:hyperlink>
-    </w:p>
-    <w:p>
-      <w:pPr>
-        <w:spacing w:after="40"/>
-        <w:ind w:left="360"/>
-      </w:pPr>
-      <w:hyperlink w:history="1" w:anchor="bm_repositorio">
-        <w:r>
-          <w:rPr>
-            <w:rStyle w:val="Hyperlink"/>
-            <w:rFonts w:ascii="Calibri" w:cs="Calibri" w:eastAsia="Calibri" w:hAnsi="Calibri"/>
-            <w:b w:val="false"/>
-            <w:bCs w:val="false"/>
-            <w:sz w:val="20"/>
-            <w:szCs w:val="20"/>
-          </w:rPr>
-          <w:t xml:space="preserve">Repositório</w:t>
-        </w:r>
-      </w:hyperlink>
-    </w:p>
-    <w:p>
-      <w:pPr>
-        <w:spacing w:after="80"/>
-        <w:ind w:left="0"/>
-      </w:pPr>
-      <w:hyperlink w:history="1" w:anchor="bm_contexto_evolucao_das_sprints_anteri">
-        <w:r>
-          <w:rPr>
-            <w:rStyle w:val="Hyperlink"/>
-            <w:rFonts w:ascii="Calibri" w:cs="Calibri" w:eastAsia="Calibri" w:hAnsi="Calibri"/>
-            <w:b/>
-            <w:bCs/>
-            <w:sz w:val="22"/>
-            <w:szCs w:val="22"/>
-          </w:rPr>
-          <w:t xml:space="preserve">Contexto — evolução das sprints anteriores</w:t>
-        </w:r>
-      </w:hyperlink>
-    </w:p>
-    <w:p>
-      <w:pPr>
-        <w:spacing w:after="80"/>
-        <w:ind w:left="0"/>
-      </w:pPr>
-      <w:hyperlink w:history="1" w:anchor="bm_atividade_1_pipeline_devsecops_integ">
-        <w:r>
-          <w:rPr>
-            <w:rStyle w:val="Hyperlink"/>
-            <w:rFonts w:ascii="Calibri" w:cs="Calibri" w:eastAsia="Calibri" w:hAnsi="Calibri"/>
-            <w:b/>
-            <w:bCs/>
-            <w:sz w:val="22"/>
-            <w:szCs w:val="22"/>
-          </w:rPr>
-          <w:t xml:space="preserve">Atividade 1 — Pipeline DevSecOps Integrado (Peso 3,0)</w:t>
-        </w:r>
-      </w:hyperlink>
-    </w:p>
-    <w:p>
-      <w:pPr>
-        <w:spacing w:after="40"/>
-        <w:ind w:left="360"/>
-      </w:pPr>
-      <w:hyperlink w:history="1" w:anchor="bm_1_1_desenho_do_pipeline">
-        <w:r>
-          <w:rPr>
-            <w:rStyle w:val="Hyperlink"/>
-            <w:rFonts w:ascii="Calibri" w:cs="Calibri" w:eastAsia="Calibri" w:hAnsi="Calibri"/>
-            <w:b w:val="false"/>
-            <w:bCs w:val="false"/>
-            <w:sz w:val="20"/>
-            <w:szCs w:val="20"/>
-          </w:rPr>
-          <w:t xml:space="preserve">1.1 Desenho do pipeline</w:t>
-        </w:r>
-      </w:hyperlink>
-    </w:p>
-    <w:p>
-      <w:pPr>
-        <w:spacing w:after="40"/>
-        <w:ind w:left="360"/>
-      </w:pPr>
-      <w:hyperlink w:history="1" w:anchor="bm_1_2_etapas_e_o_risco_que_cada_uma_re">
-        <w:r>
-          <w:rPr>
-            <w:rStyle w:val="Hyperlink"/>
-            <w:rFonts w:ascii="Calibri" w:cs="Calibri" w:eastAsia="Calibri" w:hAnsi="Calibri"/>
-            <w:b w:val="false"/>
-            <w:bCs w:val="false"/>
-            <w:sz w:val="20"/>
-            <w:szCs w:val="20"/>
-          </w:rPr>
-          <w:t xml:space="preserve">1.2 Etapas e o risco que cada uma reduz</w:t>
-        </w:r>
-      </w:hyperlink>
-    </w:p>
-    <w:p>
-      <w:pPr>
-        <w:spacing w:after="40"/>
-        <w:ind w:left="360"/>
-      </w:pPr>
-      <w:hyperlink w:history="1" w:anchor="bm_1_3_gatilhos_saidas_e_integracao">
-        <w:r>
-          <w:rPr>
-            <w:rStyle w:val="Hyperlink"/>
-            <w:rFonts w:ascii="Calibri" w:cs="Calibri" w:eastAsia="Calibri" w:hAnsi="Calibri"/>
-            <w:b w:val="false"/>
-            <w:bCs w:val="false"/>
-            <w:sz w:val="20"/>
-            <w:szCs w:val="20"/>
-          </w:rPr>
-          <w:t xml:space="preserve">1.3 Gatilhos, saídas e integração</w:t>
-        </w:r>
-      </w:hyperlink>
-    </w:p>
-    <w:p>
-      <w:pPr>
-        <w:spacing w:after="40"/>
-        <w:ind w:left="360"/>
-      </w:pPr>
-      <w:hyperlink w:history="1" w:anchor="bm_1_4_como_seria_executado_no_projeto_">
-        <w:r>
-          <w:rPr>
-            <w:rStyle w:val="Hyperlink"/>
-            <w:rFonts w:ascii="Calibri" w:cs="Calibri" w:eastAsia="Calibri" w:hAnsi="Calibri"/>
-            <w:b w:val="false"/>
-            <w:bCs w:val="false"/>
-            <w:sz w:val="20"/>
-            <w:szCs w:val="20"/>
-          </w:rPr>
-          <w:t xml:space="preserve">1.4 Como seria executado no projeto Ford</w:t>
-        </w:r>
-      </w:hyperlink>
-    </w:p>
-    <w:p>
-      <w:pPr>
-        <w:spacing w:after="80"/>
-        <w:ind w:left="0"/>
-      </w:pPr>
-      <w:hyperlink w:history="1" w:anchor="bm_atividade_2_seguranca_em_codigo_e_in">
-        <w:r>
-          <w:rPr>
-            <w:rStyle w:val="Hyperlink"/>
-            <w:rFonts w:ascii="Calibri" w:cs="Calibri" w:eastAsia="Calibri" w:hAnsi="Calibri"/>
-            <w:b/>
-            <w:bCs/>
-            <w:sz w:val="22"/>
-            <w:szCs w:val="22"/>
-          </w:rPr>
-          <w:t xml:space="preserve">Atividade 2 — Segurança em Código e Infraestrutura (Peso 2,5)</w:t>
-        </w:r>
-      </w:hyperlink>
-    </w:p>
-    <w:p>
-      <w:pPr>
-        <w:spacing w:after="40"/>
-        <w:ind w:left="360"/>
-      </w:pPr>
-      <w:hyperlink w:history="1" w:anchor="bm_2_1_seguranca_no_codigo_o_que_ja_exi">
-        <w:r>
-          <w:rPr>
-            <w:rStyle w:val="Hyperlink"/>
-            <w:rFonts w:ascii="Calibri" w:cs="Calibri" w:eastAsia="Calibri" w:hAnsi="Calibri"/>
-            <w:b w:val="false"/>
-            <w:bCs w:val="false"/>
-            <w:sz w:val="20"/>
-            <w:szCs w:val="20"/>
-          </w:rPr>
-          <w:t xml:space="preserve">2.1 Segurança no código — o que já existe e o que foi reforçado nesta sprint</w:t>
-        </w:r>
-      </w:hyperlink>
-    </w:p>
-    <w:p>
-      <w:pPr>
-        <w:spacing w:after="40"/>
-        <w:ind w:left="360"/>
-      </w:pPr>
-      <w:hyperlink w:history="1" w:anchor="bm_2_2_seguranca_mqtt_tls_para_iot_desi">
-        <w:r>
-          <w:rPr>
-            <w:rStyle w:val="Hyperlink"/>
-            <w:rFonts w:ascii="Calibri" w:cs="Calibri" w:eastAsia="Calibri" w:hAnsi="Calibri"/>
-            <w:b w:val="false"/>
-            <w:bCs w:val="false"/>
-            <w:sz w:val="20"/>
-            <w:szCs w:val="20"/>
-          </w:rPr>
-          <w:t xml:space="preserve">2.2 Segurança MQTT/TLS para IoT — design de referência</w:t>
-        </w:r>
-      </w:hyperlink>
-    </w:p>
-    <w:p>
-      <w:pPr>
-        <w:spacing w:after="40"/>
-        <w:ind w:left="360"/>
-      </w:pPr>
-      <w:hyperlink w:history="1" w:anchor="bm_2_3_iac_security">
-        <w:r>
-          <w:rPr>
-            <w:rStyle w:val="Hyperlink"/>
-            <w:rFonts w:ascii="Calibri" w:cs="Calibri" w:eastAsia="Calibri" w:hAnsi="Calibri"/>
-            <w:b w:val="false"/>
-            <w:bCs w:val="false"/>
-            <w:sz w:val="20"/>
-            <w:szCs w:val="20"/>
-          </w:rPr>
-          <w:t xml:space="preserve">2.3 IaC Security</w:t>
-        </w:r>
-      </w:hyperlink>
-    </w:p>
-    <w:p>
-      <w:pPr>
-        <w:spacing w:after="80"/>
-        <w:ind w:left="0"/>
-      </w:pPr>
-      <w:hyperlink w:history="1" w:anchor="bm_atividade_3_compliance_riscos_e_segu">
-        <w:r>
-          <w:rPr>
-            <w:rStyle w:val="Hyperlink"/>
-            <w:rFonts w:ascii="Calibri" w:cs="Calibri" w:eastAsia="Calibri" w:hAnsi="Calibri"/>
-            <w:b/>
-            <w:bCs/>
-            <w:sz w:val="22"/>
-            <w:szCs w:val="22"/>
-          </w:rPr>
-          <w:t xml:space="preserve">Atividade 3 — Compliance, Riscos e Segurança Contínua (Peso 2,5)</w:t>
-        </w:r>
-      </w:hyperlink>
-    </w:p>
-    <w:p>
-      <w:pPr>
-        <w:spacing w:after="40"/>
-        <w:ind w:left="360"/>
-      </w:pPr>
-      <w:hyperlink w:history="1" w:anchor="bm_3_1_revisao_final_de_riscos_stride_d">
-        <w:r>
-          <w:rPr>
-            <w:rStyle w:val="Hyperlink"/>
-            <w:rFonts w:ascii="Calibri" w:cs="Calibri" w:eastAsia="Calibri" w:hAnsi="Calibri"/>
-            <w:b w:val="false"/>
-            <w:bCs w:val="false"/>
-            <w:sz w:val="20"/>
-            <w:szCs w:val="20"/>
-          </w:rPr>
-          <w:t xml:space="preserve">3.1 Revisão final de riscos — STRIDE + DevSecOps</w:t>
-        </w:r>
-      </w:hyperlink>
-    </w:p>
-    <w:p>
-      <w:pPr>
-        <w:spacing w:after="40"/>
-        <w:ind w:left="360"/>
-      </w:pPr>
-      <w:hyperlink w:history="1" w:anchor="bm_3_2_mapeamento_com_normas_e_boas_pra">
-        <w:r>
-          <w:rPr>
-            <w:rStyle w:val="Hyperlink"/>
-            <w:rFonts w:ascii="Calibri" w:cs="Calibri" w:eastAsia="Calibri" w:hAnsi="Calibri"/>
-            <w:b w:val="false"/>
-            <w:bCs w:val="false"/>
-            <w:sz w:val="20"/>
-            <w:szCs w:val="20"/>
-          </w:rPr>
-          <w:t xml:space="preserve">3.2 Mapeamento com normas e boas práticas</w:t>
-        </w:r>
-      </w:hyperlink>
-    </w:p>
-    <w:p>
-      <w:pPr>
-        <w:spacing w:after="40"/>
-        <w:ind w:left="360"/>
-      </w:pPr>
-      <w:hyperlink w:history="1" w:anchor="bm_3_3_plano_de_seguranca_continua">
-        <w:r>
-          <w:rPr>
-            <w:rStyle w:val="Hyperlink"/>
-            <w:rFonts w:ascii="Calibri" w:cs="Calibri" w:eastAsia="Calibri" w:hAnsi="Calibri"/>
-            <w:b w:val="false"/>
-            <w:bCs w:val="false"/>
-            <w:sz w:val="20"/>
-            <w:szCs w:val="20"/>
-          </w:rPr>
-          <w:t xml:space="preserve">3.3 Plano de segurança contínua</w:t>
-        </w:r>
-      </w:hyperlink>
-    </w:p>
-    <w:p>
-      <w:pPr>
-        <w:spacing w:after="40"/>
-        <w:ind w:left="360"/>
-      </w:pPr>
-      <w:hyperlink w:history="1" w:anchor="bm_3_4_checklist_de_conformidade_consol">
-        <w:r>
-          <w:rPr>
-            <w:rStyle w:val="Hyperlink"/>
-            <w:rFonts w:ascii="Calibri" w:cs="Calibri" w:eastAsia="Calibri" w:hAnsi="Calibri"/>
-            <w:b w:val="false"/>
-            <w:bCs w:val="false"/>
-            <w:sz w:val="20"/>
-            <w:szCs w:val="20"/>
-          </w:rPr>
-          <w:t xml:space="preserve">3.4 Checklist de conformidade consolidado</w:t>
-        </w:r>
-      </w:hyperlink>
-    </w:p>
-    <w:p>
-      <w:pPr>
-        <w:spacing w:after="80"/>
-        <w:ind w:left="0"/>
-      </w:pPr>
-      <w:hyperlink w:history="1" w:anchor="bm_atividade_4_observabilidade_monitora">
-        <w:r>
-          <w:rPr>
-            <w:rStyle w:val="Hyperlink"/>
-            <w:rFonts w:ascii="Calibri" w:cs="Calibri" w:eastAsia="Calibri" w:hAnsi="Calibri"/>
-            <w:b/>
-            <w:bCs/>
-            <w:sz w:val="22"/>
-            <w:szCs w:val="22"/>
-          </w:rPr>
-          <w:t xml:space="preserve">Atividade 4 — Observabilidade, Monitoramento e Resposta (Peso 2,0)</w:t>
-        </w:r>
-      </w:hyperlink>
-    </w:p>
-    <w:p>
-      <w:pPr>
-        <w:spacing w:after="40"/>
-        <w:ind w:left="360"/>
-      </w:pPr>
-      <w:hyperlink w:history="1" w:anchor="bm_4_1_plano_de_monitoramento">
-        <w:r>
-          <w:rPr>
-            <w:rStyle w:val="Hyperlink"/>
-            <w:rFonts w:ascii="Calibri" w:cs="Calibri" w:eastAsia="Calibri" w:hAnsi="Calibri"/>
-            <w:b w:val="false"/>
-            <w:bCs w:val="false"/>
-            <w:sz w:val="20"/>
-            <w:szCs w:val="20"/>
-          </w:rPr>
-          <w:t xml:space="preserve">4.1 Plano de monitoramento</w:t>
-        </w:r>
-      </w:hyperlink>
-    </w:p>
-    <w:p>
-      <w:pPr>
-        <w:spacing w:after="40"/>
-        <w:ind w:left="360"/>
-      </w:pPr>
-      <w:hyperlink w:history="1" w:anchor="bm_4_2_plano_de_resposta_a_incidentes">
-        <w:r>
-          <w:rPr>
-            <w:rStyle w:val="Hyperlink"/>
-            <w:rFonts w:ascii="Calibri" w:cs="Calibri" w:eastAsia="Calibri" w:hAnsi="Calibri"/>
-            <w:b w:val="false"/>
-            <w:bCs w:val="false"/>
-            <w:sz w:val="20"/>
-            <w:szCs w:val="20"/>
-          </w:rPr>
-          <w:t xml:space="preserve">4.2 Plano de resposta a incidentes</w:t>
-        </w:r>
-      </w:hyperlink>
-    </w:p>
-    <w:p>
-      <w:pPr>
-        <w:spacing w:after="40"/>
-        <w:ind w:left="360"/>
-      </w:pPr>
-      <w:hyperlink w:history="1" w:anchor="bm_4_3_evidencias_coletadas">
-        <w:r>
-          <w:rPr>
-            <w:rStyle w:val="Hyperlink"/>
-            <w:rFonts w:ascii="Calibri" w:cs="Calibri" w:eastAsia="Calibri" w:hAnsi="Calibri"/>
-            <w:b w:val="false"/>
-            <w:bCs w:val="false"/>
-            <w:sz w:val="20"/>
-            <w:szCs w:val="20"/>
-          </w:rPr>
-          <w:t xml:space="preserve">4.3 Evidências coletadas</w:t>
-        </w:r>
-      </w:hyperlink>
-    </w:p>
-    <w:p>
-      <w:pPr>
-        <w:spacing w:after="80"/>
-        <w:ind w:left="0"/>
-      </w:pPr>
-      <w:hyperlink w:history="1" w:anchor="bm_apendice_a_indice_de_evidencias_por_">
-        <w:r>
-          <w:rPr>
-            <w:rStyle w:val="Hyperlink"/>
-            <w:rFonts w:ascii="Calibri" w:cs="Calibri" w:eastAsia="Calibri" w:hAnsi="Calibri"/>
-            <w:b/>
-            <w:bCs/>
-            <w:sz w:val="22"/>
-            <w:szCs w:val="22"/>
-          </w:rPr>
-          <w:t xml:space="preserve">Apêndice A — Índice de evidências por atividade</w:t>
-        </w:r>
-      </w:hyperlink>
-    </w:p>
-    <w:p>
-      <w:pPr>
-        <w:spacing w:after="80"/>
-        <w:ind w:left="0"/>
-      </w:pPr>
-      <w:hyperlink w:history="1" w:anchor="bm_apendice_b_rodar_tudo_localmente">
-        <w:r>
-          <w:rPr>
-            <w:rStyle w:val="Hyperlink"/>
-            <w:rFonts w:ascii="Calibri" w:cs="Calibri" w:eastAsia="Calibri" w:hAnsi="Calibri"/>
-            <w:b/>
-            <w:bCs/>
-            <w:sz w:val="22"/>
-            <w:szCs w:val="22"/>
-          </w:rPr>
-          <w:t xml:space="preserve">Apêndice B — Rodar tudo localmente</w:t>
-        </w:r>
-      </w:hyperlink>
-    </w:p>
-    <w:p>
-      <w:pPr>
-        <w:spacing w:after="80"/>
-        <w:ind w:left="0"/>
-      </w:pPr>
-      <w:hyperlink w:history="1" w:anchor="bm_apendice_c_glossario">
-        <w:r>
-          <w:rPr>
-            <w:rStyle w:val="Hyperlink"/>
-            <w:rFonts w:ascii="Calibri" w:cs="Calibri" w:eastAsia="Calibri" w:hAnsi="Calibri"/>
-            <w:b/>
-            <w:bCs/>
-            <w:sz w:val="22"/>
-            <w:szCs w:val="22"/>
-          </w:rPr>
-          <w:t xml:space="preserve">Apêndice C — Glossário</w:t>
-        </w:r>
-      </w:hyperlink>
-    </w:p>
+    <w:tbl>
+      <w:tblPr>
+        <w:tblW w:type="dxa" w:w="9026"/>
+        <w:tblBorders>
+          <w:top w:val="none" w:color="FFFFFF" w:sz="0"/>
+          <w:left w:val="none" w:color="FFFFFF" w:sz="0"/>
+          <w:bottom w:val="none" w:color="FFFFFF" w:sz="0"/>
+          <w:right w:val="none" w:color="FFFFFF" w:sz="0"/>
+          <w:insideH w:val="none" w:color="FFFFFF" w:sz="0"/>
+          <w:insideV w:val="none" w:color="FFFFFF" w:sz="0"/>
+        </w:tblBorders>
+      </w:tblPr>
+      <w:tblGrid>
+        <w:gridCol w:w="4513"/>
+        <w:gridCol w:w="4513"/>
+      </w:tblGrid>
+      <w:tr>
+        <w:tc>
+          <w:tcPr>
+            <w:tcW w:type="dxa" w:w="4513"/>
+            <w:tcMar>
+              <w:right w:type="dxa" w:w="200"/>
+            </w:tcMar>
+          </w:tcPr>
+          <w:p>
+            <w:pPr>
+              <w:spacing w:after="80"/>
+              <w:ind w:left="0"/>
+            </w:pPr>
+            <w:hyperlink w:history="1" w:anchor="bm_identificacao">
+              <w:r>
+                <w:rPr>
+                  <w:rStyle w:val="Hyperlink"/>
+                  <w:rFonts w:ascii="Calibri" w:cs="Calibri" w:eastAsia="Calibri" w:hAnsi="Calibri"/>
+                  <w:b/>
+                  <w:bCs/>
+                  <w:sz w:val="22"/>
+                  <w:szCs w:val="22"/>
+                </w:rPr>
+                <w:t xml:space="preserve">Identificação</w:t>
+              </w:r>
+            </w:hyperlink>
+          </w:p>
+          <w:p>
+            <w:pPr>
+              <w:spacing w:after="40"/>
+              <w:ind w:left="360"/>
+            </w:pPr>
+            <w:hyperlink w:history="1" w:anchor="bm_integrantes_do_grupo">
+              <w:r>
+                <w:rPr>
+                  <w:rStyle w:val="Hyperlink"/>
+                  <w:rFonts w:ascii="Calibri" w:cs="Calibri" w:eastAsia="Calibri" w:hAnsi="Calibri"/>
+                  <w:b w:val="false"/>
+                  <w:bCs w:val="false"/>
+                  <w:sz w:val="20"/>
+                  <w:szCs w:val="20"/>
+                </w:rPr>
+                <w:t xml:space="preserve">Integrantes do grupo</w:t>
+              </w:r>
+            </w:hyperlink>
+          </w:p>
+          <w:p>
+            <w:pPr>
+              <w:spacing w:after="40"/>
+              <w:ind w:left="360"/>
+            </w:pPr>
+            <w:hyperlink w:history="1" w:anchor="bm_repositorio">
+              <w:r>
+                <w:rPr>
+                  <w:rStyle w:val="Hyperlink"/>
+                  <w:rFonts w:ascii="Calibri" w:cs="Calibri" w:eastAsia="Calibri" w:hAnsi="Calibri"/>
+                  <w:b w:val="false"/>
+                  <w:bCs w:val="false"/>
+                  <w:sz w:val="20"/>
+                  <w:szCs w:val="20"/>
+                </w:rPr>
+                <w:t xml:space="preserve">Repositório</w:t>
+              </w:r>
+            </w:hyperlink>
+          </w:p>
+          <w:p>
+            <w:pPr>
+              <w:spacing w:after="80"/>
+              <w:ind w:left="0"/>
+            </w:pPr>
+            <w:hyperlink w:history="1" w:anchor="bm_contexto_evolucao_das_sprints_anteri">
+              <w:r>
+                <w:rPr>
+                  <w:rStyle w:val="Hyperlink"/>
+                  <w:rFonts w:ascii="Calibri" w:cs="Calibri" w:eastAsia="Calibri" w:hAnsi="Calibri"/>
+                  <w:b/>
+                  <w:bCs/>
+                  <w:sz w:val="22"/>
+                  <w:szCs w:val="22"/>
+                </w:rPr>
+                <w:t xml:space="preserve">Contexto — evolução das sprints anteriores</w:t>
+              </w:r>
+            </w:hyperlink>
+          </w:p>
+          <w:p>
+            <w:pPr>
+              <w:spacing w:after="80"/>
+              <w:ind w:left="0"/>
+            </w:pPr>
+            <w:hyperlink w:history="1" w:anchor="bm_atividade_1_pipeline_devsecops_integ">
+              <w:r>
+                <w:rPr>
+                  <w:rStyle w:val="Hyperlink"/>
+                  <w:rFonts w:ascii="Calibri" w:cs="Calibri" w:eastAsia="Calibri" w:hAnsi="Calibri"/>
+                  <w:b/>
+                  <w:bCs/>
+                  <w:sz w:val="22"/>
+                  <w:szCs w:val="22"/>
+                </w:rPr>
+                <w:t xml:space="preserve">Atividade 1 — Pipeline DevSecOps Integrado (Peso 3,0)</w:t>
+              </w:r>
+            </w:hyperlink>
+          </w:p>
+          <w:p>
+            <w:pPr>
+              <w:spacing w:after="40"/>
+              <w:ind w:left="360"/>
+            </w:pPr>
+            <w:hyperlink w:history="1" w:anchor="bm_1_1_desenho_do_pipeline">
+              <w:r>
+                <w:rPr>
+                  <w:rStyle w:val="Hyperlink"/>
+                  <w:rFonts w:ascii="Calibri" w:cs="Calibri" w:eastAsia="Calibri" w:hAnsi="Calibri"/>
+                  <w:b w:val="false"/>
+                  <w:bCs w:val="false"/>
+                  <w:sz w:val="20"/>
+                  <w:szCs w:val="20"/>
+                </w:rPr>
+                <w:t xml:space="preserve">1.1 Desenho do pipeline</w:t>
+              </w:r>
+            </w:hyperlink>
+          </w:p>
+          <w:p>
+            <w:pPr>
+              <w:spacing w:after="40"/>
+              <w:ind w:left="360"/>
+            </w:pPr>
+            <w:hyperlink w:history="1" w:anchor="bm_1_2_etapas_e_o_risco_que_cada_uma_re">
+              <w:r>
+                <w:rPr>
+                  <w:rStyle w:val="Hyperlink"/>
+                  <w:rFonts w:ascii="Calibri" w:cs="Calibri" w:eastAsia="Calibri" w:hAnsi="Calibri"/>
+                  <w:b w:val="false"/>
+                  <w:bCs w:val="false"/>
+                  <w:sz w:val="20"/>
+                  <w:szCs w:val="20"/>
+                </w:rPr>
+                <w:t xml:space="preserve">1.2 Etapas e o risco que cada uma reduz</w:t>
+              </w:r>
+            </w:hyperlink>
+          </w:p>
+          <w:p>
+            <w:pPr>
+              <w:spacing w:after="40"/>
+              <w:ind w:left="360"/>
+            </w:pPr>
+            <w:hyperlink w:history="1" w:anchor="bm_1_3_gatilhos_saidas_e_integracao">
+              <w:r>
+                <w:rPr>
+                  <w:rStyle w:val="Hyperlink"/>
+                  <w:rFonts w:ascii="Calibri" w:cs="Calibri" w:eastAsia="Calibri" w:hAnsi="Calibri"/>
+                  <w:b w:val="false"/>
+                  <w:bCs w:val="false"/>
+                  <w:sz w:val="20"/>
+                  <w:szCs w:val="20"/>
+                </w:rPr>
+                <w:t xml:space="preserve">1.3 Gatilhos, saídas e integração</w:t>
+              </w:r>
+            </w:hyperlink>
+          </w:p>
+          <w:p>
+            <w:pPr>
+              <w:spacing w:after="40"/>
+              <w:ind w:left="360"/>
+            </w:pPr>
+            <w:hyperlink w:history="1" w:anchor="bm_1_4_como_seria_executado_no_projeto_">
+              <w:r>
+                <w:rPr>
+                  <w:rStyle w:val="Hyperlink"/>
+                  <w:rFonts w:ascii="Calibri" w:cs="Calibri" w:eastAsia="Calibri" w:hAnsi="Calibri"/>
+                  <w:b w:val="false"/>
+                  <w:bCs w:val="false"/>
+                  <w:sz w:val="20"/>
+                  <w:szCs w:val="20"/>
+                </w:rPr>
+                <w:t xml:space="preserve">1.4 Como seria executado no projeto Ford</w:t>
+              </w:r>
+            </w:hyperlink>
+          </w:p>
+          <w:p>
+            <w:pPr>
+              <w:spacing w:after="80"/>
+              <w:ind w:left="0"/>
+            </w:pPr>
+            <w:hyperlink w:history="1" w:anchor="bm_atividade_2_seguranca_em_codigo_e_in">
+              <w:r>
+                <w:rPr>
+                  <w:rStyle w:val="Hyperlink"/>
+                  <w:rFonts w:ascii="Calibri" w:cs="Calibri" w:eastAsia="Calibri" w:hAnsi="Calibri"/>
+                  <w:b/>
+                  <w:bCs/>
+                  <w:sz w:val="22"/>
+                  <w:szCs w:val="22"/>
+                </w:rPr>
+                <w:t xml:space="preserve">Atividade 2 — Segurança em Código e Infraestrutura (Peso 2,5)</w:t>
+              </w:r>
+            </w:hyperlink>
+          </w:p>
+          <w:p>
+            <w:pPr>
+              <w:spacing w:after="40"/>
+              <w:ind w:left="360"/>
+            </w:pPr>
+            <w:hyperlink w:history="1" w:anchor="bm_2_1_seguranca_no_codigo_o_que_ja_exi">
+              <w:r>
+                <w:rPr>
+                  <w:rStyle w:val="Hyperlink"/>
+                  <w:rFonts w:ascii="Calibri" w:cs="Calibri" w:eastAsia="Calibri" w:hAnsi="Calibri"/>
+                  <w:b w:val="false"/>
+                  <w:bCs w:val="false"/>
+                  <w:sz w:val="20"/>
+                  <w:szCs w:val="20"/>
+                </w:rPr>
+                <w:t xml:space="preserve">2.1 Segurança no código — o que já existe e o que foi reforçado nesta sprint</w:t>
+              </w:r>
+            </w:hyperlink>
+          </w:p>
+          <w:p>
+            <w:pPr>
+              <w:spacing w:after="40"/>
+              <w:ind w:left="360"/>
+            </w:pPr>
+            <w:hyperlink w:history="1" w:anchor="bm_2_2_seguranca_mqtt_tls_para_iot_desi">
+              <w:r>
+                <w:rPr>
+                  <w:rStyle w:val="Hyperlink"/>
+                  <w:rFonts w:ascii="Calibri" w:cs="Calibri" w:eastAsia="Calibri" w:hAnsi="Calibri"/>
+                  <w:b w:val="false"/>
+                  <w:bCs w:val="false"/>
+                  <w:sz w:val="20"/>
+                  <w:szCs w:val="20"/>
+                </w:rPr>
+                <w:t xml:space="preserve">2.2 Segurança MQTT/TLS para IoT — design de referência</w:t>
+              </w:r>
+            </w:hyperlink>
+          </w:p>
+          <w:p>
+            <w:pPr>
+              <w:spacing w:after="40"/>
+              <w:ind w:left="360"/>
+            </w:pPr>
+            <w:hyperlink w:history="1" w:anchor="bm_2_3_iac_security">
+              <w:r>
+                <w:rPr>
+                  <w:rStyle w:val="Hyperlink"/>
+                  <w:rFonts w:ascii="Calibri" w:cs="Calibri" w:eastAsia="Calibri" w:hAnsi="Calibri"/>
+                  <w:b w:val="false"/>
+                  <w:bCs w:val="false"/>
+                  <w:sz w:val="20"/>
+                  <w:szCs w:val="20"/>
+                </w:rPr>
+                <w:t xml:space="preserve">2.3 IaC Security</w:t>
+              </w:r>
+            </w:hyperlink>
+          </w:p>
+        </w:tc>
+        <w:tc>
+          <w:tcPr>
+            <w:tcW w:type="dxa" w:w="4513"/>
+            <w:tcMar>
+              <w:left w:type="dxa" w:w="200"/>
+            </w:tcMar>
+          </w:tcPr>
+          <w:p>
+            <w:pPr>
+              <w:spacing w:after="80"/>
+              <w:ind w:left="0"/>
+            </w:pPr>
+            <w:hyperlink w:history="1" w:anchor="bm_atividade_3_compliance_riscos_e_segu">
+              <w:r>
+                <w:rPr>
+                  <w:rStyle w:val="Hyperlink"/>
+                  <w:rFonts w:ascii="Calibri" w:cs="Calibri" w:eastAsia="Calibri" w:hAnsi="Calibri"/>
+                  <w:b/>
+                  <w:bCs/>
+                  <w:sz w:val="22"/>
+                  <w:szCs w:val="22"/>
+                </w:rPr>
+                <w:t xml:space="preserve">Atividade 3 — Compliance, Riscos e Segurança Contínua (Peso 2,5)</w:t>
+              </w:r>
+            </w:hyperlink>
+          </w:p>
+          <w:p>
+            <w:pPr>
+              <w:spacing w:after="40"/>
+              <w:ind w:left="360"/>
+            </w:pPr>
+            <w:hyperlink w:history="1" w:anchor="bm_3_1_revisao_final_de_riscos_stride_d">
+              <w:r>
+                <w:rPr>
+                  <w:rStyle w:val="Hyperlink"/>
+                  <w:rFonts w:ascii="Calibri" w:cs="Calibri" w:eastAsia="Calibri" w:hAnsi="Calibri"/>
+                  <w:b w:val="false"/>
+                  <w:bCs w:val="false"/>
+                  <w:sz w:val="20"/>
+                  <w:szCs w:val="20"/>
+                </w:rPr>
+                <w:t xml:space="preserve">3.1 Revisão final de riscos — STRIDE + DevSecOps</w:t>
+              </w:r>
+            </w:hyperlink>
+          </w:p>
+          <w:p>
+            <w:pPr>
+              <w:spacing w:after="40"/>
+              <w:ind w:left="360"/>
+            </w:pPr>
+            <w:hyperlink w:history="1" w:anchor="bm_3_2_mapeamento_com_normas_e_boas_pra">
+              <w:r>
+                <w:rPr>
+                  <w:rStyle w:val="Hyperlink"/>
+                  <w:rFonts w:ascii="Calibri" w:cs="Calibri" w:eastAsia="Calibri" w:hAnsi="Calibri"/>
+                  <w:b w:val="false"/>
+                  <w:bCs w:val="false"/>
+                  <w:sz w:val="20"/>
+                  <w:szCs w:val="20"/>
+                </w:rPr>
+                <w:t xml:space="preserve">3.2 Mapeamento com normas e boas práticas</w:t>
+              </w:r>
+            </w:hyperlink>
+          </w:p>
+          <w:p>
+            <w:pPr>
+              <w:spacing w:after="40"/>
+              <w:ind w:left="360"/>
+            </w:pPr>
+            <w:hyperlink w:history="1" w:anchor="bm_3_3_plano_de_seguranca_continua">
+              <w:r>
+                <w:rPr>
+                  <w:rStyle w:val="Hyperlink"/>
+                  <w:rFonts w:ascii="Calibri" w:cs="Calibri" w:eastAsia="Calibri" w:hAnsi="Calibri"/>
+                  <w:b w:val="false"/>
+                  <w:bCs w:val="false"/>
+                  <w:sz w:val="20"/>
+                  <w:szCs w:val="20"/>
+                </w:rPr>
+                <w:t xml:space="preserve">3.3 Plano de segurança contínua</w:t>
+              </w:r>
+            </w:hyperlink>
+          </w:p>
+          <w:p>
+            <w:pPr>
+              <w:spacing w:after="40"/>
+              <w:ind w:left="360"/>
+            </w:pPr>
+            <w:hyperlink w:history="1" w:anchor="bm_3_4_checklist_de_conformidade_consol">
+              <w:r>
+                <w:rPr>
+                  <w:rStyle w:val="Hyperlink"/>
+                  <w:rFonts w:ascii="Calibri" w:cs="Calibri" w:eastAsia="Calibri" w:hAnsi="Calibri"/>
+                  <w:b w:val="false"/>
+                  <w:bCs w:val="false"/>
+                  <w:sz w:val="20"/>
+                  <w:szCs w:val="20"/>
+                </w:rPr>
+                <w:t xml:space="preserve">3.4 Checklist de conformidade consolidado</w:t>
+              </w:r>
+            </w:hyperlink>
+          </w:p>
+          <w:p>
+            <w:pPr>
+              <w:spacing w:after="80"/>
+              <w:ind w:left="0"/>
+            </w:pPr>
+            <w:hyperlink w:history="1" w:anchor="bm_atividade_4_observabilidade_monitora">
+              <w:r>
+                <w:rPr>
+                  <w:rStyle w:val="Hyperlink"/>
+                  <w:rFonts w:ascii="Calibri" w:cs="Calibri" w:eastAsia="Calibri" w:hAnsi="Calibri"/>
+                  <w:b/>
+                  <w:bCs/>
+                  <w:sz w:val="22"/>
+                  <w:szCs w:val="22"/>
+                </w:rPr>
+                <w:t xml:space="preserve">Atividade 4 — Observabilidade, Monitoramento e Resposta (Peso 2,0)</w:t>
+              </w:r>
+            </w:hyperlink>
+          </w:p>
+          <w:p>
+            <w:pPr>
+              <w:spacing w:after="40"/>
+              <w:ind w:left="360"/>
+            </w:pPr>
+            <w:hyperlink w:history="1" w:anchor="bm_4_1_plano_de_monitoramento">
+              <w:r>
+                <w:rPr>
+                  <w:rStyle w:val="Hyperlink"/>
+                  <w:rFonts w:ascii="Calibri" w:cs="Calibri" w:eastAsia="Calibri" w:hAnsi="Calibri"/>
+                  <w:b w:val="false"/>
+                  <w:bCs w:val="false"/>
+                  <w:sz w:val="20"/>
+                  <w:szCs w:val="20"/>
+                </w:rPr>
+                <w:t xml:space="preserve">4.1 Plano de monitoramento</w:t>
+              </w:r>
+            </w:hyperlink>
+          </w:p>
+          <w:p>
+            <w:pPr>
+              <w:spacing w:after="40"/>
+              <w:ind w:left="360"/>
+            </w:pPr>
+            <w:hyperlink w:history="1" w:anchor="bm_4_2_plano_de_resposta_a_incidentes">
+              <w:r>
+                <w:rPr>
+                  <w:rStyle w:val="Hyperlink"/>
+                  <w:rFonts w:ascii="Calibri" w:cs="Calibri" w:eastAsia="Calibri" w:hAnsi="Calibri"/>
+                  <w:b w:val="false"/>
+                  <w:bCs w:val="false"/>
+                  <w:sz w:val="20"/>
+                  <w:szCs w:val="20"/>
+                </w:rPr>
+                <w:t xml:space="preserve">4.2 Plano de resposta a incidentes</w:t>
+              </w:r>
+            </w:hyperlink>
+          </w:p>
+          <w:p>
+            <w:pPr>
+              <w:spacing w:after="40"/>
+              <w:ind w:left="360"/>
+            </w:pPr>
+            <w:hyperlink w:history="1" w:anchor="bm_4_3_evidencias_coletadas">
+              <w:r>
+                <w:rPr>
+                  <w:rStyle w:val="Hyperlink"/>
+                  <w:rFonts w:ascii="Calibri" w:cs="Calibri" w:eastAsia="Calibri" w:hAnsi="Calibri"/>
+                  <w:b w:val="false"/>
+                  <w:bCs w:val="false"/>
+                  <w:sz w:val="20"/>
+                  <w:szCs w:val="20"/>
+                </w:rPr>
+                <w:t xml:space="preserve">4.3 Evidências coletadas</w:t>
+              </w:r>
+            </w:hyperlink>
+          </w:p>
+          <w:p>
+            <w:pPr>
+              <w:spacing w:after="80"/>
+              <w:ind w:left="0"/>
+            </w:pPr>
+            <w:hyperlink w:history="1" w:anchor="bm_apendice_a_indice_de_evidencias_por_">
+              <w:r>
+                <w:rPr>
+                  <w:rStyle w:val="Hyperlink"/>
+                  <w:rFonts w:ascii="Calibri" w:cs="Calibri" w:eastAsia="Calibri" w:hAnsi="Calibri"/>
+                  <w:b/>
+                  <w:bCs/>
+                  <w:sz w:val="22"/>
+                  <w:szCs w:val="22"/>
+                </w:rPr>
+                <w:t xml:space="preserve">Apêndice A — Índice de evidências por atividade</w:t>
+              </w:r>
+            </w:hyperlink>
+          </w:p>
+          <w:p>
+            <w:pPr>
+              <w:spacing w:after="80"/>
+              <w:ind w:left="0"/>
+            </w:pPr>
+            <w:hyperlink w:history="1" w:anchor="bm_apendice_b_rodar_tudo_localmente">
+              <w:r>
+                <w:rPr>
+                  <w:rStyle w:val="Hyperlink"/>
+                  <w:rFonts w:ascii="Calibri" w:cs="Calibri" w:eastAsia="Calibri" w:hAnsi="Calibri"/>
+                  <w:b/>
+                  <w:bCs/>
+                  <w:sz w:val="22"/>
+                  <w:szCs w:val="22"/>
+                </w:rPr>
+                <w:t xml:space="preserve">Apêndice B — Rodar tudo localmente</w:t>
+              </w:r>
+            </w:hyperlink>
+          </w:p>
+          <w:p>
+            <w:pPr>
+              <w:spacing w:after="80"/>
+              <w:ind w:left="0"/>
+            </w:pPr>
+            <w:hyperlink w:history="1" w:anchor="bm_apendice_c_glossario">
+              <w:r>
+                <w:rPr>
+                  <w:rStyle w:val="Hyperlink"/>
+                  <w:rFonts w:ascii="Calibri" w:cs="Calibri" w:eastAsia="Calibri" w:hAnsi="Calibri"/>
+                  <w:b/>
+                  <w:bCs/>
+                  <w:sz w:val="22"/>
+                  <w:szCs w:val="22"/>
+                </w:rPr>
+                <w:t xml:space="preserve">Apêndice C — Glossário</w:t>
+              </w:r>
+            </w:hyperlink>
+          </w:p>
+        </w:tc>
+      </w:tr>
+    </w:tbl>
     <w:p>
       <w:r>
         <w:br w:type="page"/>
@@ -2159,6 +2186,11 @@
           <w:szCs w:val="22"/>
         </w:rPr>
         <w:t xml:space="preserve">Nota total: média ponderada das quatro atividades (0 a 10 cada).</w:t>
+      </w:r>
+    </w:p>
+    <w:p>
+      <w:r>
+        <w:br w:type="page"/>
       </w:r>
     </w:p>
     <w:p>
@@ -3732,7 +3764,7 @@
                     </pic:cNvPicPr>
                   </pic:nvPicPr>
                   <pic:blipFill>
-                    <a:blip r:embed="rId8" cstate="none"/>
+                    <a:blip r:embed="rId9" cstate="none"/>
                     <a:srcRect/>
                     <a:stretch>
                       <a:fillRect/>
@@ -3801,7 +3833,7 @@
                     </pic:cNvPicPr>
                   </pic:nvPicPr>
                   <pic:blipFill>
-                    <a:blip r:embed="rId9" cstate="none"/>
+                    <a:blip r:embed="rId10" cstate="none"/>
                     <a:srcRect/>
                     <a:stretch>
                       <a:fillRect/>
@@ -3870,7 +3902,7 @@
                     </pic:cNvPicPr>
                   </pic:nvPicPr>
                   <pic:blipFill>
-                    <a:blip r:embed="rId10" cstate="none"/>
+                    <a:blip r:embed="rId11" cstate="none"/>
                     <a:srcRect/>
                     <a:stretch>
                       <a:fillRect/>
@@ -3907,6 +3939,11 @@
           <w:szCs w:val="18"/>
         </w:rPr>
         <w:t xml:space="preserve">Continuação da lista de achados corrigidos.</w:t>
+      </w:r>
+    </w:p>
+    <w:p>
+      <w:r>
+        <w:br w:type="page"/>
       </w:r>
     </w:p>
     <w:p>
@@ -7665,6 +7702,11 @@
           <w:szCs w:val="22"/>
         </w:rPr>
         <w:t xml:space="preserve">saída do docker build; saída do Trivy config e image (artifact trivy-reports); docker run mostrando o processo como usuário riva (id).</w:t>
+      </w:r>
+    </w:p>
+    <w:p>
+      <w:r>
+        <w:br w:type="page"/>
       </w:r>
     </w:p>
     <w:p>
@@ -18389,6 +18431,11 @@
         </w:tc>
       </w:tr>
     </w:tbl>
+    <w:p>
+      <w:r>
+        <w:br w:type="page"/>
+      </w:r>
+    </w:p>
     <w:p>
       <w:pPr>
         <w:pStyle w:val="Heading1"/>
@@ -22038,7 +22085,7 @@
                     </pic:cNvPicPr>
                   </pic:nvPicPr>
                   <pic:blipFill>
-                    <a:blip r:embed="rId11" cstate="none"/>
+                    <a:blip r:embed="rId12" cstate="none"/>
                     <a:srcRect/>
                     <a:stretch>
                       <a:fillRect/>
@@ -22130,7 +22177,7 @@
                     </pic:cNvPicPr>
                   </pic:nvPicPr>
                   <pic:blipFill>
-                    <a:blip r:embed="rId12" cstate="none"/>
+                    <a:blip r:embed="rId13" cstate="none"/>
                     <a:srcRect/>
                     <a:stretch>
                       <a:fillRect/>
@@ -22222,7 +22269,7 @@
                     </pic:cNvPicPr>
                   </pic:nvPicPr>
                   <pic:blipFill>
-                    <a:blip r:embed="rId13" cstate="none"/>
+                    <a:blip r:embed="rId14" cstate="none"/>
                     <a:srcRect/>
                     <a:stretch>
                       <a:fillRect/>
@@ -22314,7 +22361,7 @@
                     </pic:cNvPicPr>
                   </pic:nvPicPr>
                   <pic:blipFill>
-                    <a:blip r:embed="rId14" cstate="none"/>
+                    <a:blip r:embed="rId15" cstate="none"/>
                     <a:srcRect/>
                     <a:stretch>
                       <a:fillRect/>
@@ -22406,7 +22453,7 @@
                     </pic:cNvPicPr>
                   </pic:nvPicPr>
                   <pic:blipFill>
-                    <a:blip r:embed="rId15" cstate="none"/>
+                    <a:blip r:embed="rId16" cstate="none"/>
                     <a:srcRect/>
                     <a:stretch>
                       <a:fillRect/>
@@ -22498,7 +22545,7 @@
                     </pic:cNvPicPr>
                   </pic:nvPicPr>
                   <pic:blipFill>
-                    <a:blip r:embed="rId16" cstate="none"/>
+                    <a:blip r:embed="rId17" cstate="none"/>
                     <a:srcRect/>
                     <a:stretch>
                       <a:fillRect/>
@@ -22535,6 +22582,11 @@
           <w:szCs w:val="18"/>
         </w:rPr>
         <w:t xml:space="preserve">Evidência — log JSON estruturado do RateLimitFilter (nível WARN) durante a rajada de teste.</w:t>
+      </w:r>
+    </w:p>
+    <w:p>
+      <w:r>
+        <w:br w:type="page"/>
       </w:r>
     </w:p>
     <w:p>
@@ -23585,7 +23637,8 @@
       </w:r>
     </w:p>
     <w:sectPr>
-      <w:footerReference w:type="default" r:id="rId7"/>
+      <w:headerReference w:type="default" r:id="rId7"/>
+      <w:footerReference w:type="default" r:id="rId8"/>
       <w:pgSz w:w="11906" w:h="16838" w:orient="portrait"/>
       <w:pgMar w:top="1440" w:right="1440" w:bottom="1440" w:left="1440" w:header="708" w:footer="708" w:gutter="0"/>
       <w:pgNumType/>
@@ -23640,6 +23693,9 @@
 <w:ftr xmlns:wpc="http://schemas.microsoft.com/office/word/2010/wordprocessingCanvas" xmlns:mc="http://schemas.openxmlformats.org/markup-compatibility/2006" xmlns:o="urn:schemas-microsoft-com:office:office" xmlns:r="http://schemas.openxmlformats.org/officeDocument/2006/relationships" xmlns:m="http://schemas.openxmlformats.org/officeDocument/2006/math" xmlns:v="urn:schemas-microsoft-com:vml" xmlns:wp14="http://schemas.microsoft.com/office/word/2010/wordprocessingDrawing" xmlns:wp="http://schemas.openxmlformats.org/drawingml/2006/wordprocessingDrawing" xmlns:w10="urn:schemas-microsoft-com:office:word" xmlns:w="http://schemas.openxmlformats.org/wordprocessingml/2006/main" xmlns:w14="http://schemas.microsoft.com/office/word/2010/wordml" xmlns:w15="http://schemas.microsoft.com/office/word/2012/wordml" xmlns:wpg="http://schemas.microsoft.com/office/word/2010/wordprocessingGroup" xmlns:wpi="http://schemas.microsoft.com/office/word/2010/wordprocessingInk" xmlns:wne="http://schemas.microsoft.com/office/word/2006/wordml" xmlns:wps="http://schemas.microsoft.com/office/word/2010/wordprocessingShape">
   <w:p>
     <w:pPr>
+      <w:pBdr>
+        <w:top w:val="single" w:color="D9D9D9" w:sz="4" w:space="4"/>
+      </w:pBdr>
       <w:jc w:val="center"/>
     </w:pPr>
     <w:r>
@@ -23649,7 +23705,7 @@
         <w:sz w:val="16"/>
         <w:szCs w:val="16"/>
       </w:rPr>
-      <w:t xml:space="preserve">RIVA · Sprint 3 — DevSecOps · </w:t>
+      <w:t xml:space="preserve">Sprint 3 — DevSecOps · Cybersecurity · Ford + FIAP 2026 · página </w:t>
     </w:r>
     <w:r>
       <w:rPr>
@@ -23660,6 +23716,27 @@
       </w:rPr>
       <w:fldChar w:fldCharType="begin"/>
       <w:instrText xml:space="preserve">PAGE</w:instrText>
+      <w:fldChar w:fldCharType="separate"/>
+      <w:fldChar w:fldCharType="end"/>
+    </w:r>
+    <w:r>
+      <w:rPr>
+        <w:rFonts w:ascii="Calibri" w:cs="Calibri" w:eastAsia="Calibri" w:hAnsi="Calibri"/>
+        <w:color w:val="595959"/>
+        <w:sz w:val="16"/>
+        <w:szCs w:val="16"/>
+      </w:rPr>
+      <w:t xml:space="preserve"> de </w:t>
+    </w:r>
+    <w:r>
+      <w:rPr>
+        <w:rFonts w:ascii="Calibri" w:cs="Calibri" w:eastAsia="Calibri" w:hAnsi="Calibri"/>
+        <w:color w:val="595959"/>
+        <w:sz w:val="16"/>
+        <w:szCs w:val="16"/>
+      </w:rPr>
+      <w:fldChar w:fldCharType="begin"/>
+      <w:instrText xml:space="preserve">NUMPAGES</w:instrText>
       <w:fldChar w:fldCharType="separate"/>
       <w:fldChar w:fldCharType="end"/>
     </w:r>
@@ -23702,6 +23779,31 @@
     </w:p>
   </w:footnote>
 </w:footnotes>
+</file>
+
+<file path=word/header1.xml><?xml version="1.0" encoding="utf-8"?>
+<w:hdr xmlns:wpc="http://schemas.microsoft.com/office/word/2010/wordprocessingCanvas" xmlns:mc="http://schemas.openxmlformats.org/markup-compatibility/2006" xmlns:o="urn:schemas-microsoft-com:office:office" xmlns:r="http://schemas.openxmlformats.org/officeDocument/2006/relationships" xmlns:m="http://schemas.openxmlformats.org/officeDocument/2006/math" xmlns:v="urn:schemas-microsoft-com:vml" xmlns:wp14="http://schemas.microsoft.com/office/word/2010/wordprocessingDrawing" xmlns:wp="http://schemas.openxmlformats.org/drawingml/2006/wordprocessingDrawing" xmlns:w10="urn:schemas-microsoft-com:office:word" xmlns:w="http://schemas.openxmlformats.org/wordprocessingml/2006/main" xmlns:w14="http://schemas.microsoft.com/office/word/2010/wordml" xmlns:w15="http://schemas.microsoft.com/office/word/2012/wordml" xmlns:wpg="http://schemas.microsoft.com/office/word/2010/wordprocessingGroup" xmlns:wpi="http://schemas.microsoft.com/office/word/2010/wordprocessingInk" xmlns:wne="http://schemas.microsoft.com/office/word/2006/wordml" xmlns:wps="http://schemas.microsoft.com/office/word/2010/wordprocessingShape" xmlns:cx="http://schemas.microsoft.com/office/drawing/2014/chartex" xmlns:cx1="http://schemas.microsoft.com/office/drawing/2015/9/8/chartex" xmlns:cx2="http://schemas.microsoft.com/office/drawing/2015/10/21/chartex" xmlns:cx3="http://schemas.microsoft.com/office/drawing/2016/5/9/chartex" xmlns:cx4="http://schemas.microsoft.com/office/drawing/2016/5/10/chartex" xmlns:cx5="http://schemas.microsoft.com/office/drawing/2016/5/11/chartex" xmlns:cx6="http://schemas.microsoft.com/office/drawing/2016/5/12/chartex" xmlns:cx7="http://schemas.microsoft.com/office/drawing/2016/5/13/chartex" xmlns:cx8="http://schemas.microsoft.com/office/drawing/2016/5/14/chartex" xmlns:w16cid="http://schemas.microsoft.com/office/word/2016/wordml/cid" xmlns:w16se="http://schemas.microsoft.com/office/word/2015/wordml/symex">
+  <w:p>
+    <w:pPr>
+      <w:pBdr>
+        <w:bottom w:val="single" w:color="D9D9D9" w:sz="4" w:space="4"/>
+      </w:pBdr>
+      <w:spacing w:after="0"/>
+      <w:jc w:val="right"/>
+    </w:pPr>
+    <w:r>
+      <w:rPr>
+        <w:rFonts w:ascii="Calibri" w:cs="Calibri" w:eastAsia="Calibri" w:hAnsi="Calibri"/>
+        <w:i/>
+        <w:iCs/>
+        <w:color w:val="595959"/>
+        <w:sz w:val="16"/>
+        <w:szCs w:val="16"/>
+      </w:rPr>
+      <w:t xml:space="preserve">RIVA — Inteligência Competitiva Automotiva</w:t>
+    </w:r>
+  </w:p>
+</w:hdr>
 </file>
 
 <file path=word/numbering.xml><?xml version="1.0" encoding="utf-8"?>

--- a/docs/Relatorio_Sprint3_DevSecOps_RIVA.docx
+++ b/docs/Relatorio_Sprint3_DevSecOps_RIVA.docx
@@ -929,7 +929,7 @@
         </w:rPr>
         <w:t xml:space="preserve">Código-fonte do backend: </w:t>
       </w:r>
-      <w:hyperlink w:history="1" r:id="rIdxe9llwi362t7ug4eunhqk">
+      <w:hyperlink w:history="1" r:id="rId4age3xbmb2sh-5gmqa3lt">
         <w:r>
           <w:rPr>
             <w:rStyle w:val="Hyperlink"/>
@@ -974,7 +974,7 @@
         </w:rPr>
         <w:t xml:space="preserve">Pull Request desta entrega (pipeline + evidências): </w:t>
       </w:r>
-      <w:hyperlink w:history="1" r:id="rIdpfh64zvnj74wyqcltf76y">
+      <w:hyperlink w:history="1" r:id="rIdgjuuj91jzo7u9zrpninmr">
         <w:r>
           <w:rPr>
             <w:rStyle w:val="Hyperlink"/>
@@ -1010,516 +1010,481 @@
       </w:r>
       <w:bookmarkEnd w:id="103"/>
     </w:p>
-    <w:tbl>
-      <w:tblPr>
-        <w:tblW w:type="dxa" w:w="9026"/>
-        <w:tblBorders>
-          <w:top w:val="none" w:color="FFFFFF" w:sz="0"/>
-          <w:left w:val="none" w:color="FFFFFF" w:sz="0"/>
-          <w:bottom w:val="none" w:color="FFFFFF" w:sz="0"/>
-          <w:right w:val="none" w:color="FFFFFF" w:sz="0"/>
-          <w:insideH w:val="none" w:color="FFFFFF" w:sz="0"/>
-          <w:insideV w:val="none" w:color="FFFFFF" w:sz="0"/>
-        </w:tblBorders>
-      </w:tblPr>
-      <w:tblGrid>
-        <w:gridCol w:w="4513"/>
-        <w:gridCol w:w="4513"/>
-      </w:tblGrid>
-      <w:tr>
-        <w:tc>
-          <w:tcPr>
-            <w:tcW w:type="dxa" w:w="4513"/>
-            <w:tcMar>
-              <w:right w:type="dxa" w:w="200"/>
-            </w:tcMar>
-          </w:tcPr>
-          <w:p>
-            <w:pPr>
-              <w:spacing w:after="80"/>
-              <w:ind w:left="0"/>
-            </w:pPr>
-            <w:hyperlink w:history="1" w:anchor="bm_identificacao">
-              <w:r>
-                <w:rPr>
-                  <w:rStyle w:val="Hyperlink"/>
-                  <w:rFonts w:ascii="Calibri" w:cs="Calibri" w:eastAsia="Calibri" w:hAnsi="Calibri"/>
-                  <w:b/>
-                  <w:bCs/>
-                  <w:sz w:val="22"/>
-                  <w:szCs w:val="22"/>
-                </w:rPr>
-                <w:t xml:space="preserve">Identificação</w:t>
-              </w:r>
-            </w:hyperlink>
-          </w:p>
-          <w:p>
-            <w:pPr>
-              <w:spacing w:after="40"/>
-              <w:ind w:left="360"/>
-            </w:pPr>
-            <w:hyperlink w:history="1" w:anchor="bm_integrantes_do_grupo">
-              <w:r>
-                <w:rPr>
-                  <w:rStyle w:val="Hyperlink"/>
-                  <w:rFonts w:ascii="Calibri" w:cs="Calibri" w:eastAsia="Calibri" w:hAnsi="Calibri"/>
-                  <w:b w:val="false"/>
-                  <w:bCs w:val="false"/>
-                  <w:sz w:val="20"/>
-                  <w:szCs w:val="20"/>
-                </w:rPr>
-                <w:t xml:space="preserve">Integrantes do grupo</w:t>
-              </w:r>
-            </w:hyperlink>
-          </w:p>
-          <w:p>
-            <w:pPr>
-              <w:spacing w:after="40"/>
-              <w:ind w:left="360"/>
-            </w:pPr>
-            <w:hyperlink w:history="1" w:anchor="bm_repositorio">
-              <w:r>
-                <w:rPr>
-                  <w:rStyle w:val="Hyperlink"/>
-                  <w:rFonts w:ascii="Calibri" w:cs="Calibri" w:eastAsia="Calibri" w:hAnsi="Calibri"/>
-                  <w:b w:val="false"/>
-                  <w:bCs w:val="false"/>
-                  <w:sz w:val="20"/>
-                  <w:szCs w:val="20"/>
-                </w:rPr>
-                <w:t xml:space="preserve">Repositório</w:t>
-              </w:r>
-            </w:hyperlink>
-          </w:p>
-          <w:p>
-            <w:pPr>
-              <w:spacing w:after="80"/>
-              <w:ind w:left="0"/>
-            </w:pPr>
-            <w:hyperlink w:history="1" w:anchor="bm_contexto_evolucao_das_sprints_anteri">
-              <w:r>
-                <w:rPr>
-                  <w:rStyle w:val="Hyperlink"/>
-                  <w:rFonts w:ascii="Calibri" w:cs="Calibri" w:eastAsia="Calibri" w:hAnsi="Calibri"/>
-                  <w:b/>
-                  <w:bCs/>
-                  <w:sz w:val="22"/>
-                  <w:szCs w:val="22"/>
-                </w:rPr>
-                <w:t xml:space="preserve">Contexto — evolução das sprints anteriores</w:t>
-              </w:r>
-            </w:hyperlink>
-          </w:p>
-          <w:p>
-            <w:pPr>
-              <w:spacing w:after="80"/>
-              <w:ind w:left="0"/>
-            </w:pPr>
-            <w:hyperlink w:history="1" w:anchor="bm_atividade_1_pipeline_devsecops_integ">
-              <w:r>
-                <w:rPr>
-                  <w:rStyle w:val="Hyperlink"/>
-                  <w:rFonts w:ascii="Calibri" w:cs="Calibri" w:eastAsia="Calibri" w:hAnsi="Calibri"/>
-                  <w:b/>
-                  <w:bCs/>
-                  <w:sz w:val="22"/>
-                  <w:szCs w:val="22"/>
-                </w:rPr>
-                <w:t xml:space="preserve">Atividade 1 — Pipeline DevSecOps Integrado (Peso 3,0)</w:t>
-              </w:r>
-            </w:hyperlink>
-          </w:p>
-          <w:p>
-            <w:pPr>
-              <w:spacing w:after="40"/>
-              <w:ind w:left="360"/>
-            </w:pPr>
-            <w:hyperlink w:history="1" w:anchor="bm_1_1_desenho_do_pipeline">
-              <w:r>
-                <w:rPr>
-                  <w:rStyle w:val="Hyperlink"/>
-                  <w:rFonts w:ascii="Calibri" w:cs="Calibri" w:eastAsia="Calibri" w:hAnsi="Calibri"/>
-                  <w:b w:val="false"/>
-                  <w:bCs w:val="false"/>
-                  <w:sz w:val="20"/>
-                  <w:szCs w:val="20"/>
-                </w:rPr>
-                <w:t xml:space="preserve">1.1 Desenho do pipeline</w:t>
-              </w:r>
-            </w:hyperlink>
-          </w:p>
-          <w:p>
-            <w:pPr>
-              <w:spacing w:after="40"/>
-              <w:ind w:left="360"/>
-            </w:pPr>
-            <w:hyperlink w:history="1" w:anchor="bm_1_2_etapas_e_o_risco_que_cada_uma_re">
-              <w:r>
-                <w:rPr>
-                  <w:rStyle w:val="Hyperlink"/>
-                  <w:rFonts w:ascii="Calibri" w:cs="Calibri" w:eastAsia="Calibri" w:hAnsi="Calibri"/>
-                  <w:b w:val="false"/>
-                  <w:bCs w:val="false"/>
-                  <w:sz w:val="20"/>
-                  <w:szCs w:val="20"/>
-                </w:rPr>
-                <w:t xml:space="preserve">1.2 Etapas e o risco que cada uma reduz</w:t>
-              </w:r>
-            </w:hyperlink>
-          </w:p>
-          <w:p>
-            <w:pPr>
-              <w:spacing w:after="40"/>
-              <w:ind w:left="360"/>
-            </w:pPr>
-            <w:hyperlink w:history="1" w:anchor="bm_1_3_gatilhos_saidas_e_integracao">
-              <w:r>
-                <w:rPr>
-                  <w:rStyle w:val="Hyperlink"/>
-                  <w:rFonts w:ascii="Calibri" w:cs="Calibri" w:eastAsia="Calibri" w:hAnsi="Calibri"/>
-                  <w:b w:val="false"/>
-                  <w:bCs w:val="false"/>
-                  <w:sz w:val="20"/>
-                  <w:szCs w:val="20"/>
-                </w:rPr>
-                <w:t xml:space="preserve">1.3 Gatilhos, saídas e integração</w:t>
-              </w:r>
-            </w:hyperlink>
-          </w:p>
-          <w:p>
-            <w:pPr>
-              <w:spacing w:after="40"/>
-              <w:ind w:left="360"/>
-            </w:pPr>
-            <w:hyperlink w:history="1" w:anchor="bm_1_4_como_seria_executado_no_projeto_">
-              <w:r>
-                <w:rPr>
-                  <w:rStyle w:val="Hyperlink"/>
-                  <w:rFonts w:ascii="Calibri" w:cs="Calibri" w:eastAsia="Calibri" w:hAnsi="Calibri"/>
-                  <w:b w:val="false"/>
-                  <w:bCs w:val="false"/>
-                  <w:sz w:val="20"/>
-                  <w:szCs w:val="20"/>
-                </w:rPr>
-                <w:t xml:space="preserve">1.4 Como seria executado no projeto Ford</w:t>
-              </w:r>
-            </w:hyperlink>
-          </w:p>
-          <w:p>
-            <w:pPr>
-              <w:spacing w:after="80"/>
-              <w:ind w:left="0"/>
-            </w:pPr>
-            <w:hyperlink w:history="1" w:anchor="bm_atividade_2_seguranca_em_codigo_e_in">
-              <w:r>
-                <w:rPr>
-                  <w:rStyle w:val="Hyperlink"/>
-                  <w:rFonts w:ascii="Calibri" w:cs="Calibri" w:eastAsia="Calibri" w:hAnsi="Calibri"/>
-                  <w:b/>
-                  <w:bCs/>
-                  <w:sz w:val="22"/>
-                  <w:szCs w:val="22"/>
-                </w:rPr>
-                <w:t xml:space="preserve">Atividade 2 — Segurança em Código e Infraestrutura (Peso 2,5)</w:t>
-              </w:r>
-            </w:hyperlink>
-          </w:p>
-          <w:p>
-            <w:pPr>
-              <w:spacing w:after="40"/>
-              <w:ind w:left="360"/>
-            </w:pPr>
-            <w:hyperlink w:history="1" w:anchor="bm_2_1_seguranca_no_codigo_o_que_ja_exi">
-              <w:r>
-                <w:rPr>
-                  <w:rStyle w:val="Hyperlink"/>
-                  <w:rFonts w:ascii="Calibri" w:cs="Calibri" w:eastAsia="Calibri" w:hAnsi="Calibri"/>
-                  <w:b w:val="false"/>
-                  <w:bCs w:val="false"/>
-                  <w:sz w:val="20"/>
-                  <w:szCs w:val="20"/>
-                </w:rPr>
-                <w:t xml:space="preserve">2.1 Segurança no código — o que já existe e o que foi reforçado nesta sprint</w:t>
-              </w:r>
-            </w:hyperlink>
-          </w:p>
-          <w:p>
-            <w:pPr>
-              <w:spacing w:after="40"/>
-              <w:ind w:left="360"/>
-            </w:pPr>
-            <w:hyperlink w:history="1" w:anchor="bm_2_2_seguranca_mqtt_tls_para_iot_desi">
-              <w:r>
-                <w:rPr>
-                  <w:rStyle w:val="Hyperlink"/>
-                  <w:rFonts w:ascii="Calibri" w:cs="Calibri" w:eastAsia="Calibri" w:hAnsi="Calibri"/>
-                  <w:b w:val="false"/>
-                  <w:bCs w:val="false"/>
-                  <w:sz w:val="20"/>
-                  <w:szCs w:val="20"/>
-                </w:rPr>
-                <w:t xml:space="preserve">2.2 Segurança MQTT/TLS para IoT — design de referência</w:t>
-              </w:r>
-            </w:hyperlink>
-          </w:p>
-          <w:p>
-            <w:pPr>
-              <w:spacing w:after="40"/>
-              <w:ind w:left="360"/>
-            </w:pPr>
-            <w:hyperlink w:history="1" w:anchor="bm_2_3_iac_security">
-              <w:r>
-                <w:rPr>
-                  <w:rStyle w:val="Hyperlink"/>
-                  <w:rFonts w:ascii="Calibri" w:cs="Calibri" w:eastAsia="Calibri" w:hAnsi="Calibri"/>
-                  <w:b w:val="false"/>
-                  <w:bCs w:val="false"/>
-                  <w:sz w:val="20"/>
-                  <w:szCs w:val="20"/>
-                </w:rPr>
-                <w:t xml:space="preserve">2.3 IaC Security</w:t>
-              </w:r>
-            </w:hyperlink>
-          </w:p>
-        </w:tc>
-        <w:tc>
-          <w:tcPr>
-            <w:tcW w:type="dxa" w:w="4513"/>
-            <w:tcMar>
-              <w:left w:type="dxa" w:w="200"/>
-            </w:tcMar>
-          </w:tcPr>
-          <w:p>
-            <w:pPr>
-              <w:spacing w:after="80"/>
-              <w:ind w:left="0"/>
-            </w:pPr>
-            <w:hyperlink w:history="1" w:anchor="bm_atividade_3_compliance_riscos_e_segu">
-              <w:r>
-                <w:rPr>
-                  <w:rStyle w:val="Hyperlink"/>
-                  <w:rFonts w:ascii="Calibri" w:cs="Calibri" w:eastAsia="Calibri" w:hAnsi="Calibri"/>
-                  <w:b/>
-                  <w:bCs/>
-                  <w:sz w:val="22"/>
-                  <w:szCs w:val="22"/>
-                </w:rPr>
-                <w:t xml:space="preserve">Atividade 3 — Compliance, Riscos e Segurança Contínua (Peso 2,5)</w:t>
-              </w:r>
-            </w:hyperlink>
-          </w:p>
-          <w:p>
-            <w:pPr>
-              <w:spacing w:after="40"/>
-              <w:ind w:left="360"/>
-            </w:pPr>
-            <w:hyperlink w:history="1" w:anchor="bm_3_1_revisao_final_de_riscos_stride_d">
-              <w:r>
-                <w:rPr>
-                  <w:rStyle w:val="Hyperlink"/>
-                  <w:rFonts w:ascii="Calibri" w:cs="Calibri" w:eastAsia="Calibri" w:hAnsi="Calibri"/>
-                  <w:b w:val="false"/>
-                  <w:bCs w:val="false"/>
-                  <w:sz w:val="20"/>
-                  <w:szCs w:val="20"/>
-                </w:rPr>
-                <w:t xml:space="preserve">3.1 Revisão final de riscos — STRIDE + DevSecOps</w:t>
-              </w:r>
-            </w:hyperlink>
-          </w:p>
-          <w:p>
-            <w:pPr>
-              <w:spacing w:after="40"/>
-              <w:ind w:left="360"/>
-            </w:pPr>
-            <w:hyperlink w:history="1" w:anchor="bm_3_2_mapeamento_com_normas_e_boas_pra">
-              <w:r>
-                <w:rPr>
-                  <w:rStyle w:val="Hyperlink"/>
-                  <w:rFonts w:ascii="Calibri" w:cs="Calibri" w:eastAsia="Calibri" w:hAnsi="Calibri"/>
-                  <w:b w:val="false"/>
-                  <w:bCs w:val="false"/>
-                  <w:sz w:val="20"/>
-                  <w:szCs w:val="20"/>
-                </w:rPr>
-                <w:t xml:space="preserve">3.2 Mapeamento com normas e boas práticas</w:t>
-              </w:r>
-            </w:hyperlink>
-          </w:p>
-          <w:p>
-            <w:pPr>
-              <w:spacing w:after="40"/>
-              <w:ind w:left="360"/>
-            </w:pPr>
-            <w:hyperlink w:history="1" w:anchor="bm_3_3_plano_de_seguranca_continua">
-              <w:r>
-                <w:rPr>
-                  <w:rStyle w:val="Hyperlink"/>
-                  <w:rFonts w:ascii="Calibri" w:cs="Calibri" w:eastAsia="Calibri" w:hAnsi="Calibri"/>
-                  <w:b w:val="false"/>
-                  <w:bCs w:val="false"/>
-                  <w:sz w:val="20"/>
-                  <w:szCs w:val="20"/>
-                </w:rPr>
-                <w:t xml:space="preserve">3.3 Plano de segurança contínua</w:t>
-              </w:r>
-            </w:hyperlink>
-          </w:p>
-          <w:p>
-            <w:pPr>
-              <w:spacing w:after="40"/>
-              <w:ind w:left="360"/>
-            </w:pPr>
-            <w:hyperlink w:history="1" w:anchor="bm_3_4_checklist_de_conformidade_consol">
-              <w:r>
-                <w:rPr>
-                  <w:rStyle w:val="Hyperlink"/>
-                  <w:rFonts w:ascii="Calibri" w:cs="Calibri" w:eastAsia="Calibri" w:hAnsi="Calibri"/>
-                  <w:b w:val="false"/>
-                  <w:bCs w:val="false"/>
-                  <w:sz w:val="20"/>
-                  <w:szCs w:val="20"/>
-                </w:rPr>
-                <w:t xml:space="preserve">3.4 Checklist de conformidade consolidado</w:t>
-              </w:r>
-            </w:hyperlink>
-          </w:p>
-          <w:p>
-            <w:pPr>
-              <w:spacing w:after="80"/>
-              <w:ind w:left="0"/>
-            </w:pPr>
-            <w:hyperlink w:history="1" w:anchor="bm_atividade_4_observabilidade_monitora">
-              <w:r>
-                <w:rPr>
-                  <w:rStyle w:val="Hyperlink"/>
-                  <w:rFonts w:ascii="Calibri" w:cs="Calibri" w:eastAsia="Calibri" w:hAnsi="Calibri"/>
-                  <w:b/>
-                  <w:bCs/>
-                  <w:sz w:val="22"/>
-                  <w:szCs w:val="22"/>
-                </w:rPr>
-                <w:t xml:space="preserve">Atividade 4 — Observabilidade, Monitoramento e Resposta (Peso 2,0)</w:t>
-              </w:r>
-            </w:hyperlink>
-          </w:p>
-          <w:p>
-            <w:pPr>
-              <w:spacing w:after="40"/>
-              <w:ind w:left="360"/>
-            </w:pPr>
-            <w:hyperlink w:history="1" w:anchor="bm_4_1_plano_de_monitoramento">
-              <w:r>
-                <w:rPr>
-                  <w:rStyle w:val="Hyperlink"/>
-                  <w:rFonts w:ascii="Calibri" w:cs="Calibri" w:eastAsia="Calibri" w:hAnsi="Calibri"/>
-                  <w:b w:val="false"/>
-                  <w:bCs w:val="false"/>
-                  <w:sz w:val="20"/>
-                  <w:szCs w:val="20"/>
-                </w:rPr>
-                <w:t xml:space="preserve">4.1 Plano de monitoramento</w:t>
-              </w:r>
-            </w:hyperlink>
-          </w:p>
-          <w:p>
-            <w:pPr>
-              <w:spacing w:after="40"/>
-              <w:ind w:left="360"/>
-            </w:pPr>
-            <w:hyperlink w:history="1" w:anchor="bm_4_2_plano_de_resposta_a_incidentes">
-              <w:r>
-                <w:rPr>
-                  <w:rStyle w:val="Hyperlink"/>
-                  <w:rFonts w:ascii="Calibri" w:cs="Calibri" w:eastAsia="Calibri" w:hAnsi="Calibri"/>
-                  <w:b w:val="false"/>
-                  <w:bCs w:val="false"/>
-                  <w:sz w:val="20"/>
-                  <w:szCs w:val="20"/>
-                </w:rPr>
-                <w:t xml:space="preserve">4.2 Plano de resposta a incidentes</w:t>
-              </w:r>
-            </w:hyperlink>
-          </w:p>
-          <w:p>
-            <w:pPr>
-              <w:spacing w:after="40"/>
-              <w:ind w:left="360"/>
-            </w:pPr>
-            <w:hyperlink w:history="1" w:anchor="bm_4_3_evidencias_coletadas">
-              <w:r>
-                <w:rPr>
-                  <w:rStyle w:val="Hyperlink"/>
-                  <w:rFonts w:ascii="Calibri" w:cs="Calibri" w:eastAsia="Calibri" w:hAnsi="Calibri"/>
-                  <w:b w:val="false"/>
-                  <w:bCs w:val="false"/>
-                  <w:sz w:val="20"/>
-                  <w:szCs w:val="20"/>
-                </w:rPr>
-                <w:t xml:space="preserve">4.3 Evidências coletadas</w:t>
-              </w:r>
-            </w:hyperlink>
-          </w:p>
-          <w:p>
-            <w:pPr>
-              <w:spacing w:after="80"/>
-              <w:ind w:left="0"/>
-            </w:pPr>
-            <w:hyperlink w:history="1" w:anchor="bm_apendice_a_indice_de_evidencias_por_">
-              <w:r>
-                <w:rPr>
-                  <w:rStyle w:val="Hyperlink"/>
-                  <w:rFonts w:ascii="Calibri" w:cs="Calibri" w:eastAsia="Calibri" w:hAnsi="Calibri"/>
-                  <w:b/>
-                  <w:bCs/>
-                  <w:sz w:val="22"/>
-                  <w:szCs w:val="22"/>
-                </w:rPr>
-                <w:t xml:space="preserve">Apêndice A — Índice de evidências por atividade</w:t>
-              </w:r>
-            </w:hyperlink>
-          </w:p>
-          <w:p>
-            <w:pPr>
-              <w:spacing w:after="80"/>
-              <w:ind w:left="0"/>
-            </w:pPr>
-            <w:hyperlink w:history="1" w:anchor="bm_apendice_b_rodar_tudo_localmente">
-              <w:r>
-                <w:rPr>
-                  <w:rStyle w:val="Hyperlink"/>
-                  <w:rFonts w:ascii="Calibri" w:cs="Calibri" w:eastAsia="Calibri" w:hAnsi="Calibri"/>
-                  <w:b/>
-                  <w:bCs/>
-                  <w:sz w:val="22"/>
-                  <w:szCs w:val="22"/>
-                </w:rPr>
-                <w:t xml:space="preserve">Apêndice B — Rodar tudo localmente</w:t>
-              </w:r>
-            </w:hyperlink>
-          </w:p>
-          <w:p>
-            <w:pPr>
-              <w:spacing w:after="80"/>
-              <w:ind w:left="0"/>
-            </w:pPr>
-            <w:hyperlink w:history="1" w:anchor="bm_apendice_c_glossario">
-              <w:r>
-                <w:rPr>
-                  <w:rStyle w:val="Hyperlink"/>
-                  <w:rFonts w:ascii="Calibri" w:cs="Calibri" w:eastAsia="Calibri" w:hAnsi="Calibri"/>
-                  <w:b/>
-                  <w:bCs/>
-                  <w:sz w:val="22"/>
-                  <w:szCs w:val="22"/>
-                </w:rPr>
-                <w:t xml:space="preserve">Apêndice C — Glossário</w:t>
-              </w:r>
-            </w:hyperlink>
-          </w:p>
-        </w:tc>
-      </w:tr>
-    </w:tbl>
+    <w:p>
+      <w:pPr>
+        <w:spacing w:after="120"/>
+        <w:ind w:left="0"/>
+      </w:pPr>
+      <w:hyperlink w:history="1" w:anchor="bm_identificacao">
+        <w:r>
+          <w:rPr>
+            <w:rStyle w:val="Hyperlink"/>
+            <w:rFonts w:ascii="Calibri" w:cs="Calibri" w:eastAsia="Calibri" w:hAnsi="Calibri"/>
+            <w:b/>
+            <w:bCs/>
+            <w:sz w:val="21"/>
+            <w:szCs w:val="21"/>
+          </w:rPr>
+          <w:t xml:space="preserve">Identificação</w:t>
+        </w:r>
+      </w:hyperlink>
+    </w:p>
+    <w:p>
+      <w:pPr>
+        <w:spacing w:after="60"/>
+        <w:ind w:left="320"/>
+      </w:pPr>
+      <w:hyperlink w:history="1" w:anchor="bm_integrantes_do_grupo">
+        <w:r>
+          <w:rPr>
+            <w:rStyle w:val="Hyperlink"/>
+            <w:rFonts w:ascii="Calibri" w:cs="Calibri" w:eastAsia="Calibri" w:hAnsi="Calibri"/>
+            <w:b w:val="false"/>
+            <w:bCs w:val="false"/>
+            <w:sz w:val="19"/>
+            <w:szCs w:val="19"/>
+          </w:rPr>
+          <w:t xml:space="preserve">Integrantes do grupo</w:t>
+        </w:r>
+      </w:hyperlink>
+    </w:p>
+    <w:p>
+      <w:pPr>
+        <w:spacing w:after="60"/>
+        <w:ind w:left="320"/>
+      </w:pPr>
+      <w:hyperlink w:history="1" w:anchor="bm_repositorio">
+        <w:r>
+          <w:rPr>
+            <w:rStyle w:val="Hyperlink"/>
+            <w:rFonts w:ascii="Calibri" w:cs="Calibri" w:eastAsia="Calibri" w:hAnsi="Calibri"/>
+            <w:b w:val="false"/>
+            <w:bCs w:val="false"/>
+            <w:sz w:val="19"/>
+            <w:szCs w:val="19"/>
+          </w:rPr>
+          <w:t xml:space="preserve">Repositório</w:t>
+        </w:r>
+      </w:hyperlink>
+    </w:p>
+    <w:p>
+      <w:pPr>
+        <w:spacing w:after="120"/>
+        <w:ind w:left="0"/>
+      </w:pPr>
+      <w:hyperlink w:history="1" w:anchor="bm_contexto_evolucao_das_sprints_anteri">
+        <w:r>
+          <w:rPr>
+            <w:rStyle w:val="Hyperlink"/>
+            <w:rFonts w:ascii="Calibri" w:cs="Calibri" w:eastAsia="Calibri" w:hAnsi="Calibri"/>
+            <w:b/>
+            <w:bCs/>
+            <w:sz w:val="21"/>
+            <w:szCs w:val="21"/>
+          </w:rPr>
+          <w:t xml:space="preserve">Contexto — evolução das sprints anteriores</w:t>
+        </w:r>
+      </w:hyperlink>
+    </w:p>
+    <w:p>
+      <w:pPr>
+        <w:spacing w:after="120"/>
+        <w:ind w:left="0"/>
+      </w:pPr>
+      <w:hyperlink w:history="1" w:anchor="bm_atividade_1_pipeline_devsecops_integ">
+        <w:r>
+          <w:rPr>
+            <w:rStyle w:val="Hyperlink"/>
+            <w:rFonts w:ascii="Calibri" w:cs="Calibri" w:eastAsia="Calibri" w:hAnsi="Calibri"/>
+            <w:b/>
+            <w:bCs/>
+            <w:sz w:val="21"/>
+            <w:szCs w:val="21"/>
+          </w:rPr>
+          <w:t xml:space="preserve">Atividade 1 — Pipeline DevSecOps Integrado</w:t>
+        </w:r>
+      </w:hyperlink>
+    </w:p>
+    <w:p>
+      <w:pPr>
+        <w:spacing w:after="60"/>
+        <w:ind w:left="320"/>
+      </w:pPr>
+      <w:hyperlink w:history="1" w:anchor="bm_1_1_desenho_do_pipeline">
+        <w:r>
+          <w:rPr>
+            <w:rStyle w:val="Hyperlink"/>
+            <w:rFonts w:ascii="Calibri" w:cs="Calibri" w:eastAsia="Calibri" w:hAnsi="Calibri"/>
+            <w:b w:val="false"/>
+            <w:bCs w:val="false"/>
+            <w:sz w:val="19"/>
+            <w:szCs w:val="19"/>
+          </w:rPr>
+          <w:t xml:space="preserve">1.1 Desenho do pipeline</w:t>
+        </w:r>
+      </w:hyperlink>
+    </w:p>
+    <w:p>
+      <w:pPr>
+        <w:spacing w:after="60"/>
+        <w:ind w:left="320"/>
+      </w:pPr>
+      <w:hyperlink w:history="1" w:anchor="bm_1_2_etapas_e_o_risco_que_cada_uma_re">
+        <w:r>
+          <w:rPr>
+            <w:rStyle w:val="Hyperlink"/>
+            <w:rFonts w:ascii="Calibri" w:cs="Calibri" w:eastAsia="Calibri" w:hAnsi="Calibri"/>
+            <w:b w:val="false"/>
+            <w:bCs w:val="false"/>
+            <w:sz w:val="19"/>
+            <w:szCs w:val="19"/>
+          </w:rPr>
+          <w:t xml:space="preserve">1.2 Etapas e o risco de cada uma</w:t>
+        </w:r>
+      </w:hyperlink>
+    </w:p>
+    <w:p>
+      <w:pPr>
+        <w:spacing w:after="60"/>
+        <w:ind w:left="320"/>
+      </w:pPr>
+      <w:hyperlink w:history="1" w:anchor="bm_1_3_gatilhos_saidas_e_integracao">
+        <w:r>
+          <w:rPr>
+            <w:rStyle w:val="Hyperlink"/>
+            <w:rFonts w:ascii="Calibri" w:cs="Calibri" w:eastAsia="Calibri" w:hAnsi="Calibri"/>
+            <w:b w:val="false"/>
+            <w:bCs w:val="false"/>
+            <w:sz w:val="19"/>
+            <w:szCs w:val="19"/>
+          </w:rPr>
+          <w:t xml:space="preserve">1.3 Gatilhos, saídas e integração</w:t>
+        </w:r>
+      </w:hyperlink>
+    </w:p>
+    <w:p>
+      <w:pPr>
+        <w:spacing w:after="60"/>
+        <w:ind w:left="320"/>
+      </w:pPr>
+      <w:hyperlink w:history="1" w:anchor="bm_1_4_como_seria_executado_no_projeto_">
+        <w:r>
+          <w:rPr>
+            <w:rStyle w:val="Hyperlink"/>
+            <w:rFonts w:ascii="Calibri" w:cs="Calibri" w:eastAsia="Calibri" w:hAnsi="Calibri"/>
+            <w:b w:val="false"/>
+            <w:bCs w:val="false"/>
+            <w:sz w:val="19"/>
+            <w:szCs w:val="19"/>
+          </w:rPr>
+          <w:t xml:space="preserve">1.4 Execução no projeto Ford</w:t>
+        </w:r>
+      </w:hyperlink>
+    </w:p>
+    <w:p>
+      <w:pPr>
+        <w:spacing w:after="120"/>
+        <w:ind w:left="0"/>
+      </w:pPr>
+      <w:hyperlink w:history="1" w:anchor="bm_atividade_2_seguranca_em_codigo_e_in">
+        <w:r>
+          <w:rPr>
+            <w:rStyle w:val="Hyperlink"/>
+            <w:rFonts w:ascii="Calibri" w:cs="Calibri" w:eastAsia="Calibri" w:hAnsi="Calibri"/>
+            <w:b/>
+            <w:bCs/>
+            <w:sz w:val="21"/>
+            <w:szCs w:val="21"/>
+          </w:rPr>
+          <w:t xml:space="preserve">Atividade 2 — Segurança em Código e Infraestrutura</w:t>
+        </w:r>
+      </w:hyperlink>
+    </w:p>
+    <w:p>
+      <w:pPr>
+        <w:spacing w:after="60"/>
+        <w:ind w:left="320"/>
+      </w:pPr>
+      <w:hyperlink w:history="1" w:anchor="bm_2_1_seguranca_no_codigo_o_que_ja_exi">
+        <w:r>
+          <w:rPr>
+            <w:rStyle w:val="Hyperlink"/>
+            <w:rFonts w:ascii="Calibri" w:cs="Calibri" w:eastAsia="Calibri" w:hAnsi="Calibri"/>
+            <w:b w:val="false"/>
+            <w:bCs w:val="false"/>
+            <w:sz w:val="19"/>
+            <w:szCs w:val="19"/>
+          </w:rPr>
+          <w:t xml:space="preserve">2.1 Segurança no código</w:t>
+        </w:r>
+      </w:hyperlink>
+    </w:p>
+    <w:p>
+      <w:pPr>
+        <w:spacing w:after="60"/>
+        <w:ind w:left="320"/>
+      </w:pPr>
+      <w:hyperlink w:history="1" w:anchor="bm_2_2_seguranca_mqtt_tls_para_iot_desi">
+        <w:r>
+          <w:rPr>
+            <w:rStyle w:val="Hyperlink"/>
+            <w:rFonts w:ascii="Calibri" w:cs="Calibri" w:eastAsia="Calibri" w:hAnsi="Calibri"/>
+            <w:b w:val="false"/>
+            <w:bCs w:val="false"/>
+            <w:sz w:val="19"/>
+            <w:szCs w:val="19"/>
+          </w:rPr>
+          <w:t xml:space="preserve">2.2 MQTT/TLS para IoT</w:t>
+        </w:r>
+      </w:hyperlink>
+    </w:p>
+    <w:p>
+      <w:pPr>
+        <w:spacing w:after="60"/>
+        <w:ind w:left="320"/>
+      </w:pPr>
+      <w:hyperlink w:history="1" w:anchor="bm_2_3_iac_security">
+        <w:r>
+          <w:rPr>
+            <w:rStyle w:val="Hyperlink"/>
+            <w:rFonts w:ascii="Calibri" w:cs="Calibri" w:eastAsia="Calibri" w:hAnsi="Calibri"/>
+            <w:b w:val="false"/>
+            <w:bCs w:val="false"/>
+            <w:sz w:val="19"/>
+            <w:szCs w:val="19"/>
+          </w:rPr>
+          <w:t xml:space="preserve">2.3 IaC Security</w:t>
+        </w:r>
+      </w:hyperlink>
+    </w:p>
+    <w:p>
+      <w:pPr>
+        <w:spacing w:after="120"/>
+        <w:ind w:left="0"/>
+      </w:pPr>
+      <w:hyperlink w:history="1" w:anchor="bm_atividade_3_compliance_riscos_e_segu">
+        <w:r>
+          <w:rPr>
+            <w:rStyle w:val="Hyperlink"/>
+            <w:rFonts w:ascii="Calibri" w:cs="Calibri" w:eastAsia="Calibri" w:hAnsi="Calibri"/>
+            <w:b/>
+            <w:bCs/>
+            <w:sz w:val="21"/>
+            <w:szCs w:val="21"/>
+          </w:rPr>
+          <w:t xml:space="preserve">Atividade 3 — Compliance, Riscos e Segurança Contínua</w:t>
+        </w:r>
+      </w:hyperlink>
+    </w:p>
+    <w:p>
+      <w:pPr>
+        <w:spacing w:after="60"/>
+        <w:ind w:left="320"/>
+      </w:pPr>
+      <w:hyperlink w:history="1" w:anchor="bm_3_1_revisao_final_de_riscos_stride_d">
+        <w:r>
+          <w:rPr>
+            <w:rStyle w:val="Hyperlink"/>
+            <w:rFonts w:ascii="Calibri" w:cs="Calibri" w:eastAsia="Calibri" w:hAnsi="Calibri"/>
+            <w:b w:val="false"/>
+            <w:bCs w:val="false"/>
+            <w:sz w:val="19"/>
+            <w:szCs w:val="19"/>
+          </w:rPr>
+          <w:t xml:space="preserve">3.1 Riscos — STRIDE + DevSecOps</w:t>
+        </w:r>
+      </w:hyperlink>
+    </w:p>
+    <w:p>
+      <w:pPr>
+        <w:spacing w:after="60"/>
+        <w:ind w:left="320"/>
+      </w:pPr>
+      <w:hyperlink w:history="1" w:anchor="bm_3_2_mapeamento_com_normas_e_boas_pra">
+        <w:r>
+          <w:rPr>
+            <w:rStyle w:val="Hyperlink"/>
+            <w:rFonts w:ascii="Calibri" w:cs="Calibri" w:eastAsia="Calibri" w:hAnsi="Calibri"/>
+            <w:b w:val="false"/>
+            <w:bCs w:val="false"/>
+            <w:sz w:val="19"/>
+            <w:szCs w:val="19"/>
+          </w:rPr>
+          <w:t xml:space="preserve">3.2 Mapeamento com normas e boas práticas</w:t>
+        </w:r>
+      </w:hyperlink>
+    </w:p>
+    <w:p>
+      <w:pPr>
+        <w:spacing w:after="60"/>
+        <w:ind w:left="320"/>
+      </w:pPr>
+      <w:hyperlink w:history="1" w:anchor="bm_3_3_plano_de_seguranca_continua">
+        <w:r>
+          <w:rPr>
+            <w:rStyle w:val="Hyperlink"/>
+            <w:rFonts w:ascii="Calibri" w:cs="Calibri" w:eastAsia="Calibri" w:hAnsi="Calibri"/>
+            <w:b w:val="false"/>
+            <w:bCs w:val="false"/>
+            <w:sz w:val="19"/>
+            <w:szCs w:val="19"/>
+          </w:rPr>
+          <w:t xml:space="preserve">3.3 Plano de segurança contínua</w:t>
+        </w:r>
+      </w:hyperlink>
+    </w:p>
+    <w:p>
+      <w:pPr>
+        <w:spacing w:after="60"/>
+        <w:ind w:left="320"/>
+      </w:pPr>
+      <w:hyperlink w:history="1" w:anchor="bm_3_4_checklist_de_conformidade_consol">
+        <w:r>
+          <w:rPr>
+            <w:rStyle w:val="Hyperlink"/>
+            <w:rFonts w:ascii="Calibri" w:cs="Calibri" w:eastAsia="Calibri" w:hAnsi="Calibri"/>
+            <w:b w:val="false"/>
+            <w:bCs w:val="false"/>
+            <w:sz w:val="19"/>
+            <w:szCs w:val="19"/>
+          </w:rPr>
+          <w:t xml:space="preserve">3.4 Checklist de conformidade consolidado</w:t>
+        </w:r>
+      </w:hyperlink>
+    </w:p>
+    <w:p>
+      <w:pPr>
+        <w:spacing w:after="120"/>
+        <w:ind w:left="0"/>
+      </w:pPr>
+      <w:hyperlink w:history="1" w:anchor="bm_atividade_4_observabilidade_monitora">
+        <w:r>
+          <w:rPr>
+            <w:rStyle w:val="Hyperlink"/>
+            <w:rFonts w:ascii="Calibri" w:cs="Calibri" w:eastAsia="Calibri" w:hAnsi="Calibri"/>
+            <w:b/>
+            <w:bCs/>
+            <w:sz w:val="21"/>
+            <w:szCs w:val="21"/>
+          </w:rPr>
+          <w:t xml:space="preserve">Atividade 4 — Observabilidade, Monitoramento e Resposta</w:t>
+        </w:r>
+      </w:hyperlink>
+    </w:p>
+    <w:p>
+      <w:pPr>
+        <w:spacing w:after="60"/>
+        <w:ind w:left="320"/>
+      </w:pPr>
+      <w:hyperlink w:history="1" w:anchor="bm_4_1_plano_de_monitoramento">
+        <w:r>
+          <w:rPr>
+            <w:rStyle w:val="Hyperlink"/>
+            <w:rFonts w:ascii="Calibri" w:cs="Calibri" w:eastAsia="Calibri" w:hAnsi="Calibri"/>
+            <w:b w:val="false"/>
+            <w:bCs w:val="false"/>
+            <w:sz w:val="19"/>
+            <w:szCs w:val="19"/>
+          </w:rPr>
+          <w:t xml:space="preserve">4.1 Plano de monitoramento</w:t>
+        </w:r>
+      </w:hyperlink>
+    </w:p>
+    <w:p>
+      <w:pPr>
+        <w:spacing w:after="60"/>
+        <w:ind w:left="320"/>
+      </w:pPr>
+      <w:hyperlink w:history="1" w:anchor="bm_4_2_plano_de_resposta_a_incidentes">
+        <w:r>
+          <w:rPr>
+            <w:rStyle w:val="Hyperlink"/>
+            <w:rFonts w:ascii="Calibri" w:cs="Calibri" w:eastAsia="Calibri" w:hAnsi="Calibri"/>
+            <w:b w:val="false"/>
+            <w:bCs w:val="false"/>
+            <w:sz w:val="19"/>
+            <w:szCs w:val="19"/>
+          </w:rPr>
+          <w:t xml:space="preserve">4.2 Plano de resposta a incidentes</w:t>
+        </w:r>
+      </w:hyperlink>
+    </w:p>
+    <w:p>
+      <w:pPr>
+        <w:spacing w:after="60"/>
+        <w:ind w:left="320"/>
+      </w:pPr>
+      <w:hyperlink w:history="1" w:anchor="bm_4_3_evidencias_coletadas">
+        <w:r>
+          <w:rPr>
+            <w:rStyle w:val="Hyperlink"/>
+            <w:rFonts w:ascii="Calibri" w:cs="Calibri" w:eastAsia="Calibri" w:hAnsi="Calibri"/>
+            <w:b w:val="false"/>
+            <w:bCs w:val="false"/>
+            <w:sz w:val="19"/>
+            <w:szCs w:val="19"/>
+          </w:rPr>
+          <w:t xml:space="preserve">4.3 Evidências coletadas</w:t>
+        </w:r>
+      </w:hyperlink>
+    </w:p>
+    <w:p>
+      <w:pPr>
+        <w:spacing w:after="120"/>
+        <w:ind w:left="0"/>
+      </w:pPr>
+      <w:hyperlink w:history="1" w:anchor="bm_apendice_a_indice_de_evidencias_por_">
+        <w:r>
+          <w:rPr>
+            <w:rStyle w:val="Hyperlink"/>
+            <w:rFonts w:ascii="Calibri" w:cs="Calibri" w:eastAsia="Calibri" w:hAnsi="Calibri"/>
+            <w:b/>
+            <w:bCs/>
+            <w:sz w:val="21"/>
+            <w:szCs w:val="21"/>
+          </w:rPr>
+          <w:t xml:space="preserve">Apêndice A — Evidências por atividade</w:t>
+        </w:r>
+      </w:hyperlink>
+    </w:p>
+    <w:p>
+      <w:pPr>
+        <w:spacing w:after="120"/>
+        <w:ind w:left="0"/>
+      </w:pPr>
+      <w:hyperlink w:history="1" w:anchor="bm_apendice_b_rodar_tudo_localmente">
+        <w:r>
+          <w:rPr>
+            <w:rStyle w:val="Hyperlink"/>
+            <w:rFonts w:ascii="Calibri" w:cs="Calibri" w:eastAsia="Calibri" w:hAnsi="Calibri"/>
+            <w:b/>
+            <w:bCs/>
+            <w:sz w:val="21"/>
+            <w:szCs w:val="21"/>
+          </w:rPr>
+          <w:t xml:space="preserve">Apêndice B — Rodar tudo localmente</w:t>
+        </w:r>
+      </w:hyperlink>
+    </w:p>
+    <w:p>
+      <w:pPr>
+        <w:spacing w:after="120"/>
+        <w:ind w:left="0"/>
+      </w:pPr>
+      <w:hyperlink w:history="1" w:anchor="bm_apendice_c_glossario">
+        <w:r>
+          <w:rPr>
+            <w:rStyle w:val="Hyperlink"/>
+            <w:rFonts w:ascii="Calibri" w:cs="Calibri" w:eastAsia="Calibri" w:hAnsi="Calibri"/>
+            <w:b/>
+            <w:bCs/>
+            <w:sz w:val="21"/>
+            <w:szCs w:val="21"/>
+          </w:rPr>
+          <w:t xml:space="preserve">Apêndice C — Glossário</w:t>
+        </w:r>
+      </w:hyperlink>
+    </w:p>
     <w:p>
       <w:r>
         <w:br w:type="page"/>

--- a/docs/Relatorio_Sprint3_DevSecOps_RIVA.docx
+++ b/docs/Relatorio_Sprint3_DevSecOps_RIVA.docx
@@ -197,78 +197,74 @@
       <w:tblPr>
         <w:tblW w:type="dxa" w:w="9026"/>
         <w:tblBorders>
-          <w:top w:val="single" w:color="AAAAAA" w:sz="4"/>
-          <w:left w:val="single" w:color="AAAAAA" w:sz="4"/>
-          <w:bottom w:val="single" w:color="AAAAAA" w:sz="4"/>
-          <w:right w:val="single" w:color="AAAAAA" w:sz="4"/>
-          <w:insideH w:val="single" w:color="CCCCCC" w:sz="4"/>
-          <w:insideV w:val="single" w:color="CCCCCC" w:sz="4"/>
+          <w:top w:val="none" w:color="FFFFFF" w:sz="0"/>
+          <w:left w:val="none" w:color="FFFFFF" w:sz="0"/>
+          <w:bottom w:val="none" w:color="FFFFFF" w:sz="0"/>
+          <w:right w:val="none" w:color="FFFFFF" w:sz="0"/>
+          <w:insideH w:val="none" w:color="FFFFFF" w:sz="0"/>
+          <w:insideV w:val="none" w:color="FFFFFF" w:sz="0"/>
         </w:tblBorders>
       </w:tblPr>
       <w:tblGrid>
-        <w:gridCol w:w="2655"/>
-        <w:gridCol w:w="6371"/>
+        <w:gridCol w:w="2347"/>
+        <w:gridCol w:w="6679"/>
       </w:tblGrid>
       <w:tr>
         <w:trPr>
           <w:cantSplit/>
-          <w:tblHeader/>
         </w:trPr>
         <w:tc>
           <w:tcPr>
-            <w:tcW w:type="dxa" w:w="2655"/>
-            <w:shd w:fill="1F3864" w:val="clear"/>
-            <w:tcMar>
-              <w:top w:type="dxa" w:w="70"/>
-              <w:left w:type="dxa" w:w="90"/>
-              <w:bottom w:type="dxa" w:w="70"/>
-              <w:right w:type="dxa" w:w="90"/>
-            </w:tcMar>
-            <w:vAlign w:val="center"/>
-          </w:tcPr>
-          <w:p>
-            <w:pPr>
-              <w:spacing w:after="0" w:line="260"/>
-            </w:pPr>
+            <w:tcW w:type="dxa" w:w="2347"/>
+            <w:tcBorders>
+              <w:bottom w:val="single" w:color="D9D9D9" w:sz="2"/>
+            </w:tcBorders>
+            <w:tcMar>
+              <w:top w:type="dxa" w:w="140"/>
+              <w:left w:type="dxa" w:w="0"/>
+              <w:bottom w:type="dxa" w:w="140"/>
+              <w:right w:type="dxa" w:w="160"/>
+            </w:tcMar>
+            <w:vAlign w:val="center"/>
+          </w:tcPr>
+          <w:p>
             <w:r>
               <w:rPr>
                 <w:rFonts w:ascii="Calibri" w:cs="Calibri" w:eastAsia="Calibri" w:hAnsi="Calibri"/>
                 <w:b/>
                 <w:bCs/>
-                <w:color w:val="FFFFFF"/>
-                <w:sz w:val="18"/>
-                <w:szCs w:val="18"/>
-              </w:rPr>
-              <w:t xml:space="preserve">Pilar da entrega</w:t>
-            </w:r>
-          </w:p>
-        </w:tc>
-        <w:tc>
-          <w:tcPr>
-            <w:tcW w:type="dxa" w:w="6371"/>
-            <w:shd w:fill="1F3864" w:val="clear"/>
-            <w:tcMar>
-              <w:top w:type="dxa" w:w="70"/>
-              <w:left w:type="dxa" w:w="90"/>
-              <w:bottom w:type="dxa" w:w="70"/>
-              <w:right w:type="dxa" w:w="90"/>
-            </w:tcMar>
-            <w:vAlign w:val="center"/>
-          </w:tcPr>
-          <w:p>
-            <w:pPr>
-              <w:spacing w:after="0" w:line="260"/>
-            </w:pPr>
-            <w:r>
-              <w:rPr>
-                <w:rFonts w:ascii="Calibri" w:cs="Calibri" w:eastAsia="Calibri" w:hAnsi="Calibri"/>
-                <w:b/>
-                <w:bCs/>
-                <w:color w:val="FFFFFF"/>
-                <w:sz w:val="18"/>
-                <w:szCs w:val="18"/>
-              </w:rPr>
-              <w:t xml:space="preserve">Destaque</w:t>
+                <w:color w:val="1F3864"/>
+                <w:sz w:val="21"/>
+                <w:szCs w:val="21"/>
+              </w:rPr>
+              <w:t xml:space="preserve">Pipeline DevSecOps</w:t>
+            </w:r>
+          </w:p>
+        </w:tc>
+        <w:tc>
+          <w:tcPr>
+            <w:tcW w:type="dxa" w:w="6679"/>
+            <w:tcBorders>
+              <w:left w:val="single" w:color="D9E2F3" w:sz="8"/>
+              <w:bottom w:val="single" w:color="D9D9D9" w:sz="2"/>
+            </w:tcBorders>
+            <w:tcMar>
+              <w:top w:type="dxa" w:w="140"/>
+              <w:left w:type="dxa" w:w="200"/>
+              <w:bottom w:type="dxa" w:w="140"/>
+              <w:right w:type="dxa" w:w="0"/>
+            </w:tcMar>
+            <w:vAlign w:val="center"/>
+          </w:tcPr>
+          <w:p>
+            <w:r>
+              <w:rPr>
+                <w:rFonts w:ascii="Calibri" w:cs="Calibri" w:eastAsia="Calibri" w:hAnsi="Calibri"/>
+                <w:color w:val="595959"/>
+                <w:sz w:val="19"/>
+                <w:szCs w:val="19"/>
+              </w:rPr>
+              <w:t xml:space="preserve">Secret scan, SAST, SCA, IaC/Container scan e Dependency Review no CI/CD</w:t>
             </w:r>
           </w:p>
         </w:tc>
@@ -279,57 +275,56 @@
         </w:trPr>
         <w:tc>
           <w:tcPr>
-            <w:tcW w:type="dxa" w:w="2655"/>
-            <w:tcMar>
-              <w:top w:type="dxa" w:w="70"/>
-              <w:left w:type="dxa" w:w="90"/>
-              <w:bottom w:type="dxa" w:w="70"/>
-              <w:right w:type="dxa" w:w="90"/>
-            </w:tcMar>
-            <w:vAlign w:val="center"/>
-          </w:tcPr>
-          <w:p>
-            <w:pPr>
-              <w:spacing w:after="0" w:line="260"/>
-            </w:pPr>
-            <w:r>
-              <w:rPr>
-                <w:rFonts w:ascii="Calibri" w:cs="Calibri" w:eastAsia="Calibri" w:hAnsi="Calibri"/>
-                <w:b w:val="false"/>
-                <w:bCs w:val="false"/>
-                <w:color w:val="000000"/>
-                <w:sz w:val="18"/>
-                <w:szCs w:val="18"/>
-              </w:rPr>
-              <w:t xml:space="preserve">Pipeline DevSecOps</w:t>
-            </w:r>
-          </w:p>
-        </w:tc>
-        <w:tc>
-          <w:tcPr>
-            <w:tcW w:type="dxa" w:w="6371"/>
-            <w:tcMar>
-              <w:top w:type="dxa" w:w="70"/>
-              <w:left w:type="dxa" w:w="90"/>
-              <w:bottom w:type="dxa" w:w="70"/>
-              <w:right w:type="dxa" w:w="90"/>
-            </w:tcMar>
-            <w:vAlign w:val="center"/>
-          </w:tcPr>
-          <w:p>
-            <w:pPr>
-              <w:spacing w:after="0" w:line="260"/>
-            </w:pPr>
-            <w:r>
-              <w:rPr>
-                <w:rFonts w:ascii="Calibri" w:cs="Calibri" w:eastAsia="Calibri" w:hAnsi="Calibri"/>
-                <w:b w:val="false"/>
-                <w:bCs w:val="false"/>
-                <w:color w:val="000000"/>
-                <w:sz w:val="18"/>
-                <w:szCs w:val="18"/>
-              </w:rPr>
-              <w:t xml:space="preserve">Secret scan, SAST, SCA, IaC/Container scan e Dependency Review no CI/CD</w:t>
+            <w:tcW w:type="dxa" w:w="2347"/>
+            <w:tcBorders>
+              <w:bottom w:val="single" w:color="D9D9D9" w:sz="2"/>
+            </w:tcBorders>
+            <w:tcMar>
+              <w:top w:type="dxa" w:w="140"/>
+              <w:left w:type="dxa" w:w="0"/>
+              <w:bottom w:type="dxa" w:w="140"/>
+              <w:right w:type="dxa" w:w="160"/>
+            </w:tcMar>
+            <w:vAlign w:val="center"/>
+          </w:tcPr>
+          <w:p>
+            <w:r>
+              <w:rPr>
+                <w:rFonts w:ascii="Calibri" w:cs="Calibri" w:eastAsia="Calibri" w:hAnsi="Calibri"/>
+                <w:b/>
+                <w:bCs/>
+                <w:color w:val="1F3864"/>
+                <w:sz w:val="21"/>
+                <w:szCs w:val="21"/>
+              </w:rPr>
+              <w:t xml:space="preserve">Infraestrutura</w:t>
+            </w:r>
+          </w:p>
+        </w:tc>
+        <w:tc>
+          <w:tcPr>
+            <w:tcW w:type="dxa" w:w="6679"/>
+            <w:tcBorders>
+              <w:left w:val="single" w:color="D9E2F3" w:sz="8"/>
+              <w:bottom w:val="single" w:color="D9D9D9" w:sz="2"/>
+            </w:tcBorders>
+            <w:tcMar>
+              <w:top w:type="dxa" w:w="140"/>
+              <w:left w:type="dxa" w:w="200"/>
+              <w:bottom w:type="dxa" w:w="140"/>
+              <w:right w:type="dxa" w:w="0"/>
+            </w:tcMar>
+            <w:vAlign w:val="center"/>
+          </w:tcPr>
+          <w:p>
+            <w:r>
+              <w:rPr>
+                <w:rFonts w:ascii="Calibri" w:cs="Calibri" w:eastAsia="Calibri" w:hAnsi="Calibri"/>
+                <w:color w:val="595959"/>
+                <w:sz w:val="19"/>
+                <w:szCs w:val="19"/>
+              </w:rPr>
+              <w:t xml:space="preserve">Imagem Docker endurecida (não-root) e Actuator isolado em produção</w:t>
             </w:r>
           </w:p>
         </w:tc>
@@ -340,59 +335,56 @@
         </w:trPr>
         <w:tc>
           <w:tcPr>
-            <w:tcW w:type="dxa" w:w="2655"/>
-            <w:shd w:fill="EEF2F8" w:val="clear"/>
-            <w:tcMar>
-              <w:top w:type="dxa" w:w="70"/>
-              <w:left w:type="dxa" w:w="90"/>
-              <w:bottom w:type="dxa" w:w="70"/>
-              <w:right w:type="dxa" w:w="90"/>
-            </w:tcMar>
-            <w:vAlign w:val="center"/>
-          </w:tcPr>
-          <w:p>
-            <w:pPr>
-              <w:spacing w:after="0" w:line="260"/>
-            </w:pPr>
-            <w:r>
-              <w:rPr>
-                <w:rFonts w:ascii="Calibri" w:cs="Calibri" w:eastAsia="Calibri" w:hAnsi="Calibri"/>
-                <w:b w:val="false"/>
-                <w:bCs w:val="false"/>
-                <w:color w:val="000000"/>
-                <w:sz w:val="18"/>
-                <w:szCs w:val="18"/>
-              </w:rPr>
-              <w:t xml:space="preserve">Infraestrutura</w:t>
-            </w:r>
-          </w:p>
-        </w:tc>
-        <w:tc>
-          <w:tcPr>
-            <w:tcW w:type="dxa" w:w="6371"/>
-            <w:shd w:fill="EEF2F8" w:val="clear"/>
-            <w:tcMar>
-              <w:top w:type="dxa" w:w="70"/>
-              <w:left w:type="dxa" w:w="90"/>
-              <w:bottom w:type="dxa" w:w="70"/>
-              <w:right w:type="dxa" w:w="90"/>
-            </w:tcMar>
-            <w:vAlign w:val="center"/>
-          </w:tcPr>
-          <w:p>
-            <w:pPr>
-              <w:spacing w:after="0" w:line="260"/>
-            </w:pPr>
-            <w:r>
-              <w:rPr>
-                <w:rFonts w:ascii="Calibri" w:cs="Calibri" w:eastAsia="Calibri" w:hAnsi="Calibri"/>
-                <w:b w:val="false"/>
-                <w:bCs w:val="false"/>
-                <w:color w:val="000000"/>
-                <w:sz w:val="18"/>
-                <w:szCs w:val="18"/>
-              </w:rPr>
-              <w:t xml:space="preserve">Imagem Docker endurecida (não-root) e Actuator isolado em produção</w:t>
+            <w:tcW w:type="dxa" w:w="2347"/>
+            <w:tcBorders>
+              <w:bottom w:val="single" w:color="D9D9D9" w:sz="2"/>
+            </w:tcBorders>
+            <w:tcMar>
+              <w:top w:type="dxa" w:w="140"/>
+              <w:left w:type="dxa" w:w="0"/>
+              <w:bottom w:type="dxa" w:w="140"/>
+              <w:right w:type="dxa" w:w="160"/>
+            </w:tcMar>
+            <w:vAlign w:val="center"/>
+          </w:tcPr>
+          <w:p>
+            <w:r>
+              <w:rPr>
+                <w:rFonts w:ascii="Calibri" w:cs="Calibri" w:eastAsia="Calibri" w:hAnsi="Calibri"/>
+                <w:b/>
+                <w:bCs/>
+                <w:color w:val="1F3864"/>
+                <w:sz w:val="21"/>
+                <w:szCs w:val="21"/>
+              </w:rPr>
+              <w:t xml:space="preserve">Compliance</w:t>
+            </w:r>
+          </w:p>
+        </w:tc>
+        <w:tc>
+          <w:tcPr>
+            <w:tcW w:type="dxa" w:w="6679"/>
+            <w:tcBorders>
+              <w:left w:val="single" w:color="D9E2F3" w:sz="8"/>
+              <w:bottom w:val="single" w:color="D9D9D9" w:sz="2"/>
+            </w:tcBorders>
+            <w:tcMar>
+              <w:top w:type="dxa" w:w="140"/>
+              <w:left w:type="dxa" w:w="200"/>
+              <w:bottom w:type="dxa" w:w="140"/>
+              <w:right w:type="dxa" w:w="0"/>
+            </w:tcMar>
+            <w:vAlign w:val="center"/>
+          </w:tcPr>
+          <w:p>
+            <w:r>
+              <w:rPr>
+                <w:rFonts w:ascii="Calibri" w:cs="Calibri" w:eastAsia="Calibri" w:hAnsi="Calibri"/>
+                <w:color w:val="595959"/>
+                <w:sz w:val="19"/>
+                <w:szCs w:val="19"/>
+              </w:rPr>
+              <w:t xml:space="preserve">STRIDE revisado + OWASP ASVS / API Top 10 / Mobile Top 10 + LGPD</w:t>
             </w:r>
           </w:p>
         </w:tc>
@@ -403,57 +395,56 @@
         </w:trPr>
         <w:tc>
           <w:tcPr>
-            <w:tcW w:type="dxa" w:w="2655"/>
-            <w:tcMar>
-              <w:top w:type="dxa" w:w="70"/>
-              <w:left w:type="dxa" w:w="90"/>
-              <w:bottom w:type="dxa" w:w="70"/>
-              <w:right w:type="dxa" w:w="90"/>
-            </w:tcMar>
-            <w:vAlign w:val="center"/>
-          </w:tcPr>
-          <w:p>
-            <w:pPr>
-              <w:spacing w:after="0" w:line="260"/>
-            </w:pPr>
-            <w:r>
-              <w:rPr>
-                <w:rFonts w:ascii="Calibri" w:cs="Calibri" w:eastAsia="Calibri" w:hAnsi="Calibri"/>
-                <w:b w:val="false"/>
-                <w:bCs w:val="false"/>
-                <w:color w:val="000000"/>
-                <w:sz w:val="18"/>
-                <w:szCs w:val="18"/>
-              </w:rPr>
-              <w:t xml:space="preserve">Compliance</w:t>
-            </w:r>
-          </w:p>
-        </w:tc>
-        <w:tc>
-          <w:tcPr>
-            <w:tcW w:type="dxa" w:w="6371"/>
-            <w:tcMar>
-              <w:top w:type="dxa" w:w="70"/>
-              <w:left w:type="dxa" w:w="90"/>
-              <w:bottom w:type="dxa" w:w="70"/>
-              <w:right w:type="dxa" w:w="90"/>
-            </w:tcMar>
-            <w:vAlign w:val="center"/>
-          </w:tcPr>
-          <w:p>
-            <w:pPr>
-              <w:spacing w:after="0" w:line="260"/>
-            </w:pPr>
-            <w:r>
-              <w:rPr>
-                <w:rFonts w:ascii="Calibri" w:cs="Calibri" w:eastAsia="Calibri" w:hAnsi="Calibri"/>
-                <w:b w:val="false"/>
-                <w:bCs w:val="false"/>
-                <w:color w:val="000000"/>
-                <w:sz w:val="18"/>
-                <w:szCs w:val="18"/>
-              </w:rPr>
-              <w:t xml:space="preserve">STRIDE revisado + OWASP ASVS / API Top 10 / Mobile Top 10 + LGPD</w:t>
+            <w:tcW w:type="dxa" w:w="2347"/>
+            <w:tcBorders>
+              <w:bottom w:val="single" w:color="D9D9D9" w:sz="2"/>
+            </w:tcBorders>
+            <w:tcMar>
+              <w:top w:type="dxa" w:w="140"/>
+              <w:left w:type="dxa" w:w="0"/>
+              <w:bottom w:type="dxa" w:w="140"/>
+              <w:right w:type="dxa" w:w="160"/>
+            </w:tcMar>
+            <w:vAlign w:val="center"/>
+          </w:tcPr>
+          <w:p>
+            <w:r>
+              <w:rPr>
+                <w:rFonts w:ascii="Calibri" w:cs="Calibri" w:eastAsia="Calibri" w:hAnsi="Calibri"/>
+                <w:b/>
+                <w:bCs/>
+                <w:color w:val="1F3864"/>
+                <w:sz w:val="21"/>
+                <w:szCs w:val="21"/>
+              </w:rPr>
+              <w:t xml:space="preserve">Observabilidade</w:t>
+            </w:r>
+          </w:p>
+        </w:tc>
+        <w:tc>
+          <w:tcPr>
+            <w:tcW w:type="dxa" w:w="6679"/>
+            <w:tcBorders>
+              <w:left w:val="single" w:color="D9E2F3" w:sz="8"/>
+              <w:bottom w:val="single" w:color="D9D9D9" w:sz="2"/>
+            </w:tcBorders>
+            <w:tcMar>
+              <w:top w:type="dxa" w:w="140"/>
+              <w:left w:type="dxa" w:w="200"/>
+              <w:bottom w:type="dxa" w:w="140"/>
+              <w:right w:type="dxa" w:w="0"/>
+            </w:tcMar>
+            <w:vAlign w:val="center"/>
+          </w:tcPr>
+          <w:p>
+            <w:r>
+              <w:rPr>
+                <w:rFonts w:ascii="Calibri" w:cs="Calibri" w:eastAsia="Calibri" w:hAnsi="Calibri"/>
+                <w:color w:val="595959"/>
+                <w:sz w:val="19"/>
+                <w:szCs w:val="19"/>
+              </w:rPr>
+              <w:t xml:space="preserve">Prometheus + Grafana + Loki, 10 alertas e runbook de resposta a incidentes</w:t>
             </w:r>
           </w:p>
         </w:tc>
@@ -464,90 +455,27 @@
         </w:trPr>
         <w:tc>
           <w:tcPr>
-            <w:tcW w:type="dxa" w:w="2655"/>
-            <w:shd w:fill="EEF2F8" w:val="clear"/>
-            <w:tcMar>
-              <w:top w:type="dxa" w:w="70"/>
-              <w:left w:type="dxa" w:w="90"/>
-              <w:bottom w:type="dxa" w:w="70"/>
-              <w:right w:type="dxa" w:w="90"/>
-            </w:tcMar>
-            <w:vAlign w:val="center"/>
-          </w:tcPr>
-          <w:p>
-            <w:pPr>
-              <w:spacing w:after="0" w:line="260"/>
-            </w:pPr>
-            <w:r>
-              <w:rPr>
-                <w:rFonts w:ascii="Calibri" w:cs="Calibri" w:eastAsia="Calibri" w:hAnsi="Calibri"/>
-                <w:b w:val="false"/>
-                <w:bCs w:val="false"/>
-                <w:color w:val="000000"/>
-                <w:sz w:val="18"/>
-                <w:szCs w:val="18"/>
-              </w:rPr>
-              <w:t xml:space="preserve">Observabilidade</w:t>
-            </w:r>
-          </w:p>
-        </w:tc>
-        <w:tc>
-          <w:tcPr>
-            <w:tcW w:type="dxa" w:w="6371"/>
-            <w:shd w:fill="EEF2F8" w:val="clear"/>
-            <w:tcMar>
-              <w:top w:type="dxa" w:w="70"/>
-              <w:left w:type="dxa" w:w="90"/>
-              <w:bottom w:type="dxa" w:w="70"/>
-              <w:right w:type="dxa" w:w="90"/>
-            </w:tcMar>
-            <w:vAlign w:val="center"/>
-          </w:tcPr>
-          <w:p>
-            <w:pPr>
-              <w:spacing w:after="0" w:line="260"/>
-            </w:pPr>
-            <w:r>
-              <w:rPr>
-                <w:rFonts w:ascii="Calibri" w:cs="Calibri" w:eastAsia="Calibri" w:hAnsi="Calibri"/>
-                <w:b w:val="false"/>
-                <w:bCs w:val="false"/>
-                <w:color w:val="000000"/>
-                <w:sz w:val="18"/>
-                <w:szCs w:val="18"/>
-              </w:rPr>
-              <w:t xml:space="preserve">Prometheus + Grafana + Loki, 10 alertas e runbook de resposta a incidentes</w:t>
-            </w:r>
-          </w:p>
-        </w:tc>
-      </w:tr>
-      <w:tr>
-        <w:trPr>
-          <w:cantSplit/>
-        </w:trPr>
-        <w:tc>
-          <w:tcPr>
-            <w:tcW w:type="dxa" w:w="2655"/>
-            <w:tcMar>
-              <w:top w:type="dxa" w:w="70"/>
-              <w:left w:type="dxa" w:w="90"/>
-              <w:bottom w:type="dxa" w:w="70"/>
-              <w:right w:type="dxa" w:w="90"/>
-            </w:tcMar>
-            <w:vAlign w:val="center"/>
-          </w:tcPr>
-          <w:p>
-            <w:pPr>
-              <w:spacing w:after="0" w:line="260"/>
-            </w:pPr>
-            <w:r>
-              <w:rPr>
-                <w:rFonts w:ascii="Calibri" w:cs="Calibri" w:eastAsia="Calibri" w:hAnsi="Calibri"/>
-                <w:b w:val="false"/>
-                <w:bCs w:val="false"/>
-                <w:color w:val="000000"/>
-                <w:sz w:val="18"/>
-                <w:szCs w:val="18"/>
+            <w:tcW w:type="dxa" w:w="2347"/>
+            <w:tcBorders>
+              <w:bottom w:val="none" w:color="FFFFFF" w:sz="0"/>
+            </w:tcBorders>
+            <w:tcMar>
+              <w:top w:type="dxa" w:w="140"/>
+              <w:left w:type="dxa" w:w="0"/>
+              <w:bottom w:type="dxa" w:w="140"/>
+              <w:right w:type="dxa" w:w="160"/>
+            </w:tcMar>
+            <w:vAlign w:val="center"/>
+          </w:tcPr>
+          <w:p>
+            <w:r>
+              <w:rPr>
+                <w:rFonts w:ascii="Calibri" w:cs="Calibri" w:eastAsia="Calibri" w:hAnsi="Calibri"/>
+                <w:b/>
+                <w:bCs/>
+                <w:color w:val="1F3864"/>
+                <w:sz w:val="21"/>
+                <w:szCs w:val="21"/>
               </w:rPr>
               <w:t xml:space="preserve">Qualidade</w:t>
             </w:r>
@@ -555,27 +483,26 @@
         </w:tc>
         <w:tc>
           <w:tcPr>
-            <w:tcW w:type="dxa" w:w="6371"/>
-            <w:tcMar>
-              <w:top w:type="dxa" w:w="70"/>
-              <w:left w:type="dxa" w:w="90"/>
-              <w:bottom w:type="dxa" w:w="70"/>
-              <w:right w:type="dxa" w:w="90"/>
-            </w:tcMar>
-            <w:vAlign w:val="center"/>
-          </w:tcPr>
-          <w:p>
-            <w:pPr>
-              <w:spacing w:after="0" w:line="260"/>
-            </w:pPr>
-            <w:r>
-              <w:rPr>
-                <w:rFonts w:ascii="Calibri" w:cs="Calibri" w:eastAsia="Calibri" w:hAnsi="Calibri"/>
-                <w:b w:val="false"/>
-                <w:bCs w:val="false"/>
-                <w:color w:val="000000"/>
-                <w:sz w:val="18"/>
-                <w:szCs w:val="18"/>
+            <w:tcW w:type="dxa" w:w="6679"/>
+            <w:tcBorders>
+              <w:left w:val="single" w:color="D9E2F3" w:sz="8"/>
+              <w:bottom w:val="none" w:color="FFFFFF" w:sz="0"/>
+            </w:tcBorders>
+            <w:tcMar>
+              <w:top w:type="dxa" w:w="140"/>
+              <w:left w:type="dxa" w:w="200"/>
+              <w:bottom w:type="dxa" w:w="140"/>
+              <w:right w:type="dxa" w:w="0"/>
+            </w:tcMar>
+            <w:vAlign w:val="center"/>
+          </w:tcPr>
+          <w:p>
+            <w:r>
+              <w:rPr>
+                <w:rFonts w:ascii="Calibri" w:cs="Calibri" w:eastAsia="Calibri" w:hAnsi="Calibri"/>
+                <w:color w:val="595959"/>
+                <w:sz w:val="19"/>
+                <w:szCs w:val="19"/>
               </w:rPr>
               <w:t xml:space="preserve">145 testes automatizados — 100% de aprovação</w:t>
             </w:r>
@@ -601,7 +528,11 @@
     <w:p>
       <w:pPr>
         <w:pStyle w:val="Heading1"/>
-        <w:spacing w:after="120" w:before="360"/>
+        <w:keepNext/>
+        <w:pBdr>
+          <w:bottom w:val="single" w:color="D9D9D9" w:sz="6" w:space="6"/>
+        </w:pBdr>
+        <w:spacing w:after="160" w:before="420"/>
       </w:pPr>
       <w:bookmarkStart w:name="bm_identificacao" w:id="100"/>
       <w:r>
@@ -620,7 +551,8 @@
     <w:p>
       <w:pPr>
         <w:pStyle w:val="Heading2"/>
-        <w:spacing w:after="120" w:before="240"/>
+        <w:keepNext/>
+        <w:spacing w:after="120" w:before="280"/>
       </w:pPr>
       <w:bookmarkStart w:name="bm_integrantes_do_grupo" w:id="101"/>
       <w:r>
@@ -628,9 +560,9 @@
           <w:rFonts w:ascii="Calibri" w:cs="Calibri" w:eastAsia="Calibri" w:hAnsi="Calibri"/>
           <w:b/>
           <w:bCs/>
-          <w:color w:val="1F3864"/>
-          <w:sz w:val="26"/>
-          <w:szCs w:val="26"/>
+          <w:color w:val="2E4E6E"/>
+          <w:sz w:val="25"/>
+          <w:szCs w:val="25"/>
         </w:rPr>
         <w:t xml:space="preserve">Integrantes do grupo</w:t>
       </w:r>
@@ -1042,7 +974,8 @@
     <w:p>
       <w:pPr>
         <w:pStyle w:val="Heading2"/>
-        <w:spacing w:after="120" w:before="240"/>
+        <w:keepNext/>
+        <w:spacing w:after="120" w:before="280"/>
       </w:pPr>
       <w:bookmarkStart w:name="bm_repositorio" w:id="102"/>
       <w:r>
@@ -1050,9 +983,9 @@
           <w:rFonts w:ascii="Calibri" w:cs="Calibri" w:eastAsia="Calibri" w:hAnsi="Calibri"/>
           <w:b/>
           <w:bCs/>
-          <w:color w:val="1F3864"/>
-          <w:sz w:val="26"/>
-          <w:szCs w:val="26"/>
+          <w:color w:val="2E4E6E"/>
+          <w:sz w:val="25"/>
+          <w:szCs w:val="25"/>
         </w:rPr>
         <w:t xml:space="preserve">Repositório</w:t>
       </w:r>
@@ -1070,7 +1003,7 @@
         </w:rPr>
         <w:t xml:space="preserve">Código-fonte do backend: </w:t>
       </w:r>
-      <w:hyperlink w:history="1" r:id="rIdrjogumflwaybrc7yaxik_">
+      <w:hyperlink w:history="1" r:id="rIdwciupnlml2ljw-g21drn0">
         <w:r>
           <w:rPr>
             <w:rStyle w:val="Hyperlink"/>
@@ -1115,7 +1048,7 @@
         </w:rPr>
         <w:t xml:space="preserve">Pull Request desta entrega (pipeline + evidências): </w:t>
       </w:r>
-      <w:hyperlink w:history="1" r:id="rId4pi90x2m2jbvg86i9brac">
+      <w:hyperlink w:history="1" r:id="rId7dwhtvrjjmkffl-ubjvu2">
         <w:r>
           <w:rPr>
             <w:rStyle w:val="Hyperlink"/>
@@ -1135,7 +1068,11 @@
     <w:p>
       <w:pPr>
         <w:pStyle w:val="Heading1"/>
-        <w:spacing w:after="120" w:before="360"/>
+        <w:keepNext/>
+        <w:pBdr>
+          <w:bottom w:val="single" w:color="D9D9D9" w:sz="6" w:space="6"/>
+        </w:pBdr>
+        <w:spacing w:after="160" w:before="420"/>
       </w:pPr>
       <w:bookmarkStart w:name="bm_sumario" w:id="103"/>
       <w:r>
@@ -1634,7 +1571,11 @@
     <w:p>
       <w:pPr>
         <w:pStyle w:val="Heading1"/>
-        <w:spacing w:after="120" w:before="360"/>
+        <w:keepNext/>
+        <w:pBdr>
+          <w:bottom w:val="single" w:color="D9D9D9" w:sz="6" w:space="6"/>
+        </w:pBdr>
+        <w:spacing w:after="160" w:before="420"/>
       </w:pPr>
       <w:bookmarkStart w:name="bm_contexto_evolucao_das_sprints_anteri" w:id="104"/>
       <w:r>
@@ -1947,12 +1888,12 @@
             </w:pPr>
             <w:r>
               <w:rPr>
-                <w:rFonts w:ascii="Calibri" w:cs="Calibri" w:eastAsia="Calibri" w:hAnsi="Calibri"/>
-                <w:b w:val="false"/>
-                <w:bCs w:val="false"/>
-                <w:color w:val="000000"/>
-                <w:sz w:val="18"/>
-                <w:szCs w:val="18"/>
+                <w:rFonts w:ascii="Consolas" w:cs="Consolas" w:eastAsia="Consolas" w:hAnsi="Consolas"/>
+                <w:b w:val="false"/>
+                <w:bCs w:val="false"/>
+                <w:color w:val="000000"/>
+                <w:sz w:val="17"/>
+                <w:szCs w:val="17"/>
               </w:rPr>
               <w:t xml:space="preserve">.github/workflows/security.yml, .github/dependabot.yml, .gitleaks.toml</w:t>
             </w:r>
@@ -2068,12 +2009,12 @@
             </w:pPr>
             <w:r>
               <w:rPr>
-                <w:rFonts w:ascii="Calibri" w:cs="Calibri" w:eastAsia="Calibri" w:hAnsi="Calibri"/>
-                <w:b w:val="false"/>
-                <w:bCs w:val="false"/>
-                <w:color w:val="000000"/>
-                <w:sz w:val="18"/>
-                <w:szCs w:val="18"/>
+                <w:rFonts w:ascii="Consolas" w:cs="Consolas" w:eastAsia="Consolas" w:hAnsi="Consolas"/>
+                <w:b w:val="false"/>
+                <w:bCs w:val="false"/>
+                <w:color w:val="000000"/>
+                <w:sz w:val="17"/>
+                <w:szCs w:val="17"/>
               </w:rPr>
               <w:t xml:space="preserve">Dockerfile, .dockerignore, src/main/java/**, SECURITY.md</w:t>
             </w:r>
@@ -2185,12 +2126,12 @@
             </w:pPr>
             <w:r>
               <w:rPr>
-                <w:rFonts w:ascii="Calibri" w:cs="Calibri" w:eastAsia="Calibri" w:hAnsi="Calibri"/>
-                <w:b w:val="false"/>
-                <w:bCs w:val="false"/>
-                <w:color w:val="000000"/>
-                <w:sz w:val="18"/>
-                <w:szCs w:val="18"/>
+                <w:rFonts w:ascii="Consolas" w:cs="Consolas" w:eastAsia="Consolas" w:hAnsi="Consolas"/>
+                <w:b w:val="false"/>
+                <w:bCs w:val="false"/>
+                <w:color w:val="000000"/>
+                <w:sz w:val="17"/>
+                <w:szCs w:val="17"/>
               </w:rPr>
               <w:t xml:space="preserve">Seção 3 deste documento + SECURITY.md</w:t>
             </w:r>
@@ -2306,12 +2247,12 @@
             </w:pPr>
             <w:r>
               <w:rPr>
-                <w:rFonts w:ascii="Calibri" w:cs="Calibri" w:eastAsia="Calibri" w:hAnsi="Calibri"/>
-                <w:b w:val="false"/>
-                <w:bCs w:val="false"/>
-                <w:color w:val="000000"/>
-                <w:sz w:val="18"/>
-                <w:szCs w:val="18"/>
+                <w:rFonts w:ascii="Consolas" w:cs="Consolas" w:eastAsia="Consolas" w:hAnsi="Consolas"/>
+                <w:b w:val="false"/>
+                <w:bCs w:val="false"/>
+                <w:color w:val="000000"/>
+                <w:sz w:val="17"/>
+                <w:szCs w:val="17"/>
               </w:rPr>
               <w:t xml:space="preserve">observability/**, docs/RUNBOOK_RESPOSTA_INCIDENTES.md</w:t>
             </w:r>
@@ -2340,25 +2281,97 @@
         <w:br w:type="page"/>
       </w:r>
     </w:p>
-    <w:p>
-      <w:pPr>
-        <w:pStyle w:val="Heading1"/>
-        <w:spacing w:after="120" w:before="360"/>
-      </w:pPr>
-      <w:bookmarkStart w:name="bm_atividade_1_pipeline_devsecops_integ" w:id="105"/>
-      <w:r>
-        <w:rPr>
-          <w:rFonts w:ascii="Calibri" w:cs="Calibri" w:eastAsia="Calibri" w:hAnsi="Calibri"/>
-          <w:b/>
-          <w:bCs/>
-          <w:color w:val="1F3864"/>
-          <w:sz w:val="30"/>
-          <w:szCs w:val="30"/>
-        </w:rPr>
-        <w:t xml:space="preserve">Atividade 1 — Pipeline DevSecOps Integrado (Peso 3,0)</w:t>
-      </w:r>
-      <w:bookmarkEnd w:id="105"/>
-    </w:p>
+    <w:tbl>
+      <w:tblPr>
+        <w:tblW w:type="dxa" w:w="9026"/>
+        <w:tblBorders>
+          <w:top w:val="none" w:color="FFFFFF" w:sz="0"/>
+          <w:left w:val="none" w:color="FFFFFF" w:sz="0"/>
+          <w:bottom w:val="none" w:color="FFFFFF" w:sz="0"/>
+          <w:right w:val="none" w:color="FFFFFF" w:sz="0"/>
+          <w:insideH w:val="none" w:color="FFFFFF" w:sz="0"/>
+          <w:insideV w:val="none" w:color="FFFFFF" w:sz="0"/>
+        </w:tblBorders>
+      </w:tblPr>
+      <w:tblGrid>
+        <w:gridCol w:w="9026"/>
+      </w:tblGrid>
+      <w:tr>
+        <w:trPr>
+          <w:cantSplit/>
+        </w:trPr>
+        <w:tc>
+          <w:tcPr>
+            <w:tcW w:type="dxa" w:w="9026"/>
+            <w:tcBorders>
+              <w:left w:val="single" w:color="1F3864" w:sz="36" w:space="8"/>
+            </w:tcBorders>
+            <w:shd w:fill="EEF2F8" w:val="clear"/>
+            <w:tcMar>
+              <w:top w:type="dxa" w:w="220"/>
+              <w:left w:type="dxa" w:w="260"/>
+              <w:bottom w:type="dxa" w:w="220"/>
+              <w:right w:type="dxa" w:w="260"/>
+            </w:tcMar>
+          </w:tcPr>
+          <w:p>
+            <w:pPr>
+              <w:pStyle w:val="Heading1"/>
+              <w:keepNext/>
+              <w:spacing w:after="40"/>
+            </w:pPr>
+            <w:bookmarkStart w:name="bm_atividade_1_pipeline_devsecops_integ" w:id="105"/>
+            <w:r>
+              <w:rPr>
+                <w:rFonts w:ascii="Calibri" w:cs="Calibri" w:eastAsia="Calibri" w:hAnsi="Calibri"/>
+                <w:b/>
+                <w:bCs/>
+                <w:color w:val="1F3864"/>
+                <w:spacing w:val="20"/>
+                <w:sz w:val="18"/>
+                <w:szCs w:val="18"/>
+              </w:rPr>
+              <w:t xml:space="preserve">ATIVIDADE 1</w:t>
+            </w:r>
+            <w:bookmarkEnd w:id="105"/>
+          </w:p>
+          <w:p>
+            <w:pPr>
+              <w:keepNext/>
+              <w:spacing w:after="100"/>
+            </w:pPr>
+            <w:r>
+              <w:rPr>
+                <w:rFonts w:ascii="Calibri" w:cs="Calibri" w:eastAsia="Calibri" w:hAnsi="Calibri"/>
+                <w:b/>
+                <w:bCs/>
+                <w:color w:val="1F3864"/>
+                <w:sz w:val="34"/>
+                <w:szCs w:val="34"/>
+              </w:rPr>
+              <w:t xml:space="preserve">Pipeline DevSecOps Integrado</w:t>
+            </w:r>
+          </w:p>
+          <w:p>
+            <w:pPr>
+              <w:spacing w:after="0"/>
+            </w:pPr>
+            <w:r>
+              <w:rPr>
+                <w:rFonts w:ascii="Calibri" w:cs="Calibri" w:eastAsia="Calibri" w:hAnsi="Calibri"/>
+                <w:b/>
+                <w:bCs/>
+                <w:color w:val="FFFFFF"/>
+                <w:sz w:val="17"/>
+                <w:szCs w:val="17"/>
+                <w:shd w:fill="1F3864" w:val="clear"/>
+              </w:rPr>
+              <w:t xml:space="preserve"> PESO 3,0 </w:t>
+            </w:r>
+          </w:p>
+        </w:tc>
+      </w:tr>
+    </w:tbl>
     <w:p>
       <w:pPr>
         <w:spacing w:after="120" w:line="276"/>
@@ -2385,7 +2398,8 @@
     <w:p>
       <w:pPr>
         <w:pStyle w:val="Heading2"/>
-        <w:spacing w:after="120" w:before="240"/>
+        <w:keepNext/>
+        <w:spacing w:after="120" w:before="280"/>
       </w:pPr>
       <w:bookmarkStart w:name="bm_1_1_desenho_do_pipeline" w:id="106"/>
       <w:r>
@@ -2393,9 +2407,9 @@
           <w:rFonts w:ascii="Calibri" w:cs="Calibri" w:eastAsia="Calibri" w:hAnsi="Calibri"/>
           <w:b/>
           <w:bCs/>
-          <w:color w:val="1F3864"/>
-          <w:sz w:val="26"/>
-          <w:szCs w:val="26"/>
+          <w:color w:val="2E4E6E"/>
+          <w:sz w:val="25"/>
+          <w:szCs w:val="25"/>
         </w:rPr>
         <w:t xml:space="preserve">1.1 Desenho do pipeline</w:t>
       </w:r>
@@ -2403,6 +2417,7 @@
     </w:p>
     <w:p>
       <w:pPr>
+        <w:keepNext/>
         <w:spacing w:after="120" w:line="276"/>
       </w:pPr>
       <w:r>
@@ -2414,189 +2429,504 @@
         <w:t xml:space="preserve">O pipeline de segurança (arquivo .github/workflows/security.yml) roda em paralelo ao CI de build e teste já existente. Fluxo:</w:t>
       </w:r>
     </w:p>
+    <w:tbl>
+      <w:tblPr>
+        <w:tblW w:type="dxa" w:w="9026"/>
+        <w:tblBorders>
+          <w:top w:val="none" w:color="FFFFFF" w:sz="0"/>
+          <w:left w:val="none" w:color="FFFFFF" w:sz="0"/>
+          <w:bottom w:val="none" w:color="FFFFFF" w:sz="0"/>
+          <w:right w:val="none" w:color="FFFFFF" w:sz="0"/>
+          <w:insideH w:val="none" w:color="FFFFFF" w:sz="0"/>
+          <w:insideV w:val="none" w:color="FFFFFF" w:sz="0"/>
+        </w:tblBorders>
+      </w:tblPr>
+      <w:tblGrid>
+        <w:gridCol w:w="9026"/>
+      </w:tblGrid>
+      <w:tr>
+        <w:trPr>
+          <w:cantSplit/>
+        </w:trPr>
+        <w:tc>
+          <w:tcPr>
+            <w:tcW w:type="dxa" w:w="9026"/>
+            <w:tcBorders>
+              <w:left w:val="single" w:color="1F3864" w:sz="28" w:space="8"/>
+            </w:tcBorders>
+            <w:shd w:fill="F5F7FB" w:val="clear"/>
+            <w:tcMar>
+              <w:top w:type="dxa" w:w="140"/>
+              <w:left w:type="dxa" w:w="220"/>
+              <w:bottom w:type="dxa" w:w="140"/>
+              <w:right w:type="dxa" w:w="220"/>
+            </w:tcMar>
+          </w:tcPr>
+          <w:p>
+            <w:pPr>
+              <w:spacing w:after="0"/>
+            </w:pPr>
+            <w:r>
+              <w:rPr>
+                <w:rFonts w:ascii="Calibri" w:cs="Calibri" w:eastAsia="Calibri" w:hAnsi="Calibri"/>
+                <w:b/>
+                <w:bCs/>
+                <w:color w:val="1F3864"/>
+                <w:sz w:val="20"/>
+                <w:szCs w:val="20"/>
+              </w:rPr>
+              <w:t xml:space="preserve">Desenvolvedor</w:t>
+            </w:r>
+          </w:p>
+        </w:tc>
+      </w:tr>
+    </w:tbl>
     <w:p>
       <w:pPr>
-        <w:pBdr>
-          <w:left w:val="single" w:color="1F3864" w:sz="12" w:space="6"/>
-        </w:pBdr>
-        <w:shd w:fill="F2F2F2" w:val="clear"/>
-        <w:spacing w:after="160" w:before="80"/>
+        <w:spacing w:after="60" w:before="60"/>
+        <w:jc w:val="center"/>
       </w:pPr>
       <w:r>
         <w:rPr>
-          <w:rFonts w:ascii="Consolas" w:cs="Consolas" w:eastAsia="Consolas" w:hAnsi="Consolas"/>
+          <w:rFonts w:ascii="Calibri" w:cs="Calibri" w:eastAsia="Calibri" w:hAnsi="Calibri"/>
+          <w:i/>
+          <w:iCs/>
+          <w:color w:val="595959"/>
           <w:sz w:val="18"/>
           <w:szCs w:val="18"/>
         </w:rPr>
-        <w:t xml:space="preserve">Desenvolvedor  ──(git push / pull request)──▶  GitHub Actions</w:t>
+        <w:t xml:space="preserve">↓  git push / pull request</w:t>
       </w:r>
+    </w:p>
+    <w:tbl>
+      <w:tblPr>
+        <w:tblW w:type="dxa" w:w="9026"/>
+        <w:tblBorders>
+          <w:top w:val="none" w:color="FFFFFF" w:sz="0"/>
+          <w:left w:val="none" w:color="FFFFFF" w:sz="0"/>
+          <w:bottom w:val="none" w:color="FFFFFF" w:sz="0"/>
+          <w:right w:val="none" w:color="FFFFFF" w:sz="0"/>
+          <w:insideH w:val="none" w:color="FFFFFF" w:sz="0"/>
+          <w:insideV w:val="none" w:color="FFFFFF" w:sz="0"/>
+        </w:tblBorders>
+      </w:tblPr>
+      <w:tblGrid>
+        <w:gridCol w:w="4423"/>
+        <w:gridCol w:w="4423"/>
+      </w:tblGrid>
+      <w:tr>
+        <w:trPr>
+          <w:cantSplit/>
+        </w:trPr>
+        <w:tc>
+          <w:tcPr>
+            <w:tcW w:type="dxa" w:w="4423"/>
+            <w:tcMar>
+              <w:right w:type="dxa" w:w="90"/>
+            </w:tcMar>
+          </w:tcPr>
+          <w:tbl>
+            <w:tblPr>
+              <w:tblW w:type="dxa" w:w="9026"/>
+              <w:tblBorders>
+                <w:top w:val="none" w:color="FFFFFF" w:sz="0"/>
+                <w:left w:val="none" w:color="FFFFFF" w:sz="0"/>
+                <w:bottom w:val="none" w:color="FFFFFF" w:sz="0"/>
+                <w:right w:val="none" w:color="FFFFFF" w:sz="0"/>
+                <w:insideH w:val="none" w:color="FFFFFF" w:sz="0"/>
+                <w:insideV w:val="none" w:color="FFFFFF" w:sz="0"/>
+              </w:tblBorders>
+            </w:tblPr>
+            <w:tblGrid>
+              <w:gridCol w:w="9026"/>
+            </w:tblGrid>
+            <w:tr>
+              <w:trPr>
+                <w:cantSplit/>
+              </w:trPr>
+              <w:tc>
+                <w:tcPr>
+                  <w:tcW w:type="dxa" w:w="9026"/>
+                  <w:tcBorders>
+                    <w:left w:val="single" w:color="1F3864" w:sz="28" w:space="8"/>
+                  </w:tcBorders>
+                  <w:shd w:fill="F5F7FB" w:val="clear"/>
+                  <w:tcMar>
+                    <w:top w:type="dxa" w:w="140"/>
+                    <w:left w:type="dxa" w:w="220"/>
+                    <w:bottom w:type="dxa" w:w="140"/>
+                    <w:right w:type="dxa" w:w="220"/>
+                  </w:tcMar>
+                </w:tcPr>
+                <w:p>
+                  <w:pPr>
+                    <w:spacing w:after="80"/>
+                  </w:pPr>
+                  <w:r>
+                    <w:rPr>
+                      <w:rFonts w:ascii="Calibri" w:cs="Calibri" w:eastAsia="Calibri" w:hAnsi="Calibri"/>
+                      <w:b/>
+                      <w:bCs/>
+                      <w:color w:val="1F3864"/>
+                      <w:sz w:val="20"/>
+                      <w:szCs w:val="20"/>
+                    </w:rPr>
+                    <w:t xml:space="preserve">CI - Build &amp; Test</w:t>
+                  </w:r>
+                </w:p>
+                <w:p>
+                  <w:pPr>
+                    <w:spacing w:after="40"/>
+                    <w:ind w:left="140"/>
+                  </w:pPr>
+                  <w:r>
+                    <w:rPr>
+                      <w:rFonts w:ascii="Calibri" w:cs="Calibri" w:eastAsia="Calibri" w:hAnsi="Calibri"/>
+                      <w:color w:val="000000"/>
+                      <w:sz w:val="18"/>
+                      <w:szCs w:val="18"/>
+                    </w:rPr>
+                    <w:t xml:space="preserve">develop.yml / production.yml</w:t>
+                  </w:r>
+                </w:p>
+                <w:p>
+                  <w:pPr>
+                    <w:spacing w:after="40"/>
+                    <w:ind w:left="140"/>
+                  </w:pPr>
+                  <w:r>
+                    <w:rPr>
+                      <w:rFonts w:ascii="Calibri" w:cs="Calibri" w:eastAsia="Calibri" w:hAnsi="Calibri"/>
+                      <w:color w:val="000000"/>
+                      <w:sz w:val="18"/>
+                      <w:szCs w:val="18"/>
+                    </w:rPr>
+                    <w:t xml:space="preserve">mvnw test + package · 145 testes</w:t>
+                  </w:r>
+                </w:p>
+              </w:tc>
+            </w:tr>
+          </w:tbl>
+          <w:p/>
+        </w:tc>
+        <w:tc>
+          <w:tcPr>
+            <w:tcW w:type="dxa" w:w="4423"/>
+            <w:tcMar>
+              <w:left w:type="dxa" w:w="90"/>
+            </w:tcMar>
+          </w:tcPr>
+          <w:tbl>
+            <w:tblPr>
+              <w:tblW w:type="dxa" w:w="9026"/>
+              <w:tblBorders>
+                <w:top w:val="none" w:color="FFFFFF" w:sz="0"/>
+                <w:left w:val="none" w:color="FFFFFF" w:sz="0"/>
+                <w:bottom w:val="none" w:color="FFFFFF" w:sz="0"/>
+                <w:right w:val="none" w:color="FFFFFF" w:sz="0"/>
+                <w:insideH w:val="none" w:color="FFFFFF" w:sz="0"/>
+                <w:insideV w:val="none" w:color="FFFFFF" w:sz="0"/>
+              </w:tblBorders>
+            </w:tblPr>
+            <w:tblGrid>
+              <w:gridCol w:w="9026"/>
+            </w:tblGrid>
+            <w:tr>
+              <w:trPr>
+                <w:cantSplit/>
+              </w:trPr>
+              <w:tc>
+                <w:tcPr>
+                  <w:tcW w:type="dxa" w:w="9026"/>
+                  <w:tcBorders>
+                    <w:left w:val="single" w:color="2E4E6E" w:sz="28" w:space="8"/>
+                  </w:tcBorders>
+                  <w:shd w:fill="F5F7FB" w:val="clear"/>
+                  <w:tcMar>
+                    <w:top w:type="dxa" w:w="140"/>
+                    <w:left w:type="dxa" w:w="220"/>
+                    <w:bottom w:type="dxa" w:w="140"/>
+                    <w:right w:type="dxa" w:w="220"/>
+                  </w:tcMar>
+                </w:tcPr>
+                <w:p>
+                  <w:pPr>
+                    <w:spacing w:after="80"/>
+                  </w:pPr>
+                  <w:r>
+                    <w:rPr>
+                      <w:rFonts w:ascii="Calibri" w:cs="Calibri" w:eastAsia="Calibri" w:hAnsi="Calibri"/>
+                      <w:b/>
+                      <w:bCs/>
+                      <w:color w:val="2E4E6E"/>
+                      <w:sz w:val="20"/>
+                      <w:szCs w:val="20"/>
+                    </w:rPr>
+                    <w:t xml:space="preserve">DevSecOps - Security Pipeline</w:t>
+                  </w:r>
+                </w:p>
+                <w:p>
+                  <w:pPr>
+                    <w:spacing w:after="40"/>
+                    <w:ind w:left="140"/>
+                  </w:pPr>
+                  <w:r>
+                    <w:rPr>
+                      <w:rFonts w:ascii="Calibri" w:cs="Calibri" w:eastAsia="Calibri" w:hAnsi="Calibri"/>
+                      <w:b/>
+                      <w:bCs/>
+                      <w:sz w:val="22"/>
+                      <w:szCs w:val="22"/>
+                    </w:rPr>
+                    <w:t xml:space="preserve">1. Secret Scanning</w:t>
+                  </w:r>
+                  <w:r>
+                    <w:rPr>
+                      <w:rFonts w:ascii="Calibri" w:cs="Calibri" w:eastAsia="Calibri" w:hAnsi="Calibri"/>
+                      <w:sz w:val="22"/>
+                      <w:szCs w:val="22"/>
+                    </w:rPr>
+                    <w:t xml:space="preserve"> — Gitleaks (histórico completo)</w:t>
+                  </w:r>
+                </w:p>
+                <w:p>
+                  <w:pPr>
+                    <w:spacing w:after="40"/>
+                    <w:ind w:left="140"/>
+                  </w:pPr>
+                  <w:r>
+                    <w:rPr>
+                      <w:rFonts w:ascii="Calibri" w:cs="Calibri" w:eastAsia="Calibri" w:hAnsi="Calibri"/>
+                      <w:b/>
+                      <w:bCs/>
+                      <w:sz w:val="22"/>
+                      <w:szCs w:val="22"/>
+                    </w:rPr>
+                    <w:t xml:space="preserve">2. SAST</w:t>
+                  </w:r>
+                  <w:r>
+                    <w:rPr>
+                      <w:rFonts w:ascii="Calibri" w:cs="Calibri" w:eastAsia="Calibri" w:hAnsi="Calibri"/>
+                      <w:sz w:val="22"/>
+                      <w:szCs w:val="22"/>
+                    </w:rPr>
+                    <w:t xml:space="preserve"> — Semgrep (p/java, security-audit, secrets, owasp-top-ten)</w:t>
+                  </w:r>
+                </w:p>
+                <w:p>
+                  <w:pPr>
+                    <w:spacing w:after="40"/>
+                    <w:ind w:left="140"/>
+                  </w:pPr>
+                  <w:r>
+                    <w:rPr>
+                      <w:rFonts w:ascii="Calibri" w:cs="Calibri" w:eastAsia="Calibri" w:hAnsi="Calibri"/>
+                      <w:b/>
+                      <w:bCs/>
+                      <w:sz w:val="22"/>
+                      <w:szCs w:val="22"/>
+                    </w:rPr>
+                    <w:t xml:space="preserve">3. SCA</w:t>
+                  </w:r>
+                  <w:r>
+                    <w:rPr>
+                      <w:rFonts w:ascii="Calibri" w:cs="Calibri" w:eastAsia="Calibri" w:hAnsi="Calibri"/>
+                      <w:sz w:val="22"/>
+                      <w:szCs w:val="22"/>
+                    </w:rPr>
+                    <w:t xml:space="preserve"> — OWASP Dependency-Check + Trivy fs (CVE em dependências)</w:t>
+                  </w:r>
+                </w:p>
+                <w:p>
+                  <w:pPr>
+                    <w:spacing w:after="40"/>
+                    <w:ind w:left="140"/>
+                  </w:pPr>
+                  <w:r>
+                    <w:rPr>
+                      <w:rFonts w:ascii="Calibri" w:cs="Calibri" w:eastAsia="Calibri" w:hAnsi="Calibri"/>
+                      <w:b/>
+                      <w:bCs/>
+                      <w:sz w:val="22"/>
+                      <w:szCs w:val="22"/>
+                    </w:rPr>
+                    <w:t xml:space="preserve">4. IaC &amp; Container Scan</w:t>
+                  </w:r>
+                  <w:r>
+                    <w:rPr>
+                      <w:rFonts w:ascii="Calibri" w:cs="Calibri" w:eastAsia="Calibri" w:hAnsi="Calibri"/>
+                      <w:sz w:val="22"/>
+                      <w:szCs w:val="22"/>
+                    </w:rPr>
+                    <w:t xml:space="preserve"> — Trivy config (Dockerfile/compose/CI) + Trivy image</w:t>
+                  </w:r>
+                </w:p>
+                <w:p>
+                  <w:pPr>
+                    <w:spacing w:after="40"/>
+                    <w:ind w:left="140"/>
+                  </w:pPr>
+                  <w:r>
+                    <w:rPr>
+                      <w:rFonts w:ascii="Calibri" w:cs="Calibri" w:eastAsia="Calibri" w:hAnsi="Calibri"/>
+                      <w:b/>
+                      <w:bCs/>
+                      <w:sz w:val="22"/>
+                      <w:szCs w:val="22"/>
+                    </w:rPr>
+                    <w:t xml:space="preserve">5. Dependency Review</w:t>
+                  </w:r>
+                  <w:r>
+                    <w:rPr>
+                      <w:rFonts w:ascii="Calibri" w:cs="Calibri" w:eastAsia="Calibri" w:hAnsi="Calibri"/>
+                      <w:sz w:val="22"/>
+                      <w:szCs w:val="22"/>
+                    </w:rPr>
+                    <w:t xml:space="preserve"> — bloqueia PR com dependência vulnerável nova</w:t>
+                  </w:r>
+                </w:p>
+                <w:p>
+                  <w:pPr>
+                    <w:spacing w:after="40"/>
+                    <w:ind w:left="140"/>
+                  </w:pPr>
+                  <w:r>
+                    <w:rPr>
+                      <w:rFonts w:ascii="Calibri" w:cs="Calibri" w:eastAsia="Calibri" w:hAnsi="Calibri"/>
+                      <w:color w:val="000000"/>
+                      <w:sz w:val="18"/>
+                      <w:szCs w:val="18"/>
+                    </w:rPr>
+                    <w:t xml:space="preserve">Saídas: SARIF → aba Security + relatórios (artifacts)</w:t>
+                  </w:r>
+                </w:p>
+              </w:tc>
+            </w:tr>
+          </w:tbl>
+          <w:p/>
+        </w:tc>
+      </w:tr>
+    </w:tbl>
+    <w:p>
+      <w:pPr>
+        <w:spacing w:after="60" w:before="60"/>
+        <w:jc w:val="center"/>
+      </w:pPr>
       <w:r>
         <w:rPr>
-          <w:rFonts w:ascii="Consolas" w:cs="Consolas" w:eastAsia="Consolas" w:hAnsi="Consolas"/>
+          <w:rFonts w:ascii="Calibri" w:cs="Calibri" w:eastAsia="Calibri" w:hAnsi="Calibri"/>
+          <w:i/>
+          <w:iCs/>
+          <w:color w:val="595959"/>
           <w:sz w:val="18"/>
           <w:szCs w:val="18"/>
         </w:rPr>
-        <w:br/>
-        <w:t xml:space="preserve"/>
+        <w:t xml:space="preserve">↓  merge aprovado</w:t>
       </w:r>
+    </w:p>
+    <w:tbl>
+      <w:tblPr>
+        <w:tblW w:type="dxa" w:w="9026"/>
+        <w:tblBorders>
+          <w:top w:val="none" w:color="FFFFFF" w:sz="0"/>
+          <w:left w:val="none" w:color="FFFFFF" w:sz="0"/>
+          <w:bottom w:val="none" w:color="FFFFFF" w:sz="0"/>
+          <w:right w:val="none" w:color="FFFFFF" w:sz="0"/>
+          <w:insideH w:val="none" w:color="FFFFFF" w:sz="0"/>
+          <w:insideV w:val="none" w:color="FFFFFF" w:sz="0"/>
+        </w:tblBorders>
+      </w:tblPr>
+      <w:tblGrid>
+        <w:gridCol w:w="9026"/>
+      </w:tblGrid>
+      <w:tr>
+        <w:trPr>
+          <w:cantSplit/>
+        </w:trPr>
+        <w:tc>
+          <w:tcPr>
+            <w:tcW w:type="dxa" w:w="9026"/>
+            <w:tcBorders>
+              <w:left w:val="single" w:color="1F3864" w:sz="28" w:space="8"/>
+            </w:tcBorders>
+            <w:shd w:fill="F5F7FB" w:val="clear"/>
+            <w:tcMar>
+              <w:top w:type="dxa" w:w="140"/>
+              <w:left w:type="dxa" w:w="220"/>
+              <w:bottom w:type="dxa" w:w="140"/>
+              <w:right w:type="dxa" w:w="220"/>
+            </w:tcMar>
+          </w:tcPr>
+          <w:p>
+            <w:pPr>
+              <w:spacing w:after="80"/>
+            </w:pPr>
+            <w:r>
+              <w:rPr>
+                <w:rFonts w:ascii="Calibri" w:cs="Calibri" w:eastAsia="Calibri" w:hAnsi="Calibri"/>
+                <w:b/>
+                <w:bCs/>
+                <w:color w:val="1F3864"/>
+                <w:sz w:val="20"/>
+                <w:szCs w:val="20"/>
+              </w:rPr>
+              <w:t xml:space="preserve">Deploy via SSH</w:t>
+            </w:r>
+          </w:p>
+          <w:p>
+            <w:pPr>
+              <w:spacing w:after="40"/>
+              <w:ind w:left="140"/>
+            </w:pPr>
+            <w:r>
+              <w:rPr>
+                <w:rFonts w:ascii="Calibri" w:cs="Calibri" w:eastAsia="Calibri" w:hAnsi="Calibri"/>
+                <w:color w:val="000000"/>
+                <w:sz w:val="18"/>
+                <w:szCs w:val="18"/>
+              </w:rPr>
+              <w:t xml:space="preserve">develop → homologação</w:t>
+            </w:r>
+          </w:p>
+          <w:p>
+            <w:pPr>
+              <w:spacing w:after="40"/>
+              <w:ind w:left="140"/>
+            </w:pPr>
+            <w:r>
+              <w:rPr>
+                <w:rFonts w:ascii="Calibri" w:cs="Calibri" w:eastAsia="Calibri" w:hAnsi="Calibri"/>
+                <w:color w:val="000000"/>
+                <w:sz w:val="18"/>
+                <w:szCs w:val="18"/>
+              </w:rPr>
+              <w:t xml:space="preserve">production → produção → Runtime + Observabilidade (Atividade 4)</w:t>
+            </w:r>
+          </w:p>
+        </w:tc>
+      </w:tr>
+    </w:tbl>
+    <w:p>
+      <w:pPr>
+        <w:spacing w:after="120" w:line="276"/>
+      </w:pPr>
       <w:r>
         <w:rPr>
-          <w:rFonts w:ascii="Consolas" w:cs="Consolas" w:eastAsia="Consolas" w:hAnsi="Consolas"/>
-          <w:sz w:val="18"/>
-          <w:szCs w:val="18"/>
+          <w:rFonts w:ascii="Calibri" w:cs="Calibri" w:eastAsia="Calibri" w:hAnsi="Calibri"/>
+          <w:i/>
+          <w:iCs/>
+          <w:color w:val="595959"/>
+          <w:sz w:val="22"/>
+          <w:szCs w:val="22"/>
         </w:rPr>
-        <w:br/>
-        <w:t xml:space="preserve">  ├─ CI - Build &amp; Test (develop.yml / production.yml)</w:t>
-      </w:r>
-      <w:r>
-        <w:rPr>
-          <w:rFonts w:ascii="Consolas" w:cs="Consolas" w:eastAsia="Consolas" w:hAnsi="Consolas"/>
-          <w:sz w:val="18"/>
-          <w:szCs w:val="18"/>
-        </w:rPr>
-        <w:br/>
-        <w:t xml:space="preserve">  │     mvnw test + package  ·  145 testes</w:t>
-      </w:r>
-      <w:r>
-        <w:rPr>
-          <w:rFonts w:ascii="Consolas" w:cs="Consolas" w:eastAsia="Consolas" w:hAnsi="Consolas"/>
-          <w:sz w:val="18"/>
-          <w:szCs w:val="18"/>
-        </w:rPr>
-        <w:br/>
-        <w:t xml:space="preserve">  │</w:t>
-      </w:r>
-      <w:r>
-        <w:rPr>
-          <w:rFonts w:ascii="Consolas" w:cs="Consolas" w:eastAsia="Consolas" w:hAnsi="Consolas"/>
-          <w:sz w:val="18"/>
-          <w:szCs w:val="18"/>
-        </w:rPr>
-        <w:br/>
-        <w:t xml:space="preserve">  └─ DevSecOps - Security Pipeline (security.yml)</w:t>
-      </w:r>
-      <w:r>
-        <w:rPr>
-          <w:rFonts w:ascii="Consolas" w:cs="Consolas" w:eastAsia="Consolas" w:hAnsi="Consolas"/>
-          <w:sz w:val="18"/>
-          <w:szCs w:val="18"/>
-        </w:rPr>
-        <w:br/>
-        <w:t xml:space="preserve">        1. Secret Scanning ....... Gitleaks (histórico completo)</w:t>
-      </w:r>
-      <w:r>
-        <w:rPr>
-          <w:rFonts w:ascii="Consolas" w:cs="Consolas" w:eastAsia="Consolas" w:hAnsi="Consolas"/>
-          <w:sz w:val="18"/>
-          <w:szCs w:val="18"/>
-        </w:rPr>
-        <w:br/>
-        <w:t xml:space="preserve">        2. SAST ................... Semgrep (p/java, security-audit, secrets, owasp-top-ten)</w:t>
-      </w:r>
-      <w:r>
-        <w:rPr>
-          <w:rFonts w:ascii="Consolas" w:cs="Consolas" w:eastAsia="Consolas" w:hAnsi="Consolas"/>
-          <w:sz w:val="18"/>
-          <w:szCs w:val="18"/>
-        </w:rPr>
-        <w:br/>
-        <w:t xml:space="preserve">        3. SCA ................... OWASP Dependency-Check + Trivy fs (CVE em dependências)</w:t>
-      </w:r>
-      <w:r>
-        <w:rPr>
-          <w:rFonts w:ascii="Consolas" w:cs="Consolas" w:eastAsia="Consolas" w:hAnsi="Consolas"/>
-          <w:sz w:val="18"/>
-          <w:szCs w:val="18"/>
-        </w:rPr>
-        <w:br/>
-        <w:t xml:space="preserve">        4. IaC &amp; Container Scan .. Trivy config (Dockerfile/compose/CI) + Trivy image</w:t>
-      </w:r>
-      <w:r>
-        <w:rPr>
-          <w:rFonts w:ascii="Consolas" w:cs="Consolas" w:eastAsia="Consolas" w:hAnsi="Consolas"/>
-          <w:sz w:val="18"/>
-          <w:szCs w:val="18"/>
-        </w:rPr>
-        <w:br/>
-        <w:t xml:space="preserve">        5. Dependency Review ..... bloqueia PR com dependência vulnerável nova</w:t>
-      </w:r>
-      <w:r>
-        <w:rPr>
-          <w:rFonts w:ascii="Consolas" w:cs="Consolas" w:eastAsia="Consolas" w:hAnsi="Consolas"/>
-          <w:sz w:val="18"/>
-          <w:szCs w:val="18"/>
-        </w:rPr>
-        <w:br/>
-        <w:t xml:space="preserve"/>
-      </w:r>
-      <w:r>
-        <w:rPr>
-          <w:rFonts w:ascii="Consolas" w:cs="Consolas" w:eastAsia="Consolas" w:hAnsi="Consolas"/>
-          <w:sz w:val="18"/>
-          <w:szCs w:val="18"/>
-        </w:rPr>
-        <w:br/>
-        <w:t xml:space="preserve">  Saídas: SARIF ▶ aba Security  +  relatórios (artifacts)</w:t>
-      </w:r>
-      <w:r>
-        <w:rPr>
-          <w:rFonts w:ascii="Consolas" w:cs="Consolas" w:eastAsia="Consolas" w:hAnsi="Consolas"/>
-          <w:sz w:val="18"/>
-          <w:szCs w:val="18"/>
-        </w:rPr>
-        <w:br/>
-        <w:t xml:space="preserve"/>
-      </w:r>
-      <w:r>
-        <w:rPr>
-          <w:rFonts w:ascii="Consolas" w:cs="Consolas" w:eastAsia="Consolas" w:hAnsi="Consolas"/>
-          <w:sz w:val="18"/>
-          <w:szCs w:val="18"/>
-        </w:rPr>
-        <w:br/>
-        <w:t xml:space="preserve">GitHub Actions  ──(merge aprovado)──▶  Deploy via SSH</w:t>
-      </w:r>
-      <w:r>
-        <w:rPr>
-          <w:rFonts w:ascii="Consolas" w:cs="Consolas" w:eastAsia="Consolas" w:hAnsi="Consolas"/>
-          <w:sz w:val="18"/>
-          <w:szCs w:val="18"/>
-        </w:rPr>
-        <w:br/>
-        <w:t xml:space="preserve">        develop     ▶ homologação</w:t>
-      </w:r>
-      <w:r>
-        <w:rPr>
-          <w:rFonts w:ascii="Consolas" w:cs="Consolas" w:eastAsia="Consolas" w:hAnsi="Consolas"/>
-          <w:sz w:val="18"/>
-          <w:szCs w:val="18"/>
-        </w:rPr>
-        <w:br/>
-        <w:t xml:space="preserve">        production  ▶ produção   ──▶  Runtime + Observabilidade (Atividade 4)</w:t>
-      </w:r>
-      <w:r>
-        <w:rPr>
-          <w:rFonts w:ascii="Consolas" w:cs="Consolas" w:eastAsia="Consolas" w:hAnsi="Consolas"/>
-          <w:sz w:val="18"/>
-          <w:szCs w:val="18"/>
-        </w:rPr>
-        <w:br/>
-        <w:t xml:space="preserve"/>
-      </w:r>
-      <w:r>
-        <w:rPr>
-          <w:rFonts w:ascii="Consolas" w:cs="Consolas" w:eastAsia="Consolas" w:hAnsi="Consolas"/>
-          <w:sz w:val="18"/>
-          <w:szCs w:val="18"/>
-        </w:rPr>
-        <w:br/>
         <w:t xml:space="preserve">Gatilhos extra: Dependabot (semanal) abre PRs · cron semanal reexecuta a varredura</w:t>
       </w:r>
     </w:p>
     <w:p>
       <w:pPr>
         <w:pStyle w:val="Heading2"/>
-        <w:spacing w:after="120" w:before="240"/>
+        <w:keepNext/>
+        <w:spacing w:after="120" w:before="280"/>
       </w:pPr>
       <w:bookmarkStart w:name="bm_1_2_etapas_e_o_risco_que_cada_uma_re" w:id="107"/>
       <w:r>
@@ -2604,9 +2934,9 @@
           <w:rFonts w:ascii="Calibri" w:cs="Calibri" w:eastAsia="Calibri" w:hAnsi="Calibri"/>
           <w:b/>
           <w:bCs/>
-          <w:color w:val="1F3864"/>
-          <w:sz w:val="26"/>
-          <w:szCs w:val="26"/>
+          <w:color w:val="2E4E6E"/>
+          <w:sz w:val="25"/>
+          <w:szCs w:val="25"/>
         </w:rPr>
         <w:t xml:space="preserve">1.2 Etapas e o risco que cada uma reduz</w:t>
       </w:r>
@@ -3694,7 +4024,8 @@
     <w:p>
       <w:pPr>
         <w:pStyle w:val="Heading2"/>
-        <w:spacing w:after="120" w:before="240"/>
+        <w:keepNext/>
+        <w:spacing w:after="120" w:before="280"/>
       </w:pPr>
       <w:bookmarkStart w:name="bm_1_3_gatilhos_saidas_e_integracao" w:id="108"/>
       <w:r>
@@ -3702,9 +4033,9 @@
           <w:rFonts w:ascii="Calibri" w:cs="Calibri" w:eastAsia="Calibri" w:hAnsi="Calibri"/>
           <w:b/>
           <w:bCs/>
-          <w:color w:val="1F3864"/>
-          <w:sz w:val="26"/>
-          <w:szCs w:val="26"/>
+          <w:color w:val="2E4E6E"/>
+          <w:sz w:val="25"/>
+          <w:szCs w:val="25"/>
         </w:rPr>
         <w:t xml:space="preserve">1.3 Gatilhos, saídas e integração</w:t>
       </w:r>
@@ -3785,7 +4116,8 @@
     <w:p>
       <w:pPr>
         <w:pStyle w:val="Heading2"/>
-        <w:spacing w:after="120" w:before="240"/>
+        <w:keepNext/>
+        <w:spacing w:after="120" w:before="280"/>
       </w:pPr>
       <w:bookmarkStart w:name="bm_1_4_como_seria_executado_no_projeto_" w:id="109"/>
       <w:r>
@@ -3793,9 +4125,9 @@
           <w:rFonts w:ascii="Calibri" w:cs="Calibri" w:eastAsia="Calibri" w:hAnsi="Calibri"/>
           <w:b/>
           <w:bCs/>
-          <w:color w:val="1F3864"/>
-          <w:sz w:val="26"/>
-          <w:szCs w:val="26"/>
+          <w:color w:val="2E4E6E"/>
+          <w:sz w:val="25"/>
+          <w:szCs w:val="25"/>
         </w:rPr>
         <w:t xml:space="preserve">1.4 Como seria executado no projeto Ford</w:t>
       </w:r>
@@ -3929,6 +4261,7 @@
     </w:p>
     <w:p>
       <w:pPr>
+        <w:keepNext/>
         <w:spacing w:after="120" w:line="276"/>
       </w:pPr>
       <w:r>
@@ -3952,13 +4285,32 @@
     </w:p>
     <w:p>
       <w:pPr>
+        <w:keepNext/>
+        <w:spacing w:after="40" w:before="100"/>
+      </w:pPr>
+      <w:r>
+        <w:rPr>
+          <w:rFonts w:ascii="Calibri" w:cs="Calibri" w:eastAsia="Calibri" w:hAnsi="Calibri"/>
+          <w:b/>
+          <w:bCs/>
+          <w:color w:val="1F3864"/>
+          <w:spacing w:val="14"/>
+          <w:sz w:val="15"/>
+          <w:szCs w:val="15"/>
+        </w:rPr>
+        <w:t xml:space="preserve">EVIDÊNCIA / SCREENSHOT</w:t>
+      </w:r>
+    </w:p>
+    <w:p>
+      <w:pPr>
+        <w:keepNext/>
         <w:pBdr>
           <w:top w:val="single" w:color="CCCCCC" w:sz="4"/>
           <w:bottom w:val="single" w:color="CCCCCC" w:sz="4"/>
           <w:left w:val="single" w:color="CCCCCC" w:sz="4"/>
           <w:right w:val="single" w:color="CCCCCC" w:sz="4"/>
         </w:pBdr>
-        <w:spacing w:after="40" w:before="120"/>
+        <w:spacing w:after="40"/>
         <w:jc w:val="center"/>
       </w:pPr>
       <w:r>
@@ -4004,7 +4356,7 @@
     </w:p>
     <w:p>
       <w:pPr>
-        <w:spacing w:after="200"/>
+        <w:spacing w:after="220"/>
         <w:jc w:val="center"/>
       </w:pPr>
       <w:r>
@@ -4021,13 +4373,32 @@
     </w:p>
     <w:p>
       <w:pPr>
+        <w:keepNext/>
+        <w:spacing w:after="40" w:before="100"/>
+      </w:pPr>
+      <w:r>
+        <w:rPr>
+          <w:rFonts w:ascii="Calibri" w:cs="Calibri" w:eastAsia="Calibri" w:hAnsi="Calibri"/>
+          <w:b/>
+          <w:bCs/>
+          <w:color w:val="1F3864"/>
+          <w:spacing w:val="14"/>
+          <w:sz w:val="15"/>
+          <w:szCs w:val="15"/>
+        </w:rPr>
+        <w:t xml:space="preserve">EVIDÊNCIA / SCREENSHOT</w:t>
+      </w:r>
+    </w:p>
+    <w:p>
+      <w:pPr>
+        <w:keepNext/>
         <w:pBdr>
           <w:top w:val="single" w:color="CCCCCC" w:sz="4"/>
           <w:bottom w:val="single" w:color="CCCCCC" w:sz="4"/>
           <w:left w:val="single" w:color="CCCCCC" w:sz="4"/>
           <w:right w:val="single" w:color="CCCCCC" w:sz="4"/>
         </w:pBdr>
-        <w:spacing w:after="40" w:before="120"/>
+        <w:spacing w:after="40"/>
         <w:jc w:val="center"/>
       </w:pPr>
       <w:r>
@@ -4073,7 +4444,7 @@
     </w:p>
     <w:p>
       <w:pPr>
-        <w:spacing w:after="200"/>
+        <w:spacing w:after="220"/>
         <w:jc w:val="center"/>
       </w:pPr>
       <w:r>
@@ -4090,13 +4461,32 @@
     </w:p>
     <w:p>
       <w:pPr>
+        <w:keepNext/>
+        <w:spacing w:after="40" w:before="100"/>
+      </w:pPr>
+      <w:r>
+        <w:rPr>
+          <w:rFonts w:ascii="Calibri" w:cs="Calibri" w:eastAsia="Calibri" w:hAnsi="Calibri"/>
+          <w:b/>
+          <w:bCs/>
+          <w:color w:val="1F3864"/>
+          <w:spacing w:val="14"/>
+          <w:sz w:val="15"/>
+          <w:szCs w:val="15"/>
+        </w:rPr>
+        <w:t xml:space="preserve">EVIDÊNCIA / SCREENSHOT</w:t>
+      </w:r>
+    </w:p>
+    <w:p>
+      <w:pPr>
+        <w:keepNext/>
         <w:pBdr>
           <w:top w:val="single" w:color="CCCCCC" w:sz="4"/>
           <w:bottom w:val="single" w:color="CCCCCC" w:sz="4"/>
           <w:left w:val="single" w:color="CCCCCC" w:sz="4"/>
           <w:right w:val="single" w:color="CCCCCC" w:sz="4"/>
         </w:pBdr>
-        <w:spacing w:after="40" w:before="120"/>
+        <w:spacing w:after="40"/>
         <w:jc w:val="center"/>
       </w:pPr>
       <w:r>
@@ -4142,7 +4532,7 @@
     </w:p>
     <w:p>
       <w:pPr>
-        <w:spacing w:after="200"/>
+        <w:spacing w:after="220"/>
         <w:jc w:val="center"/>
       </w:pPr>
       <w:r>
@@ -4162,25 +4552,97 @@
         <w:br w:type="page"/>
       </w:r>
     </w:p>
-    <w:p>
-      <w:pPr>
-        <w:pStyle w:val="Heading1"/>
-        <w:spacing w:after="120" w:before="360"/>
-      </w:pPr>
-      <w:bookmarkStart w:name="bm_atividade_2_seguranca_em_codigo_e_in" w:id="110"/>
-      <w:r>
-        <w:rPr>
-          <w:rFonts w:ascii="Calibri" w:cs="Calibri" w:eastAsia="Calibri" w:hAnsi="Calibri"/>
-          <w:b/>
-          <w:bCs/>
-          <w:color w:val="1F3864"/>
-          <w:sz w:val="30"/>
-          <w:szCs w:val="30"/>
-        </w:rPr>
-        <w:t xml:space="preserve">Atividade 2 — Segurança em Código e Infraestrutura (Peso 2,5)</w:t>
-      </w:r>
-      <w:bookmarkEnd w:id="110"/>
-    </w:p>
+    <w:tbl>
+      <w:tblPr>
+        <w:tblW w:type="dxa" w:w="9026"/>
+        <w:tblBorders>
+          <w:top w:val="none" w:color="FFFFFF" w:sz="0"/>
+          <w:left w:val="none" w:color="FFFFFF" w:sz="0"/>
+          <w:bottom w:val="none" w:color="FFFFFF" w:sz="0"/>
+          <w:right w:val="none" w:color="FFFFFF" w:sz="0"/>
+          <w:insideH w:val="none" w:color="FFFFFF" w:sz="0"/>
+          <w:insideV w:val="none" w:color="FFFFFF" w:sz="0"/>
+        </w:tblBorders>
+      </w:tblPr>
+      <w:tblGrid>
+        <w:gridCol w:w="9026"/>
+      </w:tblGrid>
+      <w:tr>
+        <w:trPr>
+          <w:cantSplit/>
+        </w:trPr>
+        <w:tc>
+          <w:tcPr>
+            <w:tcW w:type="dxa" w:w="9026"/>
+            <w:tcBorders>
+              <w:left w:val="single" w:color="1F3864" w:sz="36" w:space="8"/>
+            </w:tcBorders>
+            <w:shd w:fill="EEF2F8" w:val="clear"/>
+            <w:tcMar>
+              <w:top w:type="dxa" w:w="220"/>
+              <w:left w:type="dxa" w:w="260"/>
+              <w:bottom w:type="dxa" w:w="220"/>
+              <w:right w:type="dxa" w:w="260"/>
+            </w:tcMar>
+          </w:tcPr>
+          <w:p>
+            <w:pPr>
+              <w:pStyle w:val="Heading1"/>
+              <w:keepNext/>
+              <w:spacing w:after="40"/>
+            </w:pPr>
+            <w:bookmarkStart w:name="bm_atividade_2_seguranca_em_codigo_e_in" w:id="110"/>
+            <w:r>
+              <w:rPr>
+                <w:rFonts w:ascii="Calibri" w:cs="Calibri" w:eastAsia="Calibri" w:hAnsi="Calibri"/>
+                <w:b/>
+                <w:bCs/>
+                <w:color w:val="1F3864"/>
+                <w:spacing w:val="20"/>
+                <w:sz w:val="18"/>
+                <w:szCs w:val="18"/>
+              </w:rPr>
+              <w:t xml:space="preserve">ATIVIDADE 2</w:t>
+            </w:r>
+            <w:bookmarkEnd w:id="110"/>
+          </w:p>
+          <w:p>
+            <w:pPr>
+              <w:keepNext/>
+              <w:spacing w:after="100"/>
+            </w:pPr>
+            <w:r>
+              <w:rPr>
+                <w:rFonts w:ascii="Calibri" w:cs="Calibri" w:eastAsia="Calibri" w:hAnsi="Calibri"/>
+                <w:b/>
+                <w:bCs/>
+                <w:color w:val="1F3864"/>
+                <w:sz w:val="34"/>
+                <w:szCs w:val="34"/>
+              </w:rPr>
+              <w:t xml:space="preserve">Segurança em Código e Infraestrutura</w:t>
+            </w:r>
+          </w:p>
+          <w:p>
+            <w:pPr>
+              <w:spacing w:after="0"/>
+            </w:pPr>
+            <w:r>
+              <w:rPr>
+                <w:rFonts w:ascii="Calibri" w:cs="Calibri" w:eastAsia="Calibri" w:hAnsi="Calibri"/>
+                <w:b/>
+                <w:bCs/>
+                <w:color w:val="FFFFFF"/>
+                <w:sz w:val="17"/>
+                <w:szCs w:val="17"/>
+                <w:shd w:fill="1F3864" w:val="clear"/>
+              </w:rPr>
+              <w:t xml:space="preserve"> PESO 2,5 </w:t>
+            </w:r>
+          </w:p>
+        </w:tc>
+      </w:tr>
+    </w:tbl>
     <w:p>
       <w:pPr>
         <w:spacing w:after="120" w:line="276"/>
@@ -4207,7 +4669,8 @@
     <w:p>
       <w:pPr>
         <w:pStyle w:val="Heading2"/>
-        <w:spacing w:after="120" w:before="240"/>
+        <w:keepNext/>
+        <w:spacing w:after="120" w:before="280"/>
       </w:pPr>
       <w:bookmarkStart w:name="bm_2_1_seguranca_no_codigo_o_que_ja_exi" w:id="111"/>
       <w:r>
@@ -4215,9 +4678,9 @@
           <w:rFonts w:ascii="Calibri" w:cs="Calibri" w:eastAsia="Calibri" w:hAnsi="Calibri"/>
           <w:b/>
           <w:bCs/>
-          <w:color w:val="1F3864"/>
-          <w:sz w:val="26"/>
-          <w:szCs w:val="26"/>
+          <w:color w:val="2E4E6E"/>
+          <w:sz w:val="25"/>
+          <w:szCs w:val="25"/>
         </w:rPr>
         <w:t xml:space="preserve">2.1 Segurança no código — o que já existe e o que foi reforçado nesta sprint</w:t>
       </w:r>
@@ -4440,12 +4903,12 @@
             </w:pPr>
             <w:r>
               <w:rPr>
-                <w:rFonts w:ascii="Calibri" w:cs="Calibri" w:eastAsia="Calibri" w:hAnsi="Calibri"/>
-                <w:b w:val="false"/>
-                <w:bCs w:val="false"/>
-                <w:color w:val="000000"/>
-                <w:sz w:val="18"/>
-                <w:szCs w:val="18"/>
+                <w:rFonts w:ascii="Consolas" w:cs="Consolas" w:eastAsia="Consolas" w:hAnsi="Consolas"/>
+                <w:b w:val="false"/>
+                <w:bCs w:val="false"/>
+                <w:color w:val="000000"/>
+                <w:sz w:val="17"/>
+                <w:szCs w:val="17"/>
               </w:rPr>
               <w:t xml:space="preserve">crypto/AesEncryptor.java, crypto/EmailHasher.java</w:t>
             </w:r>
@@ -4560,12 +5023,12 @@
             </w:pPr>
             <w:r>
               <w:rPr>
-                <w:rFonts w:ascii="Calibri" w:cs="Calibri" w:eastAsia="Calibri" w:hAnsi="Calibri"/>
-                <w:b w:val="false"/>
-                <w:bCs w:val="false"/>
-                <w:color w:val="000000"/>
-                <w:sz w:val="18"/>
-                <w:szCs w:val="18"/>
+                <w:rFonts w:ascii="Consolas" w:cs="Consolas" w:eastAsia="Consolas" w:hAnsi="Consolas"/>
+                <w:b w:val="false"/>
+                <w:bCs w:val="false"/>
+                <w:color w:val="000000"/>
+                <w:sz w:val="17"/>
+                <w:szCs w:val="17"/>
               </w:rPr>
               <w:t xml:space="preserve">security/filter/RateLimitFilter.java</w:t>
             </w:r>
@@ -4678,12 +5141,12 @@
             </w:pPr>
             <w:r>
               <w:rPr>
-                <w:rFonts w:ascii="Calibri" w:cs="Calibri" w:eastAsia="Calibri" w:hAnsi="Calibri"/>
-                <w:b w:val="false"/>
-                <w:bCs w:val="false"/>
-                <w:color w:val="000000"/>
-                <w:sz w:val="18"/>
-                <w:szCs w:val="18"/>
+                <w:rFonts w:ascii="Consolas" w:cs="Consolas" w:eastAsia="Consolas" w:hAnsi="Consolas"/>
+                <w:b w:val="false"/>
+                <w:bCs w:val="false"/>
+                <w:color w:val="000000"/>
+                <w:sz w:val="17"/>
+                <w:szCs w:val="17"/>
               </w:rPr>
               <w:t xml:space="preserve">util/InputSanitizer.java, validation/SafeTextValidator.java, dto/request/**</w:t>
             </w:r>
@@ -4798,12 +5261,12 @@
             </w:pPr>
             <w:r>
               <w:rPr>
-                <w:rFonts w:ascii="Calibri" w:cs="Calibri" w:eastAsia="Calibri" w:hAnsi="Calibri"/>
-                <w:b w:val="false"/>
-                <w:bCs w:val="false"/>
-                <w:color w:val="000000"/>
-                <w:sz w:val="18"/>
-                <w:szCs w:val="18"/>
+                <w:rFonts w:ascii="Consolas" w:cs="Consolas" w:eastAsia="Consolas" w:hAnsi="Consolas"/>
+                <w:b w:val="false"/>
+                <w:bCs w:val="false"/>
+                <w:color w:val="000000"/>
+                <w:sz w:val="17"/>
+                <w:szCs w:val="17"/>
               </w:rPr>
               <w:t xml:space="preserve">security/jwt/JwtTokenProvider.java, JwtAuthenticationFilter.java</w:t>
             </w:r>
@@ -4916,12 +5379,12 @@
             </w:pPr>
             <w:r>
               <w:rPr>
-                <w:rFonts w:ascii="Calibri" w:cs="Calibri" w:eastAsia="Calibri" w:hAnsi="Calibri"/>
-                <w:b w:val="false"/>
-                <w:bCs w:val="false"/>
-                <w:color w:val="000000"/>
-                <w:sz w:val="18"/>
-                <w:szCs w:val="18"/>
+                <w:rFonts w:ascii="Consolas" w:cs="Consolas" w:eastAsia="Consolas" w:hAnsi="Consolas"/>
+                <w:b w:val="false"/>
+                <w:bCs w:val="false"/>
+                <w:color w:val="000000"/>
+                <w:sz w:val="17"/>
+                <w:szCs w:val="17"/>
               </w:rPr>
               <w:t xml:space="preserve">security/filter/PayloadIntegrityFilter.java</w:t>
             </w:r>
@@ -5036,12 +5499,12 @@
             </w:pPr>
             <w:r>
               <w:rPr>
-                <w:rFonts w:ascii="Calibri" w:cs="Calibri" w:eastAsia="Calibri" w:hAnsi="Calibri"/>
-                <w:b w:val="false"/>
-                <w:bCs w:val="false"/>
-                <w:color w:val="000000"/>
-                <w:sz w:val="18"/>
-                <w:szCs w:val="18"/>
+                <w:rFonts w:ascii="Consolas" w:cs="Consolas" w:eastAsia="Consolas" w:hAnsi="Consolas"/>
+                <w:b w:val="false"/>
+                <w:bCs w:val="false"/>
+                <w:color w:val="000000"/>
+                <w:sz w:val="17"/>
+                <w:szCs w:val="17"/>
               </w:rPr>
               <w:t xml:space="preserve">exception/GlobalExceptionHandler.java</w:t>
             </w:r>
@@ -5154,12 +5617,12 @@
             </w:pPr>
             <w:r>
               <w:rPr>
-                <w:rFonts w:ascii="Calibri" w:cs="Calibri" w:eastAsia="Calibri" w:hAnsi="Calibri"/>
-                <w:b w:val="false"/>
-                <w:bCs w:val="false"/>
-                <w:color w:val="000000"/>
-                <w:sz w:val="18"/>
-                <w:szCs w:val="18"/>
+                <w:rFonts w:ascii="Consolas" w:cs="Consolas" w:eastAsia="Consolas" w:hAnsi="Consolas"/>
+                <w:b w:val="false"/>
+                <w:bCs w:val="false"/>
+                <w:color w:val="000000"/>
+                <w:sz w:val="17"/>
+                <w:szCs w:val="17"/>
               </w:rPr>
               <w:t xml:space="preserve">application.properties, application-prod.properties, SecurityConfig.java</w:t>
             </w:r>
@@ -5274,12 +5737,12 @@
             </w:pPr>
             <w:r>
               <w:rPr>
-                <w:rFonts w:ascii="Calibri" w:cs="Calibri" w:eastAsia="Calibri" w:hAnsi="Calibri"/>
-                <w:b w:val="false"/>
-                <w:bCs w:val="false"/>
-                <w:color w:val="000000"/>
-                <w:sz w:val="18"/>
-                <w:szCs w:val="18"/>
+                <w:rFonts w:ascii="Consolas" w:cs="Consolas" w:eastAsia="Consolas" w:hAnsi="Consolas"/>
+                <w:b w:val="false"/>
+                <w:bCs w:val="false"/>
+                <w:color w:val="000000"/>
+                <w:sz w:val="17"/>
+                <w:szCs w:val="17"/>
               </w:rPr>
               <w:t xml:space="preserve">application-prod.properties</w:t>
             </w:r>
@@ -5392,12 +5855,12 @@
             </w:pPr>
             <w:r>
               <w:rPr>
-                <w:rFonts w:ascii="Calibri" w:cs="Calibri" w:eastAsia="Calibri" w:hAnsi="Calibri"/>
-                <w:b w:val="false"/>
-                <w:bCs w:val="false"/>
-                <w:color w:val="000000"/>
-                <w:sz w:val="18"/>
-                <w:szCs w:val="18"/>
+                <w:rFonts w:ascii="Consolas" w:cs="Consolas" w:eastAsia="Consolas" w:hAnsi="Consolas"/>
+                <w:b w:val="false"/>
+                <w:bCs w:val="false"/>
+                <w:color w:val="000000"/>
+                <w:sz w:val="17"/>
+                <w:szCs w:val="17"/>
               </w:rPr>
               <w:t xml:space="preserve">logback-spring.xml</w:t>
             </w:r>
@@ -5512,12 +5975,12 @@
             </w:pPr>
             <w:r>
               <w:rPr>
-                <w:rFonts w:ascii="Calibri" w:cs="Calibri" w:eastAsia="Calibri" w:hAnsi="Calibri"/>
-                <w:b w:val="false"/>
-                <w:bCs w:val="false"/>
-                <w:color w:val="000000"/>
-                <w:sz w:val="18"/>
-                <w:szCs w:val="18"/>
+                <w:rFonts w:ascii="Consolas" w:cs="Consolas" w:eastAsia="Consolas" w:hAnsi="Consolas"/>
+                <w:b w:val="false"/>
+                <w:bCs w:val="false"/>
+                <w:color w:val="000000"/>
+                <w:sz w:val="17"/>
+                <w:szCs w:val="17"/>
               </w:rPr>
               <w:t xml:space="preserve">pom.xml</w:t>
             </w:r>
@@ -5557,7 +6020,8 @@
     <w:p>
       <w:pPr>
         <w:pStyle w:val="Heading3"/>
-        <w:spacing w:after="120" w:before="240"/>
+        <w:keepNext/>
+        <w:spacing w:after="120" w:before="200"/>
       </w:pPr>
       <w:bookmarkStart w:name="bm_2_4_correcao_guiada_pelo_sca_atualiz" w:id="112"/>
       <w:r>
@@ -5565,9 +6029,9 @@
           <w:rFonts w:ascii="Calibri" w:cs="Calibri" w:eastAsia="Calibri" w:hAnsi="Calibri"/>
           <w:b/>
           <w:bCs/>
-          <w:color w:val="1F3864"/>
-          <w:sz w:val="24"/>
-          <w:szCs w:val="24"/>
+          <w:color w:val="44546A"/>
+          <w:sz w:val="22"/>
+          <w:szCs w:val="22"/>
         </w:rPr>
         <w:t xml:space="preserve">2.4 Correção guiada pelo SCA — atualização de dependências</w:t>
       </w:r>
@@ -6607,7 +7071,8 @@
     <w:p>
       <w:pPr>
         <w:pStyle w:val="Heading3"/>
-        <w:spacing w:after="120" w:before="240"/>
+        <w:keepNext/>
+        <w:spacing w:after="120" w:before="200"/>
       </w:pPr>
       <w:bookmarkStart w:name="bm_controle_de_acesso_por_perfil" w:id="113"/>
       <w:r>
@@ -6615,9 +7080,9 @@
           <w:rFonts w:ascii="Calibri" w:cs="Calibri" w:eastAsia="Calibri" w:hAnsi="Calibri"/>
           <w:b/>
           <w:bCs/>
-          <w:color w:val="1F3864"/>
-          <w:sz w:val="24"/>
-          <w:szCs w:val="24"/>
+          <w:color w:val="44546A"/>
+          <w:sz w:val="22"/>
+          <w:szCs w:val="22"/>
         </w:rPr>
         <w:t xml:space="preserve">Controle de acesso por perfil</w:t>
       </w:r>
@@ -7033,7 +7498,8 @@
     <w:p>
       <w:pPr>
         <w:pStyle w:val="Heading2"/>
-        <w:spacing w:after="120" w:before="240"/>
+        <w:keepNext/>
+        <w:spacing w:after="120" w:before="280"/>
       </w:pPr>
       <w:bookmarkStart w:name="bm_2_2_seguranca_mqtt_tls_para_iot_desi" w:id="114"/>
       <w:r>
@@ -7041,9 +7507,9 @@
           <w:rFonts w:ascii="Calibri" w:cs="Calibri" w:eastAsia="Calibri" w:hAnsi="Calibri"/>
           <w:b/>
           <w:bCs/>
-          <w:color w:val="1F3864"/>
-          <w:sz w:val="26"/>
-          <w:szCs w:val="26"/>
+          <w:color w:val="2E4E6E"/>
+          <w:sz w:val="25"/>
+          <w:szCs w:val="25"/>
         </w:rPr>
         <w:t xml:space="preserve">2.2 Segurança MQTT/TLS para IoT — design de referência</w:t>
       </w:r>
@@ -7589,7 +8055,8 @@
     <w:p>
       <w:pPr>
         <w:pStyle w:val="Heading2"/>
-        <w:spacing w:after="120" w:before="240"/>
+        <w:keepNext/>
+        <w:spacing w:after="120" w:before="280"/>
       </w:pPr>
       <w:bookmarkStart w:name="bm_2_3_iac_security" w:id="115"/>
       <w:r>
@@ -7597,9 +8064,9 @@
           <w:rFonts w:ascii="Calibri" w:cs="Calibri" w:eastAsia="Calibri" w:hAnsi="Calibri"/>
           <w:b/>
           <w:bCs/>
-          <w:color w:val="1F3864"/>
-          <w:sz w:val="26"/>
-          <w:szCs w:val="26"/>
+          <w:color w:val="2E4E6E"/>
+          <w:sz w:val="25"/>
+          <w:szCs w:val="25"/>
         </w:rPr>
         <w:t xml:space="preserve">2.3 IaC Security</w:t>
       </w:r>
@@ -7736,12 +8203,12 @@
             </w:pPr>
             <w:r>
               <w:rPr>
-                <w:rFonts w:ascii="Calibri" w:cs="Calibri" w:eastAsia="Calibri" w:hAnsi="Calibri"/>
-                <w:b w:val="false"/>
-                <w:bCs w:val="false"/>
-                <w:color w:val="000000"/>
-                <w:sz w:val="18"/>
-                <w:szCs w:val="18"/>
+                <w:rFonts w:ascii="Consolas" w:cs="Consolas" w:eastAsia="Consolas" w:hAnsi="Consolas"/>
+                <w:b w:val="false"/>
+                <w:bCs w:val="false"/>
+                <w:color w:val="000000"/>
+                <w:sz w:val="17"/>
+                <w:szCs w:val="17"/>
               </w:rPr>
               <w:t xml:space="preserve">Dockerfile</w:t>
             </w:r>
@@ -7826,12 +8293,12 @@
             </w:pPr>
             <w:r>
               <w:rPr>
-                <w:rFonts w:ascii="Calibri" w:cs="Calibri" w:eastAsia="Calibri" w:hAnsi="Calibri"/>
-                <w:b w:val="false"/>
-                <w:bCs w:val="false"/>
-                <w:color w:val="000000"/>
-                <w:sz w:val="18"/>
-                <w:szCs w:val="18"/>
+                <w:rFonts w:ascii="Consolas" w:cs="Consolas" w:eastAsia="Consolas" w:hAnsi="Consolas"/>
+                <w:b w:val="false"/>
+                <w:bCs w:val="false"/>
+                <w:color w:val="000000"/>
+                <w:sz w:val="17"/>
+                <w:szCs w:val="17"/>
               </w:rPr>
               <w:t xml:space="preserve">.dockerignore</w:t>
             </w:r>
@@ -7917,12 +8384,12 @@
             </w:pPr>
             <w:r>
               <w:rPr>
-                <w:rFonts w:ascii="Calibri" w:cs="Calibri" w:eastAsia="Calibri" w:hAnsi="Calibri"/>
-                <w:b w:val="false"/>
-                <w:bCs w:val="false"/>
-                <w:color w:val="000000"/>
-                <w:sz w:val="18"/>
-                <w:szCs w:val="18"/>
+                <w:rFonts w:ascii="Consolas" w:cs="Consolas" w:eastAsia="Consolas" w:hAnsi="Consolas"/>
+                <w:b w:val="false"/>
+                <w:bCs w:val="false"/>
+                <w:color w:val="000000"/>
+                <w:sz w:val="17"/>
+                <w:szCs w:val="17"/>
               </w:rPr>
               <w:t xml:space="preserve">docker-compose.yml</w:t>
             </w:r>
@@ -8007,12 +8474,12 @@
             </w:pPr>
             <w:r>
               <w:rPr>
-                <w:rFonts w:ascii="Calibri" w:cs="Calibri" w:eastAsia="Calibri" w:hAnsi="Calibri"/>
-                <w:b w:val="false"/>
-                <w:bCs w:val="false"/>
-                <w:color w:val="000000"/>
-                <w:sz w:val="18"/>
-                <w:szCs w:val="18"/>
+                <w:rFonts w:ascii="Consolas" w:cs="Consolas" w:eastAsia="Consolas" w:hAnsi="Consolas"/>
+                <w:b w:val="false"/>
+                <w:bCs w:val="false"/>
+                <w:color w:val="000000"/>
+                <w:sz w:val="17"/>
+                <w:szCs w:val="17"/>
               </w:rPr>
               <w:t xml:space="preserve">application-prod.properties</w:t>
             </w:r>
@@ -8098,12 +8565,12 @@
             </w:pPr>
             <w:r>
               <w:rPr>
-                <w:rFonts w:ascii="Calibri" w:cs="Calibri" w:eastAsia="Calibri" w:hAnsi="Calibri"/>
-                <w:b w:val="false"/>
-                <w:bCs w:val="false"/>
-                <w:color w:val="000000"/>
-                <w:sz w:val="18"/>
-                <w:szCs w:val="18"/>
+                <w:rFonts w:ascii="Consolas" w:cs="Consolas" w:eastAsia="Consolas" w:hAnsi="Consolas"/>
+                <w:b w:val="false"/>
+                <w:bCs w:val="false"/>
+                <w:color w:val="000000"/>
+                <w:sz w:val="17"/>
+                <w:szCs w:val="17"/>
               </w:rPr>
               <w:t xml:space="preserve">security.yml</w:t>
             </w:r>
@@ -8195,25 +8662,97 @@
         <w:br w:type="page"/>
       </w:r>
     </w:p>
-    <w:p>
-      <w:pPr>
-        <w:pStyle w:val="Heading1"/>
-        <w:spacing w:after="120" w:before="360"/>
-      </w:pPr>
-      <w:bookmarkStart w:name="bm_atividade_3_compliance_riscos_e_segu" w:id="116"/>
-      <w:r>
-        <w:rPr>
-          <w:rFonts w:ascii="Calibri" w:cs="Calibri" w:eastAsia="Calibri" w:hAnsi="Calibri"/>
-          <w:b/>
-          <w:bCs/>
-          <w:color w:val="1F3864"/>
-          <w:sz w:val="30"/>
-          <w:szCs w:val="30"/>
-        </w:rPr>
-        <w:t xml:space="preserve">Atividade 3 — Compliance, Riscos e Segurança Contínua (Peso 2,5)</w:t>
-      </w:r>
-      <w:bookmarkEnd w:id="116"/>
-    </w:p>
+    <w:tbl>
+      <w:tblPr>
+        <w:tblW w:type="dxa" w:w="9026"/>
+        <w:tblBorders>
+          <w:top w:val="none" w:color="FFFFFF" w:sz="0"/>
+          <w:left w:val="none" w:color="FFFFFF" w:sz="0"/>
+          <w:bottom w:val="none" w:color="FFFFFF" w:sz="0"/>
+          <w:right w:val="none" w:color="FFFFFF" w:sz="0"/>
+          <w:insideH w:val="none" w:color="FFFFFF" w:sz="0"/>
+          <w:insideV w:val="none" w:color="FFFFFF" w:sz="0"/>
+        </w:tblBorders>
+      </w:tblPr>
+      <w:tblGrid>
+        <w:gridCol w:w="9026"/>
+      </w:tblGrid>
+      <w:tr>
+        <w:trPr>
+          <w:cantSplit/>
+        </w:trPr>
+        <w:tc>
+          <w:tcPr>
+            <w:tcW w:type="dxa" w:w="9026"/>
+            <w:tcBorders>
+              <w:left w:val="single" w:color="1F3864" w:sz="36" w:space="8"/>
+            </w:tcBorders>
+            <w:shd w:fill="EEF2F8" w:val="clear"/>
+            <w:tcMar>
+              <w:top w:type="dxa" w:w="220"/>
+              <w:left w:type="dxa" w:w="260"/>
+              <w:bottom w:type="dxa" w:w="220"/>
+              <w:right w:type="dxa" w:w="260"/>
+            </w:tcMar>
+          </w:tcPr>
+          <w:p>
+            <w:pPr>
+              <w:pStyle w:val="Heading1"/>
+              <w:keepNext/>
+              <w:spacing w:after="40"/>
+            </w:pPr>
+            <w:bookmarkStart w:name="bm_atividade_3_compliance_riscos_e_segu" w:id="116"/>
+            <w:r>
+              <w:rPr>
+                <w:rFonts w:ascii="Calibri" w:cs="Calibri" w:eastAsia="Calibri" w:hAnsi="Calibri"/>
+                <w:b/>
+                <w:bCs/>
+                <w:color w:val="1F3864"/>
+                <w:spacing w:val="20"/>
+                <w:sz w:val="18"/>
+                <w:szCs w:val="18"/>
+              </w:rPr>
+              <w:t xml:space="preserve">ATIVIDADE 3</w:t>
+            </w:r>
+            <w:bookmarkEnd w:id="116"/>
+          </w:p>
+          <w:p>
+            <w:pPr>
+              <w:keepNext/>
+              <w:spacing w:after="100"/>
+            </w:pPr>
+            <w:r>
+              <w:rPr>
+                <w:rFonts w:ascii="Calibri" w:cs="Calibri" w:eastAsia="Calibri" w:hAnsi="Calibri"/>
+                <w:b/>
+                <w:bCs/>
+                <w:color w:val="1F3864"/>
+                <w:sz w:val="34"/>
+                <w:szCs w:val="34"/>
+              </w:rPr>
+              <w:t xml:space="preserve">Compliance, Riscos e Segurança Contínua</w:t>
+            </w:r>
+          </w:p>
+          <w:p>
+            <w:pPr>
+              <w:spacing w:after="0"/>
+            </w:pPr>
+            <w:r>
+              <w:rPr>
+                <w:rFonts w:ascii="Calibri" w:cs="Calibri" w:eastAsia="Calibri" w:hAnsi="Calibri"/>
+                <w:b/>
+                <w:bCs/>
+                <w:color w:val="FFFFFF"/>
+                <w:sz w:val="17"/>
+                <w:szCs w:val="17"/>
+                <w:shd w:fill="1F3864" w:val="clear"/>
+              </w:rPr>
+              <w:t xml:space="preserve"> PESO 2,5 </w:t>
+            </w:r>
+          </w:p>
+        </w:tc>
+      </w:tr>
+    </w:tbl>
     <w:p>
       <w:pPr>
         <w:spacing w:after="120" w:line="276"/>
@@ -8240,7 +8779,8 @@
     <w:p>
       <w:pPr>
         <w:pStyle w:val="Heading2"/>
-        <w:spacing w:after="120" w:before="240"/>
+        <w:keepNext/>
+        <w:spacing w:after="120" w:before="280"/>
       </w:pPr>
       <w:bookmarkStart w:name="bm_3_1_revisao_final_de_riscos_stride_d" w:id="117"/>
       <w:r>
@@ -8248,9 +8788,9 @@
           <w:rFonts w:ascii="Calibri" w:cs="Calibri" w:eastAsia="Calibri" w:hAnsi="Calibri"/>
           <w:b/>
           <w:bCs/>
-          <w:color w:val="1F3864"/>
-          <w:sz w:val="26"/>
-          <w:szCs w:val="26"/>
+          <w:color w:val="2E4E6E"/>
+          <w:sz w:val="25"/>
+          <w:szCs w:val="25"/>
         </w:rPr>
         <w:t xml:space="preserve">3.1 Revisão final de riscos — STRIDE + DevSecOps</w:t>
       </w:r>
@@ -8560,9 +9100,9 @@
             <w:r>
               <w:rPr>
                 <w:rFonts w:ascii="Calibri" w:cs="Calibri" w:eastAsia="Calibri" w:hAnsi="Calibri"/>
-                <w:b w:val="false"/>
-                <w:bCs w:val="false"/>
-                <w:color w:val="000000"/>
+                <w:b/>
+                <w:bCs/>
+                <w:color w:val="1E7B34"/>
                 <w:sz w:val="18"/>
                 <w:szCs w:val="18"/>
               </w:rPr>
@@ -8710,9 +9250,9 @@
             <w:r>
               <w:rPr>
                 <w:rFonts w:ascii="Calibri" w:cs="Calibri" w:eastAsia="Calibri" w:hAnsi="Calibri"/>
-                <w:b w:val="false"/>
-                <w:bCs w:val="false"/>
-                <w:color w:val="000000"/>
+                <w:b/>
+                <w:bCs/>
+                <w:color w:val="1E7B34"/>
                 <w:sz w:val="18"/>
                 <w:szCs w:val="18"/>
               </w:rPr>
@@ -8855,9 +9395,9 @@
             <w:r>
               <w:rPr>
                 <w:rFonts w:ascii="Calibri" w:cs="Calibri" w:eastAsia="Calibri" w:hAnsi="Calibri"/>
-                <w:b w:val="false"/>
-                <w:bCs w:val="false"/>
-                <w:color w:val="000000"/>
+                <w:b/>
+                <w:bCs/>
+                <w:color w:val="1E7B34"/>
                 <w:sz w:val="18"/>
                 <w:szCs w:val="18"/>
               </w:rPr>
@@ -9005,9 +9545,9 @@
             <w:r>
               <w:rPr>
                 <w:rFonts w:ascii="Calibri" w:cs="Calibri" w:eastAsia="Calibri" w:hAnsi="Calibri"/>
-                <w:b w:val="false"/>
-                <w:bCs w:val="false"/>
-                <w:color w:val="000000"/>
+                <w:b/>
+                <w:bCs/>
+                <w:color w:val="1E7B34"/>
                 <w:sz w:val="18"/>
                 <w:szCs w:val="18"/>
               </w:rPr>
@@ -9150,9 +9690,9 @@
             <w:r>
               <w:rPr>
                 <w:rFonts w:ascii="Calibri" w:cs="Calibri" w:eastAsia="Calibri" w:hAnsi="Calibri"/>
-                <w:b w:val="false"/>
-                <w:bCs w:val="false"/>
-                <w:color w:val="000000"/>
+                <w:b/>
+                <w:bCs/>
+                <w:color w:val="1E7B34"/>
                 <w:sz w:val="18"/>
                 <w:szCs w:val="18"/>
               </w:rPr>
@@ -9300,9 +9840,9 @@
             <w:r>
               <w:rPr>
                 <w:rFonts w:ascii="Calibri" w:cs="Calibri" w:eastAsia="Calibri" w:hAnsi="Calibri"/>
-                <w:b w:val="false"/>
-                <w:bCs w:val="false"/>
-                <w:color w:val="000000"/>
+                <w:b/>
+                <w:bCs/>
+                <w:color w:val="1E7B34"/>
                 <w:sz w:val="18"/>
                 <w:szCs w:val="18"/>
               </w:rPr>
@@ -9445,9 +9985,9 @@
             <w:r>
               <w:rPr>
                 <w:rFonts w:ascii="Calibri" w:cs="Calibri" w:eastAsia="Calibri" w:hAnsi="Calibri"/>
-                <w:b w:val="false"/>
-                <w:bCs w:val="false"/>
-                <w:color w:val="000000"/>
+                <w:b/>
+                <w:bCs/>
+                <w:color w:val="1E7B34"/>
                 <w:sz w:val="18"/>
                 <w:szCs w:val="18"/>
               </w:rPr>
@@ -9595,9 +10135,9 @@
             <w:r>
               <w:rPr>
                 <w:rFonts w:ascii="Calibri" w:cs="Calibri" w:eastAsia="Calibri" w:hAnsi="Calibri"/>
-                <w:b w:val="false"/>
-                <w:bCs w:val="false"/>
-                <w:color w:val="000000"/>
+                <w:b/>
+                <w:bCs/>
+                <w:color w:val="8A6D00"/>
                 <w:sz w:val="18"/>
                 <w:szCs w:val="18"/>
               </w:rPr>
@@ -9740,9 +10280,9 @@
             <w:r>
               <w:rPr>
                 <w:rFonts w:ascii="Calibri" w:cs="Calibri" w:eastAsia="Calibri" w:hAnsi="Calibri"/>
-                <w:b w:val="false"/>
-                <w:bCs w:val="false"/>
-                <w:color w:val="000000"/>
+                <w:b/>
+                <w:bCs/>
+                <w:color w:val="8A6D00"/>
                 <w:sz w:val="18"/>
                 <w:szCs w:val="18"/>
               </w:rPr>
@@ -9890,9 +10430,9 @@
             <w:r>
               <w:rPr>
                 <w:rFonts w:ascii="Calibri" w:cs="Calibri" w:eastAsia="Calibri" w:hAnsi="Calibri"/>
-                <w:b w:val="false"/>
-                <w:bCs w:val="false"/>
-                <w:color w:val="000000"/>
+                <w:b/>
+                <w:bCs/>
+                <w:color w:val="1E7B34"/>
                 <w:sz w:val="18"/>
                 <w:szCs w:val="18"/>
               </w:rPr>
@@ -10035,9 +10575,9 @@
             <w:r>
               <w:rPr>
                 <w:rFonts w:ascii="Calibri" w:cs="Calibri" w:eastAsia="Calibri" w:hAnsi="Calibri"/>
-                <w:b w:val="false"/>
-                <w:bCs w:val="false"/>
-                <w:color w:val="000000"/>
+                <w:b/>
+                <w:bCs/>
+                <w:color w:val="1E7B34"/>
                 <w:sz w:val="18"/>
                 <w:szCs w:val="18"/>
               </w:rPr>
@@ -10050,7 +10590,8 @@
     <w:p>
       <w:pPr>
         <w:pStyle w:val="Heading2"/>
-        <w:spacing w:after="120" w:before="240"/>
+        <w:keepNext/>
+        <w:spacing w:after="120" w:before="280"/>
       </w:pPr>
       <w:bookmarkStart w:name="bm_3_2_mapeamento_com_normas_e_boas_pra" w:id="118"/>
       <w:r>
@@ -10058,9 +10599,9 @@
           <w:rFonts w:ascii="Calibri" w:cs="Calibri" w:eastAsia="Calibri" w:hAnsi="Calibri"/>
           <w:b/>
           <w:bCs/>
-          <w:color w:val="1F3864"/>
-          <w:sz w:val="26"/>
-          <w:szCs w:val="26"/>
+          <w:color w:val="2E4E6E"/>
+          <w:sz w:val="25"/>
+          <w:szCs w:val="25"/>
         </w:rPr>
         <w:t xml:space="preserve">3.2 Mapeamento com normas e boas práticas</w:t>
       </w:r>
@@ -10069,7 +10610,8 @@
     <w:p>
       <w:pPr>
         <w:pStyle w:val="Heading3"/>
-        <w:spacing w:after="120" w:before="240"/>
+        <w:keepNext/>
+        <w:spacing w:after="120" w:before="200"/>
       </w:pPr>
       <w:bookmarkStart w:name="bm_owasp_asvs_4_0_nivel_2_controles_cha" w:id="119"/>
       <w:r>
@@ -10077,9 +10619,9 @@
           <w:rFonts w:ascii="Calibri" w:cs="Calibri" w:eastAsia="Calibri" w:hAnsi="Calibri"/>
           <w:b/>
           <w:bCs/>
-          <w:color w:val="1F3864"/>
-          <w:sz w:val="24"/>
-          <w:szCs w:val="24"/>
+          <w:color w:val="44546A"/>
+          <w:sz w:val="22"/>
+          <w:szCs w:val="22"/>
         </w:rPr>
         <w:t xml:space="preserve">OWASP ASVS 4.0 — nível 2 (controles-chave)</w:t>
       </w:r>
@@ -10331,9 +10873,9 @@
             <w:r>
               <w:rPr>
                 <w:rFonts w:ascii="Calibri" w:cs="Calibri" w:eastAsia="Calibri" w:hAnsi="Calibri"/>
-                <w:b w:val="false"/>
-                <w:bCs w:val="false"/>
-                <w:color w:val="000000"/>
+                <w:b/>
+                <w:bCs/>
+                <w:color w:val="1E7B34"/>
                 <w:sz w:val="18"/>
                 <w:szCs w:val="18"/>
               </w:rPr>
@@ -10452,9 +10994,9 @@
             <w:r>
               <w:rPr>
                 <w:rFonts w:ascii="Calibri" w:cs="Calibri" w:eastAsia="Calibri" w:hAnsi="Calibri"/>
-                <w:b w:val="false"/>
-                <w:bCs w:val="false"/>
-                <w:color w:val="000000"/>
+                <w:b/>
+                <w:bCs/>
+                <w:color w:val="1E7B34"/>
                 <w:sz w:val="18"/>
                 <w:szCs w:val="18"/>
               </w:rPr>
@@ -10569,9 +11111,9 @@
             <w:r>
               <w:rPr>
                 <w:rFonts w:ascii="Calibri" w:cs="Calibri" w:eastAsia="Calibri" w:hAnsi="Calibri"/>
-                <w:b w:val="false"/>
-                <w:bCs w:val="false"/>
-                <w:color w:val="000000"/>
+                <w:b/>
+                <w:bCs/>
+                <w:color w:val="1E7B34"/>
                 <w:sz w:val="18"/>
                 <w:szCs w:val="18"/>
               </w:rPr>
@@ -10690,9 +11232,9 @@
             <w:r>
               <w:rPr>
                 <w:rFonts w:ascii="Calibri" w:cs="Calibri" w:eastAsia="Calibri" w:hAnsi="Calibri"/>
-                <w:b w:val="false"/>
-                <w:bCs w:val="false"/>
-                <w:color w:val="000000"/>
+                <w:b/>
+                <w:bCs/>
+                <w:color w:val="1E7B34"/>
                 <w:sz w:val="18"/>
                 <w:szCs w:val="18"/>
               </w:rPr>
@@ -10807,9 +11349,9 @@
             <w:r>
               <w:rPr>
                 <w:rFonts w:ascii="Calibri" w:cs="Calibri" w:eastAsia="Calibri" w:hAnsi="Calibri"/>
-                <w:b w:val="false"/>
-                <w:bCs w:val="false"/>
-                <w:color w:val="000000"/>
+                <w:b/>
+                <w:bCs/>
+                <w:color w:val="1E7B34"/>
                 <w:sz w:val="18"/>
                 <w:szCs w:val="18"/>
               </w:rPr>
@@ -10928,9 +11470,9 @@
             <w:r>
               <w:rPr>
                 <w:rFonts w:ascii="Calibri" w:cs="Calibri" w:eastAsia="Calibri" w:hAnsi="Calibri"/>
-                <w:b w:val="false"/>
-                <w:bCs w:val="false"/>
-                <w:color w:val="000000"/>
+                <w:b/>
+                <w:bCs/>
+                <w:color w:val="1E7B34"/>
                 <w:sz w:val="18"/>
                 <w:szCs w:val="18"/>
               </w:rPr>
@@ -11045,9 +11587,9 @@
             <w:r>
               <w:rPr>
                 <w:rFonts w:ascii="Calibri" w:cs="Calibri" w:eastAsia="Calibri" w:hAnsi="Calibri"/>
-                <w:b w:val="false"/>
-                <w:bCs w:val="false"/>
-                <w:color w:val="000000"/>
+                <w:b/>
+                <w:bCs/>
+                <w:color w:val="1E7B34"/>
                 <w:sz w:val="18"/>
                 <w:szCs w:val="18"/>
               </w:rPr>
@@ -11283,9 +11825,9 @@
             <w:r>
               <w:rPr>
                 <w:rFonts w:ascii="Calibri" w:cs="Calibri" w:eastAsia="Calibri" w:hAnsi="Calibri"/>
-                <w:b w:val="false"/>
-                <w:bCs w:val="false"/>
-                <w:color w:val="000000"/>
+                <w:b/>
+                <w:bCs/>
+                <w:color w:val="1E7B34"/>
                 <w:sz w:val="18"/>
                 <w:szCs w:val="18"/>
               </w:rPr>
@@ -11404,9 +11946,9 @@
             <w:r>
               <w:rPr>
                 <w:rFonts w:ascii="Calibri" w:cs="Calibri" w:eastAsia="Calibri" w:hAnsi="Calibri"/>
-                <w:b w:val="false"/>
-                <w:bCs w:val="false"/>
-                <w:color w:val="000000"/>
+                <w:b/>
+                <w:bCs/>
+                <w:color w:val="1E7B34"/>
                 <w:sz w:val="18"/>
                 <w:szCs w:val="18"/>
               </w:rPr>
@@ -11521,9 +12063,9 @@
             <w:r>
               <w:rPr>
                 <w:rFonts w:ascii="Calibri" w:cs="Calibri" w:eastAsia="Calibri" w:hAnsi="Calibri"/>
-                <w:b w:val="false"/>
-                <w:bCs w:val="false"/>
-                <w:color w:val="000000"/>
+                <w:b/>
+                <w:bCs/>
+                <w:color w:val="1E7B34"/>
                 <w:sz w:val="18"/>
                 <w:szCs w:val="18"/>
               </w:rPr>
@@ -11642,9 +12184,9 @@
             <w:r>
               <w:rPr>
                 <w:rFonts w:ascii="Calibri" w:cs="Calibri" w:eastAsia="Calibri" w:hAnsi="Calibri"/>
-                <w:b w:val="false"/>
-                <w:bCs w:val="false"/>
-                <w:color w:val="000000"/>
+                <w:b/>
+                <w:bCs/>
+                <w:color w:val="1E7B34"/>
                 <w:sz w:val="18"/>
                 <w:szCs w:val="18"/>
               </w:rPr>
@@ -11657,7 +12199,8 @@
     <w:p>
       <w:pPr>
         <w:pStyle w:val="Heading3"/>
-        <w:spacing w:after="120" w:before="240"/>
+        <w:keepNext/>
+        <w:spacing w:after="120" w:before="200"/>
       </w:pPr>
       <w:bookmarkStart w:name="bm_owasp_api_security_top_10_2023" w:id="120"/>
       <w:r>
@@ -11665,9 +12208,9 @@
           <w:rFonts w:ascii="Calibri" w:cs="Calibri" w:eastAsia="Calibri" w:hAnsi="Calibri"/>
           <w:b/>
           <w:bCs/>
-          <w:color w:val="1F3864"/>
-          <w:sz w:val="24"/>
-          <w:szCs w:val="24"/>
+          <w:color w:val="44546A"/>
+          <w:sz w:val="22"/>
+          <w:szCs w:val="22"/>
         </w:rPr>
         <w:t xml:space="preserve">OWASP API Security Top 10 (2023)</w:t>
       </w:r>
@@ -11919,9 +12462,9 @@
             <w:r>
               <w:rPr>
                 <w:rFonts w:ascii="Calibri" w:cs="Calibri" w:eastAsia="Calibri" w:hAnsi="Calibri"/>
-                <w:b w:val="false"/>
-                <w:bCs w:val="false"/>
-                <w:color w:val="000000"/>
+                <w:b/>
+                <w:bCs/>
+                <w:color w:val="1E7B34"/>
                 <w:sz w:val="18"/>
                 <w:szCs w:val="18"/>
               </w:rPr>
@@ -12040,9 +12583,9 @@
             <w:r>
               <w:rPr>
                 <w:rFonts w:ascii="Calibri" w:cs="Calibri" w:eastAsia="Calibri" w:hAnsi="Calibri"/>
-                <w:b w:val="false"/>
-                <w:bCs w:val="false"/>
-                <w:color w:val="000000"/>
+                <w:b/>
+                <w:bCs/>
+                <w:color w:val="1E7B34"/>
                 <w:sz w:val="18"/>
                 <w:szCs w:val="18"/>
               </w:rPr>
@@ -12157,9 +12700,9 @@
             <w:r>
               <w:rPr>
                 <w:rFonts w:ascii="Calibri" w:cs="Calibri" w:eastAsia="Calibri" w:hAnsi="Calibri"/>
-                <w:b w:val="false"/>
-                <w:bCs w:val="false"/>
-                <w:color w:val="000000"/>
+                <w:b/>
+                <w:bCs/>
+                <w:color w:val="1E7B34"/>
                 <w:sz w:val="18"/>
                 <w:szCs w:val="18"/>
               </w:rPr>
@@ -12278,9 +12821,9 @@
             <w:r>
               <w:rPr>
                 <w:rFonts w:ascii="Calibri" w:cs="Calibri" w:eastAsia="Calibri" w:hAnsi="Calibri"/>
-                <w:b w:val="false"/>
-                <w:bCs w:val="false"/>
-                <w:color w:val="000000"/>
+                <w:b/>
+                <w:bCs/>
+                <w:color w:val="1E7B34"/>
                 <w:sz w:val="18"/>
                 <w:szCs w:val="18"/>
               </w:rPr>
@@ -12395,9 +12938,9 @@
             <w:r>
               <w:rPr>
                 <w:rFonts w:ascii="Calibri" w:cs="Calibri" w:eastAsia="Calibri" w:hAnsi="Calibri"/>
-                <w:b w:val="false"/>
-                <w:bCs w:val="false"/>
-                <w:color w:val="000000"/>
+                <w:b/>
+                <w:bCs/>
+                <w:color w:val="1E7B34"/>
                 <w:sz w:val="18"/>
                 <w:szCs w:val="18"/>
               </w:rPr>
@@ -12516,9 +13059,9 @@
             <w:r>
               <w:rPr>
                 <w:rFonts w:ascii="Calibri" w:cs="Calibri" w:eastAsia="Calibri" w:hAnsi="Calibri"/>
-                <w:b w:val="false"/>
-                <w:bCs w:val="false"/>
-                <w:color w:val="000000"/>
+                <w:b/>
+                <w:bCs/>
+                <w:color w:val="1E7B34"/>
                 <w:sz w:val="18"/>
                 <w:szCs w:val="18"/>
               </w:rPr>
@@ -12754,9 +13297,9 @@
             <w:r>
               <w:rPr>
                 <w:rFonts w:ascii="Calibri" w:cs="Calibri" w:eastAsia="Calibri" w:hAnsi="Calibri"/>
-                <w:b w:val="false"/>
-                <w:bCs w:val="false"/>
-                <w:color w:val="000000"/>
+                <w:b/>
+                <w:bCs/>
+                <w:color w:val="1E7B34"/>
                 <w:sz w:val="18"/>
                 <w:szCs w:val="18"/>
               </w:rPr>
@@ -12871,9 +13414,9 @@
             <w:r>
               <w:rPr>
                 <w:rFonts w:ascii="Calibri" w:cs="Calibri" w:eastAsia="Calibri" w:hAnsi="Calibri"/>
-                <w:b w:val="false"/>
-                <w:bCs w:val="false"/>
-                <w:color w:val="000000"/>
+                <w:b/>
+                <w:bCs/>
+                <w:color w:val="1E7B34"/>
                 <w:sz w:val="18"/>
                 <w:szCs w:val="18"/>
               </w:rPr>
@@ -12992,9 +13535,9 @@
             <w:r>
               <w:rPr>
                 <w:rFonts w:ascii="Calibri" w:cs="Calibri" w:eastAsia="Calibri" w:hAnsi="Calibri"/>
-                <w:b w:val="false"/>
-                <w:bCs w:val="false"/>
-                <w:color w:val="000000"/>
+                <w:b/>
+                <w:bCs/>
+                <w:color w:val="8A6D00"/>
                 <w:sz w:val="18"/>
                 <w:szCs w:val="18"/>
               </w:rPr>
@@ -13007,7 +13550,8 @@
     <w:p>
       <w:pPr>
         <w:pStyle w:val="Heading3"/>
-        <w:spacing w:after="120" w:before="240"/>
+        <w:keepNext/>
+        <w:spacing w:after="120" w:before="200"/>
       </w:pPr>
       <w:bookmarkStart w:name="bm_owasp_mobile_top_10_2024_app_react_n" w:id="121"/>
       <w:r>
@@ -13015,9 +13559,9 @@
           <w:rFonts w:ascii="Calibri" w:cs="Calibri" w:eastAsia="Calibri" w:hAnsi="Calibri"/>
           <w:b/>
           <w:bCs/>
-          <w:color w:val="1F3864"/>
-          <w:sz w:val="24"/>
-          <w:szCs w:val="24"/>
+          <w:color w:val="44546A"/>
+          <w:sz w:val="22"/>
+          <w:szCs w:val="22"/>
         </w:rPr>
         <w:t xml:space="preserve">OWASP Mobile Top 10 (2024) — app React Native / Expo</w:t>
       </w:r>
@@ -14370,7 +14914,8 @@
     <w:p>
       <w:pPr>
         <w:pStyle w:val="Heading3"/>
-        <w:spacing w:after="120" w:before="240"/>
+        <w:keepNext/>
+        <w:spacing w:after="120" w:before="200"/>
       </w:pPr>
       <w:bookmarkStart w:name="bm_lgpd_lei_13_709_2018" w:id="122"/>
       <w:r>
@@ -14378,9 +14923,9 @@
           <w:rFonts w:ascii="Calibri" w:cs="Calibri" w:eastAsia="Calibri" w:hAnsi="Calibri"/>
           <w:b/>
           <w:bCs/>
-          <w:color w:val="1F3864"/>
-          <w:sz w:val="24"/>
-          <w:szCs w:val="24"/>
+          <w:color w:val="44546A"/>
+          <w:sz w:val="22"/>
+          <w:szCs w:val="22"/>
         </w:rPr>
         <w:t xml:space="preserve">LGPD (Lei 13.709/2018)</w:t>
       </w:r>
@@ -14916,7 +15461,8 @@
     <w:p>
       <w:pPr>
         <w:pStyle w:val="Heading2"/>
-        <w:spacing w:after="120" w:before="240"/>
+        <w:keepNext/>
+        <w:spacing w:after="120" w:before="280"/>
       </w:pPr>
       <w:bookmarkStart w:name="bm_3_3_plano_de_seguranca_continua" w:id="123"/>
       <w:r>
@@ -14924,9 +15470,9 @@
           <w:rFonts w:ascii="Calibri" w:cs="Calibri" w:eastAsia="Calibri" w:hAnsi="Calibri"/>
           <w:b/>
           <w:bCs/>
-          <w:color w:val="1F3864"/>
-          <w:sz w:val="26"/>
-          <w:szCs w:val="26"/>
+          <w:color w:val="2E4E6E"/>
+          <w:sz w:val="25"/>
+          <w:szCs w:val="25"/>
         </w:rPr>
         <w:t xml:space="preserve">3.3 Plano de segurança contínua</w:t>
       </w:r>
@@ -14935,7 +15481,8 @@
     <w:p>
       <w:pPr>
         <w:pStyle w:val="Heading3"/>
-        <w:spacing w:after="120" w:before="240"/>
+        <w:keepNext/>
+        <w:spacing w:after="120" w:before="200"/>
       </w:pPr>
       <w:bookmarkStart w:name="bm_rotina_de_revisao_de_dependencias" w:id="124"/>
       <w:r>
@@ -14943,9 +15490,9 @@
           <w:rFonts w:ascii="Calibri" w:cs="Calibri" w:eastAsia="Calibri" w:hAnsi="Calibri"/>
           <w:b/>
           <w:bCs/>
-          <w:color w:val="1F3864"/>
-          <w:sz w:val="24"/>
-          <w:szCs w:val="24"/>
+          <w:color w:val="44546A"/>
+          <w:sz w:val="22"/>
+          <w:szCs w:val="22"/>
         </w:rPr>
         <w:t xml:space="preserve">Rotina de revisão de dependências</w:t>
       </w:r>
@@ -15427,7 +15974,8 @@
     <w:p>
       <w:pPr>
         <w:pStyle w:val="Heading3"/>
-        <w:spacing w:after="120" w:before="240"/>
+        <w:keepNext/>
+        <w:spacing w:after="120" w:before="200"/>
       </w:pPr>
       <w:bookmarkStart w:name="bm_rotina_de_testes_de_seguranca" w:id="125"/>
       <w:r>
@@ -15435,9 +15983,9 @@
           <w:rFonts w:ascii="Calibri" w:cs="Calibri" w:eastAsia="Calibri" w:hAnsi="Calibri"/>
           <w:b/>
           <w:bCs/>
-          <w:color w:val="1F3864"/>
-          <w:sz w:val="24"/>
-          <w:szCs w:val="24"/>
+          <w:color w:val="44546A"/>
+          <w:sz w:val="22"/>
+          <w:szCs w:val="22"/>
         </w:rPr>
         <w:t xml:space="preserve">Rotina de testes de segurança</w:t>
       </w:r>
@@ -15896,7 +16444,8 @@
     <w:p>
       <w:pPr>
         <w:pStyle w:val="Heading3"/>
-        <w:spacing w:after="120" w:before="240"/>
+        <w:keepNext/>
+        <w:spacing w:after="120" w:before="200"/>
       </w:pPr>
       <w:bookmarkStart w:name="bm_rotina_de_auditoria_de_permissoes" w:id="126"/>
       <w:r>
@@ -15904,9 +16453,9 @@
           <w:rFonts w:ascii="Calibri" w:cs="Calibri" w:eastAsia="Calibri" w:hAnsi="Calibri"/>
           <w:b/>
           <w:bCs/>
-          <w:color w:val="1F3864"/>
-          <w:sz w:val="24"/>
-          <w:szCs w:val="24"/>
+          <w:color w:val="44546A"/>
+          <w:sz w:val="22"/>
+          <w:szCs w:val="22"/>
         </w:rPr>
         <w:t xml:space="preserve">Rotina de auditoria de permissões</w:t>
       </w:r>
@@ -16244,7 +16793,8 @@
     <w:p>
       <w:pPr>
         <w:pStyle w:val="Heading3"/>
-        <w:spacing w:after="120" w:before="240"/>
+        <w:keepNext/>
+        <w:spacing w:after="120" w:before="200"/>
       </w:pPr>
       <w:bookmarkStart w:name="bm_rotina_de_backup_e_recuperacao_inici" w:id="127"/>
       <w:r>
@@ -16252,9 +16802,9 @@
           <w:rFonts w:ascii="Calibri" w:cs="Calibri" w:eastAsia="Calibri" w:hAnsi="Calibri"/>
           <w:b/>
           <w:bCs/>
-          <w:color w:val="1F3864"/>
-          <w:sz w:val="24"/>
-          <w:szCs w:val="24"/>
+          <w:color w:val="44546A"/>
+          <w:sz w:val="22"/>
+          <w:szCs w:val="22"/>
         </w:rPr>
         <w:t xml:space="preserve">Rotina de backup e recuperação (iniciada na Fase 3)</w:t>
       </w:r>
@@ -16840,7 +17390,8 @@
     <w:p>
       <w:pPr>
         <w:pStyle w:val="Heading2"/>
-        <w:spacing w:after="120" w:before="240"/>
+        <w:keepNext/>
+        <w:spacing w:after="120" w:before="280"/>
       </w:pPr>
       <w:bookmarkStart w:name="bm_3_4_checklist_de_conformidade_consol" w:id="128"/>
       <w:r>
@@ -16848,9 +17399,9 @@
           <w:rFonts w:ascii="Calibri" w:cs="Calibri" w:eastAsia="Calibri" w:hAnsi="Calibri"/>
           <w:b/>
           <w:bCs/>
-          <w:color w:val="1F3864"/>
-          <w:sz w:val="26"/>
-          <w:szCs w:val="26"/>
+          <w:color w:val="2E4E6E"/>
+          <w:sz w:val="25"/>
+          <w:szCs w:val="25"/>
         </w:rPr>
         <w:t xml:space="preserve">3.4 Checklist de conformidade consolidado</w:t>
       </w:r>
@@ -17074,9 +17625,9 @@
             <w:r>
               <w:rPr>
                 <w:rFonts w:ascii="Calibri" w:cs="Calibri" w:eastAsia="Calibri" w:hAnsi="Calibri"/>
-                <w:b w:val="false"/>
-                <w:bCs w:val="false"/>
-                <w:color w:val="000000"/>
+                <w:b/>
+                <w:bCs/>
+                <w:color w:val="1E7B34"/>
                 <w:sz w:val="18"/>
                 <w:szCs w:val="18"/>
               </w:rPr>
@@ -17194,9 +17745,9 @@
             <w:r>
               <w:rPr>
                 <w:rFonts w:ascii="Calibri" w:cs="Calibri" w:eastAsia="Calibri" w:hAnsi="Calibri"/>
-                <w:b w:val="false"/>
-                <w:bCs w:val="false"/>
-                <w:color w:val="000000"/>
+                <w:b/>
+                <w:bCs/>
+                <w:color w:val="1E7B34"/>
                 <w:sz w:val="18"/>
                 <w:szCs w:val="18"/>
               </w:rPr>
@@ -17312,9 +17863,9 @@
             <w:r>
               <w:rPr>
                 <w:rFonts w:ascii="Calibri" w:cs="Calibri" w:eastAsia="Calibri" w:hAnsi="Calibri"/>
-                <w:b w:val="false"/>
-                <w:bCs w:val="false"/>
-                <w:color w:val="000000"/>
+                <w:b/>
+                <w:bCs/>
+                <w:color w:val="1E7B34"/>
                 <w:sz w:val="18"/>
                 <w:szCs w:val="18"/>
               </w:rPr>
@@ -17432,9 +17983,9 @@
             <w:r>
               <w:rPr>
                 <w:rFonts w:ascii="Calibri" w:cs="Calibri" w:eastAsia="Calibri" w:hAnsi="Calibri"/>
-                <w:b w:val="false"/>
-                <w:bCs w:val="false"/>
-                <w:color w:val="000000"/>
+                <w:b/>
+                <w:bCs/>
+                <w:color w:val="1E7B34"/>
                 <w:sz w:val="18"/>
                 <w:szCs w:val="18"/>
               </w:rPr>
@@ -17550,9 +18101,9 @@
             <w:r>
               <w:rPr>
                 <w:rFonts w:ascii="Calibri" w:cs="Calibri" w:eastAsia="Calibri" w:hAnsi="Calibri"/>
-                <w:b w:val="false"/>
-                <w:bCs w:val="false"/>
-                <w:color w:val="000000"/>
+                <w:b/>
+                <w:bCs/>
+                <w:color w:val="1E7B34"/>
                 <w:sz w:val="18"/>
                 <w:szCs w:val="18"/>
               </w:rPr>
@@ -17670,9 +18221,9 @@
             <w:r>
               <w:rPr>
                 <w:rFonts w:ascii="Calibri" w:cs="Calibri" w:eastAsia="Calibri" w:hAnsi="Calibri"/>
-                <w:b w:val="false"/>
-                <w:bCs w:val="false"/>
-                <w:color w:val="000000"/>
+                <w:b/>
+                <w:bCs/>
+                <w:color w:val="1E7B34"/>
                 <w:sz w:val="18"/>
                 <w:szCs w:val="18"/>
               </w:rPr>
@@ -17788,9 +18339,9 @@
             <w:r>
               <w:rPr>
                 <w:rFonts w:ascii="Calibri" w:cs="Calibri" w:eastAsia="Calibri" w:hAnsi="Calibri"/>
-                <w:b w:val="false"/>
-                <w:bCs w:val="false"/>
-                <w:color w:val="000000"/>
+                <w:b/>
+                <w:bCs/>
+                <w:color w:val="1E7B34"/>
                 <w:sz w:val="18"/>
                 <w:szCs w:val="18"/>
               </w:rPr>
@@ -17908,9 +18459,9 @@
             <w:r>
               <w:rPr>
                 <w:rFonts w:ascii="Calibri" w:cs="Calibri" w:eastAsia="Calibri" w:hAnsi="Calibri"/>
-                <w:b w:val="false"/>
-                <w:bCs w:val="false"/>
-                <w:color w:val="000000"/>
+                <w:b/>
+                <w:bCs/>
+                <w:color w:val="1E7B34"/>
                 <w:sz w:val="18"/>
                 <w:szCs w:val="18"/>
               </w:rPr>
@@ -18026,9 +18577,9 @@
             <w:r>
               <w:rPr>
                 <w:rFonts w:ascii="Calibri" w:cs="Calibri" w:eastAsia="Calibri" w:hAnsi="Calibri"/>
-                <w:b w:val="false"/>
-                <w:bCs w:val="false"/>
-                <w:color w:val="000000"/>
+                <w:b/>
+                <w:bCs/>
+                <w:color w:val="1E7B34"/>
                 <w:sz w:val="18"/>
                 <w:szCs w:val="18"/>
               </w:rPr>
@@ -18146,9 +18697,9 @@
             <w:r>
               <w:rPr>
                 <w:rFonts w:ascii="Calibri" w:cs="Calibri" w:eastAsia="Calibri" w:hAnsi="Calibri"/>
-                <w:b w:val="false"/>
-                <w:bCs w:val="false"/>
-                <w:color w:val="000000"/>
+                <w:b/>
+                <w:bCs/>
+                <w:color w:val="1E7B34"/>
                 <w:sz w:val="18"/>
                 <w:szCs w:val="18"/>
               </w:rPr>
@@ -18264,9 +18815,9 @@
             <w:r>
               <w:rPr>
                 <w:rFonts w:ascii="Calibri" w:cs="Calibri" w:eastAsia="Calibri" w:hAnsi="Calibri"/>
-                <w:b w:val="false"/>
-                <w:bCs w:val="false"/>
-                <w:color w:val="000000"/>
+                <w:b/>
+                <w:bCs/>
+                <w:color w:val="1E7B34"/>
                 <w:sz w:val="18"/>
                 <w:szCs w:val="18"/>
               </w:rPr>
@@ -18384,9 +18935,9 @@
             <w:r>
               <w:rPr>
                 <w:rFonts w:ascii="Calibri" w:cs="Calibri" w:eastAsia="Calibri" w:hAnsi="Calibri"/>
-                <w:b w:val="false"/>
-                <w:bCs w:val="false"/>
-                <w:color w:val="000000"/>
+                <w:b/>
+                <w:bCs/>
+                <w:color w:val="1E7B34"/>
                 <w:sz w:val="18"/>
                 <w:szCs w:val="18"/>
               </w:rPr>
@@ -18502,9 +19053,9 @@
             <w:r>
               <w:rPr>
                 <w:rFonts w:ascii="Calibri" w:cs="Calibri" w:eastAsia="Calibri" w:hAnsi="Calibri"/>
-                <w:b w:val="false"/>
-                <w:bCs w:val="false"/>
-                <w:color w:val="000000"/>
+                <w:b/>
+                <w:bCs/>
+                <w:color w:val="B23B00"/>
                 <w:sz w:val="18"/>
                 <w:szCs w:val="18"/>
               </w:rPr>
@@ -18622,9 +19173,9 @@
             <w:r>
               <w:rPr>
                 <w:rFonts w:ascii="Calibri" w:cs="Calibri" w:eastAsia="Calibri" w:hAnsi="Calibri"/>
-                <w:b w:val="false"/>
-                <w:bCs w:val="false"/>
-                <w:color w:val="000000"/>
+                <w:b/>
+                <w:bCs/>
+                <w:color w:val="1E7B34"/>
                 <w:sz w:val="18"/>
                 <w:szCs w:val="18"/>
               </w:rPr>
@@ -18740,9 +19291,9 @@
             <w:r>
               <w:rPr>
                 <w:rFonts w:ascii="Calibri" w:cs="Calibri" w:eastAsia="Calibri" w:hAnsi="Calibri"/>
-                <w:b w:val="false"/>
-                <w:bCs w:val="false"/>
-                <w:color w:val="000000"/>
+                <w:b/>
+                <w:bCs/>
+                <w:color w:val="1E7B34"/>
                 <w:sz w:val="18"/>
                 <w:szCs w:val="18"/>
               </w:rPr>
@@ -18860,9 +19411,9 @@
             <w:r>
               <w:rPr>
                 <w:rFonts w:ascii="Calibri" w:cs="Calibri" w:eastAsia="Calibri" w:hAnsi="Calibri"/>
-                <w:b w:val="false"/>
-                <w:bCs w:val="false"/>
-                <w:color w:val="000000"/>
+                <w:b/>
+                <w:bCs/>
+                <w:color w:val="1E7B34"/>
                 <w:sz w:val="18"/>
                 <w:szCs w:val="18"/>
               </w:rPr>
@@ -18978,9 +19529,9 @@
             <w:r>
               <w:rPr>
                 <w:rFonts w:ascii="Calibri" w:cs="Calibri" w:eastAsia="Calibri" w:hAnsi="Calibri"/>
-                <w:b w:val="false"/>
-                <w:bCs w:val="false"/>
-                <w:color w:val="000000"/>
+                <w:b/>
+                <w:bCs/>
+                <w:color w:val="1E7B34"/>
                 <w:sz w:val="18"/>
                 <w:szCs w:val="18"/>
               </w:rPr>
@@ -19040,9 +19591,9 @@
             <w:r>
               <w:rPr>
                 <w:rFonts w:ascii="Calibri" w:cs="Calibri" w:eastAsia="Calibri" w:hAnsi="Calibri"/>
-                <w:b w:val="false"/>
-                <w:bCs w:val="false"/>
-                <w:color w:val="000000"/>
+                <w:b/>
+                <w:bCs/>
+                <w:color w:val="8A6D00"/>
                 <w:sz w:val="18"/>
                 <w:szCs w:val="18"/>
               </w:rPr>
@@ -19098,9 +19649,9 @@
             <w:r>
               <w:rPr>
                 <w:rFonts w:ascii="Calibri" w:cs="Calibri" w:eastAsia="Calibri" w:hAnsi="Calibri"/>
-                <w:b w:val="false"/>
-                <w:bCs w:val="false"/>
-                <w:color w:val="000000"/>
+                <w:b/>
+                <w:bCs/>
+                <w:color w:val="1E7B34"/>
                 <w:sz w:val="18"/>
                 <w:szCs w:val="18"/>
               </w:rPr>
@@ -19160,9 +19711,9 @@
             <w:r>
               <w:rPr>
                 <w:rFonts w:ascii="Calibri" w:cs="Calibri" w:eastAsia="Calibri" w:hAnsi="Calibri"/>
-                <w:b w:val="false"/>
-                <w:bCs w:val="false"/>
-                <w:color w:val="000000"/>
+                <w:b/>
+                <w:bCs/>
+                <w:color w:val="8A6D00"/>
                 <w:sz w:val="18"/>
                 <w:szCs w:val="18"/>
               </w:rPr>
@@ -19216,9 +19767,9 @@
             <w:r>
               <w:rPr>
                 <w:rFonts w:ascii="Calibri" w:cs="Calibri" w:eastAsia="Calibri" w:hAnsi="Calibri"/>
-                <w:b w:val="false"/>
-                <w:bCs w:val="false"/>
-                <w:color w:val="000000"/>
+                <w:b/>
+                <w:bCs/>
+                <w:color w:val="1E7B34"/>
                 <w:sz w:val="18"/>
                 <w:szCs w:val="18"/>
               </w:rPr>
@@ -19278,9 +19829,9 @@
             <w:r>
               <w:rPr>
                 <w:rFonts w:ascii="Calibri" w:cs="Calibri" w:eastAsia="Calibri" w:hAnsi="Calibri"/>
-                <w:b w:val="false"/>
-                <w:bCs w:val="false"/>
-                <w:color w:val="000000"/>
+                <w:b/>
+                <w:bCs/>
+                <w:color w:val="8A6D00"/>
                 <w:sz w:val="18"/>
                 <w:szCs w:val="18"/>
               </w:rPr>
@@ -19336,9 +19887,9 @@
             <w:r>
               <w:rPr>
                 <w:rFonts w:ascii="Calibri" w:cs="Calibri" w:eastAsia="Calibri" w:hAnsi="Calibri"/>
-                <w:b w:val="false"/>
-                <w:bCs w:val="false"/>
-                <w:color w:val="000000"/>
+                <w:b/>
+                <w:bCs/>
+                <w:color w:val="1E7B34"/>
                 <w:sz w:val="18"/>
                 <w:szCs w:val="18"/>
               </w:rPr>
@@ -19398,9 +19949,9 @@
             <w:r>
               <w:rPr>
                 <w:rFonts w:ascii="Calibri" w:cs="Calibri" w:eastAsia="Calibri" w:hAnsi="Calibri"/>
-                <w:b w:val="false"/>
-                <w:bCs w:val="false"/>
-                <w:color w:val="000000"/>
+                <w:b/>
+                <w:bCs/>
+                <w:color w:val="8A6D00"/>
                 <w:sz w:val="18"/>
                 <w:szCs w:val="18"/>
               </w:rPr>
@@ -19454,9 +20005,9 @@
             <w:r>
               <w:rPr>
                 <w:rFonts w:ascii="Calibri" w:cs="Calibri" w:eastAsia="Calibri" w:hAnsi="Calibri"/>
-                <w:b w:val="false"/>
-                <w:bCs w:val="false"/>
-                <w:color w:val="000000"/>
+                <w:b/>
+                <w:bCs/>
+                <w:color w:val="1E7B34"/>
                 <w:sz w:val="18"/>
                 <w:szCs w:val="18"/>
               </w:rPr>
@@ -19574,9 +20125,9 @@
             <w:r>
               <w:rPr>
                 <w:rFonts w:ascii="Calibri" w:cs="Calibri" w:eastAsia="Calibri" w:hAnsi="Calibri"/>
-                <w:b w:val="false"/>
-                <w:bCs w:val="false"/>
-                <w:color w:val="000000"/>
+                <w:b/>
+                <w:bCs/>
+                <w:color w:val="1E7B34"/>
                 <w:sz w:val="18"/>
                 <w:szCs w:val="18"/>
               </w:rPr>
@@ -19692,9 +20243,9 @@
             <w:r>
               <w:rPr>
                 <w:rFonts w:ascii="Calibri" w:cs="Calibri" w:eastAsia="Calibri" w:hAnsi="Calibri"/>
-                <w:b w:val="false"/>
-                <w:bCs w:val="false"/>
-                <w:color w:val="000000"/>
+                <w:b/>
+                <w:bCs/>
+                <w:color w:val="1E7B34"/>
                 <w:sz w:val="18"/>
                 <w:szCs w:val="18"/>
               </w:rPr>
@@ -19737,25 +20288,97 @@
         <w:br w:type="page"/>
       </w:r>
     </w:p>
-    <w:p>
-      <w:pPr>
-        <w:pStyle w:val="Heading1"/>
-        <w:spacing w:after="120" w:before="360"/>
-      </w:pPr>
-      <w:bookmarkStart w:name="bm_atividade_4_observabilidade_monitora" w:id="129"/>
-      <w:r>
-        <w:rPr>
-          <w:rFonts w:ascii="Calibri" w:cs="Calibri" w:eastAsia="Calibri" w:hAnsi="Calibri"/>
-          <w:b/>
-          <w:bCs/>
-          <w:color w:val="1F3864"/>
-          <w:sz w:val="30"/>
-          <w:szCs w:val="30"/>
-        </w:rPr>
-        <w:t xml:space="preserve">Atividade 4 — Observabilidade, Monitoramento e Resposta (Peso 2,0)</w:t>
-      </w:r>
-      <w:bookmarkEnd w:id="129"/>
-    </w:p>
+    <w:tbl>
+      <w:tblPr>
+        <w:tblW w:type="dxa" w:w="9026"/>
+        <w:tblBorders>
+          <w:top w:val="none" w:color="FFFFFF" w:sz="0"/>
+          <w:left w:val="none" w:color="FFFFFF" w:sz="0"/>
+          <w:bottom w:val="none" w:color="FFFFFF" w:sz="0"/>
+          <w:right w:val="none" w:color="FFFFFF" w:sz="0"/>
+          <w:insideH w:val="none" w:color="FFFFFF" w:sz="0"/>
+          <w:insideV w:val="none" w:color="FFFFFF" w:sz="0"/>
+        </w:tblBorders>
+      </w:tblPr>
+      <w:tblGrid>
+        <w:gridCol w:w="9026"/>
+      </w:tblGrid>
+      <w:tr>
+        <w:trPr>
+          <w:cantSplit/>
+        </w:trPr>
+        <w:tc>
+          <w:tcPr>
+            <w:tcW w:type="dxa" w:w="9026"/>
+            <w:tcBorders>
+              <w:left w:val="single" w:color="1F3864" w:sz="36" w:space="8"/>
+            </w:tcBorders>
+            <w:shd w:fill="EEF2F8" w:val="clear"/>
+            <w:tcMar>
+              <w:top w:type="dxa" w:w="220"/>
+              <w:left w:type="dxa" w:w="260"/>
+              <w:bottom w:type="dxa" w:w="220"/>
+              <w:right w:type="dxa" w:w="260"/>
+            </w:tcMar>
+          </w:tcPr>
+          <w:p>
+            <w:pPr>
+              <w:pStyle w:val="Heading1"/>
+              <w:keepNext/>
+              <w:spacing w:after="40"/>
+            </w:pPr>
+            <w:bookmarkStart w:name="bm_atividade_4_observabilidade_monitora" w:id="129"/>
+            <w:r>
+              <w:rPr>
+                <w:rFonts w:ascii="Calibri" w:cs="Calibri" w:eastAsia="Calibri" w:hAnsi="Calibri"/>
+                <w:b/>
+                <w:bCs/>
+                <w:color w:val="1F3864"/>
+                <w:spacing w:val="20"/>
+                <w:sz w:val="18"/>
+                <w:szCs w:val="18"/>
+              </w:rPr>
+              <w:t xml:space="preserve">ATIVIDADE 4</w:t>
+            </w:r>
+            <w:bookmarkEnd w:id="129"/>
+          </w:p>
+          <w:p>
+            <w:pPr>
+              <w:keepNext/>
+              <w:spacing w:after="100"/>
+            </w:pPr>
+            <w:r>
+              <w:rPr>
+                <w:rFonts w:ascii="Calibri" w:cs="Calibri" w:eastAsia="Calibri" w:hAnsi="Calibri"/>
+                <w:b/>
+                <w:bCs/>
+                <w:color w:val="1F3864"/>
+                <w:sz w:val="34"/>
+                <w:szCs w:val="34"/>
+              </w:rPr>
+              <w:t xml:space="preserve">Observabilidade, Monitoramento e Resposta</w:t>
+            </w:r>
+          </w:p>
+          <w:p>
+            <w:pPr>
+              <w:spacing w:after="0"/>
+            </w:pPr>
+            <w:r>
+              <w:rPr>
+                <w:rFonts w:ascii="Calibri" w:cs="Calibri" w:eastAsia="Calibri" w:hAnsi="Calibri"/>
+                <w:b/>
+                <w:bCs/>
+                <w:color w:val="FFFFFF"/>
+                <w:sz w:val="17"/>
+                <w:szCs w:val="17"/>
+                <w:shd w:fill="1F3864" w:val="clear"/>
+              </w:rPr>
+              <w:t xml:space="preserve"> PESO 2,0 </w:t>
+            </w:r>
+          </w:p>
+        </w:tc>
+      </w:tr>
+    </w:tbl>
     <w:p>
       <w:pPr>
         <w:spacing w:after="120" w:line="276"/>
@@ -19782,7 +20405,8 @@
     <w:p>
       <w:pPr>
         <w:pStyle w:val="Heading2"/>
-        <w:spacing w:after="120" w:before="240"/>
+        <w:keepNext/>
+        <w:spacing w:after="120" w:before="280"/>
       </w:pPr>
       <w:bookmarkStart w:name="bm_4_1_plano_de_monitoramento" w:id="130"/>
       <w:r>
@@ -19790,9 +20414,9 @@
           <w:rFonts w:ascii="Calibri" w:cs="Calibri" w:eastAsia="Calibri" w:hAnsi="Calibri"/>
           <w:b/>
           <w:bCs/>
-          <w:color w:val="1F3864"/>
-          <w:sz w:val="26"/>
-          <w:szCs w:val="26"/>
+          <w:color w:val="2E4E6E"/>
+          <w:sz w:val="25"/>
+          <w:szCs w:val="25"/>
         </w:rPr>
         <w:t xml:space="preserve">4.1 Plano de monitoramento</w:t>
       </w:r>
@@ -19801,7 +20425,8 @@
     <w:p>
       <w:pPr>
         <w:pStyle w:val="Heading3"/>
-        <w:spacing w:after="120" w:before="240"/>
+        <w:keepNext/>
+        <w:spacing w:after="120" w:before="200"/>
       </w:pPr>
       <w:bookmarkStart w:name="bm_logs_estruturados" w:id="131"/>
       <w:r>
@@ -19809,9 +20434,9 @@
           <w:rFonts w:ascii="Calibri" w:cs="Calibri" w:eastAsia="Calibri" w:hAnsi="Calibri"/>
           <w:b/>
           <w:bCs/>
-          <w:color w:val="1F3864"/>
-          <w:sz w:val="24"/>
-          <w:szCs w:val="24"/>
+          <w:color w:val="44546A"/>
+          <w:sz w:val="22"/>
+          <w:szCs w:val="22"/>
         </w:rPr>
         <w:t xml:space="preserve">Logs estruturados</w:t>
       </w:r>
@@ -21001,7 +21626,8 @@
     <w:p>
       <w:pPr>
         <w:pStyle w:val="Heading3"/>
-        <w:spacing w:after="120" w:before="240"/>
+        <w:keepNext/>
+        <w:spacing w:after="120" w:before="200"/>
       </w:pPr>
       <w:bookmarkStart w:name="bm_metricas_e_alertas" w:id="132"/>
       <w:r>
@@ -21009,9 +21635,9 @@
           <w:rFonts w:ascii="Calibri" w:cs="Calibri" w:eastAsia="Calibri" w:hAnsi="Calibri"/>
           <w:b/>
           <w:bCs/>
-          <w:color w:val="1F3864"/>
-          <w:sz w:val="24"/>
-          <w:szCs w:val="24"/>
+          <w:color w:val="44546A"/>
+          <w:sz w:val="22"/>
+          <w:szCs w:val="22"/>
         </w:rPr>
         <w:t xml:space="preserve">Métricas e alertas</w:t>
       </w:r>
@@ -22423,7 +23049,8 @@
     <w:p>
       <w:pPr>
         <w:pStyle w:val="Heading3"/>
-        <w:spacing w:after="120" w:before="240"/>
+        <w:keepNext/>
+        <w:spacing w:after="120" w:before="200"/>
       </w:pPr>
       <w:bookmarkStart w:name="bm_dashboards" w:id="133"/>
       <w:r>
@@ -22431,9 +23058,9 @@
           <w:rFonts w:ascii="Calibri" w:cs="Calibri" w:eastAsia="Calibri" w:hAnsi="Calibri"/>
           <w:b/>
           <w:bCs/>
-          <w:color w:val="1F3864"/>
-          <w:sz w:val="24"/>
-          <w:szCs w:val="24"/>
+          <w:color w:val="44546A"/>
+          <w:sz w:val="22"/>
+          <w:szCs w:val="22"/>
         </w:rPr>
         <w:t xml:space="preserve">Dashboards</w:t>
       </w:r>
@@ -22457,7 +23084,7 @@
         <w:pBdr>
           <w:left w:val="single" w:color="1F3864" w:sz="12" w:space="6"/>
         </w:pBdr>
-        <w:shd w:fill="F2F2F2" w:val="clear"/>
+        <w:shd w:fill="F4F5F7" w:val="clear"/>
         <w:spacing w:after="160" w:before="80"/>
       </w:pPr>
       <w:r>
@@ -22499,7 +23126,8 @@
     <w:p>
       <w:pPr>
         <w:pStyle w:val="Heading2"/>
-        <w:spacing w:after="120" w:before="240"/>
+        <w:keepNext/>
+        <w:spacing w:after="120" w:before="280"/>
       </w:pPr>
       <w:bookmarkStart w:name="bm_4_2_plano_de_resposta_a_incidentes" w:id="134"/>
       <w:r>
@@ -22507,9 +23135,9 @@
           <w:rFonts w:ascii="Calibri" w:cs="Calibri" w:eastAsia="Calibri" w:hAnsi="Calibri"/>
           <w:b/>
           <w:bCs/>
-          <w:color w:val="1F3864"/>
-          <w:sz w:val="26"/>
-          <w:szCs w:val="26"/>
+          <w:color w:val="2E4E6E"/>
+          <w:sz w:val="25"/>
+          <w:szCs w:val="25"/>
         </w:rPr>
         <w:t xml:space="preserve">4.2 Plano de resposta a incidentes</w:t>
       </w:r>
@@ -23566,7 +24194,8 @@
     <w:p>
       <w:pPr>
         <w:pStyle w:val="Heading2"/>
-        <w:spacing w:after="120" w:before="240"/>
+        <w:keepNext/>
+        <w:spacing w:after="120" w:before="280"/>
       </w:pPr>
       <w:bookmarkStart w:name="bm_4_3_evidencias_coletadas" w:id="135"/>
       <w:r>
@@ -23574,9 +24203,9 @@
           <w:rFonts w:ascii="Calibri" w:cs="Calibri" w:eastAsia="Calibri" w:hAnsi="Calibri"/>
           <w:b/>
           <w:bCs/>
-          <w:color w:val="1F3864"/>
-          <w:sz w:val="26"/>
-          <w:szCs w:val="26"/>
+          <w:color w:val="2E4E6E"/>
+          <w:sz w:val="25"/>
+          <w:szCs w:val="25"/>
         </w:rPr>
         <w:t xml:space="preserve">4.3 Evidências coletadas</w:t>
       </w:r>
@@ -23597,6 +24226,7 @@
     </w:p>
     <w:p>
       <w:pPr>
+        <w:keepNext/>
         <w:spacing w:after="120" w:line="276"/>
       </w:pPr>
       <w:r>
@@ -23620,13 +24250,32 @@
     </w:p>
     <w:p>
       <w:pPr>
+        <w:keepNext/>
+        <w:spacing w:after="40" w:before="100"/>
+      </w:pPr>
+      <w:r>
+        <w:rPr>
+          <w:rFonts w:ascii="Calibri" w:cs="Calibri" w:eastAsia="Calibri" w:hAnsi="Calibri"/>
+          <w:b/>
+          <w:bCs/>
+          <w:color w:val="1F3864"/>
+          <w:spacing w:val="14"/>
+          <w:sz w:val="15"/>
+          <w:szCs w:val="15"/>
+        </w:rPr>
+        <w:t xml:space="preserve">EVIDÊNCIA / SCREENSHOT</w:t>
+      </w:r>
+    </w:p>
+    <w:p>
+      <w:pPr>
+        <w:keepNext/>
         <w:pBdr>
           <w:top w:val="single" w:color="CCCCCC" w:sz="4"/>
           <w:bottom w:val="single" w:color="CCCCCC" w:sz="4"/>
           <w:left w:val="single" w:color="CCCCCC" w:sz="4"/>
           <w:right w:val="single" w:color="CCCCCC" w:sz="4"/>
         </w:pBdr>
-        <w:spacing w:after="40" w:before="120"/>
+        <w:spacing w:after="40"/>
         <w:jc w:val="center"/>
       </w:pPr>
       <w:r>
@@ -23672,7 +24321,7 @@
     </w:p>
     <w:p>
       <w:pPr>
-        <w:spacing w:after="200"/>
+        <w:spacing w:after="220"/>
         <w:jc w:val="center"/>
       </w:pPr>
       <w:r>
@@ -23689,6 +24338,7 @@
     </w:p>
     <w:p>
       <w:pPr>
+        <w:keepNext/>
         <w:spacing w:after="120" w:line="276"/>
       </w:pPr>
       <w:r>
@@ -23712,13 +24362,32 @@
     </w:p>
     <w:p>
       <w:pPr>
+        <w:keepNext/>
+        <w:spacing w:after="40" w:before="100"/>
+      </w:pPr>
+      <w:r>
+        <w:rPr>
+          <w:rFonts w:ascii="Calibri" w:cs="Calibri" w:eastAsia="Calibri" w:hAnsi="Calibri"/>
+          <w:b/>
+          <w:bCs/>
+          <w:color w:val="1F3864"/>
+          <w:spacing w:val="14"/>
+          <w:sz w:val="15"/>
+          <w:szCs w:val="15"/>
+        </w:rPr>
+        <w:t xml:space="preserve">EVIDÊNCIA / SCREENSHOT</w:t>
+      </w:r>
+    </w:p>
+    <w:p>
+      <w:pPr>
+        <w:keepNext/>
         <w:pBdr>
           <w:top w:val="single" w:color="CCCCCC" w:sz="4"/>
           <w:bottom w:val="single" w:color="CCCCCC" w:sz="4"/>
           <w:left w:val="single" w:color="CCCCCC" w:sz="4"/>
           <w:right w:val="single" w:color="CCCCCC" w:sz="4"/>
         </w:pBdr>
-        <w:spacing w:after="40" w:before="120"/>
+        <w:spacing w:after="40"/>
         <w:jc w:val="center"/>
       </w:pPr>
       <w:r>
@@ -23764,7 +24433,7 @@
     </w:p>
     <w:p>
       <w:pPr>
-        <w:spacing w:after="200"/>
+        <w:spacing w:after="220"/>
         <w:jc w:val="center"/>
       </w:pPr>
       <w:r>
@@ -23781,6 +24450,7 @@
     </w:p>
     <w:p>
       <w:pPr>
+        <w:keepNext/>
         <w:spacing w:after="120" w:line="276"/>
       </w:pPr>
       <w:r>
@@ -23804,13 +24474,32 @@
     </w:p>
     <w:p>
       <w:pPr>
+        <w:keepNext/>
+        <w:spacing w:after="40" w:before="100"/>
+      </w:pPr>
+      <w:r>
+        <w:rPr>
+          <w:rFonts w:ascii="Calibri" w:cs="Calibri" w:eastAsia="Calibri" w:hAnsi="Calibri"/>
+          <w:b/>
+          <w:bCs/>
+          <w:color w:val="1F3864"/>
+          <w:spacing w:val="14"/>
+          <w:sz w:val="15"/>
+          <w:szCs w:val="15"/>
+        </w:rPr>
+        <w:t xml:space="preserve">EVIDÊNCIA / SCREENSHOT</w:t>
+      </w:r>
+    </w:p>
+    <w:p>
+      <w:pPr>
+        <w:keepNext/>
         <w:pBdr>
           <w:top w:val="single" w:color="CCCCCC" w:sz="4"/>
           <w:bottom w:val="single" w:color="CCCCCC" w:sz="4"/>
           <w:left w:val="single" w:color="CCCCCC" w:sz="4"/>
           <w:right w:val="single" w:color="CCCCCC" w:sz="4"/>
         </w:pBdr>
-        <w:spacing w:after="40" w:before="120"/>
+        <w:spacing w:after="40"/>
         <w:jc w:val="center"/>
       </w:pPr>
       <w:r>
@@ -23856,7 +24545,7 @@
     </w:p>
     <w:p>
       <w:pPr>
-        <w:spacing w:after="200"/>
+        <w:spacing w:after="220"/>
         <w:jc w:val="center"/>
       </w:pPr>
       <w:r>
@@ -23873,6 +24562,7 @@
     </w:p>
     <w:p>
       <w:pPr>
+        <w:keepNext/>
         <w:spacing w:after="120" w:line="276"/>
       </w:pPr>
       <w:r>
@@ -23896,13 +24586,32 @@
     </w:p>
     <w:p>
       <w:pPr>
+        <w:keepNext/>
+        <w:spacing w:after="40" w:before="100"/>
+      </w:pPr>
+      <w:r>
+        <w:rPr>
+          <w:rFonts w:ascii="Calibri" w:cs="Calibri" w:eastAsia="Calibri" w:hAnsi="Calibri"/>
+          <w:b/>
+          <w:bCs/>
+          <w:color w:val="1F3864"/>
+          <w:spacing w:val="14"/>
+          <w:sz w:val="15"/>
+          <w:szCs w:val="15"/>
+        </w:rPr>
+        <w:t xml:space="preserve">EVIDÊNCIA / SCREENSHOT</w:t>
+      </w:r>
+    </w:p>
+    <w:p>
+      <w:pPr>
+        <w:keepNext/>
         <w:pBdr>
           <w:top w:val="single" w:color="CCCCCC" w:sz="4"/>
           <w:bottom w:val="single" w:color="CCCCCC" w:sz="4"/>
           <w:left w:val="single" w:color="CCCCCC" w:sz="4"/>
           <w:right w:val="single" w:color="CCCCCC" w:sz="4"/>
         </w:pBdr>
-        <w:spacing w:after="40" w:before="120"/>
+        <w:spacing w:after="40"/>
         <w:jc w:val="center"/>
       </w:pPr>
       <w:r>
@@ -23948,7 +24657,7 @@
     </w:p>
     <w:p>
       <w:pPr>
-        <w:spacing w:after="200"/>
+        <w:spacing w:after="220"/>
         <w:jc w:val="center"/>
       </w:pPr>
       <w:r>
@@ -23965,6 +24674,7 @@
     </w:p>
     <w:p>
       <w:pPr>
+        <w:keepNext/>
         <w:spacing w:after="120" w:line="276"/>
       </w:pPr>
       <w:r>
@@ -23988,13 +24698,32 @@
     </w:p>
     <w:p>
       <w:pPr>
+        <w:keepNext/>
+        <w:spacing w:after="40" w:before="100"/>
+      </w:pPr>
+      <w:r>
+        <w:rPr>
+          <w:rFonts w:ascii="Calibri" w:cs="Calibri" w:eastAsia="Calibri" w:hAnsi="Calibri"/>
+          <w:b/>
+          <w:bCs/>
+          <w:color w:val="1F3864"/>
+          <w:spacing w:val="14"/>
+          <w:sz w:val="15"/>
+          <w:szCs w:val="15"/>
+        </w:rPr>
+        <w:t xml:space="preserve">EVIDÊNCIA / SCREENSHOT</w:t>
+      </w:r>
+    </w:p>
+    <w:p>
+      <w:pPr>
+        <w:keepNext/>
         <w:pBdr>
           <w:top w:val="single" w:color="CCCCCC" w:sz="4"/>
           <w:bottom w:val="single" w:color="CCCCCC" w:sz="4"/>
           <w:left w:val="single" w:color="CCCCCC" w:sz="4"/>
           <w:right w:val="single" w:color="CCCCCC" w:sz="4"/>
         </w:pBdr>
-        <w:spacing w:after="40" w:before="120"/>
+        <w:spacing w:after="40"/>
         <w:jc w:val="center"/>
       </w:pPr>
       <w:r>
@@ -24040,7 +24769,7 @@
     </w:p>
     <w:p>
       <w:pPr>
-        <w:spacing w:after="200"/>
+        <w:spacing w:after="220"/>
         <w:jc w:val="center"/>
       </w:pPr>
       <w:r>
@@ -24057,6 +24786,7 @@
     </w:p>
     <w:p>
       <w:pPr>
+        <w:keepNext/>
         <w:spacing w:after="120" w:line="276"/>
       </w:pPr>
       <w:r>
@@ -24080,13 +24810,32 @@
     </w:p>
     <w:p>
       <w:pPr>
+        <w:keepNext/>
+        <w:spacing w:after="40" w:before="100"/>
+      </w:pPr>
+      <w:r>
+        <w:rPr>
+          <w:rFonts w:ascii="Calibri" w:cs="Calibri" w:eastAsia="Calibri" w:hAnsi="Calibri"/>
+          <w:b/>
+          <w:bCs/>
+          <w:color w:val="1F3864"/>
+          <w:spacing w:val="14"/>
+          <w:sz w:val="15"/>
+          <w:szCs w:val="15"/>
+        </w:rPr>
+        <w:t xml:space="preserve">EVIDÊNCIA / SCREENSHOT</w:t>
+      </w:r>
+    </w:p>
+    <w:p>
+      <w:pPr>
+        <w:keepNext/>
         <w:pBdr>
           <w:top w:val="single" w:color="CCCCCC" w:sz="4"/>
           <w:bottom w:val="single" w:color="CCCCCC" w:sz="4"/>
           <w:left w:val="single" w:color="CCCCCC" w:sz="4"/>
           <w:right w:val="single" w:color="CCCCCC" w:sz="4"/>
         </w:pBdr>
-        <w:spacing w:after="40" w:before="120"/>
+        <w:spacing w:after="40"/>
         <w:jc w:val="center"/>
       </w:pPr>
       <w:r>
@@ -24132,7 +24881,7 @@
     </w:p>
     <w:p>
       <w:pPr>
-        <w:spacing w:after="200"/>
+        <w:spacing w:after="220"/>
         <w:jc w:val="center"/>
       </w:pPr>
       <w:r>
@@ -24155,7 +24904,11 @@
     <w:p>
       <w:pPr>
         <w:pStyle w:val="Heading1"/>
-        <w:spacing w:after="120" w:before="360"/>
+        <w:keepNext/>
+        <w:pBdr>
+          <w:bottom w:val="single" w:color="D9D9D9" w:sz="6" w:space="6"/>
+        </w:pBdr>
+        <w:spacing w:after="160" w:before="420"/>
       </w:pPr>
       <w:bookmarkStart w:name="bm_apendice_a_indice_de_evidencias_por_" w:id="136"/>
       <w:r>
@@ -24272,12 +25025,12 @@
             </w:pPr>
             <w:r>
               <w:rPr>
-                <w:rFonts w:ascii="Calibri" w:cs="Calibri" w:eastAsia="Calibri" w:hAnsi="Calibri"/>
-                <w:b w:val="false"/>
-                <w:bCs w:val="false"/>
-                <w:color w:val="000000"/>
-                <w:sz w:val="18"/>
-                <w:szCs w:val="18"/>
+                <w:rFonts w:ascii="Consolas" w:cs="Consolas" w:eastAsia="Consolas" w:hAnsi="Consolas"/>
+                <w:b w:val="false"/>
+                <w:bCs w:val="false"/>
+                <w:color w:val="000000"/>
+                <w:sz w:val="17"/>
+                <w:szCs w:val="17"/>
               </w:rPr>
               <w:t xml:space="preserve">.github/workflows/security.yml</w:t>
             </w:r>
@@ -24334,12 +25087,12 @@
             </w:pPr>
             <w:r>
               <w:rPr>
-                <w:rFonts w:ascii="Calibri" w:cs="Calibri" w:eastAsia="Calibri" w:hAnsi="Calibri"/>
-                <w:b w:val="false"/>
-                <w:bCs w:val="false"/>
-                <w:color w:val="000000"/>
-                <w:sz w:val="18"/>
-                <w:szCs w:val="18"/>
+                <w:rFonts w:ascii="Consolas" w:cs="Consolas" w:eastAsia="Consolas" w:hAnsi="Consolas"/>
+                <w:b w:val="false"/>
+                <w:bCs w:val="false"/>
+                <w:color w:val="000000"/>
+                <w:sz w:val="17"/>
+                <w:szCs w:val="17"/>
               </w:rPr>
               <w:t xml:space="preserve">.github/dependabot.yml</w:t>
             </w:r>
@@ -24396,12 +25149,12 @@
             </w:pPr>
             <w:r>
               <w:rPr>
-                <w:rFonts w:ascii="Calibri" w:cs="Calibri" w:eastAsia="Calibri" w:hAnsi="Calibri"/>
-                <w:b w:val="false"/>
-                <w:bCs w:val="false"/>
-                <w:color w:val="000000"/>
-                <w:sz w:val="18"/>
-                <w:szCs w:val="18"/>
+                <w:rFonts w:ascii="Consolas" w:cs="Consolas" w:eastAsia="Consolas" w:hAnsi="Consolas"/>
+                <w:b w:val="false"/>
+                <w:bCs w:val="false"/>
+                <w:color w:val="000000"/>
+                <w:sz w:val="17"/>
+                <w:szCs w:val="17"/>
               </w:rPr>
               <w:t xml:space="preserve">.gitleaks.toml</w:t>
             </w:r>
@@ -24458,12 +25211,12 @@
             </w:pPr>
             <w:r>
               <w:rPr>
-                <w:rFonts w:ascii="Calibri" w:cs="Calibri" w:eastAsia="Calibri" w:hAnsi="Calibri"/>
-                <w:b w:val="false"/>
-                <w:bCs w:val="false"/>
-                <w:color w:val="000000"/>
-                <w:sz w:val="18"/>
-                <w:szCs w:val="18"/>
+                <w:rFonts w:ascii="Consolas" w:cs="Consolas" w:eastAsia="Consolas" w:hAnsi="Consolas"/>
+                <w:b w:val="false"/>
+                <w:bCs w:val="false"/>
+                <w:color w:val="000000"/>
+                <w:sz w:val="17"/>
+                <w:szCs w:val="17"/>
               </w:rPr>
               <w:t xml:space="preserve">Dockerfile, .dockerignore</w:t>
             </w:r>
@@ -24520,12 +25273,12 @@
             </w:pPr>
             <w:r>
               <w:rPr>
-                <w:rFonts w:ascii="Calibri" w:cs="Calibri" w:eastAsia="Calibri" w:hAnsi="Calibri"/>
-                <w:b w:val="false"/>
-                <w:bCs w:val="false"/>
-                <w:color w:val="000000"/>
-                <w:sz w:val="18"/>
-                <w:szCs w:val="18"/>
+                <w:rFonts w:ascii="Consolas" w:cs="Consolas" w:eastAsia="Consolas" w:hAnsi="Consolas"/>
+                <w:b w:val="false"/>
+                <w:bCs w:val="false"/>
+                <w:color w:val="000000"/>
+                <w:sz w:val="17"/>
+                <w:szCs w:val="17"/>
               </w:rPr>
               <w:t xml:space="preserve">src/main/java/com/ford/riva/config/SecurityConfig.java (diff)</w:t>
             </w:r>
@@ -24582,12 +25335,12 @@
             </w:pPr>
             <w:r>
               <w:rPr>
-                <w:rFonts w:ascii="Calibri" w:cs="Calibri" w:eastAsia="Calibri" w:hAnsi="Calibri"/>
-                <w:b w:val="false"/>
-                <w:bCs w:val="false"/>
-                <w:color w:val="000000"/>
-                <w:sz w:val="18"/>
-                <w:szCs w:val="18"/>
+                <w:rFonts w:ascii="Consolas" w:cs="Consolas" w:eastAsia="Consolas" w:hAnsi="Consolas"/>
+                <w:b w:val="false"/>
+                <w:bCs w:val="false"/>
+                <w:color w:val="000000"/>
+                <w:sz w:val="17"/>
+                <w:szCs w:val="17"/>
               </w:rPr>
               <w:t xml:space="preserve">src/main/resources/application.properties, application-prod.properties (diff)</w:t>
             </w:r>
@@ -24644,12 +25397,12 @@
             </w:pPr>
             <w:r>
               <w:rPr>
-                <w:rFonts w:ascii="Calibri" w:cs="Calibri" w:eastAsia="Calibri" w:hAnsi="Calibri"/>
-                <w:b w:val="false"/>
-                <w:bCs w:val="false"/>
-                <w:color w:val="000000"/>
-                <w:sz w:val="18"/>
-                <w:szCs w:val="18"/>
+                <w:rFonts w:ascii="Consolas" w:cs="Consolas" w:eastAsia="Consolas" w:hAnsi="Consolas"/>
+                <w:b w:val="false"/>
+                <w:bCs w:val="false"/>
+                <w:color w:val="000000"/>
+                <w:sz w:val="17"/>
+                <w:szCs w:val="17"/>
               </w:rPr>
               <w:t xml:space="preserve">src/main/resources/logback-spring.xml (diff)</w:t>
             </w:r>
@@ -24706,12 +25459,12 @@
             </w:pPr>
             <w:r>
               <w:rPr>
-                <w:rFonts w:ascii="Calibri" w:cs="Calibri" w:eastAsia="Calibri" w:hAnsi="Calibri"/>
-                <w:b w:val="false"/>
-                <w:bCs w:val="false"/>
-                <w:color w:val="000000"/>
-                <w:sz w:val="18"/>
-                <w:szCs w:val="18"/>
+                <w:rFonts w:ascii="Consolas" w:cs="Consolas" w:eastAsia="Consolas" w:hAnsi="Consolas"/>
+                <w:b w:val="false"/>
+                <w:bCs w:val="false"/>
+                <w:color w:val="000000"/>
+                <w:sz w:val="17"/>
+                <w:szCs w:val="17"/>
               </w:rPr>
               <w:t xml:space="preserve">SECURITY.md</w:t>
             </w:r>
@@ -24768,12 +25521,12 @@
             </w:pPr>
             <w:r>
               <w:rPr>
-                <w:rFonts w:ascii="Calibri" w:cs="Calibri" w:eastAsia="Calibri" w:hAnsi="Calibri"/>
-                <w:b w:val="false"/>
-                <w:bCs w:val="false"/>
-                <w:color w:val="000000"/>
-                <w:sz w:val="18"/>
-                <w:szCs w:val="18"/>
+                <w:rFonts w:ascii="Consolas" w:cs="Consolas" w:eastAsia="Consolas" w:hAnsi="Consolas"/>
+                <w:b w:val="false"/>
+                <w:bCs w:val="false"/>
+                <w:color w:val="000000"/>
+                <w:sz w:val="17"/>
+                <w:szCs w:val="17"/>
               </w:rPr>
               <w:t xml:space="preserve">Este documento §3</w:t>
             </w:r>
@@ -24830,12 +25583,12 @@
             </w:pPr>
             <w:r>
               <w:rPr>
-                <w:rFonts w:ascii="Calibri" w:cs="Calibri" w:eastAsia="Calibri" w:hAnsi="Calibri"/>
-                <w:b w:val="false"/>
-                <w:bCs w:val="false"/>
-                <w:color w:val="000000"/>
-                <w:sz w:val="18"/>
-                <w:szCs w:val="18"/>
+                <w:rFonts w:ascii="Consolas" w:cs="Consolas" w:eastAsia="Consolas" w:hAnsi="Consolas"/>
+                <w:b w:val="false"/>
+                <w:bCs w:val="false"/>
+                <w:color w:val="000000"/>
+                <w:sz w:val="17"/>
+                <w:szCs w:val="17"/>
               </w:rPr>
               <w:t xml:space="preserve">observability/**</w:t>
             </w:r>
@@ -24892,12 +25645,12 @@
             </w:pPr>
             <w:r>
               <w:rPr>
-                <w:rFonts w:ascii="Calibri" w:cs="Calibri" w:eastAsia="Calibri" w:hAnsi="Calibri"/>
-                <w:b w:val="false"/>
-                <w:bCs w:val="false"/>
-                <w:color w:val="000000"/>
-                <w:sz w:val="18"/>
-                <w:szCs w:val="18"/>
+                <w:rFonts w:ascii="Consolas" w:cs="Consolas" w:eastAsia="Consolas" w:hAnsi="Consolas"/>
+                <w:b w:val="false"/>
+                <w:bCs w:val="false"/>
+                <w:color w:val="000000"/>
+                <w:sz w:val="17"/>
+                <w:szCs w:val="17"/>
               </w:rPr>
               <w:t xml:space="preserve">docs/RUNBOOK_RESPOSTA_INCIDENTES.md</w:t>
             </w:r>
@@ -24936,7 +25689,11 @@
     <w:p>
       <w:pPr>
         <w:pStyle w:val="Heading1"/>
-        <w:spacing w:after="120" w:before="360"/>
+        <w:keepNext/>
+        <w:pBdr>
+          <w:bottom w:val="single" w:color="D9D9D9" w:sz="6" w:space="6"/>
+        </w:pBdr>
+        <w:spacing w:after="160" w:before="420"/>
       </w:pPr>
       <w:bookmarkStart w:name="bm_apendice_b_rodar_tudo_localmente" w:id="137"/>
       <w:r>
@@ -24957,7 +25714,7 @@
         <w:pBdr>
           <w:left w:val="single" w:color="1F3864" w:sz="12" w:space="6"/>
         </w:pBdr>
-        <w:shd w:fill="F2F2F2" w:val="clear"/>
+        <w:shd w:fill="F4F5F7" w:val="clear"/>
         <w:spacing w:after="160" w:before="80"/>
       </w:pPr>
       <w:r>
@@ -25125,7 +25882,11 @@
     <w:p>
       <w:pPr>
         <w:pStyle w:val="Heading1"/>
-        <w:spacing w:after="120" w:before="360"/>
+        <w:keepNext/>
+        <w:pBdr>
+          <w:bottom w:val="single" w:color="D9D9D9" w:sz="6" w:space="6"/>
+        </w:pBdr>
+        <w:spacing w:after="160" w:before="420"/>
       </w:pPr>
       <w:bookmarkStart w:name="bm_apendice_c_glossario" w:id="138"/>
       <w:r>

--- a/docs/Relatorio_Sprint3_DevSecOps_RIVA.docx
+++ b/docs/Relatorio_Sprint3_DevSecOps_RIVA.docx
@@ -1003,7 +1003,7 @@
         </w:rPr>
         <w:t xml:space="preserve">Código-fonte do backend: </w:t>
       </w:r>
-      <w:hyperlink w:history="1" r:id="rIdwciupnlml2ljw-g21drn0">
+      <w:hyperlink w:history="1" r:id="rIdpc_qbubloqn7zuw1y_rjc">
         <w:r>
           <w:rPr>
             <w:rStyle w:val="Hyperlink"/>
@@ -1048,7 +1048,7 @@
         </w:rPr>
         <w:t xml:space="preserve">Pull Request desta entrega (pipeline + evidências): </w:t>
       </w:r>
-      <w:hyperlink w:history="1" r:id="rId7dwhtvrjjmkffl-ubjvu2">
+      <w:hyperlink w:history="1" r:id="rIdxxpkulhjizrelahldv9pc">
         <w:r>
           <w:rPr>
             <w:rStyle w:val="Hyperlink"/>
@@ -2511,8 +2511,7 @@
         </w:tblBorders>
       </w:tblPr>
       <w:tblGrid>
-        <w:gridCol w:w="4423"/>
-        <w:gridCol w:w="4423"/>
+        <w:gridCol w:w="9026"/>
       </w:tblGrid>
       <w:tr>
         <w:trPr>
@@ -2520,290 +2519,264 @@
         </w:trPr>
         <w:tc>
           <w:tcPr>
-            <w:tcW w:type="dxa" w:w="4423"/>
-            <w:tcMar>
-              <w:right w:type="dxa" w:w="90"/>
-            </w:tcMar>
-          </w:tcPr>
-          <w:tbl>
-            <w:tblPr>
-              <w:tblW w:type="dxa" w:w="9026"/>
-              <w:tblBorders>
-                <w:top w:val="none" w:color="FFFFFF" w:sz="0"/>
-                <w:left w:val="none" w:color="FFFFFF" w:sz="0"/>
-                <w:bottom w:val="none" w:color="FFFFFF" w:sz="0"/>
-                <w:right w:val="none" w:color="FFFFFF" w:sz="0"/>
-                <w:insideH w:val="none" w:color="FFFFFF" w:sz="0"/>
-                <w:insideV w:val="none" w:color="FFFFFF" w:sz="0"/>
-              </w:tblBorders>
-            </w:tblPr>
-            <w:tblGrid>
-              <w:gridCol w:w="9026"/>
-            </w:tblGrid>
-            <w:tr>
-              <w:trPr>
-                <w:cantSplit/>
-              </w:trPr>
-              <w:tc>
-                <w:tcPr>
-                  <w:tcW w:type="dxa" w:w="9026"/>
-                  <w:tcBorders>
-                    <w:left w:val="single" w:color="1F3864" w:sz="28" w:space="8"/>
-                  </w:tcBorders>
-                  <w:shd w:fill="F5F7FB" w:val="clear"/>
-                  <w:tcMar>
-                    <w:top w:type="dxa" w:w="140"/>
-                    <w:left w:type="dxa" w:w="220"/>
-                    <w:bottom w:type="dxa" w:w="140"/>
-                    <w:right w:type="dxa" w:w="220"/>
-                  </w:tcMar>
-                </w:tcPr>
-                <w:p>
-                  <w:pPr>
-                    <w:spacing w:after="80"/>
-                  </w:pPr>
-                  <w:r>
-                    <w:rPr>
-                      <w:rFonts w:ascii="Calibri" w:cs="Calibri" w:eastAsia="Calibri" w:hAnsi="Calibri"/>
-                      <w:b/>
-                      <w:bCs/>
-                      <w:color w:val="1F3864"/>
-                      <w:sz w:val="20"/>
-                      <w:szCs w:val="20"/>
-                    </w:rPr>
-                    <w:t xml:space="preserve">CI - Build &amp; Test</w:t>
-                  </w:r>
-                </w:p>
-                <w:p>
-                  <w:pPr>
-                    <w:spacing w:after="40"/>
-                    <w:ind w:left="140"/>
-                  </w:pPr>
-                  <w:r>
-                    <w:rPr>
-                      <w:rFonts w:ascii="Calibri" w:cs="Calibri" w:eastAsia="Calibri" w:hAnsi="Calibri"/>
-                      <w:color w:val="000000"/>
-                      <w:sz w:val="18"/>
-                      <w:szCs w:val="18"/>
-                    </w:rPr>
-                    <w:t xml:space="preserve">develop.yml / production.yml</w:t>
-                  </w:r>
-                </w:p>
-                <w:p>
-                  <w:pPr>
-                    <w:spacing w:after="40"/>
-                    <w:ind w:left="140"/>
-                  </w:pPr>
-                  <w:r>
-                    <w:rPr>
-                      <w:rFonts w:ascii="Calibri" w:cs="Calibri" w:eastAsia="Calibri" w:hAnsi="Calibri"/>
-                      <w:color w:val="000000"/>
-                      <w:sz w:val="18"/>
-                      <w:szCs w:val="18"/>
-                    </w:rPr>
-                    <w:t xml:space="preserve">mvnw test + package · 145 testes</w:t>
-                  </w:r>
-                </w:p>
-              </w:tc>
-            </w:tr>
-          </w:tbl>
-          <w:p/>
-        </w:tc>
-        <w:tc>
-          <w:tcPr>
-            <w:tcW w:type="dxa" w:w="4423"/>
-            <w:tcMar>
-              <w:left w:type="dxa" w:w="90"/>
-            </w:tcMar>
-          </w:tcPr>
-          <w:tbl>
-            <w:tblPr>
-              <w:tblW w:type="dxa" w:w="9026"/>
-              <w:tblBorders>
-                <w:top w:val="none" w:color="FFFFFF" w:sz="0"/>
-                <w:left w:val="none" w:color="FFFFFF" w:sz="0"/>
-                <w:bottom w:val="none" w:color="FFFFFF" w:sz="0"/>
-                <w:right w:val="none" w:color="FFFFFF" w:sz="0"/>
-                <w:insideH w:val="none" w:color="FFFFFF" w:sz="0"/>
-                <w:insideV w:val="none" w:color="FFFFFF" w:sz="0"/>
-              </w:tblBorders>
-            </w:tblPr>
-            <w:tblGrid>
-              <w:gridCol w:w="9026"/>
-            </w:tblGrid>
-            <w:tr>
-              <w:trPr>
-                <w:cantSplit/>
-              </w:trPr>
-              <w:tc>
-                <w:tcPr>
-                  <w:tcW w:type="dxa" w:w="9026"/>
-                  <w:tcBorders>
-                    <w:left w:val="single" w:color="2E4E6E" w:sz="28" w:space="8"/>
-                  </w:tcBorders>
-                  <w:shd w:fill="F5F7FB" w:val="clear"/>
-                  <w:tcMar>
-                    <w:top w:type="dxa" w:w="140"/>
-                    <w:left w:type="dxa" w:w="220"/>
-                    <w:bottom w:type="dxa" w:w="140"/>
-                    <w:right w:type="dxa" w:w="220"/>
-                  </w:tcMar>
-                </w:tcPr>
-                <w:p>
-                  <w:pPr>
-                    <w:spacing w:after="80"/>
-                  </w:pPr>
-                  <w:r>
-                    <w:rPr>
-                      <w:rFonts w:ascii="Calibri" w:cs="Calibri" w:eastAsia="Calibri" w:hAnsi="Calibri"/>
-                      <w:b/>
-                      <w:bCs/>
-                      <w:color w:val="2E4E6E"/>
-                      <w:sz w:val="20"/>
-                      <w:szCs w:val="20"/>
-                    </w:rPr>
-                    <w:t xml:space="preserve">DevSecOps - Security Pipeline</w:t>
-                  </w:r>
-                </w:p>
-                <w:p>
-                  <w:pPr>
-                    <w:spacing w:after="40"/>
-                    <w:ind w:left="140"/>
-                  </w:pPr>
-                  <w:r>
-                    <w:rPr>
-                      <w:rFonts w:ascii="Calibri" w:cs="Calibri" w:eastAsia="Calibri" w:hAnsi="Calibri"/>
-                      <w:b/>
-                      <w:bCs/>
-                      <w:sz w:val="22"/>
-                      <w:szCs w:val="22"/>
-                    </w:rPr>
-                    <w:t xml:space="preserve">1. Secret Scanning</w:t>
-                  </w:r>
-                  <w:r>
-                    <w:rPr>
-                      <w:rFonts w:ascii="Calibri" w:cs="Calibri" w:eastAsia="Calibri" w:hAnsi="Calibri"/>
-                      <w:sz w:val="22"/>
-                      <w:szCs w:val="22"/>
-                    </w:rPr>
-                    <w:t xml:space="preserve"> — Gitleaks (histórico completo)</w:t>
-                  </w:r>
-                </w:p>
-                <w:p>
-                  <w:pPr>
-                    <w:spacing w:after="40"/>
-                    <w:ind w:left="140"/>
-                  </w:pPr>
-                  <w:r>
-                    <w:rPr>
-                      <w:rFonts w:ascii="Calibri" w:cs="Calibri" w:eastAsia="Calibri" w:hAnsi="Calibri"/>
-                      <w:b/>
-                      <w:bCs/>
-                      <w:sz w:val="22"/>
-                      <w:szCs w:val="22"/>
-                    </w:rPr>
-                    <w:t xml:space="preserve">2. SAST</w:t>
-                  </w:r>
-                  <w:r>
-                    <w:rPr>
-                      <w:rFonts w:ascii="Calibri" w:cs="Calibri" w:eastAsia="Calibri" w:hAnsi="Calibri"/>
-                      <w:sz w:val="22"/>
-                      <w:szCs w:val="22"/>
-                    </w:rPr>
-                    <w:t xml:space="preserve"> — Semgrep (p/java, security-audit, secrets, owasp-top-ten)</w:t>
-                  </w:r>
-                </w:p>
-                <w:p>
-                  <w:pPr>
-                    <w:spacing w:after="40"/>
-                    <w:ind w:left="140"/>
-                  </w:pPr>
-                  <w:r>
-                    <w:rPr>
-                      <w:rFonts w:ascii="Calibri" w:cs="Calibri" w:eastAsia="Calibri" w:hAnsi="Calibri"/>
-                      <w:b/>
-                      <w:bCs/>
-                      <w:sz w:val="22"/>
-                      <w:szCs w:val="22"/>
-                    </w:rPr>
-                    <w:t xml:space="preserve">3. SCA</w:t>
-                  </w:r>
-                  <w:r>
-                    <w:rPr>
-                      <w:rFonts w:ascii="Calibri" w:cs="Calibri" w:eastAsia="Calibri" w:hAnsi="Calibri"/>
-                      <w:sz w:val="22"/>
-                      <w:szCs w:val="22"/>
-                    </w:rPr>
-                    <w:t xml:space="preserve"> — OWASP Dependency-Check + Trivy fs (CVE em dependências)</w:t>
-                  </w:r>
-                </w:p>
-                <w:p>
-                  <w:pPr>
-                    <w:spacing w:after="40"/>
-                    <w:ind w:left="140"/>
-                  </w:pPr>
-                  <w:r>
-                    <w:rPr>
-                      <w:rFonts w:ascii="Calibri" w:cs="Calibri" w:eastAsia="Calibri" w:hAnsi="Calibri"/>
-                      <w:b/>
-                      <w:bCs/>
-                      <w:sz w:val="22"/>
-                      <w:szCs w:val="22"/>
-                    </w:rPr>
-                    <w:t xml:space="preserve">4. IaC &amp; Container Scan</w:t>
-                  </w:r>
-                  <w:r>
-                    <w:rPr>
-                      <w:rFonts w:ascii="Calibri" w:cs="Calibri" w:eastAsia="Calibri" w:hAnsi="Calibri"/>
-                      <w:sz w:val="22"/>
-                      <w:szCs w:val="22"/>
-                    </w:rPr>
-                    <w:t xml:space="preserve"> — Trivy config (Dockerfile/compose/CI) + Trivy image</w:t>
-                  </w:r>
-                </w:p>
-                <w:p>
-                  <w:pPr>
-                    <w:spacing w:after="40"/>
-                    <w:ind w:left="140"/>
-                  </w:pPr>
-                  <w:r>
-                    <w:rPr>
-                      <w:rFonts w:ascii="Calibri" w:cs="Calibri" w:eastAsia="Calibri" w:hAnsi="Calibri"/>
-                      <w:b/>
-                      <w:bCs/>
-                      <w:sz w:val="22"/>
-                      <w:szCs w:val="22"/>
-                    </w:rPr>
-                    <w:t xml:space="preserve">5. Dependency Review</w:t>
-                  </w:r>
-                  <w:r>
-                    <w:rPr>
-                      <w:rFonts w:ascii="Calibri" w:cs="Calibri" w:eastAsia="Calibri" w:hAnsi="Calibri"/>
-                      <w:sz w:val="22"/>
-                      <w:szCs w:val="22"/>
-                    </w:rPr>
-                    <w:t xml:space="preserve"> — bloqueia PR com dependência vulnerável nova</w:t>
-                  </w:r>
-                </w:p>
-                <w:p>
-                  <w:pPr>
-                    <w:spacing w:after="40"/>
-                    <w:ind w:left="140"/>
-                  </w:pPr>
-                  <w:r>
-                    <w:rPr>
-                      <w:rFonts w:ascii="Calibri" w:cs="Calibri" w:eastAsia="Calibri" w:hAnsi="Calibri"/>
-                      <w:color w:val="000000"/>
-                      <w:sz w:val="18"/>
-                      <w:szCs w:val="18"/>
-                    </w:rPr>
-                    <w:t xml:space="preserve">Saídas: SARIF → aba Security + relatórios (artifacts)</w:t>
-                  </w:r>
-                </w:p>
-              </w:tc>
-            </w:tr>
-          </w:tbl>
-          <w:p/>
+            <w:tcW w:type="dxa" w:w="9026"/>
+            <w:tcBorders>
+              <w:left w:val="single" w:color="1F3864" w:sz="28" w:space="8"/>
+            </w:tcBorders>
+            <w:shd w:fill="F5F7FB" w:val="clear"/>
+            <w:tcMar>
+              <w:top w:type="dxa" w:w="140"/>
+              <w:left w:type="dxa" w:w="220"/>
+              <w:bottom w:type="dxa" w:w="140"/>
+              <w:right w:type="dxa" w:w="220"/>
+            </w:tcMar>
+          </w:tcPr>
+          <w:p>
+            <w:pPr>
+              <w:spacing w:after="80"/>
+            </w:pPr>
+            <w:r>
+              <w:rPr>
+                <w:rFonts w:ascii="Calibri" w:cs="Calibri" w:eastAsia="Calibri" w:hAnsi="Calibri"/>
+                <w:b/>
+                <w:bCs/>
+                <w:color w:val="1F3864"/>
+                <w:sz w:val="20"/>
+                <w:szCs w:val="20"/>
+              </w:rPr>
+              <w:t xml:space="preserve">CI - Build &amp; Test</w:t>
+            </w:r>
+          </w:p>
+          <w:p>
+            <w:pPr>
+              <w:spacing w:after="40"/>
+              <w:ind w:left="140"/>
+            </w:pPr>
+            <w:r>
+              <w:rPr>
+                <w:rFonts w:ascii="Calibri" w:cs="Calibri" w:eastAsia="Calibri" w:hAnsi="Calibri"/>
+                <w:color w:val="000000"/>
+                <w:sz w:val="18"/>
+                <w:szCs w:val="18"/>
+              </w:rPr>
+              <w:t xml:space="preserve">develop.yml / production.yml</w:t>
+            </w:r>
+          </w:p>
+          <w:p>
+            <w:pPr>
+              <w:spacing w:after="40"/>
+              <w:ind w:left="140"/>
+            </w:pPr>
+            <w:r>
+              <w:rPr>
+                <w:rFonts w:ascii="Calibri" w:cs="Calibri" w:eastAsia="Calibri" w:hAnsi="Calibri"/>
+                <w:color w:val="000000"/>
+                <w:sz w:val="18"/>
+                <w:szCs w:val="18"/>
+              </w:rPr>
+              <w:t xml:space="preserve">mvnw test + package · 145 testes</w:t>
+            </w:r>
+          </w:p>
+        </w:tc>
+      </w:tr>
+    </w:tbl>
+    <w:p>
+      <w:pPr>
+        <w:spacing w:after="120"/>
+      </w:pPr>
+      <w:r>
+        <w:rPr>
+          <w:rFonts w:ascii="Calibri" w:cs="Calibri" w:eastAsia="Calibri" w:hAnsi="Calibri"/>
+          <w:sz w:val="22"/>
+          <w:szCs w:val="22"/>
+        </w:rPr>
+        <w:t xml:space="preserve"/>
+      </w:r>
+    </w:p>
+    <w:tbl>
+      <w:tblPr>
+        <w:tblW w:type="dxa" w:w="9026"/>
+        <w:tblBorders>
+          <w:top w:val="none" w:color="FFFFFF" w:sz="0"/>
+          <w:left w:val="none" w:color="FFFFFF" w:sz="0"/>
+          <w:bottom w:val="none" w:color="FFFFFF" w:sz="0"/>
+          <w:right w:val="none" w:color="FFFFFF" w:sz="0"/>
+          <w:insideH w:val="none" w:color="FFFFFF" w:sz="0"/>
+          <w:insideV w:val="none" w:color="FFFFFF" w:sz="0"/>
+        </w:tblBorders>
+      </w:tblPr>
+      <w:tblGrid>
+        <w:gridCol w:w="9026"/>
+      </w:tblGrid>
+      <w:tr>
+        <w:trPr>
+          <w:cantSplit/>
+        </w:trPr>
+        <w:tc>
+          <w:tcPr>
+            <w:tcW w:type="dxa" w:w="9026"/>
+            <w:tcBorders>
+              <w:left w:val="single" w:color="2E4E6E" w:sz="28" w:space="8"/>
+            </w:tcBorders>
+            <w:shd w:fill="F5F7FB" w:val="clear"/>
+            <w:tcMar>
+              <w:top w:type="dxa" w:w="140"/>
+              <w:left w:type="dxa" w:w="220"/>
+              <w:bottom w:type="dxa" w:w="140"/>
+              <w:right w:type="dxa" w:w="220"/>
+            </w:tcMar>
+          </w:tcPr>
+          <w:p>
+            <w:pPr>
+              <w:spacing w:after="80"/>
+            </w:pPr>
+            <w:r>
+              <w:rPr>
+                <w:rFonts w:ascii="Calibri" w:cs="Calibri" w:eastAsia="Calibri" w:hAnsi="Calibri"/>
+                <w:b/>
+                <w:bCs/>
+                <w:color w:val="2E4E6E"/>
+                <w:sz w:val="20"/>
+                <w:szCs w:val="20"/>
+              </w:rPr>
+              <w:t xml:space="preserve">DevSecOps - Security Pipeline</w:t>
+            </w:r>
+          </w:p>
+          <w:p>
+            <w:pPr>
+              <w:spacing w:after="40"/>
+              <w:ind w:left="140"/>
+            </w:pPr>
+            <w:r>
+              <w:rPr>
+                <w:rFonts w:ascii="Calibri" w:cs="Calibri" w:eastAsia="Calibri" w:hAnsi="Calibri"/>
+                <w:b/>
+                <w:bCs/>
+                <w:sz w:val="22"/>
+                <w:szCs w:val="22"/>
+              </w:rPr>
+              <w:t xml:space="preserve">1. Secret Scanning</w:t>
+            </w:r>
+            <w:r>
+              <w:rPr>
+                <w:rFonts w:ascii="Calibri" w:cs="Calibri" w:eastAsia="Calibri" w:hAnsi="Calibri"/>
+                <w:sz w:val="22"/>
+                <w:szCs w:val="22"/>
+              </w:rPr>
+              <w:t xml:space="preserve"> — Gitleaks (histórico completo)</w:t>
+            </w:r>
+          </w:p>
+          <w:p>
+            <w:pPr>
+              <w:spacing w:after="40"/>
+              <w:ind w:left="140"/>
+            </w:pPr>
+            <w:r>
+              <w:rPr>
+                <w:rFonts w:ascii="Calibri" w:cs="Calibri" w:eastAsia="Calibri" w:hAnsi="Calibri"/>
+                <w:b/>
+                <w:bCs/>
+                <w:sz w:val="22"/>
+                <w:szCs w:val="22"/>
+              </w:rPr>
+              <w:t xml:space="preserve">2. SAST</w:t>
+            </w:r>
+            <w:r>
+              <w:rPr>
+                <w:rFonts w:ascii="Calibri" w:cs="Calibri" w:eastAsia="Calibri" w:hAnsi="Calibri"/>
+                <w:sz w:val="22"/>
+                <w:szCs w:val="22"/>
+              </w:rPr>
+              <w:t xml:space="preserve"> — Semgrep (p/java, security-audit, secrets, owasp-top-ten)</w:t>
+            </w:r>
+          </w:p>
+          <w:p>
+            <w:pPr>
+              <w:spacing w:after="40"/>
+              <w:ind w:left="140"/>
+            </w:pPr>
+            <w:r>
+              <w:rPr>
+                <w:rFonts w:ascii="Calibri" w:cs="Calibri" w:eastAsia="Calibri" w:hAnsi="Calibri"/>
+                <w:b/>
+                <w:bCs/>
+                <w:sz w:val="22"/>
+                <w:szCs w:val="22"/>
+              </w:rPr>
+              <w:t xml:space="preserve">3. SCA</w:t>
+            </w:r>
+            <w:r>
+              <w:rPr>
+                <w:rFonts w:ascii="Calibri" w:cs="Calibri" w:eastAsia="Calibri" w:hAnsi="Calibri"/>
+                <w:sz w:val="22"/>
+                <w:szCs w:val="22"/>
+              </w:rPr>
+              <w:t xml:space="preserve"> — OWASP Dependency-Check + Trivy fs (CVE em dependências)</w:t>
+            </w:r>
+          </w:p>
+          <w:p>
+            <w:pPr>
+              <w:spacing w:after="40"/>
+              <w:ind w:left="140"/>
+            </w:pPr>
+            <w:r>
+              <w:rPr>
+                <w:rFonts w:ascii="Calibri" w:cs="Calibri" w:eastAsia="Calibri" w:hAnsi="Calibri"/>
+                <w:b/>
+                <w:bCs/>
+                <w:sz w:val="22"/>
+                <w:szCs w:val="22"/>
+              </w:rPr>
+              <w:t xml:space="preserve">4. IaC &amp; Container Scan</w:t>
+            </w:r>
+            <w:r>
+              <w:rPr>
+                <w:rFonts w:ascii="Calibri" w:cs="Calibri" w:eastAsia="Calibri" w:hAnsi="Calibri"/>
+                <w:sz w:val="22"/>
+                <w:szCs w:val="22"/>
+              </w:rPr>
+              <w:t xml:space="preserve"> — Trivy config (Dockerfile/compose/CI) + Trivy image</w:t>
+            </w:r>
+          </w:p>
+          <w:p>
+            <w:pPr>
+              <w:spacing w:after="40"/>
+              <w:ind w:left="140"/>
+            </w:pPr>
+            <w:r>
+              <w:rPr>
+                <w:rFonts w:ascii="Calibri" w:cs="Calibri" w:eastAsia="Calibri" w:hAnsi="Calibri"/>
+                <w:b/>
+                <w:bCs/>
+                <w:sz w:val="22"/>
+                <w:szCs w:val="22"/>
+              </w:rPr>
+              <w:t xml:space="preserve">5. Dependency Review</w:t>
+            </w:r>
+            <w:r>
+              <w:rPr>
+                <w:rFonts w:ascii="Calibri" w:cs="Calibri" w:eastAsia="Calibri" w:hAnsi="Calibri"/>
+                <w:sz w:val="22"/>
+                <w:szCs w:val="22"/>
+              </w:rPr>
+              <w:t xml:space="preserve"> — bloqueia PR com dependência vulnerável nova</w:t>
+            </w:r>
+          </w:p>
+          <w:p>
+            <w:pPr>
+              <w:spacing w:after="40"/>
+              <w:ind w:left="140"/>
+            </w:pPr>
+            <w:r>
+              <w:rPr>
+                <w:rFonts w:ascii="Calibri" w:cs="Calibri" w:eastAsia="Calibri" w:hAnsi="Calibri"/>
+                <w:color w:val="000000"/>
+                <w:sz w:val="18"/>
+                <w:szCs w:val="18"/>
+              </w:rPr>
+              <w:t xml:space="preserve">Saídas: SARIF → aba Security + relatórios (artifacts)</w:t>
+            </w:r>
+          </w:p>
         </w:tc>
       </w:tr>
     </w:tbl>
@@ -4044,6 +4017,7 @@
     <w:p>
       <w:pPr>
         <w:pStyle w:val="ListParagraph"/>
+        <w:keepNext/>
         <w:numPr>
           <w:ilvl w:val="0"/>
           <w:numId w:val="1"/>
@@ -4062,6 +4036,7 @@
     <w:p>
       <w:pPr>
         <w:pStyle w:val="ListParagraph"/>
+        <w:keepNext/>
         <w:numPr>
           <w:ilvl w:val="0"/>
           <w:numId w:val="1"/>
@@ -4080,6 +4055,7 @@
     <w:p>
       <w:pPr>
         <w:pStyle w:val="ListParagraph"/>
+        <w:keepNext/>
         <w:numPr>
           <w:ilvl w:val="0"/>
           <w:numId w:val="1"/>
@@ -4098,6 +4074,7 @@
     <w:p>
       <w:pPr>
         <w:pStyle w:val="ListParagraph"/>
+        <w:keepNext w:val="false"/>
         <w:numPr>
           <w:ilvl w:val="0"/>
           <w:numId w:val="1"/>
@@ -4136,6 +4113,7 @@
     <w:p>
       <w:pPr>
         <w:pStyle w:val="ListParagraph"/>
+        <w:keepNext/>
         <w:numPr>
           <w:ilvl w:val="0"/>
           <w:numId w:val="1"/>
@@ -4154,6 +4132,7 @@
     <w:p>
       <w:pPr>
         <w:pStyle w:val="ListParagraph"/>
+        <w:keepNext/>
         <w:numPr>
           <w:ilvl w:val="0"/>
           <w:numId w:val="1"/>
@@ -4172,6 +4151,7 @@
     <w:p>
       <w:pPr>
         <w:pStyle w:val="ListParagraph"/>
+        <w:keepNext/>
         <w:numPr>
           <w:ilvl w:val="0"/>
           <w:numId w:val="1"/>
@@ -4190,6 +4170,7 @@
     <w:p>
       <w:pPr>
         <w:pStyle w:val="ListParagraph"/>
+        <w:keepNext/>
         <w:numPr>
           <w:ilvl w:val="0"/>
           <w:numId w:val="1"/>
@@ -4208,6 +4189,7 @@
     <w:p>
       <w:pPr>
         <w:pStyle w:val="ListParagraph"/>
+        <w:keepNext/>
         <w:numPr>
           <w:ilvl w:val="0"/>
           <w:numId w:val="1"/>
@@ -4226,6 +4208,7 @@
     <w:p>
       <w:pPr>
         <w:pStyle w:val="ListParagraph"/>
+        <w:keepNext/>
         <w:numPr>
           <w:ilvl w:val="0"/>
           <w:numId w:val="1"/>
@@ -4244,6 +4227,7 @@
     <w:p>
       <w:pPr>
         <w:pStyle w:val="ListParagraph"/>
+        <w:keepNext w:val="false"/>
         <w:numPr>
           <w:ilvl w:val="0"/>
           <w:numId w:val="1"/>
@@ -16336,6 +16320,7 @@
     <w:p>
       <w:pPr>
         <w:pStyle w:val="ListParagraph"/>
+        <w:keepNext/>
         <w:numPr>
           <w:ilvl w:val="0"/>
           <w:numId w:val="1"/>
@@ -16354,6 +16339,7 @@
     <w:p>
       <w:pPr>
         <w:pStyle w:val="ListParagraph"/>
+        <w:keepNext/>
         <w:numPr>
           <w:ilvl w:val="0"/>
           <w:numId w:val="1"/>
@@ -16372,6 +16358,7 @@
     <w:p>
       <w:pPr>
         <w:pStyle w:val="ListParagraph"/>
+        <w:keepNext/>
         <w:numPr>
           <w:ilvl w:val="0"/>
           <w:numId w:val="1"/>
@@ -16390,6 +16377,7 @@
     <w:p>
       <w:pPr>
         <w:pStyle w:val="ListParagraph"/>
+        <w:keepNext/>
         <w:numPr>
           <w:ilvl w:val="0"/>
           <w:numId w:val="1"/>
@@ -16408,6 +16396,7 @@
     <w:p>
       <w:pPr>
         <w:pStyle w:val="ListParagraph"/>
+        <w:keepNext/>
         <w:numPr>
           <w:ilvl w:val="0"/>
           <w:numId w:val="1"/>
@@ -16426,6 +16415,7 @@
     <w:p>
       <w:pPr>
         <w:pStyle w:val="ListParagraph"/>
+        <w:keepNext w:val="false"/>
         <w:numPr>
           <w:ilvl w:val="0"/>
           <w:numId w:val="1"/>
@@ -21646,6 +21636,7 @@
     <w:p>
       <w:pPr>
         <w:pStyle w:val="ListParagraph"/>
+        <w:keepNext/>
         <w:numPr>
           <w:ilvl w:val="0"/>
           <w:numId w:val="1"/>
@@ -21664,6 +21655,7 @@
     <w:p>
       <w:pPr>
         <w:pStyle w:val="ListParagraph"/>
+        <w:keepNext w:val="false"/>
         <w:numPr>
           <w:ilvl w:val="0"/>
           <w:numId w:val="1"/>
@@ -23013,6 +23005,7 @@
     <w:p>
       <w:pPr>
         <w:pStyle w:val="ListParagraph"/>
+        <w:keepNext/>
         <w:numPr>
           <w:ilvl w:val="0"/>
           <w:numId w:val="1"/>
@@ -23031,6 +23024,7 @@
     <w:p>
       <w:pPr>
         <w:pStyle w:val="ListParagraph"/>
+        <w:keepNext w:val="false"/>
         <w:numPr>
           <w:ilvl w:val="0"/>
           <w:numId w:val="1"/>
@@ -23081,6 +23075,7 @@
     </w:p>
     <w:p>
       <w:pPr>
+        <w:keepLines/>
         <w:pBdr>
           <w:left w:val="single" w:color="1F3864" w:sz="12" w:space="6"/>
         </w:pBdr>
@@ -25711,6 +25706,7 @@
     </w:p>
     <w:p>
       <w:pPr>
+        <w:keepLines/>
         <w:pBdr>
           <w:left w:val="single" w:color="1F3864" w:sz="12" w:space="6"/>
         </w:pBdr>
@@ -25905,6 +25901,7 @@
     <w:p>
       <w:pPr>
         <w:pStyle w:val="ListParagraph"/>
+        <w:keepNext/>
         <w:numPr>
           <w:ilvl w:val="0"/>
           <w:numId w:val="1"/>
@@ -25923,6 +25920,7 @@
     <w:p>
       <w:pPr>
         <w:pStyle w:val="ListParagraph"/>
+        <w:keepNext/>
         <w:numPr>
           <w:ilvl w:val="0"/>
           <w:numId w:val="1"/>
@@ -25941,6 +25939,7 @@
     <w:p>
       <w:pPr>
         <w:pStyle w:val="ListParagraph"/>
+        <w:keepNext/>
         <w:numPr>
           <w:ilvl w:val="0"/>
           <w:numId w:val="1"/>
@@ -25959,6 +25958,7 @@
     <w:p>
       <w:pPr>
         <w:pStyle w:val="ListParagraph"/>
+        <w:keepNext/>
         <w:numPr>
           <w:ilvl w:val="0"/>
           <w:numId w:val="1"/>
@@ -25977,6 +25977,7 @@
     <w:p>
       <w:pPr>
         <w:pStyle w:val="ListParagraph"/>
+        <w:keepNext/>
         <w:numPr>
           <w:ilvl w:val="0"/>
           <w:numId w:val="1"/>
@@ -25995,6 +25996,7 @@
     <w:p>
       <w:pPr>
         <w:pStyle w:val="ListParagraph"/>
+        <w:keepNext/>
         <w:numPr>
           <w:ilvl w:val="0"/>
           <w:numId w:val="1"/>
@@ -26013,6 +26015,7 @@
     <w:p>
       <w:pPr>
         <w:pStyle w:val="ListParagraph"/>
+        <w:keepNext w:val="false"/>
         <w:numPr>
           <w:ilvl w:val="0"/>
           <w:numId w:val="1"/>

--- a/docs/Relatorio_Sprint3_DevSecOps_RIVA.docx
+++ b/docs/Relatorio_Sprint3_DevSecOps_RIVA.docx
@@ -504,7 +504,7 @@
                 <w:sz w:val="19"/>
                 <w:szCs w:val="19"/>
               </w:rPr>
-              <w:t xml:space="preserve">145 testes automatizados — 100% de aprovação</w:t>
+              <w:t xml:space="preserve">156 testes automatizados — 100% de aprovação</w:t>
             </w:r>
           </w:p>
         </w:tc>
@@ -1337,6 +1337,25 @@
     </w:p>
     <w:p>
       <w:pPr>
+        <w:spacing w:after="60"/>
+        <w:ind w:left="320"/>
+      </w:pPr>
+      <w:hyperlink w:history="1" w:anchor="bm_2_5_auditoria_interna_do_codigo">
+        <w:r>
+          <w:rPr>
+            <w:rStyle w:val="Hyperlink"/>
+            <w:rFonts w:ascii="Calibri" w:cs="Calibri" w:eastAsia="Calibri" w:hAnsi="Calibri"/>
+            <w:b w:val="false"/>
+            <w:bCs w:val="false"/>
+            <w:sz w:val="19"/>
+            <w:szCs w:val="19"/>
+          </w:rPr>
+          <w:t xml:space="preserve">2.5 Auditoria interna e correções</w:t>
+        </w:r>
+      </w:hyperlink>
+    </w:p>
+    <w:p>
+      <w:pPr>
         <w:spacing w:after="120"/>
         <w:ind w:left="0"/>
       </w:pPr>
@@ -1601,7 +1620,7 @@
           <w:sz w:val="22"/>
           <w:szCs w:val="22"/>
         </w:rPr>
-        <w:t xml:space="preserve">Nas sprints anteriores de Cybersecurity a segurança do backend RIVA foi implementada como cinco blocos de defesa em profundidade (validação de entrada, autenticação/RBAC, proteção de APIs, criptografia/LGPD e logging/auditoria), documentada no arquivo SECURITY.md, com 145 testes automatizados e mapeamento contra o OWASP Top 10.</w:t>
+        <w:t xml:space="preserve">Nas sprints anteriores de Cybersecurity a segurança do backend RIVA foi implementada como cinco blocos de defesa em profundidade (validação de entrada, autenticação/RBAC, proteção de APIs, criptografia/LGPD e logging/auditoria), documentada no arquivo SECURITY.md, com 156 testes automatizados e mapeamento contra o OWASP Top 10.</w:t>
       </w:r>
     </w:p>
     <w:p>
@@ -2574,7 +2593,7 @@
                 <w:sz w:val="18"/>
                 <w:szCs w:val="18"/>
               </w:rPr>
-              <w:t xml:space="preserve">mvnw test + package · 145 testes</w:t>
+              <w:t xml:space="preserve">mvnw test + package · 156 testes</w:t>
             </w:r>
           </w:p>
         </w:tc>
@@ -2759,7 +2778,7 @@
                 <w:sz w:val="22"/>
                 <w:szCs w:val="22"/>
               </w:rPr>
-              <w:t xml:space="preserve"> — bloqueia PR com dependência vulnerável nova</w:t>
+              <w:t xml:space="preserve"> — alerta (warn-only) sobre dependência vulnerável nova no PR</w:t>
             </w:r>
           </w:p>
           <w:p>
@@ -6000,6 +6019,361 @@
           </w:p>
         </w:tc>
       </w:tr>
+      <w:tr>
+        <w:trPr>
+          <w:cantSplit/>
+        </w:trPr>
+        <w:tc>
+          <w:tcPr>
+            <w:tcW w:type="dxa" w:w="1504"/>
+            <w:tcMar>
+              <w:top w:type="dxa" w:w="70"/>
+              <w:left w:type="dxa" w:w="90"/>
+              <w:bottom w:type="dxa" w:w="70"/>
+              <w:right w:type="dxa" w:w="90"/>
+            </w:tcMar>
+            <w:vAlign w:val="center"/>
+          </w:tcPr>
+          <w:p>
+            <w:pPr>
+              <w:spacing w:after="0" w:line="260"/>
+            </w:pPr>
+            <w:r>
+              <w:rPr>
+                <w:rFonts w:ascii="Calibri" w:cs="Calibri" w:eastAsia="Calibri" w:hAnsi="Calibri"/>
+                <w:b w:val="false"/>
+                <w:bCs w:val="false"/>
+                <w:color w:val="000000"/>
+                <w:sz w:val="18"/>
+                <w:szCs w:val="18"/>
+              </w:rPr>
+              <w:t xml:space="preserve">IP real do cliente (anti-spoofing)  [novo]</w:t>
+            </w:r>
+          </w:p>
+        </w:tc>
+        <w:tc>
+          <w:tcPr>
+            <w:tcW w:type="dxa" w:w="4012"/>
+            <w:tcMar>
+              <w:top w:type="dxa" w:w="70"/>
+              <w:left w:type="dxa" w:w="90"/>
+              <w:bottom w:type="dxa" w:w="70"/>
+              <w:right w:type="dxa" w:w="90"/>
+            </w:tcMar>
+            <w:vAlign w:val="center"/>
+          </w:tcPr>
+          <w:p>
+            <w:pPr>
+              <w:spacing w:after="0" w:line="260"/>
+            </w:pPr>
+            <w:r>
+              <w:rPr>
+                <w:rFonts w:ascii="Calibri" w:cs="Calibri" w:eastAsia="Calibri" w:hAnsi="Calibri"/>
+                <w:b w:val="false"/>
+                <w:bCs w:val="false"/>
+                <w:color w:val="000000"/>
+                <w:sz w:val="18"/>
+                <w:szCs w:val="18"/>
+              </w:rPr>
+              <w:t xml:space="preserve">X-Forwarded-For só é confiado quando a conexão direta vem de rede interna/confiável (loopback, RFC1918); um cliente externo não consegue burlar o rate limit nem forjar o IP na trilha de auditoria</w:t>
+            </w:r>
+          </w:p>
+        </w:tc>
+        <w:tc>
+          <w:tcPr>
+            <w:tcW w:type="dxa" w:w="2507"/>
+            <w:tcMar>
+              <w:top w:type="dxa" w:w="70"/>
+              <w:left w:type="dxa" w:w="90"/>
+              <w:bottom w:type="dxa" w:w="70"/>
+              <w:right w:type="dxa" w:w="90"/>
+            </w:tcMar>
+            <w:vAlign w:val="center"/>
+          </w:tcPr>
+          <w:p>
+            <w:pPr>
+              <w:spacing w:after="0" w:line="260"/>
+            </w:pPr>
+            <w:r>
+              <w:rPr>
+                <w:rFonts w:ascii="Consolas" w:cs="Consolas" w:eastAsia="Consolas" w:hAnsi="Consolas"/>
+                <w:b w:val="false"/>
+                <w:bCs w:val="false"/>
+                <w:color w:val="000000"/>
+                <w:sz w:val="17"/>
+                <w:szCs w:val="17"/>
+              </w:rPr>
+              <w:t xml:space="preserve">security/ClientIpResolver.java</w:t>
+            </w:r>
+          </w:p>
+        </w:tc>
+        <w:tc>
+          <w:tcPr>
+            <w:tcW w:type="dxa" w:w="1003"/>
+            <w:tcMar>
+              <w:top w:type="dxa" w:w="70"/>
+              <w:left w:type="dxa" w:w="90"/>
+              <w:bottom w:type="dxa" w:w="70"/>
+              <w:right w:type="dxa" w:w="90"/>
+            </w:tcMar>
+            <w:vAlign w:val="center"/>
+          </w:tcPr>
+          <w:p>
+            <w:pPr>
+              <w:spacing w:after="0" w:line="260"/>
+            </w:pPr>
+            <w:r>
+              <w:rPr>
+                <w:rFonts w:ascii="Calibri" w:cs="Calibri" w:eastAsia="Calibri" w:hAnsi="Calibri"/>
+                <w:b w:val="false"/>
+                <w:bCs w:val="false"/>
+                <w:color w:val="000000"/>
+                <w:sz w:val="18"/>
+                <w:szCs w:val="18"/>
+              </w:rPr>
+              <w:t xml:space="preserve">esta sprint (auditoria)</w:t>
+            </w:r>
+          </w:p>
+        </w:tc>
+      </w:tr>
+      <w:tr>
+        <w:trPr>
+          <w:cantSplit/>
+        </w:trPr>
+        <w:tc>
+          <w:tcPr>
+            <w:tcW w:type="dxa" w:w="1504"/>
+            <w:shd w:fill="EEF2F8" w:val="clear"/>
+            <w:tcMar>
+              <w:top w:type="dxa" w:w="70"/>
+              <w:left w:type="dxa" w:w="90"/>
+              <w:bottom w:type="dxa" w:w="70"/>
+              <w:right w:type="dxa" w:w="90"/>
+            </w:tcMar>
+            <w:vAlign w:val="center"/>
+          </w:tcPr>
+          <w:p>
+            <w:pPr>
+              <w:spacing w:after="0" w:line="260"/>
+            </w:pPr>
+            <w:r>
+              <w:rPr>
+                <w:rFonts w:ascii="Calibri" w:cs="Calibri" w:eastAsia="Calibri" w:hAnsi="Calibri"/>
+                <w:b w:val="false"/>
+                <w:bCs w:val="false"/>
+                <w:color w:val="000000"/>
+                <w:sz w:val="18"/>
+                <w:szCs w:val="18"/>
+              </w:rPr>
+              <w:t xml:space="preserve">Fail-fast de segredos em produção  [novo]</w:t>
+            </w:r>
+          </w:p>
+        </w:tc>
+        <w:tc>
+          <w:tcPr>
+            <w:tcW w:type="dxa" w:w="4012"/>
+            <w:shd w:fill="EEF2F8" w:val="clear"/>
+            <w:tcMar>
+              <w:top w:type="dxa" w:w="70"/>
+              <w:left w:type="dxa" w:w="90"/>
+              <w:bottom w:type="dxa" w:w="70"/>
+              <w:right w:type="dxa" w:w="90"/>
+            </w:tcMar>
+            <w:vAlign w:val="center"/>
+          </w:tcPr>
+          <w:p>
+            <w:pPr>
+              <w:spacing w:after="0" w:line="260"/>
+            </w:pPr>
+            <w:r>
+              <w:rPr>
+                <w:rFonts w:ascii="Calibri" w:cs="Calibri" w:eastAsia="Calibri" w:hAnsi="Calibri"/>
+                <w:b w:val="false"/>
+                <w:bCs w:val="false"/>
+                <w:color w:val="000000"/>
+                <w:sz w:val="18"/>
+                <w:szCs w:val="18"/>
+              </w:rPr>
+              <w:t xml:space="preserve">A aplicação não sobe com profile prod se JWT_SECRET, AES_ENCRYPTION_KEY, EMAIL_HASH_SECRET, ADMIN_DEFAULT_PASSWORD (ou HMAC_SECRET, se habilitado) estiverem no valor de fallback de desenvolvimento</w:t>
+            </w:r>
+          </w:p>
+        </w:tc>
+        <w:tc>
+          <w:tcPr>
+            <w:tcW w:type="dxa" w:w="2507"/>
+            <w:shd w:fill="EEF2F8" w:val="clear"/>
+            <w:tcMar>
+              <w:top w:type="dxa" w:w="70"/>
+              <w:left w:type="dxa" w:w="90"/>
+              <w:bottom w:type="dxa" w:w="70"/>
+              <w:right w:type="dxa" w:w="90"/>
+            </w:tcMar>
+            <w:vAlign w:val="center"/>
+          </w:tcPr>
+          <w:p>
+            <w:pPr>
+              <w:spacing w:after="0" w:line="260"/>
+            </w:pPr>
+            <w:r>
+              <w:rPr>
+                <w:rFonts w:ascii="Consolas" w:cs="Consolas" w:eastAsia="Consolas" w:hAnsi="Consolas"/>
+                <w:b w:val="false"/>
+                <w:bCs w:val="false"/>
+                <w:color w:val="000000"/>
+                <w:sz w:val="17"/>
+                <w:szCs w:val="17"/>
+              </w:rPr>
+              <w:t xml:space="preserve">config/SecurityStartupValidator.java</w:t>
+            </w:r>
+          </w:p>
+        </w:tc>
+        <w:tc>
+          <w:tcPr>
+            <w:tcW w:type="dxa" w:w="1003"/>
+            <w:shd w:fill="EEF2F8" w:val="clear"/>
+            <w:tcMar>
+              <w:top w:type="dxa" w:w="70"/>
+              <w:left w:type="dxa" w:w="90"/>
+              <w:bottom w:type="dxa" w:w="70"/>
+              <w:right w:type="dxa" w:w="90"/>
+            </w:tcMar>
+            <w:vAlign w:val="center"/>
+          </w:tcPr>
+          <w:p>
+            <w:pPr>
+              <w:spacing w:after="0" w:line="260"/>
+            </w:pPr>
+            <w:r>
+              <w:rPr>
+                <w:rFonts w:ascii="Calibri" w:cs="Calibri" w:eastAsia="Calibri" w:hAnsi="Calibri"/>
+                <w:b w:val="false"/>
+                <w:bCs w:val="false"/>
+                <w:color w:val="000000"/>
+                <w:sz w:val="18"/>
+                <w:szCs w:val="18"/>
+              </w:rPr>
+              <w:t xml:space="preserve">esta sprint (auditoria)</w:t>
+            </w:r>
+          </w:p>
+        </w:tc>
+      </w:tr>
+      <w:tr>
+        <w:trPr>
+          <w:cantSplit/>
+        </w:trPr>
+        <w:tc>
+          <w:tcPr>
+            <w:tcW w:type="dxa" w:w="1504"/>
+            <w:tcMar>
+              <w:top w:type="dxa" w:w="70"/>
+              <w:left w:type="dxa" w:w="90"/>
+              <w:bottom w:type="dxa" w:w="70"/>
+              <w:right w:type="dxa" w:w="90"/>
+            </w:tcMar>
+            <w:vAlign w:val="center"/>
+          </w:tcPr>
+          <w:p>
+            <w:pPr>
+              <w:spacing w:after="0" w:line="260"/>
+            </w:pPr>
+            <w:r>
+              <w:rPr>
+                <w:rFonts w:ascii="Calibri" w:cs="Calibri" w:eastAsia="Calibri" w:hAnsi="Calibri"/>
+                <w:b w:val="false"/>
+                <w:bCs w:val="false"/>
+                <w:color w:val="000000"/>
+                <w:sz w:val="18"/>
+                <w:szCs w:val="18"/>
+              </w:rPr>
+              <w:t xml:space="preserve">Direito à exclusão (LGPD) acessível  [novo]</w:t>
+            </w:r>
+          </w:p>
+        </w:tc>
+        <w:tc>
+          <w:tcPr>
+            <w:tcW w:type="dxa" w:w="4012"/>
+            <w:tcMar>
+              <w:top w:type="dxa" w:w="70"/>
+              <w:left w:type="dxa" w:w="90"/>
+              <w:bottom w:type="dxa" w:w="70"/>
+              <w:right w:type="dxa" w:w="90"/>
+            </w:tcMar>
+            <w:vAlign w:val="center"/>
+          </w:tcPr>
+          <w:p>
+            <w:pPr>
+              <w:spacing w:after="0" w:line="260"/>
+            </w:pPr>
+            <w:r>
+              <w:rPr>
+                <w:rFonts w:ascii="Calibri" w:cs="Calibri" w:eastAsia="Calibri" w:hAnsi="Calibri"/>
+                <w:b w:val="false"/>
+                <w:bCs w:val="false"/>
+                <w:color w:val="000000"/>
+                <w:sz w:val="18"/>
+                <w:szCs w:val="18"/>
+              </w:rPr>
+              <w:t xml:space="preserve">DELETE /api/v1/users/{id} (somente ADMIN) aciona a anonimização irreversível do usuário; antes o serviço existia sem nenhum endpoint que o chamasse</w:t>
+            </w:r>
+          </w:p>
+        </w:tc>
+        <w:tc>
+          <w:tcPr>
+            <w:tcW w:type="dxa" w:w="2507"/>
+            <w:tcMar>
+              <w:top w:type="dxa" w:w="70"/>
+              <w:left w:type="dxa" w:w="90"/>
+              <w:bottom w:type="dxa" w:w="70"/>
+              <w:right w:type="dxa" w:w="90"/>
+            </w:tcMar>
+            <w:vAlign w:val="center"/>
+          </w:tcPr>
+          <w:p>
+            <w:pPr>
+              <w:spacing w:after="0" w:line="260"/>
+            </w:pPr>
+            <w:r>
+              <w:rPr>
+                <w:rFonts w:ascii="Consolas" w:cs="Consolas" w:eastAsia="Consolas" w:hAnsi="Consolas"/>
+                <w:b w:val="false"/>
+                <w:bCs w:val="false"/>
+                <w:color w:val="000000"/>
+                <w:sz w:val="17"/>
+                <w:szCs w:val="17"/>
+              </w:rPr>
+              <w:t xml:space="preserve">controller/UserController.java, service/AnonymizationService.java</w:t>
+            </w:r>
+          </w:p>
+        </w:tc>
+        <w:tc>
+          <w:tcPr>
+            <w:tcW w:type="dxa" w:w="1003"/>
+            <w:tcMar>
+              <w:top w:type="dxa" w:w="70"/>
+              <w:left w:type="dxa" w:w="90"/>
+              <w:bottom w:type="dxa" w:w="70"/>
+              <w:right w:type="dxa" w:w="90"/>
+            </w:tcMar>
+            <w:vAlign w:val="center"/>
+          </w:tcPr>
+          <w:p>
+            <w:pPr>
+              <w:spacing w:after="0" w:line="260"/>
+            </w:pPr>
+            <w:r>
+              <w:rPr>
+                <w:rFonts w:ascii="Calibri" w:cs="Calibri" w:eastAsia="Calibri" w:hAnsi="Calibri"/>
+                <w:b w:val="false"/>
+                <w:bCs w:val="false"/>
+                <w:color w:val="000000"/>
+                <w:sz w:val="18"/>
+                <w:szCs w:val="18"/>
+              </w:rPr>
+              <w:t xml:space="preserve">esta sprint (auditoria)</w:t>
+            </w:r>
+          </w:p>
+        </w:tc>
+      </w:tr>
     </w:tbl>
     <w:p>
       <w:pPr>
@@ -8642,6 +9016,1057 @@
       </w:r>
     </w:p>
     <w:p>
+      <w:pPr>
+        <w:pStyle w:val="Heading2"/>
+        <w:keepNext/>
+        <w:spacing w:after="120" w:before="280"/>
+      </w:pPr>
+      <w:bookmarkStart w:name="bm_2_5_auditoria_interna_do_codigo" w:id="139"/>
+      <w:r>
+        <w:rPr>
+          <w:rFonts w:ascii="Calibri" w:cs="Calibri" w:eastAsia="Calibri" w:hAnsi="Calibri"/>
+          <w:b/>
+          <w:bCs/>
+          <w:color w:val="2E4E6E"/>
+          <w:sz w:val="25"/>
+          <w:szCs w:val="25"/>
+        </w:rPr>
+        <w:t xml:space="preserve">2.5 Auditoria interna do código e correções adicionais</w:t>
+      </w:r>
+      <w:bookmarkEnd w:id="139"/>
+    </w:p>
+    <w:p>
+      <w:pPr>
+        <w:spacing w:after="120" w:line="276"/>
+      </w:pPr>
+      <w:r>
+        <w:rPr>
+          <w:rFonts w:ascii="Calibri" w:cs="Calibri" w:eastAsia="Calibri" w:hAnsi="Calibri"/>
+          <w:sz w:val="22"/>
+          <w:szCs w:val="22"/>
+        </w:rPr>
+        <w:t xml:space="preserve">Antes da entrega, todo o código de segurança passou por uma auditoria interna completa (autenticação, RBAC e filtros; proteção de dados e LGPD; logging, CI e observabilidade). Os achados acionáveis foram corrigidos no commit f9d6d7d (PR #42, já incorporado à branch main); o que não foi corrigido está registrado como limitação conhecida no SECURITY.md §14.</w:t>
+      </w:r>
+    </w:p>
+    <w:tbl>
+      <w:tblPr>
+        <w:tblW w:type="dxa" w:w="9026"/>
+        <w:tblBorders>
+          <w:top w:val="single" w:color="AAAAAA" w:sz="4"/>
+          <w:left w:val="single" w:color="AAAAAA" w:sz="4"/>
+          <w:bottom w:val="single" w:color="AAAAAA" w:sz="4"/>
+          <w:right w:val="single" w:color="AAAAAA" w:sz="4"/>
+          <w:insideH w:val="single" w:color="CCCCCC" w:sz="4"/>
+          <w:insideV w:val="single" w:color="CCCCCC" w:sz="4"/>
+        </w:tblBorders>
+      </w:tblPr>
+      <w:tblGrid>
+        <w:gridCol w:w="1504"/>
+        <w:gridCol w:w="4012"/>
+        <w:gridCol w:w="2507"/>
+        <w:gridCol w:w="1003"/>
+      </w:tblGrid>
+      <w:tr>
+        <w:trPr>
+          <w:cantSplit/>
+          <w:tblHeader/>
+        </w:trPr>
+        <w:tc>
+          <w:tcPr>
+            <w:tcW w:type="dxa" w:w="1504"/>
+            <w:shd w:fill="1F3864" w:val="clear"/>
+            <w:tcMar>
+              <w:top w:type="dxa" w:w="70"/>
+              <w:left w:type="dxa" w:w="90"/>
+              <w:bottom w:type="dxa" w:w="70"/>
+              <w:right w:type="dxa" w:w="90"/>
+            </w:tcMar>
+            <w:vAlign w:val="center"/>
+          </w:tcPr>
+          <w:p>
+            <w:pPr>
+              <w:spacing w:after="0" w:line="260"/>
+            </w:pPr>
+            <w:r>
+              <w:rPr>
+                <w:rFonts w:ascii="Calibri" w:cs="Calibri" w:eastAsia="Calibri" w:hAnsi="Calibri"/>
+                <w:b/>
+                <w:bCs/>
+                <w:color w:val="FFFFFF"/>
+                <w:sz w:val="18"/>
+                <w:szCs w:val="18"/>
+              </w:rPr>
+              <w:t xml:space="preserve">Achado (severidade)</w:t>
+            </w:r>
+          </w:p>
+        </w:tc>
+        <w:tc>
+          <w:tcPr>
+            <w:tcW w:type="dxa" w:w="4012"/>
+            <w:shd w:fill="1F3864" w:val="clear"/>
+            <w:tcMar>
+              <w:top w:type="dxa" w:w="70"/>
+              <w:left w:type="dxa" w:w="90"/>
+              <w:bottom w:type="dxa" w:w="70"/>
+              <w:right w:type="dxa" w:w="90"/>
+            </w:tcMar>
+            <w:vAlign w:val="center"/>
+          </w:tcPr>
+          <w:p>
+            <w:pPr>
+              <w:spacing w:after="0" w:line="260"/>
+            </w:pPr>
+            <w:r>
+              <w:rPr>
+                <w:rFonts w:ascii="Calibri" w:cs="Calibri" w:eastAsia="Calibri" w:hAnsi="Calibri"/>
+                <w:b/>
+                <w:bCs/>
+                <w:color w:val="FFFFFF"/>
+                <w:sz w:val="18"/>
+                <w:szCs w:val="18"/>
+              </w:rPr>
+              <w:t xml:space="preserve">Correção aplicada</w:t>
+            </w:r>
+          </w:p>
+        </w:tc>
+        <w:tc>
+          <w:tcPr>
+            <w:tcW w:type="dxa" w:w="2507"/>
+            <w:shd w:fill="1F3864" w:val="clear"/>
+            <w:tcMar>
+              <w:top w:type="dxa" w:w="70"/>
+              <w:left w:type="dxa" w:w="90"/>
+              <w:bottom w:type="dxa" w:w="70"/>
+              <w:right w:type="dxa" w:w="90"/>
+            </w:tcMar>
+            <w:vAlign w:val="center"/>
+          </w:tcPr>
+          <w:p>
+            <w:pPr>
+              <w:spacing w:after="0" w:line="260"/>
+            </w:pPr>
+            <w:r>
+              <w:rPr>
+                <w:rFonts w:ascii="Calibri" w:cs="Calibri" w:eastAsia="Calibri" w:hAnsi="Calibri"/>
+                <w:b/>
+                <w:bCs/>
+                <w:color w:val="FFFFFF"/>
+                <w:sz w:val="18"/>
+                <w:szCs w:val="18"/>
+              </w:rPr>
+              <w:t xml:space="preserve">Arquivo / classe</w:t>
+            </w:r>
+          </w:p>
+        </w:tc>
+        <w:tc>
+          <w:tcPr>
+            <w:tcW w:type="dxa" w:w="1003"/>
+            <w:shd w:fill="1F3864" w:val="clear"/>
+            <w:tcMar>
+              <w:top w:type="dxa" w:w="70"/>
+              <w:left w:type="dxa" w:w="90"/>
+              <w:bottom w:type="dxa" w:w="70"/>
+              <w:right w:type="dxa" w:w="90"/>
+            </w:tcMar>
+            <w:vAlign w:val="center"/>
+          </w:tcPr>
+          <w:p>
+            <w:pPr>
+              <w:spacing w:after="0" w:line="260"/>
+            </w:pPr>
+            <w:r>
+              <w:rPr>
+                <w:rFonts w:ascii="Calibri" w:cs="Calibri" w:eastAsia="Calibri" w:hAnsi="Calibri"/>
+                <w:b/>
+                <w:bCs/>
+                <w:color w:val="FFFFFF"/>
+                <w:sz w:val="18"/>
+                <w:szCs w:val="18"/>
+              </w:rPr>
+              <w:t xml:space="preserve">Verificação</w:t>
+            </w:r>
+          </w:p>
+        </w:tc>
+      </w:tr>
+      <w:tr>
+        <w:trPr>
+          <w:cantSplit/>
+        </w:trPr>
+        <w:tc>
+          <w:tcPr>
+            <w:tcW w:type="dxa" w:w="1504"/>
+            <w:tcMar>
+              <w:top w:type="dxa" w:w="70"/>
+              <w:left w:type="dxa" w:w="90"/>
+              <w:bottom w:type="dxa" w:w="70"/>
+              <w:right w:type="dxa" w:w="90"/>
+            </w:tcMar>
+            <w:vAlign w:val="center"/>
+          </w:tcPr>
+          <w:p>
+            <w:pPr>
+              <w:spacing w:after="0" w:line="260"/>
+            </w:pPr>
+            <w:r>
+              <w:rPr>
+                <w:rFonts w:ascii="Calibri" w:cs="Calibri" w:eastAsia="Calibri" w:hAnsi="Calibri"/>
+                <w:b w:val="false"/>
+                <w:bCs w:val="false"/>
+                <w:color w:val="000000"/>
+                <w:sz w:val="18"/>
+                <w:szCs w:val="18"/>
+              </w:rPr>
+              <w:t xml:space="preserve">X-Forwarded-For confiado sem validação (crítico): permitia burlar o rate limit do login e forjar o IP na auditoria</w:t>
+            </w:r>
+          </w:p>
+        </w:tc>
+        <w:tc>
+          <w:tcPr>
+            <w:tcW w:type="dxa" w:w="4012"/>
+            <w:tcMar>
+              <w:top w:type="dxa" w:w="70"/>
+              <w:left w:type="dxa" w:w="90"/>
+              <w:bottom w:type="dxa" w:w="70"/>
+              <w:right w:type="dxa" w:w="90"/>
+            </w:tcMar>
+            <w:vAlign w:val="center"/>
+          </w:tcPr>
+          <w:p>
+            <w:pPr>
+              <w:spacing w:after="0" w:line="260"/>
+            </w:pPr>
+            <w:r>
+              <w:rPr>
+                <w:rFonts w:ascii="Calibri" w:cs="Calibri" w:eastAsia="Calibri" w:hAnsi="Calibri"/>
+                <w:b w:val="false"/>
+                <w:bCs w:val="false"/>
+                <w:color w:val="000000"/>
+                <w:sz w:val="18"/>
+                <w:szCs w:val="18"/>
+              </w:rPr>
+              <w:t xml:space="preserve">O header só é honrado quando a conexão direta vem de rede interna/confiável</w:t>
+            </w:r>
+          </w:p>
+        </w:tc>
+        <w:tc>
+          <w:tcPr>
+            <w:tcW w:type="dxa" w:w="2507"/>
+            <w:tcMar>
+              <w:top w:type="dxa" w:w="70"/>
+              <w:left w:type="dxa" w:w="90"/>
+              <w:bottom w:type="dxa" w:w="70"/>
+              <w:right w:type="dxa" w:w="90"/>
+            </w:tcMar>
+            <w:vAlign w:val="center"/>
+          </w:tcPr>
+          <w:p>
+            <w:pPr>
+              <w:spacing w:after="0" w:line="260"/>
+            </w:pPr>
+            <w:r>
+              <w:rPr>
+                <w:rFonts w:ascii="Consolas" w:cs="Consolas" w:eastAsia="Consolas" w:hAnsi="Consolas"/>
+                <w:b w:val="false"/>
+                <w:bCs w:val="false"/>
+                <w:color w:val="000000"/>
+                <w:sz w:val="17"/>
+                <w:szCs w:val="17"/>
+              </w:rPr>
+              <w:t xml:space="preserve">security/ClientIpResolver.java, MdcFilter, RateLimitFilter</w:t>
+            </w:r>
+          </w:p>
+        </w:tc>
+        <w:tc>
+          <w:tcPr>
+            <w:tcW w:type="dxa" w:w="1003"/>
+            <w:tcMar>
+              <w:top w:type="dxa" w:w="70"/>
+              <w:left w:type="dxa" w:w="90"/>
+              <w:bottom w:type="dxa" w:w="70"/>
+              <w:right w:type="dxa" w:w="90"/>
+            </w:tcMar>
+            <w:vAlign w:val="center"/>
+          </w:tcPr>
+          <w:p>
+            <w:pPr>
+              <w:spacing w:after="0" w:line="260"/>
+            </w:pPr>
+            <w:r>
+              <w:rPr>
+                <w:rFonts w:ascii="Calibri" w:cs="Calibri" w:eastAsia="Calibri" w:hAnsi="Calibri"/>
+                <w:b w:val="false"/>
+                <w:bCs w:val="false"/>
+                <w:color w:val="000000"/>
+                <w:sz w:val="18"/>
+                <w:szCs w:val="18"/>
+              </w:rPr>
+              <w:t xml:space="preserve">RateLimitIntegrationTest, MdcFilterTest</w:t>
+            </w:r>
+          </w:p>
+        </w:tc>
+      </w:tr>
+      <w:tr>
+        <w:trPr>
+          <w:cantSplit/>
+        </w:trPr>
+        <w:tc>
+          <w:tcPr>
+            <w:tcW w:type="dxa" w:w="1504"/>
+            <w:shd w:fill="EEF2F8" w:val="clear"/>
+            <w:tcMar>
+              <w:top w:type="dxa" w:w="70"/>
+              <w:left w:type="dxa" w:w="90"/>
+              <w:bottom w:type="dxa" w:w="70"/>
+              <w:right w:type="dxa" w:w="90"/>
+            </w:tcMar>
+            <w:vAlign w:val="center"/>
+          </w:tcPr>
+          <w:p>
+            <w:pPr>
+              <w:spacing w:after="0" w:line="260"/>
+            </w:pPr>
+            <w:r>
+              <w:rPr>
+                <w:rFonts w:ascii="Calibri" w:cs="Calibri" w:eastAsia="Calibri" w:hAnsi="Calibri"/>
+                <w:b w:val="false"/>
+                <w:bCs w:val="false"/>
+                <w:color w:val="000000"/>
+                <w:sz w:val="18"/>
+                <w:szCs w:val="18"/>
+              </w:rPr>
+              <w:t xml:space="preserve">Segredos de desenvolvimento aceitos em produção (crítico)</w:t>
+            </w:r>
+          </w:p>
+        </w:tc>
+        <w:tc>
+          <w:tcPr>
+            <w:tcW w:type="dxa" w:w="4012"/>
+            <w:shd w:fill="EEF2F8" w:val="clear"/>
+            <w:tcMar>
+              <w:top w:type="dxa" w:w="70"/>
+              <w:left w:type="dxa" w:w="90"/>
+              <w:bottom w:type="dxa" w:w="70"/>
+              <w:right w:type="dxa" w:w="90"/>
+            </w:tcMar>
+            <w:vAlign w:val="center"/>
+          </w:tcPr>
+          <w:p>
+            <w:pPr>
+              <w:spacing w:after="0" w:line="260"/>
+            </w:pPr>
+            <w:r>
+              <w:rPr>
+                <w:rFonts w:ascii="Calibri" w:cs="Calibri" w:eastAsia="Calibri" w:hAnsi="Calibri"/>
+                <w:b w:val="false"/>
+                <w:bCs w:val="false"/>
+                <w:color w:val="000000"/>
+                <w:sz w:val="18"/>
+                <w:szCs w:val="18"/>
+              </w:rPr>
+              <w:t xml:space="preserve">Startup falha em profile prod se algum segredo estiver no valor de fallback</w:t>
+            </w:r>
+          </w:p>
+        </w:tc>
+        <w:tc>
+          <w:tcPr>
+            <w:tcW w:type="dxa" w:w="2507"/>
+            <w:shd w:fill="EEF2F8" w:val="clear"/>
+            <w:tcMar>
+              <w:top w:type="dxa" w:w="70"/>
+              <w:left w:type="dxa" w:w="90"/>
+              <w:bottom w:type="dxa" w:w="70"/>
+              <w:right w:type="dxa" w:w="90"/>
+            </w:tcMar>
+            <w:vAlign w:val="center"/>
+          </w:tcPr>
+          <w:p>
+            <w:pPr>
+              <w:spacing w:after="0" w:line="260"/>
+            </w:pPr>
+            <w:r>
+              <w:rPr>
+                <w:rFonts w:ascii="Consolas" w:cs="Consolas" w:eastAsia="Consolas" w:hAnsi="Consolas"/>
+                <w:b w:val="false"/>
+                <w:bCs w:val="false"/>
+                <w:color w:val="000000"/>
+                <w:sz w:val="17"/>
+                <w:szCs w:val="17"/>
+              </w:rPr>
+              <w:t xml:space="preserve">config/SecurityStartupValidator.java</w:t>
+            </w:r>
+          </w:p>
+        </w:tc>
+        <w:tc>
+          <w:tcPr>
+            <w:tcW w:type="dxa" w:w="1003"/>
+            <w:shd w:fill="EEF2F8" w:val="clear"/>
+            <w:tcMar>
+              <w:top w:type="dxa" w:w="70"/>
+              <w:left w:type="dxa" w:w="90"/>
+              <w:bottom w:type="dxa" w:w="70"/>
+              <w:right w:type="dxa" w:w="90"/>
+            </w:tcMar>
+            <w:vAlign w:val="center"/>
+          </w:tcPr>
+          <w:p>
+            <w:pPr>
+              <w:spacing w:after="0" w:line="260"/>
+            </w:pPr>
+            <w:r>
+              <w:rPr>
+                <w:rFonts w:ascii="Calibri" w:cs="Calibri" w:eastAsia="Calibri" w:hAnsi="Calibri"/>
+                <w:b w:val="false"/>
+                <w:bCs w:val="false"/>
+                <w:color w:val="000000"/>
+                <w:sz w:val="18"/>
+                <w:szCs w:val="18"/>
+              </w:rPr>
+              <w:t xml:space="preserve">SecurityStartupValidatorTest (8 testes)</w:t>
+            </w:r>
+          </w:p>
+        </w:tc>
+      </w:tr>
+      <w:tr>
+        <w:trPr>
+          <w:cantSplit/>
+        </w:trPr>
+        <w:tc>
+          <w:tcPr>
+            <w:tcW w:type="dxa" w:w="1504"/>
+            <w:tcMar>
+              <w:top w:type="dxa" w:w="70"/>
+              <w:left w:type="dxa" w:w="90"/>
+              <w:bottom w:type="dxa" w:w="70"/>
+              <w:right w:type="dxa" w:w="90"/>
+            </w:tcMar>
+            <w:vAlign w:val="center"/>
+          </w:tcPr>
+          <w:p>
+            <w:pPr>
+              <w:spacing w:after="0" w:line="260"/>
+            </w:pPr>
+            <w:r>
+              <w:rPr>
+                <w:rFonts w:ascii="Calibri" w:cs="Calibri" w:eastAsia="Calibri" w:hAnsi="Calibri"/>
+                <w:b w:val="false"/>
+                <w:bCs w:val="false"/>
+                <w:color w:val="000000"/>
+                <w:sz w:val="18"/>
+                <w:szCs w:val="18"/>
+              </w:rPr>
+              <w:t xml:space="preserve">Exclusão LGPD inalcançável, sem endpoint (crítico / compliance)</w:t>
+            </w:r>
+          </w:p>
+        </w:tc>
+        <w:tc>
+          <w:tcPr>
+            <w:tcW w:type="dxa" w:w="4012"/>
+            <w:tcMar>
+              <w:top w:type="dxa" w:w="70"/>
+              <w:left w:type="dxa" w:w="90"/>
+              <w:bottom w:type="dxa" w:w="70"/>
+              <w:right w:type="dxa" w:w="90"/>
+            </w:tcMar>
+            <w:vAlign w:val="center"/>
+          </w:tcPr>
+          <w:p>
+            <w:pPr>
+              <w:spacing w:after="0" w:line="260"/>
+            </w:pPr>
+            <w:r>
+              <w:rPr>
+                <w:rFonts w:ascii="Calibri" w:cs="Calibri" w:eastAsia="Calibri" w:hAnsi="Calibri"/>
+                <w:b w:val="false"/>
+                <w:bCs w:val="false"/>
+                <w:color w:val="000000"/>
+                <w:sz w:val="18"/>
+                <w:szCs w:val="18"/>
+              </w:rPr>
+              <w:t xml:space="preserve">DELETE /api/v1/users/{id} (ADMIN); usuário inexistente devolve 404 padronizado</w:t>
+            </w:r>
+          </w:p>
+        </w:tc>
+        <w:tc>
+          <w:tcPr>
+            <w:tcW w:type="dxa" w:w="2507"/>
+            <w:tcMar>
+              <w:top w:type="dxa" w:w="70"/>
+              <w:left w:type="dxa" w:w="90"/>
+              <w:bottom w:type="dxa" w:w="70"/>
+              <w:right w:type="dxa" w:w="90"/>
+            </w:tcMar>
+            <w:vAlign w:val="center"/>
+          </w:tcPr>
+          <w:p>
+            <w:pPr>
+              <w:spacing w:after="0" w:line="260"/>
+            </w:pPr>
+            <w:r>
+              <w:rPr>
+                <w:rFonts w:ascii="Consolas" w:cs="Consolas" w:eastAsia="Consolas" w:hAnsi="Consolas"/>
+                <w:b w:val="false"/>
+                <w:bCs w:val="false"/>
+                <w:color w:val="000000"/>
+                <w:sz w:val="17"/>
+                <w:szCs w:val="17"/>
+              </w:rPr>
+              <w:t xml:space="preserve">controller/UserController.java, service/AnonymizationService.java</w:t>
+            </w:r>
+          </w:p>
+        </w:tc>
+        <w:tc>
+          <w:tcPr>
+            <w:tcW w:type="dxa" w:w="1003"/>
+            <w:tcMar>
+              <w:top w:type="dxa" w:w="70"/>
+              <w:left w:type="dxa" w:w="90"/>
+              <w:bottom w:type="dxa" w:w="70"/>
+              <w:right w:type="dxa" w:w="90"/>
+            </w:tcMar>
+            <w:vAlign w:val="center"/>
+          </w:tcPr>
+          <w:p>
+            <w:pPr>
+              <w:spacing w:after="0" w:line="260"/>
+            </w:pPr>
+            <w:r>
+              <w:rPr>
+                <w:rFonts w:ascii="Calibri" w:cs="Calibri" w:eastAsia="Calibri" w:hAnsi="Calibri"/>
+                <w:b w:val="false"/>
+                <w:bCs w:val="false"/>
+                <w:color w:val="000000"/>
+                <w:sz w:val="18"/>
+                <w:szCs w:val="18"/>
+              </w:rPr>
+              <w:t xml:space="preserve">UserControllerIntegrationTest (3 testes)</w:t>
+            </w:r>
+          </w:p>
+        </w:tc>
+      </w:tr>
+      <w:tr>
+        <w:trPr>
+          <w:cantSplit/>
+        </w:trPr>
+        <w:tc>
+          <w:tcPr>
+            <w:tcW w:type="dxa" w:w="1504"/>
+            <w:shd w:fill="EEF2F8" w:val="clear"/>
+            <w:tcMar>
+              <w:top w:type="dxa" w:w="70"/>
+              <w:left w:type="dxa" w:w="90"/>
+              <w:bottom w:type="dxa" w:w="70"/>
+              <w:right w:type="dxa" w:w="90"/>
+            </w:tcMar>
+            <w:vAlign w:val="center"/>
+          </w:tcPr>
+          <w:p>
+            <w:pPr>
+              <w:spacing w:after="0" w:line="260"/>
+            </w:pPr>
+            <w:r>
+              <w:rPr>
+                <w:rFonts w:ascii="Calibri" w:cs="Calibri" w:eastAsia="Calibri" w:hAnsi="Calibri"/>
+                <w:b w:val="false"/>
+                <w:bCs w:val="false"/>
+                <w:color w:val="000000"/>
+                <w:sz w:val="18"/>
+                <w:szCs w:val="18"/>
+              </w:rPr>
+              <w:t xml:space="preserve">Logs duplicados quando os profiles dev e obs estavam ativos juntos (médio)</w:t>
+            </w:r>
+          </w:p>
+        </w:tc>
+        <w:tc>
+          <w:tcPr>
+            <w:tcW w:type="dxa" w:w="4012"/>
+            <w:shd w:fill="EEF2F8" w:val="clear"/>
+            <w:tcMar>
+              <w:top w:type="dxa" w:w="70"/>
+              <w:left w:type="dxa" w:w="90"/>
+              <w:bottom w:type="dxa" w:w="70"/>
+              <w:right w:type="dxa" w:w="90"/>
+            </w:tcMar>
+            <w:vAlign w:val="center"/>
+          </w:tcPr>
+          <w:p>
+            <w:pPr>
+              <w:spacing w:after="0" w:line="260"/>
+            </w:pPr>
+            <w:r>
+              <w:rPr>
+                <w:rFonts w:ascii="Calibri" w:cs="Calibri" w:eastAsia="Calibri" w:hAnsi="Calibri"/>
+                <w:b w:val="false"/>
+                <w:bCs w:val="false"/>
+                <w:color w:val="000000"/>
+                <w:sz w:val="18"/>
+                <w:szCs w:val="18"/>
+              </w:rPr>
+              <w:t xml:space="preserve">Condições de springProfile mutuamente exclusivas: dev/test, dev/test + obs e prod</w:t>
+            </w:r>
+          </w:p>
+        </w:tc>
+        <w:tc>
+          <w:tcPr>
+            <w:tcW w:type="dxa" w:w="2507"/>
+            <w:shd w:fill="EEF2F8" w:val="clear"/>
+            <w:tcMar>
+              <w:top w:type="dxa" w:w="70"/>
+              <w:left w:type="dxa" w:w="90"/>
+              <w:bottom w:type="dxa" w:w="70"/>
+              <w:right w:type="dxa" w:w="90"/>
+            </w:tcMar>
+            <w:vAlign w:val="center"/>
+          </w:tcPr>
+          <w:p>
+            <w:pPr>
+              <w:spacing w:after="0" w:line="260"/>
+            </w:pPr>
+            <w:r>
+              <w:rPr>
+                <w:rFonts w:ascii="Consolas" w:cs="Consolas" w:eastAsia="Consolas" w:hAnsi="Consolas"/>
+                <w:b w:val="false"/>
+                <w:bCs w:val="false"/>
+                <w:color w:val="000000"/>
+                <w:sz w:val="17"/>
+                <w:szCs w:val="17"/>
+              </w:rPr>
+              <w:t xml:space="preserve">logback-spring.xml</w:t>
+            </w:r>
+          </w:p>
+        </w:tc>
+        <w:tc>
+          <w:tcPr>
+            <w:tcW w:type="dxa" w:w="1003"/>
+            <w:shd w:fill="EEF2F8" w:val="clear"/>
+            <w:tcMar>
+              <w:top w:type="dxa" w:w="70"/>
+              <w:left w:type="dxa" w:w="90"/>
+              <w:bottom w:type="dxa" w:w="70"/>
+              <w:right w:type="dxa" w:w="90"/>
+            </w:tcMar>
+            <w:vAlign w:val="center"/>
+          </w:tcPr>
+          <w:p>
+            <w:pPr>
+              <w:spacing w:after="0" w:line="260"/>
+            </w:pPr>
+            <w:r>
+              <w:rPr>
+                <w:rFonts w:ascii="Calibri" w:cs="Calibri" w:eastAsia="Calibri" w:hAnsi="Calibri"/>
+                <w:b w:val="false"/>
+                <w:bCs w:val="false"/>
+                <w:color w:val="000000"/>
+                <w:sz w:val="18"/>
+                <w:szCs w:val="18"/>
+              </w:rPr>
+              <w:t xml:space="preserve">Execução da suíte: uma linha por evento</w:t>
+            </w:r>
+          </w:p>
+        </w:tc>
+      </w:tr>
+      <w:tr>
+        <w:trPr>
+          <w:cantSplit/>
+        </w:trPr>
+        <w:tc>
+          <w:tcPr>
+            <w:tcW w:type="dxa" w:w="1504"/>
+            <w:tcMar>
+              <w:top w:type="dxa" w:w="70"/>
+              <w:left w:type="dxa" w:w="90"/>
+              <w:bottom w:type="dxa" w:w="70"/>
+              <w:right w:type="dxa" w:w="90"/>
+            </w:tcMar>
+            <w:vAlign w:val="center"/>
+          </w:tcPr>
+          <w:p>
+            <w:pPr>
+              <w:spacing w:after="0" w:line="260"/>
+            </w:pPr>
+            <w:r>
+              <w:rPr>
+                <w:rFonts w:ascii="Calibri" w:cs="Calibri" w:eastAsia="Calibri" w:hAnsi="Calibri"/>
+                <w:b w:val="false"/>
+                <w:bCs w:val="false"/>
+                <w:color w:val="000000"/>
+                <w:sz w:val="18"/>
+                <w:szCs w:val="18"/>
+              </w:rPr>
+              <w:t xml:space="preserve">Token válido de usuário removido resultava em 500 não tratado (médio)</w:t>
+            </w:r>
+          </w:p>
+        </w:tc>
+        <w:tc>
+          <w:tcPr>
+            <w:tcW w:type="dxa" w:w="4012"/>
+            <w:tcMar>
+              <w:top w:type="dxa" w:w="70"/>
+              <w:left w:type="dxa" w:w="90"/>
+              <w:bottom w:type="dxa" w:w="70"/>
+              <w:right w:type="dxa" w:w="90"/>
+            </w:tcMar>
+            <w:vAlign w:val="center"/>
+          </w:tcPr>
+          <w:p>
+            <w:pPr>
+              <w:spacing w:after="0" w:line="260"/>
+            </w:pPr>
+            <w:r>
+              <w:rPr>
+                <w:rFonts w:ascii="Calibri" w:cs="Calibri" w:eastAsia="Calibri" w:hAnsi="Calibri"/>
+                <w:b w:val="false"/>
+                <w:bCs w:val="false"/>
+                <w:color w:val="000000"/>
+                <w:sz w:val="18"/>
+                <w:szCs w:val="18"/>
+              </w:rPr>
+              <w:t xml:space="preserve">UsernameNotFoundException tratada: segue sem autenticar e a cadeia responde 401 padronizado</w:t>
+            </w:r>
+          </w:p>
+        </w:tc>
+        <w:tc>
+          <w:tcPr>
+            <w:tcW w:type="dxa" w:w="2507"/>
+            <w:tcMar>
+              <w:top w:type="dxa" w:w="70"/>
+              <w:left w:type="dxa" w:w="90"/>
+              <w:bottom w:type="dxa" w:w="70"/>
+              <w:right w:type="dxa" w:w="90"/>
+            </w:tcMar>
+            <w:vAlign w:val="center"/>
+          </w:tcPr>
+          <w:p>
+            <w:pPr>
+              <w:spacing w:after="0" w:line="260"/>
+            </w:pPr>
+            <w:r>
+              <w:rPr>
+                <w:rFonts w:ascii="Consolas" w:cs="Consolas" w:eastAsia="Consolas" w:hAnsi="Consolas"/>
+                <w:b w:val="false"/>
+                <w:bCs w:val="false"/>
+                <w:color w:val="000000"/>
+                <w:sz w:val="17"/>
+                <w:szCs w:val="17"/>
+              </w:rPr>
+              <w:t xml:space="preserve">security/jwt/JwtAuthenticationFilter.java</w:t>
+            </w:r>
+          </w:p>
+        </w:tc>
+        <w:tc>
+          <w:tcPr>
+            <w:tcW w:type="dxa" w:w="1003"/>
+            <w:tcMar>
+              <w:top w:type="dxa" w:w="70"/>
+              <w:left w:type="dxa" w:w="90"/>
+              <w:bottom w:type="dxa" w:w="70"/>
+              <w:right w:type="dxa" w:w="90"/>
+            </w:tcMar>
+            <w:vAlign w:val="center"/>
+          </w:tcPr>
+          <w:p>
+            <w:pPr>
+              <w:spacing w:after="0" w:line="260"/>
+            </w:pPr>
+            <w:r>
+              <w:rPr>
+                <w:rFonts w:ascii="Calibri" w:cs="Calibri" w:eastAsia="Calibri" w:hAnsi="Calibri"/>
+                <w:b w:val="false"/>
+                <w:bCs w:val="false"/>
+                <w:color w:val="000000"/>
+                <w:sz w:val="18"/>
+                <w:szCs w:val="18"/>
+              </w:rPr>
+              <w:t xml:space="preserve">SecurityFilterChainIntegrationTest</w:t>
+            </w:r>
+          </w:p>
+        </w:tc>
+      </w:tr>
+      <w:tr>
+        <w:trPr>
+          <w:cantSplit/>
+        </w:trPr>
+        <w:tc>
+          <w:tcPr>
+            <w:tcW w:type="dxa" w:w="1504"/>
+            <w:shd w:fill="EEF2F8" w:val="clear"/>
+            <w:tcMar>
+              <w:top w:type="dxa" w:w="70"/>
+              <w:left w:type="dxa" w:w="90"/>
+              <w:bottom w:type="dxa" w:w="70"/>
+              <w:right w:type="dxa" w:w="90"/>
+            </w:tcMar>
+            <w:vAlign w:val="center"/>
+          </w:tcPr>
+          <w:p>
+            <w:pPr>
+              <w:spacing w:after="0" w:line="260"/>
+            </w:pPr>
+            <w:r>
+              <w:rPr>
+                <w:rFonts w:ascii="Calibri" w:cs="Calibri" w:eastAsia="Calibri" w:hAnsi="Calibri"/>
+                <w:b w:val="false"/>
+                <w:bCs w:val="false"/>
+                <w:color w:val="000000"/>
+                <w:sz w:val="18"/>
+                <w:szCs w:val="18"/>
+              </w:rPr>
+              <w:t xml:space="preserve">Mapas por IP sem limpeza: crescimento indefinido de memória (médio)</w:t>
+            </w:r>
+          </w:p>
+        </w:tc>
+        <w:tc>
+          <w:tcPr>
+            <w:tcW w:type="dxa" w:w="4012"/>
+            <w:shd w:fill="EEF2F8" w:val="clear"/>
+            <w:tcMar>
+              <w:top w:type="dxa" w:w="70"/>
+              <w:left w:type="dxa" w:w="90"/>
+              <w:bottom w:type="dxa" w:w="70"/>
+              <w:right w:type="dxa" w:w="90"/>
+            </w:tcMar>
+            <w:vAlign w:val="center"/>
+          </w:tcPr>
+          <w:p>
+            <w:pPr>
+              <w:spacing w:after="0" w:line="260"/>
+            </w:pPr>
+            <w:r>
+              <w:rPr>
+                <w:rFonts w:ascii="Calibri" w:cs="Calibri" w:eastAsia="Calibri" w:hAnsi="Calibri"/>
+                <w:b w:val="false"/>
+                <w:bCs w:val="false"/>
+                <w:color w:val="000000"/>
+                <w:sz w:val="18"/>
+                <w:szCs w:val="18"/>
+              </w:rPr>
+              <w:t xml:space="preserve">Limpeza agendada dos buckets e do histórico de falhas de login</w:t>
+            </w:r>
+          </w:p>
+        </w:tc>
+        <w:tc>
+          <w:tcPr>
+            <w:tcW w:type="dxa" w:w="2507"/>
+            <w:shd w:fill="EEF2F8" w:val="clear"/>
+            <w:tcMar>
+              <w:top w:type="dxa" w:w="70"/>
+              <w:left w:type="dxa" w:w="90"/>
+              <w:bottom w:type="dxa" w:w="70"/>
+              <w:right w:type="dxa" w:w="90"/>
+            </w:tcMar>
+            <w:vAlign w:val="center"/>
+          </w:tcPr>
+          <w:p>
+            <w:pPr>
+              <w:spacing w:after="0" w:line="260"/>
+            </w:pPr>
+            <w:r>
+              <w:rPr>
+                <w:rFonts w:ascii="Consolas" w:cs="Consolas" w:eastAsia="Consolas" w:hAnsi="Consolas"/>
+                <w:b w:val="false"/>
+                <w:bCs w:val="false"/>
+                <w:color w:val="000000"/>
+                <w:sz w:val="17"/>
+                <w:szCs w:val="17"/>
+              </w:rPr>
+              <w:t xml:space="preserve">RateLimitFilter, LoginAttemptService</w:t>
+            </w:r>
+          </w:p>
+        </w:tc>
+        <w:tc>
+          <w:tcPr>
+            <w:tcW w:type="dxa" w:w="1003"/>
+            <w:shd w:fill="EEF2F8" w:val="clear"/>
+            <w:tcMar>
+              <w:top w:type="dxa" w:w="70"/>
+              <w:left w:type="dxa" w:w="90"/>
+              <w:bottom w:type="dxa" w:w="70"/>
+              <w:right w:type="dxa" w:w="90"/>
+            </w:tcMar>
+            <w:vAlign w:val="center"/>
+          </w:tcPr>
+          <w:p>
+            <w:pPr>
+              <w:spacing w:after="0" w:line="260"/>
+            </w:pPr>
+            <w:r>
+              <w:rPr>
+                <w:rFonts w:ascii="Calibri" w:cs="Calibri" w:eastAsia="Calibri" w:hAnsi="Calibri"/>
+                <w:b w:val="false"/>
+                <w:bCs w:val="false"/>
+                <w:color w:val="000000"/>
+                <w:sz w:val="18"/>
+                <w:szCs w:val="18"/>
+              </w:rPr>
+              <w:t xml:space="preserve">LoginAttemptServiceTest</w:t>
+            </w:r>
+          </w:p>
+        </w:tc>
+      </w:tr>
+      <w:tr>
+        <w:trPr>
+          <w:cantSplit/>
+        </w:trPr>
+        <w:tc>
+          <w:tcPr>
+            <w:tcW w:type="dxa" w:w="1504"/>
+            <w:tcMar>
+              <w:top w:type="dxa" w:w="70"/>
+              <w:left w:type="dxa" w:w="90"/>
+              <w:bottom w:type="dxa" w:w="70"/>
+              <w:right w:type="dxa" w:w="90"/>
+            </w:tcMar>
+            <w:vAlign w:val="center"/>
+          </w:tcPr>
+          <w:p>
+            <w:pPr>
+              <w:spacing w:after="0" w:line="260"/>
+            </w:pPr>
+            <w:r>
+              <w:rPr>
+                <w:rFonts w:ascii="Calibri" w:cs="Calibri" w:eastAsia="Calibri" w:hAnsi="Calibri"/>
+                <w:b w:val="false"/>
+                <w:bCs w:val="false"/>
+                <w:color w:val="000000"/>
+                <w:sz w:val="18"/>
+                <w:szCs w:val="18"/>
+              </w:rPr>
+              <w:t xml:space="preserve">Workflows de CI sem permissions explícitas (baixo)</w:t>
+            </w:r>
+          </w:p>
+        </w:tc>
+        <w:tc>
+          <w:tcPr>
+            <w:tcW w:type="dxa" w:w="4012"/>
+            <w:tcMar>
+              <w:top w:type="dxa" w:w="70"/>
+              <w:left w:type="dxa" w:w="90"/>
+              <w:bottom w:type="dxa" w:w="70"/>
+              <w:right w:type="dxa" w:w="90"/>
+            </w:tcMar>
+            <w:vAlign w:val="center"/>
+          </w:tcPr>
+          <w:p>
+            <w:pPr>
+              <w:spacing w:after="0" w:line="260"/>
+            </w:pPr>
+            <w:r>
+              <w:rPr>
+                <w:rFonts w:ascii="Calibri" w:cs="Calibri" w:eastAsia="Calibri" w:hAnsi="Calibri"/>
+                <w:b w:val="false"/>
+                <w:bCs w:val="false"/>
+                <w:color w:val="000000"/>
+                <w:sz w:val="18"/>
+                <w:szCs w:val="18"/>
+              </w:rPr>
+              <w:t xml:space="preserve">permissions: contents: read (privilégio mínimo)</w:t>
+            </w:r>
+          </w:p>
+        </w:tc>
+        <w:tc>
+          <w:tcPr>
+            <w:tcW w:type="dxa" w:w="2507"/>
+            <w:tcMar>
+              <w:top w:type="dxa" w:w="70"/>
+              <w:left w:type="dxa" w:w="90"/>
+              <w:bottom w:type="dxa" w:w="70"/>
+              <w:right w:type="dxa" w:w="90"/>
+            </w:tcMar>
+            <w:vAlign w:val="center"/>
+          </w:tcPr>
+          <w:p>
+            <w:pPr>
+              <w:spacing w:after="0" w:line="260"/>
+            </w:pPr>
+            <w:r>
+              <w:rPr>
+                <w:rFonts w:ascii="Consolas" w:cs="Consolas" w:eastAsia="Consolas" w:hAnsi="Consolas"/>
+                <w:b w:val="false"/>
+                <w:bCs w:val="false"/>
+                <w:color w:val="000000"/>
+                <w:sz w:val="17"/>
+                <w:szCs w:val="17"/>
+              </w:rPr>
+              <w:t xml:space="preserve">.github/workflows/develop.yml, production.yml</w:t>
+            </w:r>
+          </w:p>
+        </w:tc>
+        <w:tc>
+          <w:tcPr>
+            <w:tcW w:type="dxa" w:w="1003"/>
+            <w:tcMar>
+              <w:top w:type="dxa" w:w="70"/>
+              <w:left w:type="dxa" w:w="90"/>
+              <w:bottom w:type="dxa" w:w="70"/>
+              <w:right w:type="dxa" w:w="90"/>
+            </w:tcMar>
+            <w:vAlign w:val="center"/>
+          </w:tcPr>
+          <w:p>
+            <w:pPr>
+              <w:spacing w:after="0" w:line="260"/>
+            </w:pPr>
+            <w:r>
+              <w:rPr>
+                <w:rFonts w:ascii="Calibri" w:cs="Calibri" w:eastAsia="Calibri" w:hAnsi="Calibri"/>
+                <w:b w:val="false"/>
+                <w:bCs w:val="false"/>
+                <w:color w:val="000000"/>
+                <w:sz w:val="18"/>
+                <w:szCs w:val="18"/>
+              </w:rPr>
+              <w:t xml:space="preserve">CI verde na PR #42</w:t>
+            </w:r>
+          </w:p>
+        </w:tc>
+      </w:tr>
+    </w:tbl>
+    <w:p>
+      <w:pPr>
+        <w:spacing w:after="120" w:line="276"/>
+      </w:pPr>
+      <w:r>
+        <w:rPr>
+          <w:rFonts w:ascii="Calibri" w:cs="Calibri" w:eastAsia="Calibri" w:hAnsi="Calibri"/>
+          <w:b/>
+          <w:bCs/>
+          <w:sz w:val="22"/>
+          <w:szCs w:val="22"/>
+        </w:rPr>
+        <w:t xml:space="preserve">Validação: </w:t>
+      </w:r>
+      <w:r>
+        <w:rPr>
+          <w:rFonts w:ascii="Calibri" w:cs="Calibri" w:eastAsia="Calibri" w:hAnsi="Calibri"/>
+          <w:sz w:val="22"/>
+          <w:szCs w:val="22"/>
+        </w:rPr>
+        <w:t xml:space="preserve">./mvnw clean test → 156/156 testes passando (145 anteriores + 8 de SecurityStartupValidatorTest + 3 de UserControllerIntegrationTest); pipeline de segurança (Gitleaks, Semgrep, Trivy, Dependency-Check) verde no commit da main.</w:t>
+      </w:r>
+    </w:p>
+    <w:p>
+      <w:pPr>
+        <w:spacing w:after="120" w:line="276"/>
+      </w:pPr>
+      <w:r>
+        <w:rPr>
+          <w:rFonts w:ascii="Calibri" w:cs="Calibri" w:eastAsia="Calibri" w:hAnsi="Calibri"/>
+          <w:b/>
+          <w:bCs/>
+          <w:sz w:val="22"/>
+          <w:szCs w:val="22"/>
+        </w:rPr>
+        <w:t xml:space="preserve">Limitações conhecidas (documentadas, não corrigidas): </w:t>
+      </w:r>
+      <w:r>
+        <w:rPr>
+          <w:rFonts w:ascii="Calibri" w:cs="Calibri" w:eastAsia="Calibri" w:hAnsi="Calibri"/>
+          <w:sz w:val="22"/>
+          <w:szCs w:val="22"/>
+        </w:rPr>
+        <w:t xml:space="preserve">HMAC de payload sem proteção a replay; InputSanitizer.sanitize() não plugado globalmente (a rejeição via @SafeText + @Pattern está ativa); gate de CI parcial (apenas o Secret Scanning bloqueia o merge); revogação de access token não é imediata (máx. 30 min).</w:t>
+      </w:r>
+    </w:p>
+    <w:p>
       <w:r>
         <w:br w:type="page"/>
       </w:r>
@@ -15441,6 +16866,69 @@
           </w:p>
         </w:tc>
       </w:tr>
+      <w:tr>
+        <w:trPr>
+          <w:cantSplit/>
+        </w:trPr>
+        <w:tc>
+          <w:tcPr>
+            <w:tcW w:type="dxa" w:w="2347"/>
+            <w:shd w:fill="EEF2F8" w:val="clear"/>
+            <w:tcMar>
+              <w:top w:type="dxa" w:w="70"/>
+              <w:left w:type="dxa" w:w="90"/>
+              <w:bottom w:type="dxa" w:w="70"/>
+              <w:right w:type="dxa" w:w="90"/>
+            </w:tcMar>
+            <w:vAlign w:val="center"/>
+          </w:tcPr>
+          <w:p>
+            <w:pPr>
+              <w:spacing w:after="0" w:line="260"/>
+            </w:pPr>
+            <w:r>
+              <w:rPr>
+                <w:rFonts w:ascii="Calibri" w:cs="Calibri" w:eastAsia="Calibri" w:hAnsi="Calibri"/>
+                <w:b w:val="false"/>
+                <w:bCs w:val="false"/>
+                <w:color w:val="000000"/>
+                <w:sz w:val="18"/>
+                <w:szCs w:val="18"/>
+              </w:rPr>
+              <w:t xml:space="preserve">Telemetria e localização</w:t>
+            </w:r>
+          </w:p>
+        </w:tc>
+        <w:tc>
+          <w:tcPr>
+            <w:tcW w:type="dxa" w:w="6679"/>
+            <w:shd w:fill="EEF2F8" w:val="clear"/>
+            <w:tcMar>
+              <w:top w:type="dxa" w:w="70"/>
+              <w:left w:type="dxa" w:w="90"/>
+              <w:bottom w:type="dxa" w:w="70"/>
+              <w:right w:type="dxa" w:w="90"/>
+            </w:tcMar>
+            <w:vAlign w:val="center"/>
+          </w:tcPr>
+          <w:p>
+            <w:pPr>
+              <w:spacing w:after="0" w:line="260"/>
+            </w:pPr>
+            <w:r>
+              <w:rPr>
+                <w:rFonts w:ascii="Calibri" w:cs="Calibri" w:eastAsia="Calibri" w:hAnsi="Calibri"/>
+                <w:b w:val="false"/>
+                <w:bCs w:val="false"/>
+                <w:color w:val="000000"/>
+                <w:sz w:val="18"/>
+                <w:szCs w:val="18"/>
+              </w:rPr>
+              <w:t xml:space="preserve">O backend RIVA não coleta localização nem telemetria de dispositivos. Se o app mobile ou um componente IoT passarem a enviá-las: minimização e finalidade declarada, consentimento explícito e revogável, precisão reduzida (arredondamento/geohash) quando possível, cifragem em trânsito e em repouso, retenção curta e pseudonimização (mesma política do AuditLog)</w:t>
+            </w:r>
+          </w:p>
+        </w:tc>
+      </w:tr>
     </w:tbl>
     <w:p>
       <w:pPr>
@@ -16111,7 +17599,7 @@
                 <w:sz w:val="18"/>
                 <w:szCs w:val="18"/>
               </w:rPr>
-              <w:t xml:space="preserve">SAST (Semgrep), Secret Scanning (Gitleaks), 145 testes automatizados</w:t>
+              <w:t xml:space="preserve">SAST (Semgrep), Secret Scanning (Gitleaks), 156 testes automatizados</w:t>
             </w:r>
           </w:p>
         </w:tc>
@@ -18246,7 +19734,7 @@
                 <w:sz w:val="18"/>
                 <w:szCs w:val="18"/>
               </w:rPr>
-              <w:t xml:space="preserve">InputSanitizer, DTOs, 145 testes</w:t>
+              <w:t xml:space="preserve">InputSanitizer, DTOs, 156 testes</w:t>
             </w:r>
           </w:p>
         </w:tc>
@@ -20879,7 +22367,7 @@
                 <w:sz w:val="18"/>
                 <w:szCs w:val="18"/>
               </w:rPr>
-              <w:t xml:space="preserve">login OK/falho, registro de usuário, anonimização (LGPD), brute force detectado, rate limit, HMAC inválido, 404 de scan, acesso negado</w:t>
+              <w:t xml:space="preserve">login OK/falho, alterações críticas de conta (registro e anonimização de usuário — LGPD), brute force detectado, rate limit, HMAC inválido, 404 de scan, acesso negado</w:t>
             </w:r>
           </w:p>
         </w:tc>
@@ -23040,6 +24528,374 @@
         <w:t xml:space="preserve">SLOs de referência: disponibilidade 99,5% mensal; p99 &lt; 500 ms; erro 5xx &lt; 1%.</w:t>
       </w:r>
     </w:p>
+    <w:p>
+      <w:pPr>
+        <w:pStyle w:val="Heading3"/>
+        <w:keepNext/>
+        <w:spacing w:after="120" w:before="200"/>
+      </w:pPr>
+      <w:bookmarkStart w:name="bm_cobertura_por_componente" w:id="140"/>
+      <w:r>
+        <w:rPr>
+          <w:rFonts w:ascii="Calibri" w:cs="Calibri" w:eastAsia="Calibri" w:hAnsi="Calibri"/>
+          <w:b/>
+          <w:bCs/>
+          <w:color w:val="44546A"/>
+          <w:sz w:val="22"/>
+          <w:szCs w:val="22"/>
+        </w:rPr>
+        <w:t xml:space="preserve">Cobertura por componente (API, mobile, IoT e ML)</w:t>
+      </w:r>
+      <w:bookmarkEnd w:id="140"/>
+    </w:p>
+    <w:p>
+      <w:pPr>
+        <w:pStyle w:val="ListParagraph"/>
+        <w:keepNext w:val="false"/>
+        <w:numPr>
+          <w:ilvl w:val="0"/>
+          <w:numId w:val="1"/>
+        </w:numPr>
+        <w:spacing w:after="60" w:line="276"/>
+      </w:pPr>
+      <w:r>
+        <w:rPr>
+          <w:rFonts w:ascii="Calibri" w:cs="Calibri" w:eastAsia="Calibri" w:hAnsi="Calibri"/>
+          <w:sz w:val="22"/>
+          <w:szCs w:val="22"/>
+        </w:rPr>
+        <w:t xml:space="preserve">Escopo do edital: métricas e alertas para API, mobile, IoT e ML. A API está implementada e evidenciada; os demais componentes têm o plano de monitoramento definido como referência, para quando forem integrados.</w:t>
+      </w:r>
+    </w:p>
+    <w:tbl>
+      <w:tblPr>
+        <w:tblW w:type="dxa" w:w="9026"/>
+        <w:tblBorders>
+          <w:top w:val="single" w:color="AAAAAA" w:sz="4"/>
+          <w:left w:val="single" w:color="AAAAAA" w:sz="4"/>
+          <w:bottom w:val="single" w:color="AAAAAA" w:sz="4"/>
+          <w:right w:val="single" w:color="AAAAAA" w:sz="4"/>
+          <w:insideH w:val="single" w:color="CCCCCC" w:sz="4"/>
+          <w:insideV w:val="single" w:color="CCCCCC" w:sz="4"/>
+        </w:tblBorders>
+      </w:tblPr>
+      <w:tblGrid>
+        <w:gridCol w:w="2347"/>
+        <w:gridCol w:w="6679"/>
+      </w:tblGrid>
+      <w:tr>
+        <w:trPr>
+          <w:cantSplit/>
+          <w:tblHeader/>
+        </w:trPr>
+        <w:tc>
+          <w:tcPr>
+            <w:tcW w:type="dxa" w:w="2347"/>
+            <w:shd w:fill="1F3864" w:val="clear"/>
+            <w:tcMar>
+              <w:top w:type="dxa" w:w="70"/>
+              <w:left w:type="dxa" w:w="90"/>
+              <w:bottom w:type="dxa" w:w="70"/>
+              <w:right w:type="dxa" w:w="90"/>
+            </w:tcMar>
+            <w:vAlign w:val="center"/>
+          </w:tcPr>
+          <w:p>
+            <w:pPr>
+              <w:spacing w:after="0" w:line="260"/>
+            </w:pPr>
+            <w:r>
+              <w:rPr>
+                <w:rFonts w:ascii="Calibri" w:cs="Calibri" w:eastAsia="Calibri" w:hAnsi="Calibri"/>
+                <w:b/>
+                <w:bCs/>
+                <w:color w:val="FFFFFF"/>
+                <w:sz w:val="18"/>
+                <w:szCs w:val="18"/>
+              </w:rPr>
+              <w:t xml:space="preserve">Componente</w:t>
+            </w:r>
+          </w:p>
+        </w:tc>
+        <w:tc>
+          <w:tcPr>
+            <w:tcW w:type="dxa" w:w="6679"/>
+            <w:shd w:fill="1F3864" w:val="clear"/>
+            <w:tcMar>
+              <w:top w:type="dxa" w:w="70"/>
+              <w:left w:type="dxa" w:w="90"/>
+              <w:bottom w:type="dxa" w:w="70"/>
+              <w:right w:type="dxa" w:w="90"/>
+            </w:tcMar>
+            <w:vAlign w:val="center"/>
+          </w:tcPr>
+          <w:p>
+            <w:pPr>
+              <w:spacing w:after="0" w:line="260"/>
+            </w:pPr>
+            <w:r>
+              <w:rPr>
+                <w:rFonts w:ascii="Calibri" w:cs="Calibri" w:eastAsia="Calibri" w:hAnsi="Calibri"/>
+                <w:b/>
+                <w:bCs/>
+                <w:color w:val="FFFFFF"/>
+                <w:sz w:val="18"/>
+                <w:szCs w:val="18"/>
+              </w:rPr>
+              <w:t xml:space="preserve">Métricas e alertas</w:t>
+            </w:r>
+          </w:p>
+        </w:tc>
+      </w:tr>
+      <w:tr>
+        <w:trPr>
+          <w:cantSplit/>
+        </w:trPr>
+        <w:tc>
+          <w:tcPr>
+            <w:tcW w:type="dxa" w:w="2347"/>
+            <w:tcMar>
+              <w:top w:type="dxa" w:w="70"/>
+              <w:left w:type="dxa" w:w="90"/>
+              <w:bottom w:type="dxa" w:w="70"/>
+              <w:right w:type="dxa" w:w="90"/>
+            </w:tcMar>
+            <w:vAlign w:val="center"/>
+          </w:tcPr>
+          <w:p>
+            <w:pPr>
+              <w:spacing w:after="0" w:line="260"/>
+            </w:pPr>
+            <w:r>
+              <w:rPr>
+                <w:rFonts w:ascii="Calibri" w:cs="Calibri" w:eastAsia="Calibri" w:hAnsi="Calibri"/>
+                <w:b w:val="false"/>
+                <w:bCs w:val="false"/>
+                <w:color w:val="000000"/>
+                <w:sz w:val="18"/>
+                <w:szCs w:val="18"/>
+              </w:rPr>
+              <w:t xml:space="preserve">API (implementado)</w:t>
+            </w:r>
+          </w:p>
+        </w:tc>
+        <w:tc>
+          <w:tcPr>
+            <w:tcW w:type="dxa" w:w="6679"/>
+            <w:tcMar>
+              <w:top w:type="dxa" w:w="70"/>
+              <w:left w:type="dxa" w:w="90"/>
+              <w:bottom w:type="dxa" w:w="70"/>
+              <w:right w:type="dxa" w:w="90"/>
+            </w:tcMar>
+            <w:vAlign w:val="center"/>
+          </w:tcPr>
+          <w:p>
+            <w:pPr>
+              <w:spacing w:after="0" w:line="260"/>
+            </w:pPr>
+            <w:r>
+              <w:rPr>
+                <w:rFonts w:ascii="Calibri" w:cs="Calibri" w:eastAsia="Calibri" w:hAnsi="Calibri"/>
+                <w:b w:val="false"/>
+                <w:bCs w:val="false"/>
+                <w:color w:val="000000"/>
+                <w:sz w:val="18"/>
+                <w:szCs w:val="18"/>
+              </w:rPr>
+              <w:t xml:space="preserve">Actuator + Micrometer: taxa, status e latência p50/p95/p99, JVM, CPU, pool de conexões; logs JSON com trace_id/user_id/client_ip; 11 regras de alerta (tabela acima) no Prometheus/Alertmanager</w:t>
+            </w:r>
+          </w:p>
+        </w:tc>
+      </w:tr>
+      <w:tr>
+        <w:trPr>
+          <w:cantSplit/>
+        </w:trPr>
+        <w:tc>
+          <w:tcPr>
+            <w:tcW w:type="dxa" w:w="2347"/>
+            <w:shd w:fill="EEF2F8" w:val="clear"/>
+            <w:tcMar>
+              <w:top w:type="dxa" w:w="70"/>
+              <w:left w:type="dxa" w:w="90"/>
+              <w:bottom w:type="dxa" w:w="70"/>
+              <w:right w:type="dxa" w:w="90"/>
+            </w:tcMar>
+            <w:vAlign w:val="center"/>
+          </w:tcPr>
+          <w:p>
+            <w:pPr>
+              <w:spacing w:after="0" w:line="260"/>
+            </w:pPr>
+            <w:r>
+              <w:rPr>
+                <w:rFonts w:ascii="Calibri" w:cs="Calibri" w:eastAsia="Calibri" w:hAnsi="Calibri"/>
+                <w:b w:val="false"/>
+                <w:bCs w:val="false"/>
+                <w:color w:val="000000"/>
+                <w:sz w:val="18"/>
+                <w:szCs w:val="18"/>
+              </w:rPr>
+              <w:t xml:space="preserve">Mobile (referência — time mobile)</w:t>
+            </w:r>
+          </w:p>
+        </w:tc>
+        <w:tc>
+          <w:tcPr>
+            <w:tcW w:type="dxa" w:w="6679"/>
+            <w:shd w:fill="EEF2F8" w:val="clear"/>
+            <w:tcMar>
+              <w:top w:type="dxa" w:w="70"/>
+              <w:left w:type="dxa" w:w="90"/>
+              <w:bottom w:type="dxa" w:w="70"/>
+              <w:right w:type="dxa" w:w="90"/>
+            </w:tcMar>
+            <w:vAlign w:val="center"/>
+          </w:tcPr>
+          <w:p>
+            <w:pPr>
+              <w:spacing w:after="0" w:line="260"/>
+            </w:pPr>
+            <w:r>
+              <w:rPr>
+                <w:rFonts w:ascii="Calibri" w:cs="Calibri" w:eastAsia="Calibri" w:hAnsi="Calibri"/>
+                <w:b w:val="false"/>
+                <w:bCs w:val="false"/>
+                <w:color w:val="000000"/>
+                <w:sz w:val="18"/>
+                <w:szCs w:val="18"/>
+              </w:rPr>
+              <w:t xml:space="preserve">Crash rate e ANR (ex.: Firebase Crashlytics ou Sentry); picos de 401/403 por versão do app e taxa de refresh de token, visíveis nas métricas da API; alerta se crash-free sessions &lt; 99%</w:t>
+            </w:r>
+          </w:p>
+        </w:tc>
+      </w:tr>
+      <w:tr>
+        <w:trPr>
+          <w:cantSplit/>
+        </w:trPr>
+        <w:tc>
+          <w:tcPr>
+            <w:tcW w:type="dxa" w:w="2347"/>
+            <w:tcMar>
+              <w:top w:type="dxa" w:w="70"/>
+              <w:left w:type="dxa" w:w="90"/>
+              <w:bottom w:type="dxa" w:w="70"/>
+              <w:right w:type="dxa" w:w="90"/>
+            </w:tcMar>
+            <w:vAlign w:val="center"/>
+          </w:tcPr>
+          <w:p>
+            <w:pPr>
+              <w:spacing w:after="0" w:line="260"/>
+            </w:pPr>
+            <w:r>
+              <w:rPr>
+                <w:rFonts w:ascii="Calibri" w:cs="Calibri" w:eastAsia="Calibri" w:hAnsi="Calibri"/>
+                <w:b w:val="false"/>
+                <w:bCs w:val="false"/>
+                <w:color w:val="000000"/>
+                <w:sz w:val="18"/>
+                <w:szCs w:val="18"/>
+              </w:rPr>
+              <w:t xml:space="preserve">IoT (referência — sem camada IoT no escopo)</w:t>
+            </w:r>
+          </w:p>
+        </w:tc>
+        <w:tc>
+          <w:tcPr>
+            <w:tcW w:type="dxa" w:w="6679"/>
+            <w:tcMar>
+              <w:top w:type="dxa" w:w="70"/>
+              <w:left w:type="dxa" w:w="90"/>
+              <w:bottom w:type="dxa" w:w="70"/>
+              <w:right w:type="dxa" w:w="90"/>
+            </w:tcMar>
+            <w:vAlign w:val="center"/>
+          </w:tcPr>
+          <w:p>
+            <w:pPr>
+              <w:spacing w:after="0" w:line="260"/>
+            </w:pPr>
+            <w:r>
+              <w:rPr>
+                <w:rFonts w:ascii="Calibri" w:cs="Calibri" w:eastAsia="Calibri" w:hAnsi="Calibri"/>
+                <w:b w:val="false"/>
+                <w:bCs w:val="false"/>
+                <w:color w:val="000000"/>
+                <w:sz w:val="18"/>
+                <w:szCs w:val="18"/>
+              </w:rPr>
+              <w:t xml:space="preserve">Métricas do broker MQTT: clientes conectados, mensagens/s, falhas de handshake TLS/mTLS e de ACL; alertas para queda de dispositivos, pico de falhas de autenticação e dispositivo silencioso além do limite</w:t>
+            </w:r>
+          </w:p>
+        </w:tc>
+      </w:tr>
+      <w:tr>
+        <w:trPr>
+          <w:cantSplit/>
+        </w:trPr>
+        <w:tc>
+          <w:tcPr>
+            <w:tcW w:type="dxa" w:w="2347"/>
+            <w:shd w:fill="EEF2F8" w:val="clear"/>
+            <w:tcMar>
+              <w:top w:type="dxa" w:w="70"/>
+              <w:left w:type="dxa" w:w="90"/>
+              <w:bottom w:type="dxa" w:w="70"/>
+              <w:right w:type="dxa" w:w="90"/>
+            </w:tcMar>
+            <w:vAlign w:val="center"/>
+          </w:tcPr>
+          <w:p>
+            <w:pPr>
+              <w:spacing w:after="0" w:line="260"/>
+            </w:pPr>
+            <w:r>
+              <w:rPr>
+                <w:rFonts w:ascii="Calibri" w:cs="Calibri" w:eastAsia="Calibri" w:hAnsi="Calibri"/>
+                <w:b w:val="false"/>
+                <w:bCs w:val="false"/>
+                <w:color w:val="000000"/>
+                <w:sz w:val="18"/>
+                <w:szCs w:val="18"/>
+              </w:rPr>
+              <w:t xml:space="preserve">ML (referência — serviço de IA)</w:t>
+            </w:r>
+          </w:p>
+        </w:tc>
+        <w:tc>
+          <w:tcPr>
+            <w:tcW w:type="dxa" w:w="6679"/>
+            <w:shd w:fill="EEF2F8" w:val="clear"/>
+            <w:tcMar>
+              <w:top w:type="dxa" w:w="70"/>
+              <w:left w:type="dxa" w:w="90"/>
+              <w:bottom w:type="dxa" w:w="70"/>
+              <w:right w:type="dxa" w:w="90"/>
+            </w:tcMar>
+            <w:vAlign w:val="center"/>
+          </w:tcPr>
+          <w:p>
+            <w:pPr>
+              <w:spacing w:after="0" w:line="260"/>
+            </w:pPr>
+            <w:r>
+              <w:rPr>
+                <w:rFonts w:ascii="Calibri" w:cs="Calibri" w:eastAsia="Calibri" w:hAnsi="Calibri"/>
+                <w:b w:val="false"/>
+                <w:bCs w:val="false"/>
+                <w:color w:val="000000"/>
+                <w:sz w:val="18"/>
+                <w:szCs w:val="18"/>
+              </w:rPr>
+              <w:t xml:space="preserve">Latência e taxa de erro da inferência, proporção de respostas “Não disponível”, drift da distribuição das entradas; alertas para erro &gt; 5%, p95 acima do limite e queda abrupta de qualidade</w:t>
+            </w:r>
+          </w:p>
+        </w:tc>
+      </w:tr>
+    </w:tbl>
     <w:p>
       <w:pPr>
         <w:pStyle w:val="Heading3"/>
@@ -25680,6 +27536,130 @@
           </w:p>
         </w:tc>
       </w:tr>
+      <w:tr>
+        <w:trPr>
+          <w:cantSplit/>
+        </w:trPr>
+        <w:tc>
+          <w:tcPr>
+            <w:tcW w:type="dxa" w:w="7020"/>
+            <w:shd w:fill="EEF2F8" w:val="clear"/>
+            <w:tcMar>
+              <w:top w:type="dxa" w:w="70"/>
+              <w:left w:type="dxa" w:w="90"/>
+              <w:bottom w:type="dxa" w:w="70"/>
+              <w:right w:type="dxa" w:w="90"/>
+            </w:tcMar>
+            <w:vAlign w:val="center"/>
+          </w:tcPr>
+          <w:p>
+            <w:pPr>
+              <w:spacing w:after="0" w:line="260"/>
+            </w:pPr>
+            <w:r>
+              <w:rPr>
+                <w:rFonts w:ascii="Consolas" w:cs="Consolas" w:eastAsia="Consolas" w:hAnsi="Consolas"/>
+                <w:b w:val="false"/>
+                <w:bCs w:val="false"/>
+                <w:color w:val="000000"/>
+                <w:sz w:val="17"/>
+                <w:szCs w:val="17"/>
+              </w:rPr>
+              <w:t xml:space="preserve">src/main/java/com/ford/riva/security/ClientIpResolver.java, config/SecurityStartupValidator.java, controller/UserController.java</w:t>
+            </w:r>
+          </w:p>
+        </w:tc>
+        <w:tc>
+          <w:tcPr>
+            <w:tcW w:type="dxa" w:w="2006"/>
+            <w:shd w:fill="EEF2F8" w:val="clear"/>
+            <w:tcMar>
+              <w:top w:type="dxa" w:w="70"/>
+              <w:left w:type="dxa" w:w="90"/>
+              <w:bottom w:type="dxa" w:w="70"/>
+              <w:right w:type="dxa" w:w="90"/>
+            </w:tcMar>
+            <w:vAlign w:val="center"/>
+          </w:tcPr>
+          <w:p>
+            <w:pPr>
+              <w:spacing w:after="0" w:line="260"/>
+            </w:pPr>
+            <w:r>
+              <w:rPr>
+                <w:rFonts w:ascii="Calibri" w:cs="Calibri" w:eastAsia="Calibri" w:hAnsi="Calibri"/>
+                <w:b w:val="false"/>
+                <w:bCs w:val="false"/>
+                <w:color w:val="000000"/>
+                <w:sz w:val="18"/>
+                <w:szCs w:val="18"/>
+              </w:rPr>
+              <w:t xml:space="preserve">2</w:t>
+            </w:r>
+          </w:p>
+        </w:tc>
+      </w:tr>
+      <w:tr>
+        <w:trPr>
+          <w:cantSplit/>
+        </w:trPr>
+        <w:tc>
+          <w:tcPr>
+            <w:tcW w:type="dxa" w:w="7020"/>
+            <w:tcMar>
+              <w:top w:type="dxa" w:w="70"/>
+              <w:left w:type="dxa" w:w="90"/>
+              <w:bottom w:type="dxa" w:w="70"/>
+              <w:right w:type="dxa" w:w="90"/>
+            </w:tcMar>
+            <w:vAlign w:val="center"/>
+          </w:tcPr>
+          <w:p>
+            <w:pPr>
+              <w:spacing w:after="0" w:line="260"/>
+            </w:pPr>
+            <w:r>
+              <w:rPr>
+                <w:rFonts w:ascii="Consolas" w:cs="Consolas" w:eastAsia="Consolas" w:hAnsi="Consolas"/>
+                <w:b w:val="false"/>
+                <w:bCs w:val="false"/>
+                <w:color w:val="000000"/>
+                <w:sz w:val="17"/>
+                <w:szCs w:val="17"/>
+              </w:rPr>
+              <w:t xml:space="preserve">SECURITY.md §14 (limitações conhecidas)</w:t>
+            </w:r>
+          </w:p>
+        </w:tc>
+        <w:tc>
+          <w:tcPr>
+            <w:tcW w:type="dxa" w:w="2006"/>
+            <w:tcMar>
+              <w:top w:type="dxa" w:w="70"/>
+              <w:left w:type="dxa" w:w="90"/>
+              <w:bottom w:type="dxa" w:w="70"/>
+              <w:right w:type="dxa" w:w="90"/>
+            </w:tcMar>
+            <w:vAlign w:val="center"/>
+          </w:tcPr>
+          <w:p>
+            <w:pPr>
+              <w:spacing w:after="0" w:line="260"/>
+            </w:pPr>
+            <w:r>
+              <w:rPr>
+                <w:rFonts w:ascii="Calibri" w:cs="Calibri" w:eastAsia="Calibri" w:hAnsi="Calibri"/>
+                <w:b w:val="false"/>
+                <w:bCs w:val="false"/>
+                <w:color w:val="000000"/>
+                <w:sz w:val="18"/>
+                <w:szCs w:val="18"/>
+              </w:rPr>
+              <w:t xml:space="preserve">2, 3</w:t>
+            </w:r>
+          </w:p>
+        </w:tc>
+      </w:tr>
     </w:tbl>
     <w:p>
       <w:pPr>
@@ -25746,7 +27726,7 @@
           <w:szCs w:val="18"/>
         </w:rPr>
         <w:br/>
-        <w:t xml:space="preserve"># 2. App com observabilidade (gera logs/riva-backend.json e Actuator na 9090)</w:t>
+        <w:t xml:space="preserve"># 2. App com observabilidade (gera logs/riva-backend.json; Actuator na 8080 local, 9090 só em prod)</w:t>
       </w:r>
       <w:r>
         <w:rPr>
@@ -25764,7 +27744,7 @@
           <w:szCs w:val="18"/>
         </w:rPr>
         <w:br/>
-        <w:t xml:space="preserve">SPRING_PROFILES_ACTIVE=obs ./mvnw spring-boot:run</w:t>
+        <w:t xml:space="preserve">SPRING_PROFILES_ACTIVE=dev,obs ./mvnw spring-boot:run</w:t>
       </w:r>
       <w:r>
         <w:rPr>

--- a/docs/Relatorio_Sprint3_DevSecOps_RIVA.docx
+++ b/docs/Relatorio_Sprint3_DevSecOps_RIVA.docx
@@ -16342,6 +16342,7 @@
     </w:p>
     <w:p>
       <w:pPr>
+        <w:keepNext/>
         <w:spacing w:after="120" w:line="276"/>
       </w:pPr>
       <w:r>
@@ -16388,6 +16389,7 @@
           </w:tcPr>
           <w:p>
             <w:pPr>
+              <w:keepNext/>
               <w:spacing w:after="0" w:line="260"/>
             </w:pPr>
             <w:r>
@@ -16417,6 +16419,7 @@
           </w:tcPr>
           <w:p>
             <w:pPr>
+              <w:keepNext/>
               <w:spacing w:after="0" w:line="260"/>
             </w:pPr>
             <w:r>
@@ -16450,6 +16453,7 @@
           </w:tcPr>
           <w:p>
             <w:pPr>
+              <w:keepNext/>
               <w:spacing w:after="0" w:line="260"/>
             </w:pPr>
             <w:r>
@@ -16478,6 +16482,7 @@
           </w:tcPr>
           <w:p>
             <w:pPr>
+              <w:keepNext/>
               <w:spacing w:after="0" w:line="260"/>
             </w:pPr>
             <w:r>
@@ -16512,6 +16517,7 @@
           </w:tcPr>
           <w:p>
             <w:pPr>
+              <w:keepNext/>
               <w:spacing w:after="0" w:line="260"/>
             </w:pPr>
             <w:r>
@@ -16541,6 +16547,7 @@
           </w:tcPr>
           <w:p>
             <w:pPr>
+              <w:keepNext/>
               <w:spacing w:after="0" w:line="260"/>
             </w:pPr>
             <w:r>
@@ -16574,6 +16581,7 @@
           </w:tcPr>
           <w:p>
             <w:pPr>
+              <w:keepNext/>
               <w:spacing w:after="0" w:line="260"/>
             </w:pPr>
             <w:r>
@@ -16602,6 +16610,7 @@
           </w:tcPr>
           <w:p>
             <w:pPr>
+              <w:keepNext/>
               <w:spacing w:after="0" w:line="260"/>
             </w:pPr>
             <w:r>
@@ -16636,6 +16645,7 @@
           </w:tcPr>
           <w:p>
             <w:pPr>
+              <w:keepNext/>
               <w:spacing w:after="0" w:line="260"/>
             </w:pPr>
             <w:r>
@@ -16665,6 +16675,7 @@
           </w:tcPr>
           <w:p>
             <w:pPr>
+              <w:keepNext/>
               <w:spacing w:after="0" w:line="260"/>
             </w:pPr>
             <w:r>
@@ -16698,6 +16709,7 @@
           </w:tcPr>
           <w:p>
             <w:pPr>
+              <w:keepNext/>
               <w:spacing w:after="0" w:line="260"/>
             </w:pPr>
             <w:r>
@@ -16726,6 +16738,7 @@
           </w:tcPr>
           <w:p>
             <w:pPr>
+              <w:keepNext/>
               <w:spacing w:after="0" w:line="260"/>
             </w:pPr>
             <w:r>
@@ -16760,6 +16773,7 @@
           </w:tcPr>
           <w:p>
             <w:pPr>
+              <w:keepNext/>
               <w:spacing w:after="0" w:line="260"/>
             </w:pPr>
             <w:r>
@@ -16789,6 +16803,7 @@
           </w:tcPr>
           <w:p>
             <w:pPr>
+              <w:keepNext/>
               <w:spacing w:after="0" w:line="260"/>
             </w:pPr>
             <w:r>
@@ -16822,6 +16837,7 @@
           </w:tcPr>
           <w:p>
             <w:pPr>
+              <w:keepNext/>
               <w:spacing w:after="0" w:line="260"/>
             </w:pPr>
             <w:r>
@@ -16850,6 +16866,7 @@
           </w:tcPr>
           <w:p>
             <w:pPr>
+              <w:keepNext/>
               <w:spacing w:after="0" w:line="260"/>
             </w:pPr>
             <w:r>
@@ -17794,6 +17811,7 @@
     </w:tbl>
     <w:p>
       <w:pPr>
+        <w:keepNext/>
         <w:spacing w:after="120" w:line="276"/>
       </w:pPr>
       <w:r>
@@ -18869,6 +18887,7 @@
       <w:pPr>
         <w:pStyle w:val="Heading2"/>
         <w:keepNext/>
+        <w:pageBreakBefore/>
         <w:spacing w:after="120" w:before="280"/>
       </w:pPr>
       <w:bookmarkStart w:name="bm_3_4_checklist_de_conformidade_consol" w:id="128"/>
@@ -24550,13 +24569,7 @@
     </w:p>
     <w:p>
       <w:pPr>
-        <w:pStyle w:val="ListParagraph"/>
-        <w:keepNext w:val="false"/>
-        <w:numPr>
-          <w:ilvl w:val="0"/>
-          <w:numId w:val="1"/>
-        </w:numPr>
-        <w:spacing w:after="60" w:line="276"/>
+        <w:spacing w:after="120" w:line="276"/>
       </w:pPr>
       <w:r>
         <w:rPr>

--- a/docs/Relatorio_Sprint3_DevSecOps_RIVA.docx
+++ b/docs/Relatorio_Sprint3_DevSecOps_RIVA.docx
@@ -444,7 +444,7 @@
                 <w:sz w:val="19"/>
                 <w:szCs w:val="19"/>
               </w:rPr>
-              <w:t xml:space="preserve">Prometheus + Grafana + Loki, 10 alertas e runbook de resposta a incidentes</w:t>
+              <w:t xml:space="preserve">Prometheus + Grafana + Loki, 11 alertas e runbook de resposta a incidentes</w:t>
             </w:r>
           </w:p>
         </w:tc>
@@ -4275,7 +4275,7 @@
           <w:sz w:val="22"/>
           <w:szCs w:val="22"/>
         </w:rPr>
-        <w:t xml:space="preserve">Evidências a anexar: </w:t>
+        <w:t xml:space="preserve">Evidências: </w:t>
       </w:r>
       <w:r>
         <w:rPr>
@@ -4283,7 +4283,7 @@
           <w:sz w:val="22"/>
           <w:szCs w:val="22"/>
         </w:rPr>
-        <w:t xml:space="preserve">print da aba Actions com os jobs verdes (Secret Scan, SAST, SCA, IaC/Container); print da aba Security → Code scanning; screenshot dos artifacts (gitleaks-report, semgrep-report, sca-reports, trivy-reports) e de um relatorio Trivy (*.txt).</w:t>
+        <w:t xml:space="preserve">print da aba Actions com os jobs verdes e print do Code scanning (abaixo); os relatórios de cada job (gitleaks-report, semgrep-report, sca-reports, trivy-reports) ficam como artifacts da execução do workflow.</w:t>
       </w:r>
     </w:p>
     <w:p>
@@ -9004,7 +9004,7 @@
           <w:sz w:val="22"/>
           <w:szCs w:val="22"/>
         </w:rPr>
-        <w:t xml:space="preserve">Evidências a anexar: </w:t>
+        <w:t xml:space="preserve">Verificação: </w:t>
       </w:r>
       <w:r>
         <w:rPr>
@@ -9012,7 +9012,7 @@
           <w:sz w:val="22"/>
           <w:szCs w:val="22"/>
         </w:rPr>
-        <w:t xml:space="preserve">saída do docker build; saída do Trivy config e image (artifact trivy-reports); docker run mostrando o processo como usuário riva (id).</w:t>
+        <w:t xml:space="preserve">o Dockerfile é analisado pelo Trivy config e a imagem pelo Trivy image no job iac-container-scan (relatórios no artifact trivy-reports); o comando docker run --rm riva-backend:local id confirma o processo como usuário riva (Apêndice B).</w:t>
       </w:r>
     </w:p>
     <w:p>
@@ -16750,7 +16750,7 @@
                 <w:sz w:val="18"/>
                 <w:szCs w:val="18"/>
               </w:rPr>
-              <w:t xml:space="preserve">AnonymizationService.anonymizeUser(id) — substituição irreversível, preserva integridade referencial</w:t>
+              <w:t xml:space="preserve">DELETE /api/v1/users/{id} (ADMIN) → AnonymizationService.anonymizeUser(id) — substituição irreversível, preserva integridade referencial</w:t>
             </w:r>
           </w:p>
         </w:tc>
@@ -23464,7 +23464,7 @@
                 <w:sz w:val="18"/>
                 <w:szCs w:val="18"/>
               </w:rPr>
-              <w:t xml:space="preserve">HighHttp5xxRate</w:t>
+              <w:t xml:space="preserve">RivaHealthDegraded</w:t>
             </w:r>
           </w:p>
         </w:tc>
@@ -23493,7 +23493,7 @@
                 <w:sz w:val="18"/>
                 <w:szCs w:val="18"/>
               </w:rPr>
-              <w:t xml:space="preserve">&gt; 5% de 5xx por 5m</w:t>
+              <w:t xml:space="preserve">app no ar (up) sem sinalizar readiness por 5m</w:t>
             </w:r>
           </w:p>
         </w:tc>
@@ -23522,7 +23522,7 @@
                 <w:sz w:val="18"/>
                 <w:szCs w:val="18"/>
               </w:rPr>
-              <w:t xml:space="preserve">critical</w:t>
+              <w:t xml:space="preserve">warning</w:t>
             </w:r>
           </w:p>
         </w:tc>
@@ -23551,7 +23551,7 @@
                 <w:sz w:val="18"/>
                 <w:szCs w:val="18"/>
               </w:rPr>
-              <w:t xml:space="preserve">Runbook — Erros 5xx</w:t>
+              <w:t xml:space="preserve">investigar readiness (banco / dependências)</w:t>
             </w:r>
           </w:p>
         </w:tc>
@@ -23584,7 +23584,7 @@
                 <w:sz w:val="18"/>
                 <w:szCs w:val="18"/>
               </w:rPr>
-              <w:t xml:space="preserve">ErrorLogSurge</w:t>
+              <w:t xml:space="preserve">HighHttp5xxRate</w:t>
             </w:r>
           </w:p>
         </w:tc>
@@ -23612,7 +23612,7 @@
                 <w:sz w:val="18"/>
                 <w:szCs w:val="18"/>
               </w:rPr>
-              <w:t xml:space="preserve">&gt; 20 logs ERROR / 10m</w:t>
+              <w:t xml:space="preserve">&gt; 5% de 5xx por 5m</w:t>
             </w:r>
           </w:p>
         </w:tc>
@@ -23640,7 +23640,7 @@
                 <w:sz w:val="18"/>
                 <w:szCs w:val="18"/>
               </w:rPr>
-              <w:t xml:space="preserve">warning</w:t>
+              <w:t xml:space="preserve">critical</w:t>
             </w:r>
           </w:p>
         </w:tc>
@@ -23668,7 +23668,7 @@
                 <w:sz w:val="18"/>
                 <w:szCs w:val="18"/>
               </w:rPr>
-              <w:t xml:space="preserve">Runbook — Surto de erros</w:t>
+              <w:t xml:space="preserve">Runbook — Erros 5xx</w:t>
             </w:r>
           </w:p>
         </w:tc>
@@ -23702,7 +23702,7 @@
                 <w:sz w:val="18"/>
                 <w:szCs w:val="18"/>
               </w:rPr>
-              <w:t xml:space="preserve">AuthLoginFailureSpike</w:t>
+              <w:t xml:space="preserve">ErrorLogSurge</w:t>
             </w:r>
           </w:p>
         </w:tc>
@@ -23731,7 +23731,7 @@
                 <w:sz w:val="18"/>
                 <w:szCs w:val="18"/>
               </w:rPr>
-              <w:t xml:space="preserve">&gt; 30 falhas de login/min por 3m</w:t>
+              <w:t xml:space="preserve">&gt; 20 logs ERROR / 10m</w:t>
             </w:r>
           </w:p>
         </w:tc>
@@ -23760,7 +23760,7 @@
                 <w:sz w:val="18"/>
                 <w:szCs w:val="18"/>
               </w:rPr>
-              <w:t xml:space="preserve">warning (seg.)</w:t>
+              <w:t xml:space="preserve">warning</w:t>
             </w:r>
           </w:p>
         </w:tc>
@@ -23789,7 +23789,7 @@
                 <w:sz w:val="18"/>
                 <w:szCs w:val="18"/>
               </w:rPr>
-              <w:t xml:space="preserve">Runbook — Brute force</w:t>
+              <w:t xml:space="preserve">Runbook — Surto de erros</w:t>
             </w:r>
           </w:p>
         </w:tc>
@@ -23822,7 +23822,7 @@
                 <w:sz w:val="18"/>
                 <w:szCs w:val="18"/>
               </w:rPr>
-              <w:t xml:space="preserve">RateLimitRejectionSpike</w:t>
+              <w:t xml:space="preserve">AuthLoginFailureSpike</w:t>
             </w:r>
           </w:p>
         </w:tc>
@@ -23850,7 +23850,7 @@
                 <w:sz w:val="18"/>
                 <w:szCs w:val="18"/>
               </w:rPr>
-              <w:t xml:space="preserve">&gt; 120 respostas 429/min por 3m</w:t>
+              <w:t xml:space="preserve">&gt; 30 falhas de login/min por 3m</w:t>
             </w:r>
           </w:p>
         </w:tc>
@@ -23906,7 +23906,7 @@
                 <w:sz w:val="18"/>
                 <w:szCs w:val="18"/>
               </w:rPr>
-              <w:t xml:space="preserve">Runbook — Flooding/DoS</w:t>
+              <w:t xml:space="preserve">Runbook — Brute force</w:t>
             </w:r>
           </w:p>
         </w:tc>
@@ -23940,7 +23940,7 @@
                 <w:sz w:val="18"/>
                 <w:szCs w:val="18"/>
               </w:rPr>
-              <w:t xml:space="preserve">ForbiddenResponseSpike</w:t>
+              <w:t xml:space="preserve">RateLimitRejectionSpike</w:t>
             </w:r>
           </w:p>
         </w:tc>
@@ -23969,7 +23969,7 @@
                 <w:sz w:val="18"/>
                 <w:szCs w:val="18"/>
               </w:rPr>
-              <w:t xml:space="preserve">&gt; 60 respostas 403/min por 5m</w:t>
+              <w:t xml:space="preserve">&gt; 120 respostas 429/min por 3m</w:t>
             </w:r>
           </w:p>
         </w:tc>
@@ -23998,7 +23998,7 @@
                 <w:sz w:val="18"/>
                 <w:szCs w:val="18"/>
               </w:rPr>
-              <w:t xml:space="preserve">info (seg.)</w:t>
+              <w:t xml:space="preserve">warning (seg.)</w:t>
             </w:r>
           </w:p>
         </w:tc>
@@ -24027,7 +24027,7 @@
                 <w:sz w:val="18"/>
                 <w:szCs w:val="18"/>
               </w:rPr>
-              <w:t xml:space="preserve">triagem</w:t>
+              <w:t xml:space="preserve">Runbook — Flooding/DoS</w:t>
             </w:r>
           </w:p>
         </w:tc>
@@ -24060,7 +24060,7 @@
                 <w:sz w:val="18"/>
                 <w:szCs w:val="18"/>
               </w:rPr>
-              <w:t xml:space="preserve">NotFoundScanSpike</w:t>
+              <w:t xml:space="preserve">ForbiddenResponseSpike</w:t>
             </w:r>
           </w:p>
         </w:tc>
@@ -24088,7 +24088,7 @@
                 <w:sz w:val="18"/>
                 <w:szCs w:val="18"/>
               </w:rPr>
-              <w:t xml:space="preserve">&gt; 100 respostas 404/min por 5m</w:t>
+              <w:t xml:space="preserve">&gt; 60 respostas 403/min por 5m</w:t>
             </w:r>
           </w:p>
         </w:tc>
@@ -24178,7 +24178,7 @@
                 <w:sz w:val="18"/>
                 <w:szCs w:val="18"/>
               </w:rPr>
-              <w:t xml:space="preserve">HighLatencyP99</w:t>
+              <w:t xml:space="preserve">NotFoundScanSpike</w:t>
             </w:r>
           </w:p>
         </w:tc>
@@ -24207,7 +24207,7 @@
                 <w:sz w:val="18"/>
                 <w:szCs w:val="18"/>
               </w:rPr>
-              <w:t xml:space="preserve">p99 &gt; 1s por 10m</w:t>
+              <w:t xml:space="preserve">&gt; 100 respostas 404/min por 5m</w:t>
             </w:r>
           </w:p>
         </w:tc>
@@ -24236,7 +24236,7 @@
                 <w:sz w:val="18"/>
                 <w:szCs w:val="18"/>
               </w:rPr>
-              <w:t xml:space="preserve">warning</w:t>
+              <w:t xml:space="preserve">info (seg.)</w:t>
             </w:r>
           </w:p>
         </w:tc>
@@ -24265,7 +24265,7 @@
                 <w:sz w:val="18"/>
                 <w:szCs w:val="18"/>
               </w:rPr>
-              <w:t xml:space="preserve">investigação de performance</w:t>
+              <w:t xml:space="preserve">triagem</w:t>
             </w:r>
           </w:p>
         </w:tc>
@@ -24298,7 +24298,7 @@
                 <w:sz w:val="18"/>
                 <w:szCs w:val="18"/>
               </w:rPr>
-              <w:t xml:space="preserve">JvmHeapPressure</w:t>
+              <w:t xml:space="preserve">HighLatencyP99</w:t>
             </w:r>
           </w:p>
         </w:tc>
@@ -24326,7 +24326,7 @@
                 <w:sz w:val="18"/>
                 <w:szCs w:val="18"/>
               </w:rPr>
-              <w:t xml:space="preserve">heap &gt; 90% por 10m</w:t>
+              <w:t xml:space="preserve">p99 &gt; 1s por 10m</w:t>
             </w:r>
           </w:p>
         </w:tc>
@@ -24382,7 +24382,7 @@
                 <w:sz w:val="18"/>
                 <w:szCs w:val="18"/>
               </w:rPr>
-              <w:t xml:space="preserve">investigar leak / ajustar memória</w:t>
+              <w:t xml:space="preserve">investigação de performance</w:t>
             </w:r>
           </w:p>
         </w:tc>
@@ -24416,6 +24416,126 @@
                 <w:sz w:val="18"/>
                 <w:szCs w:val="18"/>
               </w:rPr>
+              <w:t xml:space="preserve">JvmHeapPressure</w:t>
+            </w:r>
+          </w:p>
+        </w:tc>
+        <w:tc>
+          <w:tcPr>
+            <w:tcW w:type="dxa" w:w="2708"/>
+            <w:shd w:fill="EEF2F8" w:val="clear"/>
+            <w:tcMar>
+              <w:top w:type="dxa" w:w="70"/>
+              <w:left w:type="dxa" w:w="90"/>
+              <w:bottom w:type="dxa" w:w="70"/>
+              <w:right w:type="dxa" w:w="90"/>
+            </w:tcMar>
+            <w:vAlign w:val="center"/>
+          </w:tcPr>
+          <w:p>
+            <w:pPr>
+              <w:spacing w:after="0" w:line="260"/>
+            </w:pPr>
+            <w:r>
+              <w:rPr>
+                <w:rFonts w:ascii="Calibri" w:cs="Calibri" w:eastAsia="Calibri" w:hAnsi="Calibri"/>
+                <w:b w:val="false"/>
+                <w:bCs w:val="false"/>
+                <w:color w:val="000000"/>
+                <w:sz w:val="18"/>
+                <w:szCs w:val="18"/>
+              </w:rPr>
+              <w:t xml:space="preserve">heap &gt; 90% por 10m</w:t>
+            </w:r>
+          </w:p>
+        </w:tc>
+        <w:tc>
+          <w:tcPr>
+            <w:tcW w:type="dxa" w:w="1504"/>
+            <w:shd w:fill="EEF2F8" w:val="clear"/>
+            <w:tcMar>
+              <w:top w:type="dxa" w:w="70"/>
+              <w:left w:type="dxa" w:w="90"/>
+              <w:bottom w:type="dxa" w:w="70"/>
+              <w:right w:type="dxa" w:w="90"/>
+            </w:tcMar>
+            <w:vAlign w:val="center"/>
+          </w:tcPr>
+          <w:p>
+            <w:pPr>
+              <w:spacing w:after="0" w:line="260"/>
+            </w:pPr>
+            <w:r>
+              <w:rPr>
+                <w:rFonts w:ascii="Calibri" w:cs="Calibri" w:eastAsia="Calibri" w:hAnsi="Calibri"/>
+                <w:b w:val="false"/>
+                <w:bCs w:val="false"/>
+                <w:color w:val="000000"/>
+                <w:sz w:val="18"/>
+                <w:szCs w:val="18"/>
+              </w:rPr>
+              <w:t xml:space="preserve">warning</w:t>
+            </w:r>
+          </w:p>
+        </w:tc>
+        <w:tc>
+          <w:tcPr>
+            <w:tcW w:type="dxa" w:w="2407"/>
+            <w:shd w:fill="EEF2F8" w:val="clear"/>
+            <w:tcMar>
+              <w:top w:type="dxa" w:w="70"/>
+              <w:left w:type="dxa" w:w="90"/>
+              <w:bottom w:type="dxa" w:w="70"/>
+              <w:right w:type="dxa" w:w="90"/>
+            </w:tcMar>
+            <w:vAlign w:val="center"/>
+          </w:tcPr>
+          <w:p>
+            <w:pPr>
+              <w:spacing w:after="0" w:line="260"/>
+            </w:pPr>
+            <w:r>
+              <w:rPr>
+                <w:rFonts w:ascii="Calibri" w:cs="Calibri" w:eastAsia="Calibri" w:hAnsi="Calibri"/>
+                <w:b w:val="false"/>
+                <w:bCs w:val="false"/>
+                <w:color w:val="000000"/>
+                <w:sz w:val="18"/>
+                <w:szCs w:val="18"/>
+              </w:rPr>
+              <w:t xml:space="preserve">investigar leak / ajustar memória</w:t>
+            </w:r>
+          </w:p>
+        </w:tc>
+      </w:tr>
+      <w:tr>
+        <w:trPr>
+          <w:cantSplit/>
+        </w:trPr>
+        <w:tc>
+          <w:tcPr>
+            <w:tcW w:type="dxa" w:w="2407"/>
+            <w:tcMar>
+              <w:top w:type="dxa" w:w="70"/>
+              <w:left w:type="dxa" w:w="90"/>
+              <w:bottom w:type="dxa" w:w="70"/>
+              <w:right w:type="dxa" w:w="90"/>
+            </w:tcMar>
+            <w:vAlign w:val="center"/>
+          </w:tcPr>
+          <w:p>
+            <w:pPr>
+              <w:spacing w:after="0" w:line="260"/>
+            </w:pPr>
+            <w:r>
+              <w:rPr>
+                <w:rFonts w:ascii="Calibri" w:cs="Calibri" w:eastAsia="Calibri" w:hAnsi="Calibri"/>
+                <w:b w:val="false"/>
+                <w:bCs w:val="false"/>
+                <w:color w:val="000000"/>
+                <w:sz w:val="18"/>
+                <w:szCs w:val="18"/>
+              </w:rPr>
               <w:t xml:space="preserve">HighCpuUsage</w:t>
             </w:r>
           </w:p>
@@ -24423,7 +24543,6 @@
         <w:tc>
           <w:tcPr>
             <w:tcW w:type="dxa" w:w="2708"/>
-            <w:shd w:fill="EEF2F8" w:val="clear"/>
             <w:tcMar>
               <w:top w:type="dxa" w:w="70"/>
               <w:left w:type="dxa" w:w="90"/>
@@ -24452,7 +24571,6 @@
         <w:tc>
           <w:tcPr>
             <w:tcW w:type="dxa" w:w="1504"/>
-            <w:shd w:fill="EEF2F8" w:val="clear"/>
             <w:tcMar>
               <w:top w:type="dxa" w:w="70"/>
               <w:left w:type="dxa" w:w="90"/>
@@ -24481,7 +24599,6 @@
         <w:tc>
           <w:tcPr>
             <w:tcW w:type="dxa" w:w="2407"/>
-            <w:shd w:fill="EEF2F8" w:val="clear"/>
             <w:tcMar>
               <w:top w:type="dxa" w:w="70"/>
               <w:left w:type="dxa" w:w="90"/>

--- a/docs/Relatorio_Sprint3_DevSecOps_RIVA.docx
+++ b/docs/Relatorio_Sprint3_DevSecOps_RIVA.docx
@@ -25048,6 +25048,7 @@
     </w:p>
     <w:p>
       <w:pPr>
+        <w:keepNext/>
         <w:spacing w:after="120" w:line="276"/>
       </w:pPr>
       <w:r>
